--- a/downloads/teacher/ai-7-week-08.docx
+++ b/downloads/teacher/ai-7-week-08.docx
@@ -1974,6 +1974,396 @@
         <w:t>For the Reproducible AI Research Study, retain an annotated worked trace and the changed-case reasoning. Connect the claim to its records, units and assumptions so another investigator can challenge or reproduce it.</w:t>
       </w:r>
     </w:p>
+    <w:p>
+      <w:pPr>
+        <w:pStyle w:val="Heading1"/>
+      </w:pPr>
+      <w:r>
+        <w:t>07. Prepare, teach and assess</w:t>
+      </w:r>
+    </w:p>
+    <w:p>
+      <w:r>
+        <w:t>Teaching target: Explain the mechanism and terminology of baselines and fair comparisons</w:t>
+      </w:r>
+    </w:p>
+    <w:p>
+      <w:r>
+        <w:t>Prepare the labelled worked-case picture, the matching workbook, fictional input cards and a place for individual responses. Check a local Python 3 environment before class; have a paper-trace version ready.</w:t>
+      </w:r>
+    </w:p>
+    <w:tbl>
+      <w:tblPr>
+        <w:tblStyle w:val="LightShading-Accent1"/>
+        <w:tblW w:type="auto" w:w="0"/>
+        <w:tblLook w:firstColumn="1" w:firstRow="1" w:lastColumn="0" w:lastRow="0" w:noHBand="0" w:noVBand="1" w:val="04A0"/>
+      </w:tblPr>
+      <w:tblGrid>
+        <w:gridCol w:w="3408"/>
+        <w:gridCol w:w="3408"/>
+        <w:gridCol w:w="3408"/>
+      </w:tblGrid>
+      <w:tr>
+        <w:trPr>
+          <w:tblHeader/>
+        </w:trPr>
+        <w:tc>
+          <w:tcPr>
+            <w:tcW w:type="dxa" w:w="3408"/>
+          </w:tcPr>
+          <w:p>
+            <w:r>
+              <w:t>Session</w:t>
+            </w:r>
+          </w:p>
+        </w:tc>
+        <w:tc>
+          <w:tcPr>
+            <w:tcW w:type="dxa" w:w="3408"/>
+          </w:tcPr>
+          <w:p>
+            <w:r>
+              <w:t>Plan</w:t>
+            </w:r>
+          </w:p>
+        </w:tc>
+        <w:tc>
+          <w:tcPr>
+            <w:tcW w:type="dxa" w:w="3408"/>
+          </w:tcPr>
+          <w:p>
+            <w:r>
+              <w:t>Resources</w:t>
+            </w:r>
+          </w:p>
+        </w:tc>
+      </w:tr>
+      <w:tr>
+        <w:tc>
+          <w:tcPr>
+            <w:tcW w:type="dxa" w:w="3408"/>
+          </w:tcPr>
+          <w:p>
+            <w:r>
+              <w:t>Session 1 · Understand · 45 min</w:t>
+            </w:r>
+          </w:p>
+        </w:tc>
+        <w:tc>
+          <w:tcPr>
+            <w:tcW w:type="dxa" w:w="3408"/>
+          </w:tcPr>
+          <w:p>
+            <w:r>
+              <w:t>0–7: recall and prerequisite; 7–15: inspect the concrete case and predict; 15–30: teacher models the worked trace; 30–40: learners explain a step using the text and visual; 40–45: check the core idea.</w:t>
+            </w:r>
+          </w:p>
+        </w:tc>
+        <w:tc>
+          <w:tcPr>
+            <w:tcW w:type="dxa" w:w="3408"/>
+          </w:tcPr>
+          <w:p>
+            <w:r>
+              <w:t>Sections 1–6; record the brief recall in the workbook.</w:t>
+            </w:r>
+          </w:p>
+        </w:tc>
+      </w:tr>
+      <w:tr>
+        <w:tc>
+          <w:tcPr>
+            <w:tcW w:type="dxa" w:w="3408"/>
+          </w:tcPr>
+          <w:p>
+            <w:r>
+              <w:t>Session 2 · Practise · 45 min</w:t>
+            </w:r>
+          </w:p>
+        </w:tc>
+        <w:tc>
+          <w:tcPr>
+            <w:tcW w:type="dxa" w:w="3408"/>
+          </w:tcPr>
+          <w:p>
+            <w:r>
+              <w:t>0–5: retrieve the procedure; 5–15: W2 completion practice; 15–23: explain and check with a partner; 23–30: each learner answers the misconception check; 30–40: targeted reteaching or a harder variation; 40–45: prepare the investigation.</w:t>
+            </w:r>
+          </w:p>
+        </w:tc>
+        <w:tc>
+          <w:tcPr>
+            <w:tcW w:type="dxa" w:w="3408"/>
+          </w:tcPr>
+          <w:p>
+            <w:r>
+              <w:t>Sections 7–10; use the matching workbook W2 and misconception check.</w:t>
+            </w:r>
+          </w:p>
+        </w:tc>
+      </w:tr>
+      <w:tr>
+        <w:tc>
+          <w:tcPr>
+            <w:tcW w:type="dxa" w:w="3408"/>
+          </w:tcPr>
+          <w:p>
+            <w:r>
+              <w:t>Session 3 · Investigate and transfer · 45 min</w:t>
+            </w:r>
+          </w:p>
+        </w:tc>
+        <w:tc>
+          <w:tcPr>
+            <w:tcW w:type="dxa" w:w="3408"/>
+          </w:tcPr>
+          <w:p>
+            <w:r>
+              <w:t>0–5: retrieve the decision rule; 5–20: investigate or trace; 20–30: start the independent case; 30–38: connect the project; 38–43: act on feedback; 43–45: plan the return check.</w:t>
+            </w:r>
+          </w:p>
+        </w:tc>
+        <w:tc>
+          <w:tcPr>
+            <w:tcW w:type="dxa" w:w="3408"/>
+          </w:tcPr>
+          <w:p>
+            <w:r>
+              <w:t>Sections 9 and 11–14. Give extra time to finish the full task set; use Section 15 when the week includes a coding lab.</w:t>
+            </w:r>
+          </w:p>
+        </w:tc>
+      </w:tr>
+    </w:tbl>
+    <w:p>
+      <w:r>
+        <w:t>Before class, solve the supported practice: Assistant gets current register; baseline gets an obsolete one. Assistant scores higher. Show the intermediate steps and give the conclusion with its scope.</w:t>
+      </w:r>
+    </w:p>
+    <w:p>
+      <w:r>
+        <w:t>Reasoned practice answer: Teacher explanation: Source freshness is confounded with procedure. Provide both the same eligible current sources or report the unequal comparison without isolating method.</w:t>
+      </w:r>
+    </w:p>
+    <w:p>
+      <w:r>
+        <w:t>Check every learner before discussion: Use the worked case for Baselines and fair comparisons. Proposed explanation: “The worked result establishes every future case”. Decide whether this explanation is supported. Point to the step or supplied fact that decides; explain your repair if needed.</w:t>
+      </w:r>
+    </w:p>
+    <w:p>
+      <w:r>
+        <w:t>Misconception repair: A baseline is credible relative to the task, not merely a procedure easy to outperform.</w:t>
+      </w:r>
+    </w:p>
+    <w:p>
+      <w:r>
+        <w:t>Support: read the exact case aloud, enlarge the labelled picture, supply input cards and model only the first deciding step. Accept a spoken explanation or drawing; retain the reasoning goal.</w:t>
+      </w:r>
+    </w:p>
+    <w:p>
+      <w:r>
+        <w:t>Extension: Give B the answer key before testing. Require a prediction and a reason before comparing. Expected result: The resulting comparison is invalid as unseen evaluation. Reason: B would receive privileged information that A did not receive.</w:t>
+      </w:r>
+    </w:p>
+    <w:p>
+      <w:r>
+        <w:t>Independent assessment: withhold the reserved answer until the learner has attempted the new case. Record support separately from correctness.</w:t>
+      </w:r>
+    </w:p>
+    <w:tbl>
+      <w:tblPr>
+        <w:tblStyle w:val="LightShading-Accent1"/>
+        <w:tblW w:type="auto" w:w="0"/>
+        <w:tblLook w:firstColumn="1" w:firstRow="1" w:lastColumn="0" w:lastRow="0" w:noHBand="0" w:noVBand="1" w:val="04A0"/>
+      </w:tblPr>
+      <w:tblGrid>
+        <w:gridCol w:w="2556"/>
+        <w:gridCol w:w="2556"/>
+        <w:gridCol w:w="2556"/>
+        <w:gridCol w:w="2556"/>
+      </w:tblGrid>
+      <w:tr>
+        <w:trPr>
+          <w:tblHeader/>
+        </w:trPr>
+        <w:tc>
+          <w:tcPr>
+            <w:tcW w:type="dxa" w:w="2556"/>
+          </w:tcPr>
+          <w:p>
+            <w:r>
+              <w:t>Criterion</w:t>
+            </w:r>
+          </w:p>
+        </w:tc>
+        <w:tc>
+          <w:tcPr>
+            <w:tcW w:type="dxa" w:w="2556"/>
+          </w:tcPr>
+          <w:p>
+            <w:r>
+              <w:t>Not yet</w:t>
+            </w:r>
+          </w:p>
+        </w:tc>
+        <w:tc>
+          <w:tcPr>
+            <w:tcW w:type="dxa" w:w="2556"/>
+          </w:tcPr>
+          <w:p>
+            <w:r>
+              <w:t>With support</w:t>
+            </w:r>
+          </w:p>
+        </w:tc>
+        <w:tc>
+          <w:tcPr>
+            <w:tcW w:type="dxa" w:w="2556"/>
+          </w:tcPr>
+          <w:p>
+            <w:r>
+              <w:t>Independent</w:t>
+            </w:r>
+          </w:p>
+        </w:tc>
+      </w:tr>
+      <w:tr>
+        <w:tc>
+          <w:tcPr>
+            <w:tcW w:type="dxa" w:w="2556"/>
+          </w:tcPr>
+          <w:p>
+            <w:r>
+              <w:t>Explanation</w:t>
+            </w:r>
+          </w:p>
+        </w:tc>
+        <w:tc>
+          <w:tcPr>
+            <w:tcW w:type="dxa" w:w="2556"/>
+          </w:tcPr>
+          <w:p>
+            <w:r>
+              <w:t>Names an answer without a deciding fact</w:t>
+            </w:r>
+          </w:p>
+        </w:tc>
+        <w:tc>
+          <w:tcPr>
+            <w:tcW w:type="dxa" w:w="2556"/>
+          </w:tcPr>
+          <w:p>
+            <w:r>
+              <w:t>Uses a hint to link fact and decision</w:t>
+            </w:r>
+          </w:p>
+        </w:tc>
+        <w:tc>
+          <w:tcPr>
+            <w:tcW w:type="dxa" w:w="2556"/>
+          </w:tcPr>
+          <w:p>
+            <w:r>
+              <w:t>Explains the deciding fact in own words</w:t>
+            </w:r>
+          </w:p>
+        </w:tc>
+      </w:tr>
+      <w:tr>
+        <w:tc>
+          <w:tcPr>
+            <w:tcW w:type="dxa" w:w="2556"/>
+          </w:tcPr>
+          <w:p>
+            <w:r>
+              <w:t>Trace or test</w:t>
+            </w:r>
+          </w:p>
+        </w:tc>
+        <w:tc>
+          <w:tcPr>
+            <w:tcW w:type="dxa" w:w="2556"/>
+          </w:tcPr>
+          <w:p>
+            <w:r>
+              <w:t>Cannot connect input and result</w:t>
+            </w:r>
+          </w:p>
+        </w:tc>
+        <w:tc>
+          <w:tcPr>
+            <w:tcW w:type="dxa" w:w="2556"/>
+          </w:tcPr>
+          <w:p>
+            <w:r>
+              <w:t>Completes steps with prompts</w:t>
+            </w:r>
+          </w:p>
+        </w:tc>
+        <w:tc>
+          <w:tcPr>
+            <w:tcW w:type="dxa" w:w="2556"/>
+          </w:tcPr>
+          <w:p>
+            <w:r>
+              <w:t>Traces or tests a changed case accurately</w:t>
+            </w:r>
+          </w:p>
+        </w:tc>
+      </w:tr>
+      <w:tr>
+        <w:tc>
+          <w:tcPr>
+            <w:tcW w:type="dxa" w:w="2556"/>
+          </w:tcPr>
+          <w:p>
+            <w:r>
+              <w:t>Limits and revision</w:t>
+            </w:r>
+          </w:p>
+        </w:tc>
+        <w:tc>
+          <w:tcPr>
+            <w:tcW w:type="dxa" w:w="2556"/>
+          </w:tcPr>
+          <w:p>
+            <w:r>
+              <w:t>Claims more than evidence supports</w:t>
+            </w:r>
+          </w:p>
+        </w:tc>
+        <w:tc>
+          <w:tcPr>
+            <w:tcW w:type="dxa" w:w="2556"/>
+          </w:tcPr>
+          <w:p>
+            <w:r>
+              <w:t>Names a limit after a prompt</w:t>
+            </w:r>
+          </w:p>
+        </w:tc>
+        <w:tc>
+          <w:tcPr>
+            <w:tcW w:type="dxa" w:w="2556"/>
+          </w:tcPr>
+          <w:p>
+            <w:r>
+              <w:t>States a defensible limit and useful next test</w:t>
+            </w:r>
+          </w:p>
+        </w:tc>
+      </w:tr>
+    </w:tbl>
+    <w:p>
+      <w:r>
+        <w:t>Project checkpoint: Make a transparent first version. Keep a trace of how one input becomes an output; explain the rule or learned component.</w:t>
+      </w:r>
+    </w:p>
+    <w:p>
+      <w:r>
+        <w:t>Use the weekly teacher answer for topic-specific reasoning. A saved progress tick is an activity record; judge mastery from the learner’s explanation and evidence.</w:t>
+      </w:r>
+    </w:p>
     <w:sectPr>
       <w:pgSz w:w="12240" w:h="15840"/>
       <w:pgMar w:top="936" w:right="1008" w:bottom="936" w:left="1008" w:header="720" w:footer="720" w:gutter="0"/>

--- a/downloads/teacher/ai-7-week-08.docx
+++ b/downloads/teacher/ai-7-week-08.docx
@@ -2364,6 +2364,39 @@
         <w:t>Use the weekly teacher answer for topic-specific reasoning. A saved progress tick is an activity record; judge mastery from the learner’s explanation and evidence.</w:t>
       </w:r>
     </w:p>
+    <w:p>
+      <w:pPr>
+        <w:pStyle w:val="Heading1"/>
+      </w:pPr>
+      <w:r>
+        <w:t>08. Use feedback, labs and repair paths</w:t>
+      </w:r>
+    </w:p>
+    <w:p>
+      <w:r>
+        <w:t>Use the two formative questions as supported practice, not as independent mastery scores. Discuss the deciding evidence rather than accepting a guessed selection.</w:t>
+      </w:r>
+    </w:p>
+    <w:p>
+      <w:r>
+        <w:t>The feedback comes from the reviewed public worked case. Do not reveal the separately reserved independent teacher answer until the learner has attempted that case.</w:t>
+      </w:r>
+    </w:p>
+    <w:p>
+      <w:r>
+        <w:t>Ask students to predict before running code. Preserve errors and actual outputs; collect a changed test and an explanation. The branch-boundary and indexing lessons deliberately include failure cases.</w:t>
+      </w:r>
+    </w:p>
+    <w:p>
+      <w:r>
+        <w:t>Use the earlier worked-explanation links to address a specific missing building block, then return to the current question. Adapt this suggestion after observing the learner; it is not an automatic diagnosis.</w:t>
+      </w:r>
+    </w:p>
+    <w:p>
+      <w:r>
+        <w:t>Collect the completed-work portfolio as evidence. Record support separately from correctness, and assess explanation, trace/test and limitations. Progress ticks and quiz selections alone do not establish mastery.</w:t>
+      </w:r>
+    </w:p>
     <w:sectPr>
       <w:pgSz w:w="12240" w:h="15840"/>
       <w:pgMar w:top="936" w:right="1008" w:bottom="936" w:left="1008" w:header="720" w:footer="720" w:gutter="0"/>

--- a/downloads/teacher/ai-7-week-08.docx
+++ b/downloads/teacher/ai-7-week-08.docx
@@ -29,16 +29,51 @@
       </w:r>
     </w:p>
     <w:p>
-      <w:pPr>
-        <w:pStyle w:val="Heading3"/>
-      </w:pPr>
-      <w:r>
-        <w:t>Teach the learning cycle</w:t>
+      <w:r>
+        <w:t>Prepare Baselines and fair comparisons: check the target, prerequisites, resources and adaptable teaching schedule.</w:t>
       </w:r>
     </w:p>
     <w:p>
-      <w:r>
-        <w:t>Primary target: Explain the mechanism and terminology of baselines and fair comparisons</w:t>
+      <w:pPr>
+        <w:pStyle w:val="Heading3"/>
+      </w:pPr>
+      <w:r>
+        <w:t>Teach the learning cycle</w:t>
+      </w:r>
+    </w:p>
+    <w:p>
+      <w:pPr>
+        <w:spacing w:line="336" w:lineRule="auto" w:after="180"/>
+      </w:pPr>
+      <w:r>
+        <w:rPr>
+          <w:b w:val="0"/>
+        </w:rPr>
+        <w:t xml:space="preserve">Primary target: Explain the </w:t>
+      </w:r>
+      <w:r>
+        <w:rPr>
+          <w:b/>
+        </w:rPr>
+        <w:t>mechanism</w:t>
+      </w:r>
+      <w:r>
+        <w:rPr>
+          <w:b w:val="0"/>
+        </w:rPr>
+        <w:t xml:space="preserve"> and terminology of </w:t>
+      </w:r>
+      <w:r>
+        <w:rPr>
+          <w:b/>
+        </w:rPr>
+        <w:t>baseline</w:t>
+      </w:r>
+      <w:r>
+        <w:rPr>
+          <w:b w:val="0"/>
+        </w:rPr>
+        <w:t>s and fair comparisons</w:t>
       </w:r>
     </w:p>
     <w:tbl>
@@ -185,16 +220,37 @@
       </w:tr>
     </w:tbl>
     <w:p>
-      <w:r>
-        <w:t>This is a starting allocation of 135 minutes, not a validated duration. Preserve all named topics. Schedule extra time for connected examples, the full investigation, independent cases and project building. Repeated copies of a case share one recorded attempt; they are not new evidence.</w:t>
+      <w:pPr>
+        <w:spacing w:line="336" w:lineRule="auto" w:after="180"/>
+      </w:pPr>
+      <w:r>
+        <w:rPr>
+          <w:b w:val="0"/>
+        </w:rPr>
+        <w:t>This is a starting allocation of 135 minutes, not a validated duration. Preserve all named topics. Schedule extra time for connected examples, the full investigation, independent cases and project building.</w:t>
       </w:r>
     </w:p>
     <w:p>
       <w:pPr>
-        <w:pStyle w:val="Heading3"/>
-      </w:pPr>
-      <w:r>
-        <w:t>Retrieval answer guidance</w:t>
+        <w:spacing w:line="336" w:lineRule="auto" w:after="180"/>
+      </w:pPr>
+      <w:r>
+        <w:rPr>
+          <w:b w:val="0"/>
+        </w:rPr>
+        <w:t xml:space="preserve">Repeated copies of a case share one recorded attempt; they are not new </w:t>
+      </w:r>
+      <w:r>
+        <w:rPr>
+          <w:b/>
+        </w:rPr>
+        <w:t>evidence</w:t>
+      </w:r>
+      <w:r>
+        <w:rPr>
+          <w:b w:val="0"/>
+        </w:rPr>
+        <w:t>.</w:t>
       </w:r>
     </w:p>
     <w:p>
@@ -202,178 +258,696 @@
         <w:pStyle w:val="Heading3"/>
       </w:pPr>
       <w:r>
-        <w:t>Hypotheses and measurable outcomes</w:t>
+        <w:t>Retrieval answer guidance</w:t>
       </w:r>
     </w:p>
     <w:p>
-      <w:r>
-        <w:t>Without opening the old lesson, explain one key idea from Hypotheses and measurable outcomes. Give an example and a mistake that the idea helps you avoid.</w:t>
+      <w:pPr>
+        <w:pStyle w:val="Heading3"/>
+      </w:pPr>
+      <w:r>
+        <w:t>Hypotheses and measurable outcomes</w:t>
       </w:r>
     </w:p>
     <w:p>
-      <w:r>
-        <w:t>Look for: Explain the mechanism and terminology of hypotheses and measurable outcomes</w:t>
+      <w:pPr>
+        <w:spacing w:line="336" w:lineRule="auto" w:after="180"/>
+      </w:pPr>
+      <w:r>
+        <w:rPr>
+          <w:b w:val="0"/>
+        </w:rPr>
+        <w:t>Without opening the old lesson, explain one key idea from Hypotheses and measurable outcomes. Give an example and a mistake that the idea helps you avoid.</w:t>
       </w:r>
     </w:p>
     <w:p>
-      <w:r>
-        <w:t>Reference example, not the only acceptable wording: Teacher explanation: A hypothesis predicts a measurable comparison under stated conditions. Declare primary outcome and direction before inspecting results. Toy hypothesis:method B improves supported-answer rate over baseline A on a reserved paired set. Define support rubric and failure treatment; record secondary outcomes separately.</w:t>
+      <w:pPr>
+        <w:spacing w:line="336" w:lineRule="auto" w:after="180"/>
+      </w:pPr>
+      <w:r>
+        <w:rPr>
+          <w:b w:val="0"/>
+        </w:rPr>
+        <w:t xml:space="preserve">Look for: Explain the </w:t>
+      </w:r>
+      <w:r>
+        <w:rPr>
+          <w:b/>
+        </w:rPr>
+        <w:t>mechanism</w:t>
+      </w:r>
+      <w:r>
+        <w:rPr>
+          <w:b w:val="0"/>
+        </w:rPr>
+        <w:t xml:space="preserve"> and terminology of hypotheses and measurable outcomes</w:t>
       </w:r>
     </w:p>
     <w:p>
       <w:pPr>
-        <w:pStyle w:val="Heading3"/>
-      </w:pPr>
-      <w:r>
-        <w:t>Replication and reproduction</w:t>
+        <w:spacing w:line="336" w:lineRule="auto" w:after="180"/>
+      </w:pPr>
+      <w:r>
+        <w:rPr>
+          <w:b w:val="0"/>
+        </w:rPr>
+        <w:t>Reference example, not the only acceptable wording: Teacher explanation: A hypothesis predicts a measurable comparison under stated conditions. Declare primary outcome and direction before inspecting results.</w:t>
       </w:r>
     </w:p>
     <w:p>
-      <w:r>
-        <w:t>Without opening the old lesson, explain one key idea from Replication and reproduction. Give an example and a mistake that the idea helps you avoid.</w:t>
+      <w:pPr>
+        <w:spacing w:line="336" w:lineRule="auto" w:after="180"/>
+      </w:pPr>
+      <w:r>
+        <w:rPr>
+          <w:b w:val="0"/>
+        </w:rPr>
+        <w:t xml:space="preserve">Toy hypothesis:method B improves supported-answer rate over </w:t>
+      </w:r>
+      <w:r>
+        <w:rPr>
+          <w:b/>
+        </w:rPr>
+        <w:t>baseline</w:t>
+      </w:r>
+      <w:r>
+        <w:rPr>
+          <w:b w:val="0"/>
+        </w:rPr>
+        <w:t xml:space="preserve"> A on a reserved paired set. Define support rubric and failure treatment; record secondary outcomes separately.</w:t>
       </w:r>
     </w:p>
     <w:p>
-      <w:r>
-        <w:t>Look for: Explain the mechanism and terminology of replication and reproduction</w:t>
+      <w:pPr>
+        <w:pStyle w:val="Heading3"/>
+      </w:pPr>
+      <w:r>
+        <w:t>Replication and reproduction</w:t>
       </w:r>
     </w:p>
     <w:p>
-      <w:r>
-        <w:t>Reference example, not the only acceptable wording: Teacher explanation: Reproducing a computation uses recorded artifacts; replication collects new evidence under a comparable question. Naming conventions vary, so define the terms in the project. Here replay means same artifacts/procedure; new-data replication means newly collected eligible cases under the same plan. Preserve environment, data versions and raw results.</w:t>
+      <w:pPr>
+        <w:spacing w:line="336" w:lineRule="auto" w:after="180"/>
+      </w:pPr>
+      <w:r>
+        <w:rPr>
+          <w:b w:val="0"/>
+        </w:rPr>
+        <w:t>Without opening the old lesson, explain one key idea from Replication and reproduction. Give an example and a mistake that the idea helps you avoid.</w:t>
       </w:r>
     </w:p>
     <w:p>
       <w:pPr>
-        <w:pStyle w:val="Heading3"/>
-      </w:pPr>
-      <w:r>
-        <w:t>Reading a research claim</w:t>
+        <w:spacing w:line="336" w:lineRule="auto" w:after="180"/>
+      </w:pPr>
+      <w:r>
+        <w:rPr>
+          <w:b w:val="0"/>
+        </w:rPr>
+        <w:t xml:space="preserve">Look for: Explain the </w:t>
+      </w:r>
+      <w:r>
+        <w:rPr>
+          <w:b/>
+        </w:rPr>
+        <w:t>mechanism</w:t>
+      </w:r>
+      <w:r>
+        <w:rPr>
+          <w:b w:val="0"/>
+        </w:rPr>
+        <w:t xml:space="preserve"> and terminology of replication and reproduction</w:t>
       </w:r>
     </w:p>
     <w:p>
-      <w:r>
-        <w:t>Without opening the old lesson, explain one key idea from Reading a research claim. Give an example and a mistake that the idea helps you avoid.</w:t>
+      <w:pPr>
+        <w:spacing w:line="336" w:lineRule="auto" w:after="180"/>
+      </w:pPr>
+      <w:r>
+        <w:rPr>
+          <w:b w:val="0"/>
+        </w:rPr>
+        <w:t xml:space="preserve">Reference example, not the only acceptable wording: Teacher explanation: Reproducing a computation uses recorded artifacts; replication collects new </w:t>
+      </w:r>
+      <w:r>
+        <w:rPr>
+          <w:b/>
+        </w:rPr>
+        <w:t>evidence</w:t>
+      </w:r>
+      <w:r>
+        <w:rPr>
+          <w:b w:val="0"/>
+        </w:rPr>
+        <w:t xml:space="preserve"> under a comparable question.</w:t>
       </w:r>
     </w:p>
     <w:p>
-      <w:r>
-        <w:t>Look for: Explain the mechanism and terminology of reading a research claim</w:t>
+      <w:pPr>
+        <w:spacing w:line="336" w:lineRule="auto" w:after="180"/>
+      </w:pPr>
+      <w:r>
+        <w:rPr>
+          <w:b w:val="0"/>
+        </w:rPr>
+        <w:t>Naming conventions vary, so define the terms in the project. Here replay means same artifacts/procedure; new-data replication means newly collected eligible cases under the same plan.</w:t>
       </w:r>
     </w:p>
     <w:p>
-      <w:r>
-        <w:t>Reference example, not the only acceptable wording: Teacher explanation: Reading a claim requires its method, data, comparison and uncertainty. Titles and abstracts may omit conditions crucial to interpretation. Separate the claim from supplied evidence. Record dataset, unit, baseline, metric and limitations. Ask whether the statement extends beyond those observations.</w:t>
+      <w:pPr>
+        <w:spacing w:line="336" w:lineRule="auto" w:after="180"/>
+      </w:pPr>
+      <w:r>
+        <w:rPr>
+          <w:b w:val="0"/>
+        </w:rPr>
+        <w:t>Preserve environment, data versions and raw results.</w:t>
       </w:r>
     </w:p>
     <w:p>
-      <w:r>
-        <w:t>Two 45-minute sessions. Fair baselines use credible procedures on matched evidence and resource conditions. A weak arbitrary reference can exaggerate improvement. Use the supplied constructed scenarios to make the mechanism inspectable. Collect W4 before sharing solutions. Students should name intermediate evidence and limitations; classroom pacing and learning effectiveness remain unvalidated.</w:t>
+      <w:pPr>
+        <w:pStyle w:val="Heading3"/>
+      </w:pPr>
+      <w:r>
+        <w:t>Reading a research claim</w:t>
       </w:r>
     </w:p>
     <w:p>
       <w:pPr>
-        <w:pStyle w:val="Heading3"/>
-      </w:pPr>
-      <w:r>
-        <w:t>Outcomes</w:t>
+        <w:spacing w:line="336" w:lineRule="auto" w:after="180"/>
+      </w:pPr>
+      <w:r>
+        <w:rPr>
+          <w:b w:val="0"/>
+        </w:rPr>
+        <w:t>Without opening the old lesson, explain one key idea from Reading a research claim. Give an example and a mistake that the idea helps you avoid.</w:t>
       </w:r>
     </w:p>
     <w:p>
-      <w:r>
-        <w:t>Explain the mechanism and terminology of baselines and fair comparisons</w:t>
+      <w:pPr>
+        <w:spacing w:line="336" w:lineRule="auto" w:after="180"/>
+      </w:pPr>
+      <w:r>
+        <w:rPr>
+          <w:b w:val="0"/>
+        </w:rPr>
+        <w:t xml:space="preserve">Look for: Explain the </w:t>
+      </w:r>
+      <w:r>
+        <w:rPr>
+          <w:b/>
+        </w:rPr>
+        <w:t>mechanism</w:t>
+      </w:r>
+      <w:r>
+        <w:rPr>
+          <w:b w:val="0"/>
+        </w:rPr>
+        <w:t xml:space="preserve"> and terminology of reading a research claim</w:t>
       </w:r>
     </w:p>
     <w:p>
-      <w:r>
-        <w:t>Apply the stated procedure to a new case with a traceable result</w:t>
+      <w:pPr>
+        <w:spacing w:line="336" w:lineRule="auto" w:after="180"/>
+      </w:pPr>
+      <w:r>
+        <w:rPr>
+          <w:b w:val="0"/>
+        </w:rPr>
+        <w:t>Reference example, not the only acceptable wording: Teacher explanation: Reading a claim requires its method, data, comparison and uncertainty. Titles and abstracts may omit conditions crucial to interpretation.</w:t>
       </w:r>
     </w:p>
     <w:p>
-      <w:r>
-        <w:t>Identify an assumption or limitation and design a revealing follow-up</w:t>
+      <w:pPr>
+        <w:spacing w:line="336" w:lineRule="auto" w:after="180"/>
+      </w:pPr>
+      <w:r>
+        <w:rPr>
+          <w:b w:val="0"/>
+        </w:rPr>
+        <w:t xml:space="preserve">Separate the claim from supplied </w:t>
+      </w:r>
+      <w:r>
+        <w:rPr>
+          <w:b/>
+        </w:rPr>
+        <w:t>evidence</w:t>
+      </w:r>
+      <w:r>
+        <w:rPr>
+          <w:b w:val="0"/>
+        </w:rPr>
+        <w:t xml:space="preserve">. Record dataset, unit, </w:t>
+      </w:r>
+      <w:r>
+        <w:rPr>
+          <w:b/>
+        </w:rPr>
+        <w:t>baseline</w:t>
+      </w:r>
+      <w:r>
+        <w:rPr>
+          <w:b w:val="0"/>
+        </w:rPr>
+        <w:t xml:space="preserve">, metric and limitations. Ask whether the statement extends beyond those </w:t>
+      </w:r>
+      <w:r>
+        <w:rPr>
+          <w:b/>
+        </w:rPr>
+        <w:t>observation</w:t>
+      </w:r>
+      <w:r>
+        <w:rPr>
+          <w:b w:val="0"/>
+        </w:rPr>
+        <w:t>s.</w:t>
       </w:r>
     </w:p>
     <w:p>
       <w:pPr>
-        <w:pStyle w:val="Heading3"/>
-      </w:pPr>
-      <w:r>
-        <w:t>Preparation</w:t>
+        <w:spacing w:line="336" w:lineRule="auto" w:after="180"/>
+      </w:pPr>
+      <w:r>
+        <w:rPr>
+          <w:b w:val="0"/>
+        </w:rPr>
+        <w:t xml:space="preserve">Two 45-minute sessions. Fair </w:t>
+      </w:r>
+      <w:r>
+        <w:rPr>
+          <w:b/>
+        </w:rPr>
+        <w:t>baseline</w:t>
+      </w:r>
+      <w:r>
+        <w:rPr>
+          <w:b w:val="0"/>
+        </w:rPr>
+        <w:t xml:space="preserve">s use credible procedures on matched </w:t>
+      </w:r>
+      <w:r>
+        <w:rPr>
+          <w:b/>
+        </w:rPr>
+        <w:t>evidence</w:t>
+      </w:r>
+      <w:r>
+        <w:rPr>
+          <w:b w:val="0"/>
+        </w:rPr>
+        <w:t xml:space="preserve"> and resource conditions. A weak arbitrary reference can exaggerate improvement.</w:t>
       </w:r>
     </w:p>
     <w:p>
-      <w:r>
-        <w:t>Lesson and workbook; paper and pencil</w:t>
+      <w:pPr>
+        <w:spacing w:line="336" w:lineRule="auto" w:after="180"/>
+      </w:pPr>
+      <w:r>
+        <w:rPr>
+          <w:b w:val="0"/>
+        </w:rPr>
+        <w:t xml:space="preserve">Use the supplied constructed scenarios to make the </w:t>
+      </w:r>
+      <w:r>
+        <w:rPr>
+          <w:b/>
+        </w:rPr>
+        <w:t>mechanism</w:t>
+      </w:r>
+      <w:r>
+        <w:rPr>
+          <w:b w:val="0"/>
+        </w:rPr>
+        <w:t xml:space="preserve"> inspectable. Collect W4 before sharing solutions.</w:t>
       </w:r>
     </w:p>
     <w:p>
-      <w:r>
-        <w:t>Calculator and optional local Python 3 for arithmetic; no live API or private data</w:t>
+      <w:pPr>
+        <w:spacing w:line="336" w:lineRule="auto" w:after="180"/>
+      </w:pPr>
+      <w:r>
+        <w:rPr>
+          <w:b w:val="0"/>
+        </w:rPr>
+        <w:t xml:space="preserve">Students should name intermediate </w:t>
+      </w:r>
+      <w:r>
+        <w:rPr>
+          <w:b/>
+        </w:rPr>
+        <w:t>evidence</w:t>
+      </w:r>
+      <w:r>
+        <w:rPr>
+          <w:b w:val="0"/>
+        </w:rPr>
+        <w:t xml:space="preserve"> and limitations; classroom pacing and learning effectiveness remain unvalidated.</w:t>
       </w:r>
     </w:p>
     <w:p>
-      <w:r>
-        <w:t>Prepare the fresh retry separately and withhold its solution until after collection</w:t>
+      <w:pPr>
+        <w:pStyle w:val="Heading3"/>
+      </w:pPr>
+      <w:r>
+        <w:t>Outcomes</w:t>
       </w:r>
     </w:p>
     <w:p>
       <w:pPr>
-        <w:pStyle w:val="Heading3"/>
-      </w:pPr>
-      <w:r>
-        <w:t>Prerequisite answer</w:t>
+        <w:spacing w:line="336" w:lineRule="auto" w:after="180"/>
+      </w:pPr>
+      <w:r>
+        <w:rPr>
+          <w:b w:val="0"/>
+        </w:rPr>
+        <w:t xml:space="preserve">Explain the </w:t>
+      </w:r>
+      <w:r>
+        <w:rPr>
+          <w:b/>
+        </w:rPr>
+        <w:t>mechanism</w:t>
+      </w:r>
+      <w:r>
+        <w:rPr>
+          <w:b w:val="0"/>
+        </w:rPr>
+        <w:t xml:space="preserve"> and terminology of </w:t>
+      </w:r>
+      <w:r>
+        <w:rPr>
+          <w:b/>
+        </w:rPr>
+        <w:t>baseline</w:t>
+      </w:r>
+      <w:r>
+        <w:rPr>
+          <w:b w:val="0"/>
+        </w:rPr>
+        <w:t>s and fair comparisons</w:t>
       </w:r>
     </w:p>
     <w:p>
-      <w:r>
-        <w:t>A result depends on the inputs, procedure and conditions that produced it. Preserve data roles and distinguish observed outcomes from predictions or unmeasured conditions. If the prior concept cannot be explained, use a short retrieval activity before this chapter.</w:t>
+      <w:pPr>
+        <w:spacing w:line="336" w:lineRule="auto" w:after="180"/>
+      </w:pPr>
+      <w:r>
+        <w:rPr>
+          <w:b w:val="0"/>
+        </w:rPr>
+        <w:t>Apply the stated procedure to a new case with a traceable result</w:t>
       </w:r>
     </w:p>
     <w:p>
       <w:pPr>
-        <w:pStyle w:val="Heading3"/>
-      </w:pPr>
-      <w:r>
-        <w:t>End goal for the pictorial case</w:t>
+        <w:spacing w:line="336" w:lineRule="auto" w:after="180"/>
+      </w:pPr>
+      <w:r>
+        <w:rPr>
+          <w:b w:val="0"/>
+        </w:rPr>
+        <w:t>Identify an assumption or limitation and design a revealing follow-up</w:t>
       </w:r>
     </w:p>
     <w:p>
-      <w:r>
-        <w:t>Explain baselines and fair comparisons using the records and boundaries of this fictional investigation.</w:t>
+      <w:pPr>
+        <w:pStyle w:val="Heading3"/>
+      </w:pPr>
+      <w:r>
+        <w:t>Preparation</w:t>
       </w:r>
     </w:p>
     <w:p>
-      <w:r>
-        <w:t>This added worked case illustrates the week’s main idea. Retain all original and connected topics; schedule its practice within the teaching cycle.</w:t>
+      <w:pPr>
+        <w:spacing w:line="336" w:lineRule="auto" w:after="180"/>
+      </w:pPr>
+      <w:r>
+        <w:rPr>
+          <w:b w:val="0"/>
+        </w:rPr>
+        <w:t>Lesson and workbook; paper and pencil</w:t>
       </w:r>
     </w:p>
     <w:p>
       <w:pPr>
-        <w:pStyle w:val="Heading1"/>
-      </w:pPr>
-      <w:r>
-        <w:t>02. Explain and model the mechanism</w:t>
+        <w:spacing w:line="336" w:lineRule="auto" w:after="180"/>
+      </w:pPr>
+      <w:r>
+        <w:rPr>
+          <w:b w:val="0"/>
+        </w:rPr>
+        <w:t>Calculator and optional local Python 3 for arithmetic; no live API or private data</w:t>
       </w:r>
     </w:p>
     <w:p>
-      <w:r>
-        <w:t>Fair baselines use credible procedures on matched evidence and resource conditions. A weak arbitrary reference can exaggerate improvement.</w:t>
+      <w:pPr>
+        <w:spacing w:line="336" w:lineRule="auto" w:after="180"/>
+      </w:pPr>
+      <w:r>
+        <w:rPr>
+          <w:b w:val="0"/>
+        </w:rPr>
+        <w:t>Prepare the fresh retry separately and withhold its solution until after collection</w:t>
       </w:r>
     </w:p>
     <w:p>
-      <w:r>
-        <w:t>Begin by writing the question the procedure is intended to answer. Identify the information already supplied, the information it will produce and the information still missing. These are constructed classroom examples; they do not require live accounts, private records or an external service. Do not treat a plausible explanation as a measured outcome.</w:t>
+      <w:pPr>
+        <w:pStyle w:val="Heading3"/>
+      </w:pPr>
+      <w:r>
+        <w:t>Prerequisite answer</w:t>
       </w:r>
     </w:p>
     <w:p>
-      <w:r>
-        <w:t>For a room-reporting study use manual authoritative lookup or a deterministic same-room rule, not random room names. Match cases, available sources and scoring.</w:t>
+      <w:pPr>
+        <w:spacing w:line="336" w:lineRule="auto" w:after="180"/>
+      </w:pPr>
+      <w:r>
+        <w:rPr>
+          <w:b w:val="0"/>
+        </w:rPr>
+        <w:t xml:space="preserve">A result depends on the </w:t>
+      </w:r>
+      <w:r>
+        <w:rPr>
+          <w:b/>
+        </w:rPr>
+        <w:t>input</w:t>
+      </w:r>
+      <w:r>
+        <w:rPr>
+          <w:b w:val="0"/>
+        </w:rPr>
+        <w:t xml:space="preserve">s, procedure and conditions that produced it. Preserve data roles and distinguish observed outcomes from </w:t>
+      </w:r>
+      <w:r>
+        <w:rPr>
+          <w:b/>
+        </w:rPr>
+        <w:t>prediction</w:t>
+      </w:r>
+      <w:r>
+        <w:rPr>
+          <w:b w:val="0"/>
+        </w:rPr>
+        <w:t>s or unmeasured conditions.</w:t>
       </w:r>
     </w:p>
     <w:p>
-      <w:r>
-        <w:t>Before applying the procedure, write its units, denominator or decision boundary where relevant. A partner should be able to repeat each step using the same inputs. If a required input is absent or violates the stated contract, record that condition explicitly instead of quietly replacing it with a convenient value.</w:t>
+      <w:pPr>
+        <w:spacing w:line="336" w:lineRule="auto" w:after="180"/>
+      </w:pPr>
+      <w:r>
+        <w:rPr>
+          <w:b w:val="0"/>
+        </w:rPr>
+        <w:t>If the prior concept cannot be explained, use a short retrieval activity before this chapter.</w:t>
+      </w:r>
+    </w:p>
+    <w:p>
+      <w:pPr>
+        <w:pStyle w:val="Heading3"/>
+      </w:pPr>
+      <w:r>
+        <w:t>End goal for the pictorial case</w:t>
+      </w:r>
+    </w:p>
+    <w:p>
+      <w:pPr>
+        <w:spacing w:line="336" w:lineRule="auto" w:after="180"/>
+      </w:pPr>
+      <w:r>
+        <w:rPr>
+          <w:b w:val="0"/>
+        </w:rPr>
+        <w:t xml:space="preserve">Explain </w:t>
+      </w:r>
+      <w:r>
+        <w:rPr>
+          <w:b/>
+        </w:rPr>
+        <w:t>baseline</w:t>
+      </w:r>
+      <w:r>
+        <w:rPr>
+          <w:b w:val="0"/>
+        </w:rPr>
+        <w:t>s and fair comparisons using the records and boundaries of this fictional investigation.</w:t>
+      </w:r>
+    </w:p>
+    <w:p>
+      <w:pPr>
+        <w:spacing w:line="336" w:lineRule="auto" w:after="180"/>
+      </w:pPr>
+      <w:r>
+        <w:rPr>
+          <w:b w:val="0"/>
+        </w:rPr>
+        <w:t>This added worked case illustrates the week’s main idea. Retain all original and connected topics; schedule its practice within the teaching cycle.</w:t>
+      </w:r>
+    </w:p>
+    <w:p>
+      <w:pPr>
+        <w:pStyle w:val="Heading1"/>
+      </w:pPr>
+      <w:r>
+        <w:t>02. Explain and model the mechanism</w:t>
+      </w:r>
+    </w:p>
+    <w:p>
+      <w:r>
+        <w:t>Model Baselines and fair comparisons using the supplied case, labelled mechanism and reasoning. Make the scope of each conclusion explicit.</w:t>
+      </w:r>
+    </w:p>
+    <w:p>
+      <w:pPr>
+        <w:spacing w:line="336" w:lineRule="auto" w:after="180"/>
+      </w:pPr>
+      <w:r>
+        <w:rPr>
+          <w:b w:val="0"/>
+        </w:rPr>
+        <w:t xml:space="preserve">Fair </w:t>
+      </w:r>
+      <w:r>
+        <w:rPr>
+          <w:b/>
+        </w:rPr>
+        <w:t>baseline</w:t>
+      </w:r>
+      <w:r>
+        <w:rPr>
+          <w:b w:val="0"/>
+        </w:rPr>
+        <w:t xml:space="preserve">s use credible procedures on matched </w:t>
+      </w:r>
+      <w:r>
+        <w:rPr>
+          <w:b/>
+        </w:rPr>
+        <w:t>evidence</w:t>
+      </w:r>
+      <w:r>
+        <w:rPr>
+          <w:b w:val="0"/>
+        </w:rPr>
+        <w:t xml:space="preserve"> and resource conditions. A weak arbitrary reference can exaggerate improvement.</w:t>
+      </w:r>
+    </w:p>
+    <w:p>
+      <w:pPr>
+        <w:pStyle w:val="Heading3"/>
+      </w:pPr>
+      <w:r>
+        <w:t>Explain Baselines and fair comparisons · 1</w:t>
+      </w:r>
+    </w:p>
+    <w:p>
+      <w:pPr>
+        <w:spacing w:line="336" w:lineRule="auto" w:after="180"/>
+      </w:pPr>
+      <w:r>
+        <w:rPr>
+          <w:b w:val="0"/>
+        </w:rPr>
+        <w:t>Begin by writing the question the procedure is intended to answer. Identify the information already supplied, the information it will produce and the information still missing.</w:t>
+      </w:r>
+    </w:p>
+    <w:p>
+      <w:pPr>
+        <w:spacing w:line="336" w:lineRule="auto" w:after="180"/>
+      </w:pPr>
+      <w:r>
+        <w:rPr>
+          <w:b w:val="0"/>
+        </w:rPr>
+        <w:t>These are constructed classroom examples; they do not require live accounts, private records or an external service. Do not treat a plausible explanation as a measured outcome.</w:t>
+      </w:r>
+    </w:p>
+    <w:p>
+      <w:pPr>
+        <w:spacing w:line="336" w:lineRule="auto" w:after="180"/>
+      </w:pPr>
+      <w:r>
+        <w:rPr>
+          <w:b w:val="0"/>
+        </w:rPr>
+        <w:t>For a room-reporting study use manual authoritative lookup or a deterministic same-room rule, not random room names. Match cases, available sources and scoring.</w:t>
+      </w:r>
+    </w:p>
+    <w:p>
+      <w:pPr>
+        <w:pStyle w:val="Heading3"/>
+      </w:pPr>
+      <w:r>
+        <w:t>Explain Baselines and fair comparisons · 2</w:t>
+      </w:r>
+    </w:p>
+    <w:p>
+      <w:pPr>
+        <w:spacing w:line="336" w:lineRule="auto" w:after="180"/>
+      </w:pPr>
+      <w:r>
+        <w:rPr>
+          <w:b w:val="0"/>
+        </w:rPr>
+        <w:t xml:space="preserve">Before applying the procedure, write its units, denominator or decision boundary where relevant. A partner should be able to repeat each step using the same </w:t>
+      </w:r>
+      <w:r>
+        <w:rPr>
+          <w:b/>
+        </w:rPr>
+        <w:t>input</w:t>
+      </w:r>
+      <w:r>
+        <w:rPr>
+          <w:b w:val="0"/>
+        </w:rPr>
+        <w:t>s.</w:t>
+      </w:r>
+    </w:p>
+    <w:p>
+      <w:pPr>
+        <w:spacing w:line="336" w:lineRule="auto" w:after="180"/>
+      </w:pPr>
+      <w:r>
+        <w:rPr>
+          <w:b w:val="0"/>
+        </w:rPr>
+        <w:t xml:space="preserve">If a required </w:t>
+      </w:r>
+      <w:r>
+        <w:rPr>
+          <w:b/>
+        </w:rPr>
+        <w:t>input</w:t>
+      </w:r>
+      <w:r>
+        <w:rPr>
+          <w:b w:val="0"/>
+        </w:rPr>
+        <w:t xml:space="preserve"> is absent or violates the stated contract, record that condition explicitly instead of quietly replacing it with a convenient value.</w:t>
       </w:r>
     </w:p>
     <w:tbl>
@@ -571,36 +1145,222 @@
       </w:r>
     </w:p>
     <w:p>
-      <w:r>
-        <w:t>Guided: Source freshness is confounded with procedure. Provide both the same eligible current sources or report the unequal comparison without isolating method. Qualification: A baseline is credible relative to the task, not merely a procedure easy to outperform. Exit: accept a concrete variation with its predicted outcome and a stated condition that would challenge the mechanism; reject a claim resting on unmeasured evidence.</w:t>
+      <w:pPr>
+        <w:pStyle w:val="Heading3"/>
+      </w:pPr>
+      <w:r>
+        <w:t>Explain Baselines and fair comparisons · 3</w:t>
       </w:r>
     </w:p>
     <w:p>
       <w:pPr>
-        <w:pStyle w:val="Heading3"/>
-      </w:pPr>
-      <w:r>
-        <w:t>Model the reasoning aloud</w:t>
+        <w:spacing w:line="336" w:lineRule="auto" w:after="180"/>
+      </w:pPr>
+      <w:r>
+        <w:rPr>
+          <w:b w:val="0"/>
+        </w:rPr>
+        <w:t>Guided: Source freshness is confounded with procedure. Provide both the same eligible current sources or report the unequal comparison without isolating method.</w:t>
       </w:r>
     </w:p>
     <w:p>
-      <w:r>
-        <w:t>Use the complete worked example below before asking learners to complete W2. Reveal a small part, invite a prediction, then explain the deciding step. These teacher notes contain solutions; do not reveal the independent case answer during modelling.</w:t>
+      <w:pPr>
+        <w:spacing w:line="336" w:lineRule="auto" w:after="180"/>
+      </w:pPr>
+      <w:r>
+        <w:rPr>
+          <w:b w:val="0"/>
+        </w:rPr>
+        <w:t xml:space="preserve">Qualification: A </w:t>
+      </w:r>
+      <w:r>
+        <w:rPr>
+          <w:b/>
+        </w:rPr>
+        <w:t>baseline</w:t>
+      </w:r>
+      <w:r>
+        <w:rPr>
+          <w:b w:val="0"/>
+        </w:rPr>
+        <w:t xml:space="preserve"> is credible relative to the task, not merely a procedure easy to outperform.</w:t>
       </w:r>
     </w:p>
     <w:p>
-      <w:r>
-        <w:t>Assistant gets current register; baseline gets an obsolete one. Assistant scores higher.</w:t>
+      <w:pPr>
+        <w:spacing w:line="336" w:lineRule="auto" w:after="180"/>
+      </w:pPr>
+      <w:r>
+        <w:rPr>
+          <w:b w:val="0"/>
+        </w:rPr>
+        <w:t xml:space="preserve">Exit: accept a concrete variation with its predicted outcome and a stated condition that would challenge the </w:t>
+      </w:r>
+      <w:r>
+        <w:rPr>
+          <w:b/>
+        </w:rPr>
+        <w:t>mechanism</w:t>
+      </w:r>
+      <w:r>
+        <w:rPr>
+          <w:b w:val="0"/>
+        </w:rPr>
+        <w:t xml:space="preserve">; reject a claim resting on unmeasured </w:t>
+      </w:r>
+      <w:r>
+        <w:rPr>
+          <w:b/>
+        </w:rPr>
+        <w:t>evidence</w:t>
+      </w:r>
+      <w:r>
+        <w:rPr>
+          <w:b w:val="0"/>
+        </w:rPr>
+        <w:t>.</w:t>
       </w:r>
     </w:p>
     <w:p>
-      <w:r>
-        <w:t>Source freshness is confounded with procedure. Provide both the same eligible current sources or report the unequal comparison without isolating method.</w:t>
+      <w:pPr>
+        <w:pStyle w:val="Heading3"/>
+      </w:pPr>
+      <w:r>
+        <w:t>Model the reasoning aloud</w:t>
       </w:r>
     </w:p>
     <w:p>
-      <w:r>
-        <w:t>Compare the intermediate evidence with the final statement. Explain why each number or decision follows from the stated inputs. The conclusion belongs to this scenario and procedure; changing the inputs, evaluation population or authority can change what it establishes. Retain the raw record so a later revision can be compared honestly.</w:t>
+      <w:pPr>
+        <w:spacing w:line="336" w:lineRule="auto" w:after="180"/>
+      </w:pPr>
+      <w:r>
+        <w:rPr>
+          <w:b w:val="0"/>
+        </w:rPr>
+        <w:t xml:space="preserve">Use the complete worked example below before asking learners to complete W2. Reveal a small part, invite a </w:t>
+      </w:r>
+      <w:r>
+        <w:rPr>
+          <w:b/>
+        </w:rPr>
+        <w:t>prediction</w:t>
+      </w:r>
+      <w:r>
+        <w:rPr>
+          <w:b w:val="0"/>
+        </w:rPr>
+        <w:t>, then explain the deciding step.</w:t>
+      </w:r>
+    </w:p>
+    <w:p>
+      <w:pPr>
+        <w:spacing w:line="336" w:lineRule="auto" w:after="180"/>
+      </w:pPr>
+      <w:r>
+        <w:rPr>
+          <w:b w:val="0"/>
+        </w:rPr>
+        <w:t>These teacher notes contain solutions; do not reveal the independent case answer during modelling.</w:t>
+      </w:r>
+    </w:p>
+    <w:p>
+      <w:pPr>
+        <w:spacing w:line="336" w:lineRule="auto" w:after="180"/>
+      </w:pPr>
+      <w:r>
+        <w:rPr>
+          <w:b w:val="0"/>
+        </w:rPr>
+        <w:t xml:space="preserve">Assistant gets current register; </w:t>
+      </w:r>
+      <w:r>
+        <w:rPr>
+          <w:b/>
+        </w:rPr>
+        <w:t>baseline</w:t>
+      </w:r>
+      <w:r>
+        <w:rPr>
+          <w:b w:val="0"/>
+        </w:rPr>
+        <w:t xml:space="preserve"> gets an obsolete one. Assistant scores higher.</w:t>
+      </w:r>
+    </w:p>
+    <w:p>
+      <w:pPr>
+        <w:spacing w:line="336" w:lineRule="auto" w:after="180"/>
+      </w:pPr>
+      <w:r>
+        <w:rPr>
+          <w:b w:val="0"/>
+        </w:rPr>
+        <w:t>Source freshness is confounded with procedure. Provide both the same eligible current sources or report the unequal comparison without isolating method.</w:t>
+      </w:r>
+    </w:p>
+    <w:p>
+      <w:pPr>
+        <w:pStyle w:val="Heading3"/>
+      </w:pPr>
+      <w:r>
+        <w:t>Model the reasoning aloud · 4</w:t>
+      </w:r>
+    </w:p>
+    <w:p>
+      <w:pPr>
+        <w:spacing w:line="336" w:lineRule="auto" w:after="180"/>
+      </w:pPr>
+      <w:r>
+        <w:rPr>
+          <w:b w:val="0"/>
+        </w:rPr>
+        <w:t xml:space="preserve">Compare the intermediate </w:t>
+      </w:r>
+      <w:r>
+        <w:rPr>
+          <w:b/>
+        </w:rPr>
+        <w:t>evidence</w:t>
+      </w:r>
+      <w:r>
+        <w:rPr>
+          <w:b w:val="0"/>
+        </w:rPr>
+        <w:t xml:space="preserve"> with the final statement. Explain why each number or decision follows from the stated </w:t>
+      </w:r>
+      <w:r>
+        <w:rPr>
+          <w:b/>
+        </w:rPr>
+        <w:t>input</w:t>
+      </w:r>
+      <w:r>
+        <w:rPr>
+          <w:b w:val="0"/>
+        </w:rPr>
+        <w:t>s.</w:t>
+      </w:r>
+    </w:p>
+    <w:p>
+      <w:pPr>
+        <w:spacing w:line="336" w:lineRule="auto" w:after="180"/>
+      </w:pPr>
+      <w:r>
+        <w:rPr>
+          <w:b w:val="0"/>
+        </w:rPr>
+        <w:t xml:space="preserve">The conclusion belongs to this scenario and procedure; changing the </w:t>
+      </w:r>
+      <w:r>
+        <w:rPr>
+          <w:b/>
+        </w:rPr>
+        <w:t>input</w:t>
+      </w:r>
+      <w:r>
+        <w:rPr>
+          <w:b w:val="0"/>
+        </w:rPr>
+        <w:t>s, evaluation population or authority can change what it establishes. Retain the raw record so a later revision can be compared honestly.</w:t>
       </w:r>
     </w:p>
     <w:tbl>
@@ -706,7 +1466,13 @@
       </w:tr>
     </w:tbl>
     <w:p>
-      <w:r>
+      <w:pPr>
+        <w:spacing w:line="336" w:lineRule="auto" w:after="180"/>
+      </w:pPr>
+      <w:r>
+        <w:rPr>
+          <w:b w:val="0"/>
+        </w:rPr>
         <w:t>Use the diagram and verbal explanation together. Ask learners to match a sentence to a specific visual step; do not assign learners fixed visual or auditory learning styles.</w:t>
       </w:r>
     </w:p>
@@ -719,8 +1485,26 @@
       </w:r>
     </w:p>
     <w:p>
-      <w:r>
-        <w:t>A baseline deserves a fair chance. Two classifiers answer the same eight fixed questions with the same allowed sources.</w:t>
+      <w:pPr>
+        <w:spacing w:line="336" w:lineRule="auto" w:after="180"/>
+      </w:pPr>
+      <w:r>
+        <w:rPr>
+          <w:b w:val="0"/>
+        </w:rPr>
+        <w:t xml:space="preserve">A </w:t>
+      </w:r>
+      <w:r>
+        <w:rPr>
+          <w:b/>
+        </w:rPr>
+        <w:t>baseline</w:t>
+      </w:r>
+      <w:r>
+        <w:rPr>
+          <w:b w:val="0"/>
+        </w:rPr>
+        <w:t xml:space="preserve"> deserves a fair chance. Two classifiers answer the same eight fixed questions with the same allowed sources.</w:t>
       </w:r>
     </w:p>
     <w:p>
@@ -732,7 +1516,22 @@
       </w:r>
     </w:p>
     <w:p>
-      <w:r>
+      <w:pPr>
+        <w:pStyle w:val="Heading3"/>
+      </w:pPr>
+      <w:r>
+        <w:t>Supplied facts</w:t>
+      </w:r>
+    </w:p>
+    <w:p>
+      <w:pPr>
+        <w:spacing w:line="336" w:lineRule="auto" w:after="180"/>
+        <w:shd w:fill="F1F6FC"/>
+      </w:pPr>
+      <w:r>
+        <w:rPr>
+          <w:b w:val="0"/>
+        </w:rPr>
         <w:t>Simple rule A: 6/8 correct. New model B: 7/8 correct. No test case is used to tune either version.</w:t>
       </w:r>
     </w:p>
@@ -932,21 +1731,43 @@
       </w:r>
     </w:p>
     <w:p>
-      <w:r>
-        <w:t>A baseline anchors the claim of improvement. Fair comparison keeps information access, cases and scoring aligned while allowing the declared method difference.</w:t>
+      <w:pPr>
+        <w:pStyle w:val="Heading3"/>
+      </w:pPr>
+      <w:r>
+        <w:t>Why the result follows</w:t>
       </w:r>
     </w:p>
     <w:p>
       <w:pPr>
-        <w:pStyle w:val="Heading3"/>
-      </w:pPr>
-      <w:r>
-        <w:t>What this example does not establish</w:t>
+        <w:spacing w:line="336" w:lineRule="auto" w:after="180"/>
+        <w:shd w:fill="F1F6FC"/>
+      </w:pPr>
+      <w:r>
+        <w:rPr>
+          <w:b w:val="0"/>
+        </w:rPr>
+        <w:t xml:space="preserve">A </w:t>
+      </w:r>
+      <w:r>
+        <w:rPr>
+          <w:b/>
+        </w:rPr>
+        <w:t>baseline</w:t>
+      </w:r>
+      <w:r>
+        <w:rPr>
+          <w:b w:val="0"/>
+        </w:rPr>
+        <w:t xml:space="preserve"> anchors the claim of improvement. Fair comparison keeps information access, cases and scoring aligned while allowing the declared method difference.</w:t>
       </w:r>
     </w:p>
     <w:p>
-      <w:r>
-        <w:t>Eight cases do not establish a stable advantage or statistical significance.</w:t>
+      <w:pPr>
+        <w:pStyle w:val="Heading3"/>
+      </w:pPr>
+      <w:r>
+        <w:t>What this example does not establish</w:t>
       </w:r>
     </w:p>
     <w:p>
@@ -954,43 +1775,168 @@
         <w:pStyle w:val="Heading3"/>
       </w:pPr>
       <w:r>
-        <w:t>Change one thing in the pictured case</w:t>
+        <w:t>Keep the stated limit</w:t>
       </w:r>
     </w:p>
     <w:p>
-      <w:r>
-        <w:t>Change: Give B the answer key before testing.</w:t>
+      <w:pPr>
+        <w:spacing w:line="336" w:lineRule="auto" w:after="180"/>
+        <w:shd w:fill="FFF5E6"/>
+      </w:pPr>
+      <w:r>
+        <w:rPr>
+          <w:b w:val="0"/>
+        </w:rPr>
+        <w:t>Eight cases do not establish a stable advantage or statistical significance.</w:t>
       </w:r>
     </w:p>
     <w:p>
-      <w:r>
-        <w:t>Prediction: The resulting comparison is invalid as unseen evaluation.</w:t>
+      <w:pPr>
+        <w:pStyle w:val="Heading3"/>
+      </w:pPr>
+      <w:r>
+        <w:t>Change one thing in the pictured case</w:t>
       </w:r>
     </w:p>
     <w:p>
-      <w:r>
-        <w:t>Reason: B would receive privileged information that A did not receive.</w:t>
+      <w:pPr>
+        <w:pStyle w:val="Heading3"/>
+      </w:pPr>
+      <w:r>
+        <w:t>Change one thing</w:t>
       </w:r>
     </w:p>
     <w:p>
       <w:pPr>
-        <w:pStyle w:val="Heading3"/>
-      </w:pPr>
-      <w:r>
-        <w:t>Ask while showing the picture</w:t>
+        <w:spacing w:line="336" w:lineRule="auto" w:after="180"/>
+        <w:shd w:fill="F5F1FB"/>
+      </w:pPr>
+      <w:r>
+        <w:rPr>
+          <w:b w:val="0"/>
+        </w:rPr>
+        <w:t>Change: Give B the answer key before testing.</w:t>
       </w:r>
     </w:p>
     <w:p>
-      <w:r>
-        <w:t>Cover the result. Ask learners to name the inputs and predict the next step. Uncover one step, connect the icon to the actual procedure, and explain its evidence. Then change the supplied condition and compare. The picture is a representation; it does not document execution of a real AI model.</w:t>
+      <w:pPr>
+        <w:pStyle w:val="Heading3"/>
+      </w:pPr>
+      <w:r>
+        <w:t>Predicted result</w:t>
       </w:r>
     </w:p>
     <w:p>
       <w:pPr>
+        <w:spacing w:line="336" w:lineRule="auto" w:after="180"/>
+        <w:shd w:fill="F1F6FC"/>
+      </w:pPr>
+      <w:r>
+        <w:rPr>
+          <w:b/>
+        </w:rPr>
+        <w:t>Prediction</w:t>
+      </w:r>
+      <w:r>
+        <w:rPr>
+          <w:b w:val="0"/>
+        </w:rPr>
+        <w:t>: The resulting comparison is invalid as unseen evaluation.</w:t>
+      </w:r>
+    </w:p>
+    <w:p>
+      <w:pPr>
+        <w:pStyle w:val="Heading3"/>
+      </w:pPr>
+      <w:r>
+        <w:t>Why the result follows</w:t>
+      </w:r>
+    </w:p>
+    <w:p>
+      <w:pPr>
+        <w:spacing w:line="336" w:lineRule="auto" w:after="180"/>
+        <w:shd w:fill="F1F6FC"/>
+      </w:pPr>
+      <w:r>
+        <w:rPr>
+          <w:b w:val="0"/>
+        </w:rPr>
+        <w:t>Reason: B would receive privileged information that A did not receive.</w:t>
+      </w:r>
+    </w:p>
+    <w:p>
+      <w:pPr>
+        <w:pStyle w:val="Heading3"/>
+      </w:pPr>
+      <w:r>
+        <w:t>Ask while showing the picture</w:t>
+      </w:r>
+    </w:p>
+    <w:p>
+      <w:pPr>
+        <w:pStyle w:val="Heading3"/>
+      </w:pPr>
+      <w:r>
+        <w:t>Ask while showing the picture · 5</w:t>
+      </w:r>
+    </w:p>
+    <w:p>
+      <w:pPr>
+        <w:spacing w:line="336" w:lineRule="auto" w:after="180"/>
+      </w:pPr>
+      <w:r>
+        <w:rPr>
+          <w:b w:val="0"/>
+        </w:rPr>
+        <w:t xml:space="preserve">Cover the result. Ask learners to name the </w:t>
+      </w:r>
+      <w:r>
+        <w:rPr>
+          <w:b/>
+        </w:rPr>
+        <w:t>input</w:t>
+      </w:r>
+      <w:r>
+        <w:rPr>
+          <w:b w:val="0"/>
+        </w:rPr>
+        <w:t xml:space="preserve">s and predict the next step. Uncover one step, connect the icon to the actual procedure, and explain its </w:t>
+      </w:r>
+      <w:r>
+        <w:rPr>
+          <w:b/>
+        </w:rPr>
+        <w:t>evidence</w:t>
+      </w:r>
+      <w:r>
+        <w:rPr>
+          <w:b w:val="0"/>
+        </w:rPr>
+        <w:t>. Then change the supplied condition and compare.</w:t>
+      </w:r>
+    </w:p>
+    <w:p>
+      <w:pPr>
+        <w:spacing w:line="336" w:lineRule="auto" w:after="180"/>
+      </w:pPr>
+      <w:r>
+        <w:rPr>
+          <w:b w:val="0"/>
+        </w:rPr>
+        <w:t>The picture is a representation; it does not document execution of a real AI model.</w:t>
+      </w:r>
+    </w:p>
+    <w:p>
+      <w:pPr>
         <w:pStyle w:val="Heading1"/>
       </w:pPr>
       <w:r>
         <w:t>03. Demonstrate and guide practice</w:t>
+      </w:r>
+    </w:p>
+    <w:p>
+      <w:r>
+        <w:t>Demonstrate Baselines and fair comparisons, reduce support deliberately and check individual reasoning before discussing answers.</w:t>
       </w:r>
     </w:p>
     <w:tbl>
@@ -1206,36 +2152,112 @@
       </w:tr>
     </w:tbl>
     <w:p>
-      <w:r>
-        <w:t>Use the worked example in Sections 3 and 6. Collect a prediction before revealing its result; ask the learner to point to each intermediate fact.</w:t>
+      <w:pPr>
+        <w:spacing w:line="336" w:lineRule="auto" w:after="180"/>
+      </w:pPr>
+      <w:r>
+        <w:rPr>
+          <w:b w:val="0"/>
+        </w:rPr>
+        <w:t xml:space="preserve">Use the worked example in Sections 3 and 6. Collect a </w:t>
+      </w:r>
+      <w:r>
+        <w:rPr>
+          <w:b/>
+        </w:rPr>
+        <w:t>prediction</w:t>
+      </w:r>
+      <w:r>
+        <w:rPr>
+          <w:b w:val="0"/>
+        </w:rPr>
+        <w:t xml:space="preserve"> before revealing its result; ask the learner to point to each intermediate fact.</w:t>
       </w:r>
     </w:p>
     <w:p>
-      <w:r>
-        <w:t>Provide an input/procedure/result/limit frame and a calculator when needed. Ask students to identify the first step before completing the whole trace. Extension: compare two concrete variants of this mechanism while holding unrelated conditions fixed; report both successful and unsuccessful outcomes.</w:t>
+      <w:pPr>
+        <w:spacing w:line="336" w:lineRule="auto" w:after="180"/>
+      </w:pPr>
+      <w:r>
+        <w:rPr>
+          <w:b w:val="0"/>
+        </w:rPr>
+        <w:t xml:space="preserve">Provide an </w:t>
+      </w:r>
+      <w:r>
+        <w:rPr>
+          <w:b/>
+        </w:rPr>
+        <w:t>input</w:t>
+      </w:r>
+      <w:r>
+        <w:rPr>
+          <w:b w:val="0"/>
+        </w:rPr>
+        <w:t>/procedure/result/limit frame and a calculator when needed. Ask students to identify the first step before completing the whole trace.</w:t>
       </w:r>
     </w:p>
     <w:p>
       <w:pPr>
-        <w:pStyle w:val="Heading3"/>
-      </w:pPr>
-      <w:r>
-        <w:t>Reduce help deliberately</w:t>
+        <w:spacing w:line="336" w:lineRule="auto" w:after="180"/>
+      </w:pPr>
+      <w:r>
+        <w:rPr>
+          <w:b w:val="0"/>
+        </w:rPr>
+        <w:t xml:space="preserve">Extension: compare two concrete variants of this </w:t>
+      </w:r>
+      <w:r>
+        <w:rPr>
+          <w:b/>
+        </w:rPr>
+        <w:t>mechanism</w:t>
+      </w:r>
+      <w:r>
+        <w:rPr>
+          <w:b w:val="0"/>
+        </w:rPr>
+        <w:t xml:space="preserve"> while holding unrelated conditions fixed; report both successful and unsuccessful outcomes.</w:t>
       </w:r>
     </w:p>
     <w:p>
-      <w:r>
-        <w:t>Completion task: Assistant gets current register; baseline gets an obsolete one. Assistant scores higher. Show the intermediate steps and give the conclusion with its scope.</w:t>
+      <w:pPr>
+        <w:pStyle w:val="Heading3"/>
+      </w:pPr>
+      <w:r>
+        <w:t>Reduce help deliberately</w:t>
       </w:r>
     </w:p>
     <w:p>
-      <w:r>
-        <w:t>Teacher check: Teacher explanation: Source freshness is confounded with procedure. Provide both the same eligible current sources or report the unequal comparison without isolating method.</w:t>
+      <w:pPr>
+        <w:pStyle w:val="Heading3"/>
+      </w:pPr>
+      <w:r>
+        <w:t>Completion practice</w:t>
       </w:r>
     </w:p>
     <w:p>
-      <w:r>
-        <w:t>Start by identifying the given inputs together. Leave the intermediate steps blank. If needed, model one step, then withdraw that help on the next step. Move to a full trace only when the partial trace is understood. For partners, alternate explainer and checker; collect a response from every learner before discussion.</w:t>
+      <w:pPr>
+        <w:spacing w:line="336" w:lineRule="auto" w:after="180"/>
+        <w:shd w:fill="F5F1FB"/>
+      </w:pPr>
+      <w:r>
+        <w:rPr>
+          <w:b w:val="0"/>
+        </w:rPr>
+        <w:t xml:space="preserve">Completion task: Assistant gets current register; </w:t>
+      </w:r>
+      <w:r>
+        <w:rPr>
+          <w:b/>
+        </w:rPr>
+        <w:t>baseline</w:t>
+      </w:r>
+      <w:r>
+        <w:rPr>
+          <w:b w:val="0"/>
+        </w:rPr>
+        <w:t xml:space="preserve"> gets an obsolete one. Assistant scores higher. Show the intermediate steps and give the conclusion with its scope.</w:t>
       </w:r>
     </w:p>
     <w:p>
@@ -1243,22 +2265,53 @@
         <w:pStyle w:val="Heading3"/>
       </w:pPr>
       <w:r>
-        <w:t>Individual reasoning check</w:t>
+        <w:t>Reasoning to listen for</w:t>
       </w:r>
     </w:p>
     <w:p>
-      <w:r>
-        <w:t>Use the worked case for Baselines and fair comparisons. Proposed explanation: “The worked result establishes every future case”. Decide whether this explanation is supported. Point to the step or supplied fact that decides; explain your repair if needed.</w:t>
+      <w:pPr>
+        <w:spacing w:line="336" w:lineRule="auto" w:after="180"/>
+        <w:shd w:fill="F1F6FC"/>
+      </w:pPr>
+      <w:r>
+        <w:rPr>
+          <w:b w:val="0"/>
+        </w:rPr>
+        <w:t>Teacher check: Teacher explanation: Source freshness is confounded with procedure. Provide both the same eligible current sources or report the unequal comparison without isolating method.</w:t>
       </w:r>
     </w:p>
     <w:p>
-      <w:r>
-        <w:t>Expected correction: A baseline is credible relative to the task, not merely a procedure easy to outperform.</w:t>
+      <w:pPr>
+        <w:spacing w:line="336" w:lineRule="auto" w:after="180"/>
+      </w:pPr>
+      <w:r>
+        <w:rPr>
+          <w:b w:val="0"/>
+        </w:rPr>
+        <w:t xml:space="preserve">Start by identifying the given </w:t>
+      </w:r>
+      <w:r>
+        <w:rPr>
+          <w:b/>
+        </w:rPr>
+        <w:t>input</w:t>
+      </w:r>
+      <w:r>
+        <w:rPr>
+          <w:b w:val="0"/>
+        </w:rPr>
+        <w:t>s together. Leave the intermediate steps blank. If needed, model one step, then withdraw that help on the next step. Move to a full trace only when the partial trace is understood.</w:t>
       </w:r>
     </w:p>
     <w:p>
-      <w:r>
-        <w:t>Collect explanations, not only yes/no votes. If a misunderstanding is common, re-model the relevant step for the class. If it affects a few learners, give a short targeted group explanation while others solve a more demanding variation.</w:t>
+      <w:pPr>
+        <w:spacing w:line="336" w:lineRule="auto" w:after="180"/>
+      </w:pPr>
+      <w:r>
+        <w:rPr>
+          <w:b w:val="0"/>
+        </w:rPr>
+        <w:t>For partners, alternate explainer and checker; collect a response from every learner before discussion.</w:t>
       </w:r>
     </w:p>
     <w:p>
@@ -1266,63 +2319,332 @@
         <w:pStyle w:val="Heading3"/>
       </w:pPr>
       <w:r>
-        <w:t>Pictorial practice question</w:t>
+        <w:t>Individual reasoning check</w:t>
       </w:r>
     </w:p>
     <w:p>
-      <w:r>
-        <w:t>Calculate 6/8 and 7/8 correctness and name the one-case gain. Why is giving B the answer key incompatible with an unseen comparison to the simple baseline?</w:t>
+      <w:pPr>
+        <w:spacing w:line="336" w:lineRule="auto" w:after="180"/>
+      </w:pPr>
+      <w:r>
+        <w:rPr>
+          <w:b w:val="0"/>
+        </w:rPr>
+        <w:t xml:space="preserve">Use the worked case for </w:t>
+      </w:r>
+      <w:r>
+        <w:rPr>
+          <w:b/>
+        </w:rPr>
+        <w:t>Baseline</w:t>
+      </w:r>
+      <w:r>
+        <w:rPr>
+          <w:b w:val="0"/>
+        </w:rPr>
+        <w:t>s and fair comparisons. Proposed explanation: “The worked result establishes every future case”. Decide whether this explanation is supported.</w:t>
       </w:r>
     </w:p>
     <w:p>
       <w:pPr>
-        <w:pStyle w:val="Heading3"/>
-      </w:pPr>
-      <w:r>
-        <w:t>Reasoned teacher answer</w:t>
+        <w:spacing w:line="336" w:lineRule="auto" w:after="180"/>
+      </w:pPr>
+      <w:r>
+        <w:rPr>
+          <w:b w:val="0"/>
+        </w:rPr>
+        <w:t>Point to the step or supplied fact that decides; explain your repair if needed.</w:t>
       </w:r>
     </w:p>
     <w:p>
-      <w:r>
-        <w:t>A uses a simple documented rule rather than an intentionally weak placeholder. A is 75%; B is 87.5% on the same eight cases. B adds one correct case here; compare resources and failure types too. Changed case: The resulting comparison is invalid as unseen evaluation. B would receive privileged information that A did not receive.</w:t>
+      <w:pPr>
+        <w:pStyle w:val="Heading3"/>
+      </w:pPr>
+      <w:r>
+        <w:t>Expected repair</w:t>
       </w:r>
     </w:p>
     <w:p>
-      <w:r>
-        <w:t>Changed-case reasoning: The resulting comparison is invalid as unseen evaluation. B would receive privileged information that A did not receive.</w:t>
+      <w:pPr>
+        <w:spacing w:line="336" w:lineRule="auto" w:after="180"/>
+        <w:shd w:fill="F1F6FC"/>
+      </w:pPr>
+      <w:r>
+        <w:rPr>
+          <w:b w:val="0"/>
+        </w:rPr>
+        <w:t xml:space="preserve">Expected correction: A </w:t>
+      </w:r>
+      <w:r>
+        <w:rPr>
+          <w:b/>
+        </w:rPr>
+        <w:t>baseline</w:t>
+      </w:r>
+      <w:r>
+        <w:rPr>
+          <w:b w:val="0"/>
+        </w:rPr>
+        <w:t xml:space="preserve"> is credible relative to the task, not merely a procedure easy to outperform.</w:t>
       </w:r>
     </w:p>
     <w:p>
-      <w:r>
-        <w:t>Collect each learner’s explanation before discussion. Use the first missing connection between input, deciding step and result to choose support. This question is worked-case practice, not fresh mastery evidence.</w:t>
+      <w:pPr>
+        <w:spacing w:line="336" w:lineRule="auto" w:after="180"/>
+      </w:pPr>
+      <w:r>
+        <w:rPr>
+          <w:b w:val="0"/>
+        </w:rPr>
+        <w:t>Collect explanations, not only yes/no votes. If a misunderstanding is common, re-model the relevant step for the class.</w:t>
       </w:r>
     </w:p>
     <w:p>
       <w:pPr>
-        <w:pStyle w:val="Heading1"/>
-      </w:pPr>
-      <w:r>
-        <w:t>04. Run the investigation and diagnose misconceptions</w:t>
+        <w:spacing w:line="336" w:lineRule="auto" w:after="180"/>
+      </w:pPr>
+      <w:r>
+        <w:rPr>
+          <w:b w:val="0"/>
+        </w:rPr>
+        <w:t>If it affects a few learners, give a short targeted group explanation while others solve a more demanding variation.</w:t>
       </w:r>
     </w:p>
     <w:p>
-      <w:r>
-        <w:t>The worked result establishes every future case: A baseline is credible relative to the task, not merely a procedure easy to outperform.</w:t>
+      <w:pPr>
+        <w:pStyle w:val="Heading3"/>
+      </w:pPr>
+      <w:r>
+        <w:t>Pictorial practice question</w:t>
       </w:r>
     </w:p>
     <w:p>
-      <w:r>
-        <w:t>A missing input may be replaced without recording the change: A replacement changes the evidence or contract. Record the change and its justification; do not silently turn unknown into a measured value.</w:t>
+      <w:pPr>
+        <w:spacing w:line="336" w:lineRule="auto" w:after="180"/>
+        <w:shd w:fill="F5F1FB"/>
+      </w:pPr>
+      <w:r>
+        <w:rPr>
+          <w:b w:val="0"/>
+        </w:rPr>
+        <w:t xml:space="preserve">Calculate 6/8 and 7/8 correctness and name the one-case gain. Why is giving B the answer key incompatible with an unseen comparison to the simple </w:t>
+      </w:r>
+      <w:r>
+        <w:rPr>
+          <w:b/>
+        </w:rPr>
+        <w:t>baseline</w:t>
+      </w:r>
+      <w:r>
+        <w:rPr>
+          <w:b w:val="0"/>
+        </w:rPr>
+        <w:t>?</w:t>
       </w:r>
     </w:p>
     <w:p>
-      <w:r>
-        <w:t>Repeating an assessed case is new independent evidence: A replay checks consistency. An example used for feedback or revision cannot later be described as untouched final evaluation.</w:t>
+      <w:pPr>
+        <w:pStyle w:val="Heading3"/>
+      </w:pPr>
+      <w:r>
+        <w:t>Reasoned teacher answer</w:t>
       </w:r>
     </w:p>
     <w:p>
-      <w:r>
-        <w:t>Use Section 9 for the evidence ledger. Add a boundary or missing-input case and record the expected response before checking. More successful repeats of one case do not establish wider coverage.</w:t>
+      <w:pPr>
+        <w:spacing w:line="336" w:lineRule="auto" w:after="180"/>
+      </w:pPr>
+      <w:r>
+        <w:rPr>
+          <w:b w:val="0"/>
+        </w:rPr>
+        <w:t>A uses a simple documented rule rather than an intentionally weak placeholder. A is 75%; B is 87.5% on the same eight cases. B adds one correct case here; compare resources and failure types too.</w:t>
+      </w:r>
+    </w:p>
+    <w:p>
+      <w:pPr>
+        <w:spacing w:line="336" w:lineRule="auto" w:after="180"/>
+      </w:pPr>
+      <w:r>
+        <w:rPr>
+          <w:b w:val="0"/>
+        </w:rPr>
+        <w:t>Changed case: The resulting comparison is invalid as unseen evaluation. B would receive privileged information that A did not receive.</w:t>
+      </w:r>
+    </w:p>
+    <w:p>
+      <w:pPr>
+        <w:spacing w:line="336" w:lineRule="auto" w:after="180"/>
+      </w:pPr>
+      <w:r>
+        <w:rPr>
+          <w:b w:val="0"/>
+        </w:rPr>
+        <w:t>Changed-case reasoning: The resulting comparison is invalid as unseen evaluation. B would receive privileged information that A did not receive.</w:t>
+      </w:r>
+    </w:p>
+    <w:p>
+      <w:pPr>
+        <w:spacing w:line="336" w:lineRule="auto" w:after="180"/>
+      </w:pPr>
+      <w:r>
+        <w:rPr>
+          <w:b w:val="0"/>
+        </w:rPr>
+        <w:t xml:space="preserve">Collect each learner’s explanation before discussion. Use the first missing connection between </w:t>
+      </w:r>
+      <w:r>
+        <w:rPr>
+          <w:b/>
+        </w:rPr>
+        <w:t>input</w:t>
+      </w:r>
+      <w:r>
+        <w:rPr>
+          <w:b w:val="0"/>
+        </w:rPr>
+        <w:t xml:space="preserve">, deciding step and result to choose support. This question is worked-case practice, not fresh mastery </w:t>
+      </w:r>
+      <w:r>
+        <w:rPr>
+          <w:b/>
+        </w:rPr>
+        <w:t>evidence</w:t>
+      </w:r>
+      <w:r>
+        <w:rPr>
+          <w:b w:val="0"/>
+        </w:rPr>
+        <w:t>.</w:t>
+      </w:r>
+    </w:p>
+    <w:p>
+      <w:pPr>
+        <w:pStyle w:val="Heading1"/>
+      </w:pPr>
+      <w:r>
+        <w:t>04. Run the investigation and diagnose misconceptions</w:t>
+      </w:r>
+    </w:p>
+    <w:p>
+      <w:r>
+        <w:t>Run the Baselines and fair comparisons investigation and use the first unsupported step to choose a teaching response.</w:t>
+      </w:r>
+    </w:p>
+    <w:p>
+      <w:pPr>
+        <w:spacing w:line="336" w:lineRule="auto" w:after="180"/>
+      </w:pPr>
+      <w:r>
+        <w:rPr>
+          <w:b w:val="0"/>
+        </w:rPr>
+        <w:t xml:space="preserve">The worked result establishes every future case: A </w:t>
+      </w:r>
+      <w:r>
+        <w:rPr>
+          <w:b/>
+        </w:rPr>
+        <w:t>baseline</w:t>
+      </w:r>
+      <w:r>
+        <w:rPr>
+          <w:b w:val="0"/>
+        </w:rPr>
+        <w:t xml:space="preserve"> is credible relative to the task, not merely a procedure easy to outperform.</w:t>
+      </w:r>
+    </w:p>
+    <w:p>
+      <w:pPr>
+        <w:spacing w:line="336" w:lineRule="auto" w:after="180"/>
+      </w:pPr>
+      <w:r>
+        <w:rPr>
+          <w:b w:val="0"/>
+        </w:rPr>
+        <w:t xml:space="preserve">A missing </w:t>
+      </w:r>
+      <w:r>
+        <w:rPr>
+          <w:b/>
+        </w:rPr>
+        <w:t>input</w:t>
+      </w:r>
+      <w:r>
+        <w:rPr>
+          <w:b w:val="0"/>
+        </w:rPr>
+        <w:t xml:space="preserve"> may be replaced without recording the change: A replacement changes the </w:t>
+      </w:r>
+      <w:r>
+        <w:rPr>
+          <w:b/>
+        </w:rPr>
+        <w:t>evidence</w:t>
+      </w:r>
+      <w:r>
+        <w:rPr>
+          <w:b w:val="0"/>
+        </w:rPr>
+        <w:t xml:space="preserve"> or contract. Record the change and its justification; do not silently turn unknown into a measured value.</w:t>
+      </w:r>
+    </w:p>
+    <w:p>
+      <w:pPr>
+        <w:spacing w:line="336" w:lineRule="auto" w:after="180"/>
+      </w:pPr>
+      <w:r>
+        <w:rPr>
+          <w:b w:val="0"/>
+        </w:rPr>
+        <w:t xml:space="preserve">Repeating an assessed case is new independent </w:t>
+      </w:r>
+      <w:r>
+        <w:rPr>
+          <w:b/>
+        </w:rPr>
+        <w:t>evidence</w:t>
+      </w:r>
+      <w:r>
+        <w:rPr>
+          <w:b w:val="0"/>
+        </w:rPr>
+        <w:t>: A replay checks consistency. An example used for feedback or revision cannot later be described as untouched final evaluation.</w:t>
+      </w:r>
+    </w:p>
+    <w:p>
+      <w:pPr>
+        <w:spacing w:line="336" w:lineRule="auto" w:after="180"/>
+      </w:pPr>
+      <w:r>
+        <w:rPr>
+          <w:b w:val="0"/>
+        </w:rPr>
+        <w:t xml:space="preserve">Use Section 9 for the </w:t>
+      </w:r>
+      <w:r>
+        <w:rPr>
+          <w:b/>
+        </w:rPr>
+        <w:t>evidence</w:t>
+      </w:r>
+      <w:r>
+        <w:rPr>
+          <w:b w:val="0"/>
+        </w:rPr>
+        <w:t xml:space="preserve"> ledger. Add a boundary or missing-</w:t>
+      </w:r>
+      <w:r>
+        <w:rPr>
+          <w:b/>
+        </w:rPr>
+        <w:t>input</w:t>
+      </w:r>
+      <w:r>
+        <w:rPr>
+          <w:b w:val="0"/>
+        </w:rPr>
+        <w:t xml:space="preserve"> case and record the expected response before checking. More successful repeats of one case do not establish wider coverage.</w:t>
       </w:r>
     </w:p>
     <w:p>
@@ -1480,29 +2802,38 @@
       </w:tr>
     </w:tbl>
     <w:p>
-      <w:r>
-        <w:t>Offer an oral explanation, drawing, enlarged visual or fewer examples when that removes a reading/writing barrier. Keep the same reasoning goal. Stretch secure learners by changing a boundary or assumption and asking them to defend the effect, not simply by assigning more of the same questions.</w:t>
+      <w:pPr>
+        <w:spacing w:line="336" w:lineRule="auto" w:after="180"/>
+      </w:pPr>
+      <w:r>
+        <w:rPr>
+          <w:b w:val="0"/>
+        </w:rPr>
+        <w:t>Offer an oral explanation, drawing, enlarged visual or fewer examples when that removes a reading/writing barrier. Keep the same reasoning goal.</w:t>
       </w:r>
     </w:p>
     <w:p>
       <w:pPr>
-        <w:pStyle w:val="Heading1"/>
-      </w:pPr>
-      <w:r>
-        <w:t>05. Assess and explain the answers</w:t>
+        <w:spacing w:line="336" w:lineRule="auto" w:after="180"/>
+      </w:pPr>
+      <w:r>
+        <w:rPr>
+          <w:b w:val="0"/>
+        </w:rPr>
+        <w:t>Stretch secure learners by changing a boundary or assumption and asking them to defend the effect, not simply by assigning more of the same questions.</w:t>
       </w:r>
     </w:p>
     <w:p>
       <w:pPr>
-        <w:pStyle w:val="Heading3"/>
-      </w:pPr>
-      <w:r>
-        <w:t>Guided and exit questions</w:t>
+        <w:pStyle w:val="Heading1"/>
+      </w:pPr>
+      <w:r>
+        <w:t>05. Assess and explain the answers</w:t>
       </w:r>
     </w:p>
     <w:p>
       <w:r>
-        <w:t>Guided: Source freshness is confounded with procedure. Provide both the same eligible current sources or report the unequal comparison without isolating method. Qualification: A baseline is credible relative to the task, not merely a procedure easy to outperform. Exit: accept a concrete variation with its predicted outcome and a stated condition that would challenge the mechanism; reject a claim resting on unmeasured evidence.</w:t>
+        <w:t>Use the Baselines and fair comparisons questions, teacher keys and criteria after the relevant attempts. Previously discussed cases are practice; protect the separately selected independent task.</w:t>
       </w:r>
     </w:p>
     <w:p>
@@ -1510,89 +2841,256 @@
         <w:pStyle w:val="Heading3"/>
       </w:pPr>
       <w:r>
-        <w:t>W1 Explain the mechanism</w:t>
+        <w:t>Guided and exit questions</w:t>
       </w:r>
     </w:p>
     <w:p>
-      <w:r>
-        <w:t>Explain the weekly mechanism in your own words. Use the worked scenario to name its input, decision rule and output.</w:t>
+      <w:pPr>
+        <w:spacing w:line="336" w:lineRule="auto" w:after="180"/>
+      </w:pPr>
+      <w:r>
+        <w:rPr>
+          <w:b w:val="0"/>
+        </w:rPr>
+        <w:t>Guided: Source freshness is confounded with procedure. Provide both the same eligible current sources or report the unequal comparison without isolating method.</w:t>
       </w:r>
     </w:p>
     <w:p>
-      <w:r>
-        <w:t>Teacher explanation: Fair baselines use credible procedures on matched evidence and resource conditions. A weak arbitrary reference can exaggerate improvement. For a room-reporting study use manual authoritative lookup or a deterministic same-room rule, not random room names. Match cases, available sources and scoring.</w:t>
+      <w:pPr>
+        <w:spacing w:line="336" w:lineRule="auto" w:after="180"/>
+      </w:pPr>
+      <w:r>
+        <w:rPr>
+          <w:b w:val="0"/>
+        </w:rPr>
+        <w:t xml:space="preserve">Qualification: A </w:t>
+      </w:r>
+      <w:r>
+        <w:rPr>
+          <w:b/>
+        </w:rPr>
+        <w:t>baseline</w:t>
+      </w:r>
+      <w:r>
+        <w:rPr>
+          <w:b w:val="0"/>
+        </w:rPr>
+        <w:t xml:space="preserve"> is credible relative to the task, not merely a procedure easy to outperform.</w:t>
       </w:r>
     </w:p>
     <w:p>
       <w:pPr>
-        <w:pStyle w:val="Heading3"/>
-      </w:pPr>
-      <w:r>
-        <w:t>W2 Trace the worked case</w:t>
+        <w:spacing w:line="336" w:lineRule="auto" w:after="180"/>
+      </w:pPr>
+      <w:r>
+        <w:rPr>
+          <w:b w:val="0"/>
+        </w:rPr>
+        <w:t xml:space="preserve">Exit: accept a concrete variation with its predicted outcome and a stated condition that would challenge the </w:t>
+      </w:r>
+      <w:r>
+        <w:rPr>
+          <w:b/>
+        </w:rPr>
+        <w:t>mechanism</w:t>
+      </w:r>
+      <w:r>
+        <w:rPr>
+          <w:b w:val="0"/>
+        </w:rPr>
+        <w:t xml:space="preserve">; reject a claim resting on unmeasured </w:t>
+      </w:r>
+      <w:r>
+        <w:rPr>
+          <w:b/>
+        </w:rPr>
+        <w:t>evidence</w:t>
+      </w:r>
+      <w:r>
+        <w:rPr>
+          <w:b w:val="0"/>
+        </w:rPr>
+        <w:t>.</w:t>
       </w:r>
     </w:p>
     <w:p>
-      <w:r>
-        <w:t>Assistant gets current register; baseline gets an obsolete one. Assistant scores higher. Show the intermediate steps and give the conclusion with its scope.</w:t>
+      <w:pPr>
+        <w:pStyle w:val="Heading3"/>
+      </w:pPr>
+      <w:r>
+        <w:t>W1 Explain the mechanism</w:t>
       </w:r>
     </w:p>
     <w:p>
-      <w:r>
-        <w:t>Teacher explanation: Source freshness is confounded with procedure. Provide both the same eligible current sources or report the unequal comparison without isolating method.</w:t>
+      <w:pPr>
+        <w:pStyle w:val="Heading3"/>
+      </w:pPr>
+      <w:r>
+        <w:t>Workbook question · W1</w:t>
       </w:r>
     </w:p>
     <w:p>
       <w:pPr>
-        <w:pStyle w:val="Heading3"/>
-      </w:pPr>
-      <w:r>
-        <w:t>W3 Audit the limit</w:t>
+        <w:spacing w:line="336" w:lineRule="auto" w:after="180"/>
+        <w:shd w:fill="F5F1FB"/>
+      </w:pPr>
+      <w:r>
+        <w:rPr>
+          <w:b w:val="0"/>
+        </w:rPr>
+        <w:t xml:space="preserve">Explain the weekly </w:t>
+      </w:r>
+      <w:r>
+        <w:rPr>
+          <w:b/>
+        </w:rPr>
+        <w:t>mechanism</w:t>
+      </w:r>
+      <w:r>
+        <w:rPr>
+          <w:b w:val="0"/>
+        </w:rPr>
+        <w:t xml:space="preserve"> in your own words. Use the worked scenario to name its </w:t>
+      </w:r>
+      <w:r>
+        <w:rPr>
+          <w:b/>
+        </w:rPr>
+        <w:t>input</w:t>
+      </w:r>
+      <w:r>
+        <w:rPr>
+          <w:b w:val="0"/>
+        </w:rPr>
+        <w:t xml:space="preserve">, decision rule and </w:t>
+      </w:r>
+      <w:r>
+        <w:rPr>
+          <w:b/>
+        </w:rPr>
+        <w:t>output</w:t>
+      </w:r>
+      <w:r>
+        <w:rPr>
+          <w:b w:val="0"/>
+        </w:rPr>
+        <w:t>.</w:t>
       </w:r>
     </w:p>
     <w:p>
-      <w:r>
-        <w:t>A report omits this qualification: A baseline is credible relative to the task, not merely a procedure easy to outperform. Explain how omitting it could change a reader's interpretation, and write an accurate replacement.</w:t>
+      <w:pPr>
+        <w:pStyle w:val="Heading3"/>
+      </w:pPr>
+      <w:r>
+        <w:t>Teacher reasoning · W1</w:t>
       </w:r>
     </w:p>
     <w:p>
-      <w:r>
-        <w:t>Teacher explanation: A baseline is credible relative to the task, not merely a procedure easy to outperform. State the observed result separately from the unverified or out-of-scope claim; preserve the original evidence rather than inventing a missing fact.</w:t>
+      <w:pPr>
+        <w:spacing w:line="336" w:lineRule="auto" w:after="180"/>
+        <w:shd w:fill="F1F6FC"/>
+      </w:pPr>
+      <w:r>
+        <w:rPr>
+          <w:b w:val="0"/>
+        </w:rPr>
+        <w:t xml:space="preserve">Teacher explanation: Fair </w:t>
+      </w:r>
+      <w:r>
+        <w:rPr>
+          <w:b/>
+        </w:rPr>
+        <w:t>baseline</w:t>
+      </w:r>
+      <w:r>
+        <w:rPr>
+          <w:b w:val="0"/>
+        </w:rPr>
+        <w:t xml:space="preserve">s use credible procedures on matched </w:t>
+      </w:r>
+      <w:r>
+        <w:rPr>
+          <w:b/>
+        </w:rPr>
+        <w:t>evidence</w:t>
+      </w:r>
+      <w:r>
+        <w:rPr>
+          <w:b w:val="0"/>
+        </w:rPr>
+        <w:t xml:space="preserve"> and resource conditions. A weak arbitrary reference can exaggerate improvement.</w:t>
       </w:r>
     </w:p>
     <w:p>
       <w:pPr>
-        <w:pStyle w:val="Heading3"/>
-      </w:pPr>
-      <w:r>
-        <w:t>W4 Apply a new case independently</w:t>
+        <w:spacing w:line="336" w:lineRule="auto" w:after="180"/>
+        <w:shd w:fill="F1F6FC"/>
+      </w:pPr>
+      <w:r>
+        <w:rPr>
+          <w:b w:val="0"/>
+        </w:rPr>
+        <w:t>For a room-reporting study use manual authoritative lookup or a deterministic same-room rule, not random room names. Match cases, available sources and scoring.</w:t>
       </w:r>
     </w:p>
     <w:p>
-      <w:r>
-        <w:t>Model uses12 seconds and baseline2 on each case. Task has a3-second budget. How should results be framed?</w:t>
+      <w:pPr>
+        <w:pStyle w:val="Heading3"/>
+      </w:pPr>
+      <w:r>
+        <w:t>W2 Trace the worked case</w:t>
       </w:r>
     </w:p>
     <w:p>
-      <w:r>
-        <w:t>Teacher explanation: The model exceeds the task budget even if quality rises. Compare complete procedures under declared budgets or use matched time limits.</w:t>
+      <w:pPr>
+        <w:pStyle w:val="Heading3"/>
+      </w:pPr>
+      <w:r>
+        <w:t>Workbook question · W2</w:t>
       </w:r>
     </w:p>
     <w:p>
       <w:pPr>
-        <w:pStyle w:val="Heading3"/>
-      </w:pPr>
-      <w:r>
-        <w:t>W5 Design a revealing follow-up</w:t>
+        <w:spacing w:line="336" w:lineRule="auto" w:after="180"/>
+        <w:shd w:fill="F5F1FB"/>
+      </w:pPr>
+      <w:r>
+        <w:rPr>
+          <w:b w:val="0"/>
+        </w:rPr>
+        <w:t xml:space="preserve">Assistant gets current register; </w:t>
+      </w:r>
+      <w:r>
+        <w:rPr>
+          <w:b/>
+        </w:rPr>
+        <w:t>baseline</w:t>
+      </w:r>
+      <w:r>
+        <w:rPr>
+          <w:b w:val="0"/>
+        </w:rPr>
+        <w:t xml:space="preserve"> gets an obsolete one. Assistant scores higher. Show the intermediate steps and give the conclusion with its scope.</w:t>
       </w:r>
     </w:p>
     <w:p>
-      <w:r>
-        <w:t>For the worked scenario, propose one additional case that could reveal a failure, describe its expected outcome before running it, and explain what would need to remain fixed for a fair comparison. Do not reuse W4 as a new final test after receiving feedback.</w:t>
+      <w:pPr>
+        <w:pStyle w:val="Heading3"/>
+      </w:pPr>
+      <w:r>
+        <w:t>Teacher reasoning · W2</w:t>
       </w:r>
     </w:p>
     <w:p>
-      <w:r>
-        <w:t>Teacher explanation: Accept a concrete variant of the worked input or a missing/conflicting/boundary condition, with an expectation derived from the declared procedure. Require preserved settings, original outputs and data roles. A baseline is credible relative to the task, not merely a procedure easy to outperform. The new case should test this particular mechanism rather than merely restate the original result.</w:t>
+      <w:pPr>
+        <w:spacing w:line="336" w:lineRule="auto" w:after="180"/>
+        <w:shd w:fill="F1F6FC"/>
+      </w:pPr>
+      <w:r>
+        <w:rPr>
+          <w:b w:val="0"/>
+        </w:rPr>
+        <w:t>Teacher explanation: Source freshness is confounded with procedure. Provide both the same eligible current sources or report the unequal comparison without isolating method.</w:t>
       </w:r>
     </w:p>
     <w:p>
@@ -1600,37 +3098,430 @@
         <w:pStyle w:val="Heading3"/>
       </w:pPr>
       <w:r>
-        <w:t>Independent assessment and fresh retry</w:t>
+        <w:t>W3 Audit the limit</w:t>
       </w:r>
     </w:p>
     <w:p>
-      <w:r>
-        <w:t>W4: The model exceeds the task budget even if quality rises. Compare complete procedures under declared budgets or use matched time limits. Require intermediate reasoning and the stated scope. Fresh retry: Candidate receives full source, baseline only title. Expected reasoning: Evidence availability differs. Equalise access before attributing gains to the candidate method. If students need support, record it and reassess with another new case rather than awarding independence to a copied answer.</w:t>
+      <w:pPr>
+        <w:pStyle w:val="Heading3"/>
+      </w:pPr>
+      <w:r>
+        <w:t>Workbook question · W3</w:t>
       </w:r>
     </w:p>
     <w:p>
       <w:pPr>
-        <w:pStyle w:val="Heading3"/>
-      </w:pPr>
-      <w:r>
-        <w:t>Assess independent transfer</w:t>
+        <w:spacing w:line="336" w:lineRule="auto" w:after="180"/>
+        <w:shd w:fill="F5F1FB"/>
+      </w:pPr>
+      <w:r>
+        <w:rPr>
+          <w:b w:val="0"/>
+        </w:rPr>
+        <w:t xml:space="preserve">A report omits this qualification: A </w:t>
+      </w:r>
+      <w:r>
+        <w:rPr>
+          <w:b/>
+        </w:rPr>
+        <w:t>baseline</w:t>
+      </w:r>
+      <w:r>
+        <w:rPr>
+          <w:b w:val="0"/>
+        </w:rPr>
+        <w:t xml:space="preserve"> is credible relative to the task, not merely a procedure easy to outperform. Explain how omitting it could change a reader's interpretation, and write an accurate replacement.</w:t>
       </w:r>
     </w:p>
     <w:p>
-      <w:r>
-        <w:t>Selected case: Model uses12 seconds and baseline2 on each case. Task has a3-second budget. How should results be framed?</w:t>
+      <w:pPr>
+        <w:pStyle w:val="Heading3"/>
+      </w:pPr>
+      <w:r>
+        <w:t>Teacher reasoning · W3</w:t>
       </w:r>
     </w:p>
     <w:p>
       <w:pPr>
-        <w:pStyle w:val="Heading3"/>
-      </w:pPr>
-      <w:r>
-        <w:t>Selected case answer</w:t>
+        <w:spacing w:line="336" w:lineRule="auto" w:after="180"/>
+        <w:shd w:fill="F1F6FC"/>
+      </w:pPr>
+      <w:r>
+        <w:rPr>
+          <w:b w:val="0"/>
+        </w:rPr>
+        <w:t xml:space="preserve">Teacher explanation: A </w:t>
+      </w:r>
+      <w:r>
+        <w:rPr>
+          <w:b/>
+        </w:rPr>
+        <w:t>baseline</w:t>
+      </w:r>
+      <w:r>
+        <w:rPr>
+          <w:b w:val="0"/>
+        </w:rPr>
+        <w:t xml:space="preserve"> is credible relative to the task, not merely a procedure easy to outperform.</w:t>
       </w:r>
     </w:p>
     <w:p>
-      <w:r>
+      <w:pPr>
+        <w:spacing w:line="336" w:lineRule="auto" w:after="180"/>
+        <w:shd w:fill="F1F6FC"/>
+      </w:pPr>
+      <w:r>
+        <w:rPr>
+          <w:b w:val="0"/>
+        </w:rPr>
+        <w:t xml:space="preserve">State the observed result separately from the unverified or out-of-scope claim; preserve the original </w:t>
+      </w:r>
+      <w:r>
+        <w:rPr>
+          <w:b/>
+        </w:rPr>
+        <w:t>evidence</w:t>
+      </w:r>
+      <w:r>
+        <w:rPr>
+          <w:b w:val="0"/>
+        </w:rPr>
+        <w:t xml:space="preserve"> rather than inventing a missing fact.</w:t>
+      </w:r>
+    </w:p>
+    <w:p>
+      <w:pPr>
+        <w:pStyle w:val="Heading3"/>
+      </w:pPr>
+      <w:r>
+        <w:t>W4 Apply a new case independently</w:t>
+      </w:r>
+    </w:p>
+    <w:p>
+      <w:pPr>
+        <w:pStyle w:val="Heading3"/>
+      </w:pPr>
+      <w:r>
+        <w:t>Workbook question · W4</w:t>
+      </w:r>
+    </w:p>
+    <w:p>
+      <w:pPr>
+        <w:spacing w:line="336" w:lineRule="auto" w:after="180"/>
+        <w:shd w:fill="F5F1FB"/>
+      </w:pPr>
+      <w:r>
+        <w:rPr>
+          <w:b w:val="0"/>
+        </w:rPr>
+        <w:t xml:space="preserve">Model uses12 seconds and </w:t>
+      </w:r>
+      <w:r>
+        <w:rPr>
+          <w:b/>
+        </w:rPr>
+        <w:t>baseline</w:t>
+      </w:r>
+      <w:r>
+        <w:rPr>
+          <w:b w:val="0"/>
+        </w:rPr>
+        <w:t>2 on each case. Task has a3-second budget. How should results be framed?</w:t>
+      </w:r>
+    </w:p>
+    <w:p>
+      <w:pPr>
+        <w:pStyle w:val="Heading3"/>
+      </w:pPr>
+      <w:r>
+        <w:t>Teacher reasoning · W4</w:t>
+      </w:r>
+    </w:p>
+    <w:p>
+      <w:pPr>
+        <w:spacing w:line="336" w:lineRule="auto" w:after="180"/>
+        <w:shd w:fill="F1F6FC"/>
+      </w:pPr>
+      <w:r>
+        <w:rPr>
+          <w:b w:val="0"/>
+        </w:rPr>
+        <w:t>Teacher explanation: The model exceeds the task budget even if quality rises. Compare complete procedures under declared budgets or use matched time limits.</w:t>
+      </w:r>
+    </w:p>
+    <w:p>
+      <w:pPr>
+        <w:pStyle w:val="Heading3"/>
+      </w:pPr>
+      <w:r>
+        <w:t>W5 Design a revealing follow-up</w:t>
+      </w:r>
+    </w:p>
+    <w:p>
+      <w:pPr>
+        <w:pStyle w:val="Heading3"/>
+      </w:pPr>
+      <w:r>
+        <w:t>Workbook question · W5</w:t>
+      </w:r>
+    </w:p>
+    <w:p>
+      <w:pPr>
+        <w:spacing w:line="336" w:lineRule="auto" w:after="180"/>
+        <w:shd w:fill="F5F1FB"/>
+      </w:pPr>
+      <w:r>
+        <w:rPr>
+          <w:b w:val="0"/>
+        </w:rPr>
+        <w:t>For the worked scenario, propose one additional case that could reveal a failure, describe its expected outcome before running it, and explain what would need to remain fixed for a fair comparison.</w:t>
+      </w:r>
+    </w:p>
+    <w:p>
+      <w:pPr>
+        <w:spacing w:line="336" w:lineRule="auto" w:after="180"/>
+        <w:shd w:fill="F5F1FB"/>
+      </w:pPr>
+      <w:r>
+        <w:rPr>
+          <w:b w:val="0"/>
+        </w:rPr>
+        <w:t>Do not reuse W4 as a new final test after receiving feedback.</w:t>
+      </w:r>
+    </w:p>
+    <w:p>
+      <w:pPr>
+        <w:pStyle w:val="Heading3"/>
+      </w:pPr>
+      <w:r>
+        <w:t>Teacher reasoning · W5</w:t>
+      </w:r>
+    </w:p>
+    <w:p>
+      <w:pPr>
+        <w:spacing w:line="336" w:lineRule="auto" w:after="180"/>
+        <w:shd w:fill="F1F6FC"/>
+      </w:pPr>
+      <w:r>
+        <w:rPr>
+          <w:b w:val="0"/>
+        </w:rPr>
+        <w:t xml:space="preserve">Teacher explanation: Accept a concrete variant of the worked </w:t>
+      </w:r>
+      <w:r>
+        <w:rPr>
+          <w:b/>
+        </w:rPr>
+        <w:t>input</w:t>
+      </w:r>
+      <w:r>
+        <w:rPr>
+          <w:b w:val="0"/>
+        </w:rPr>
+        <w:t xml:space="preserve"> or a missing/conflicting/boundary condition, with an expectation derived from the declared procedure.</w:t>
+      </w:r>
+    </w:p>
+    <w:p>
+      <w:pPr>
+        <w:spacing w:line="336" w:lineRule="auto" w:after="180"/>
+        <w:shd w:fill="F1F6FC"/>
+      </w:pPr>
+      <w:r>
+        <w:rPr>
+          <w:b w:val="0"/>
+        </w:rPr>
+        <w:t xml:space="preserve">Require preserved settings, original </w:t>
+      </w:r>
+      <w:r>
+        <w:rPr>
+          <w:b/>
+        </w:rPr>
+        <w:t>output</w:t>
+      </w:r>
+      <w:r>
+        <w:rPr>
+          <w:b w:val="0"/>
+        </w:rPr>
+        <w:t xml:space="preserve">s and data roles. A </w:t>
+      </w:r>
+      <w:r>
+        <w:rPr>
+          <w:b/>
+        </w:rPr>
+        <w:t>baseline</w:t>
+      </w:r>
+      <w:r>
+        <w:rPr>
+          <w:b w:val="0"/>
+        </w:rPr>
+        <w:t xml:space="preserve"> is credible relative to the task, not merely a procedure easy to outperform.</w:t>
+      </w:r>
+    </w:p>
+    <w:p>
+      <w:pPr>
+        <w:spacing w:line="336" w:lineRule="auto" w:after="180"/>
+        <w:shd w:fill="F1F6FC"/>
+      </w:pPr>
+      <w:r>
+        <w:rPr>
+          <w:b w:val="0"/>
+        </w:rPr>
+        <w:t xml:space="preserve">The new case should test this particular </w:t>
+      </w:r>
+      <w:r>
+        <w:rPr>
+          <w:b/>
+        </w:rPr>
+        <w:t>mechanism</w:t>
+      </w:r>
+      <w:r>
+        <w:rPr>
+          <w:b w:val="0"/>
+        </w:rPr>
+        <w:t xml:space="preserve"> rather than merely restate the original result.</w:t>
+      </w:r>
+    </w:p>
+    <w:p>
+      <w:pPr>
+        <w:pStyle w:val="Heading3"/>
+      </w:pPr>
+      <w:r>
+        <w:t>Independent assessment and fresh retry</w:t>
+      </w:r>
+    </w:p>
+    <w:p>
+      <w:pPr>
+        <w:pStyle w:val="Heading3"/>
+      </w:pPr>
+      <w:r>
+        <w:t>Teacher key · Independent assessment and fresh retry</w:t>
+      </w:r>
+    </w:p>
+    <w:p>
+      <w:pPr>
+        <w:spacing w:line="336" w:lineRule="auto" w:after="180"/>
+        <w:shd w:fill="F1F6FC"/>
+      </w:pPr>
+      <w:r>
+        <w:rPr>
+          <w:b w:val="0"/>
+        </w:rPr>
+        <w:t>W4: The model exceeds the task budget even if quality rises. Compare complete procedures under declared budgets or use matched time limits. Require intermediate reasoning and the stated scope.</w:t>
+      </w:r>
+    </w:p>
+    <w:p>
+      <w:pPr>
+        <w:spacing w:line="336" w:lineRule="auto" w:after="180"/>
+        <w:shd w:fill="F1F6FC"/>
+      </w:pPr>
+      <w:r>
+        <w:rPr>
+          <w:b w:val="0"/>
+        </w:rPr>
+        <w:t xml:space="preserve">Fresh retry: Candidate receives full source, </w:t>
+      </w:r>
+      <w:r>
+        <w:rPr>
+          <w:b/>
+        </w:rPr>
+        <w:t>baseline</w:t>
+      </w:r>
+      <w:r>
+        <w:rPr>
+          <w:b w:val="0"/>
+        </w:rPr>
+        <w:t xml:space="preserve"> only title. Expected reasoning: </w:t>
+      </w:r>
+      <w:r>
+        <w:rPr>
+          <w:b/>
+        </w:rPr>
+        <w:t>Evidence</w:t>
+      </w:r>
+      <w:r>
+        <w:rPr>
+          <w:b w:val="0"/>
+        </w:rPr>
+        <w:t xml:space="preserve"> availability differs. Equalise access before attributing gains to the candidate method.</w:t>
+      </w:r>
+    </w:p>
+    <w:p>
+      <w:pPr>
+        <w:spacing w:line="336" w:lineRule="auto" w:after="180"/>
+        <w:shd w:fill="F1F6FC"/>
+      </w:pPr>
+      <w:r>
+        <w:rPr>
+          <w:b w:val="0"/>
+        </w:rPr>
+        <w:t>If students need support, record it and reassess with another new case rather than awarding independence to a copied answer.</w:t>
+      </w:r>
+    </w:p>
+    <w:p>
+      <w:pPr>
+        <w:pStyle w:val="Heading3"/>
+      </w:pPr>
+      <w:r>
+        <w:t>Assess independent transfer</w:t>
+      </w:r>
+    </w:p>
+    <w:p>
+      <w:pPr>
+        <w:pStyle w:val="Heading3"/>
+      </w:pPr>
+      <w:r>
+        <w:t>Independent question · withhold the key</w:t>
+      </w:r>
+    </w:p>
+    <w:p>
+      <w:pPr>
+        <w:spacing w:line="336" w:lineRule="auto" w:after="180"/>
+        <w:shd w:fill="F5F1FB"/>
+      </w:pPr>
+      <w:r>
+        <w:rPr>
+          <w:b w:val="0"/>
+        </w:rPr>
+        <w:t xml:space="preserve">Selected case: Model uses12 seconds and </w:t>
+      </w:r>
+      <w:r>
+        <w:rPr>
+          <w:b/>
+        </w:rPr>
+        <w:t>baseline</w:t>
+      </w:r>
+      <w:r>
+        <w:rPr>
+          <w:b w:val="0"/>
+        </w:rPr>
+        <w:t>2 on each case. Task has a3-second budget. How should results be framed?</w:t>
+      </w:r>
+    </w:p>
+    <w:p>
+      <w:pPr>
+        <w:pStyle w:val="Heading3"/>
+      </w:pPr>
+      <w:r>
+        <w:t>Selected case answer</w:t>
+      </w:r>
+    </w:p>
+    <w:p>
+      <w:pPr>
+        <w:pStyle w:val="Heading3"/>
+      </w:pPr>
+      <w:r>
+        <w:t>Teacher key · Selected case answer</w:t>
+      </w:r>
+    </w:p>
+    <w:p>
+      <w:pPr>
+        <w:spacing w:line="336" w:lineRule="auto" w:after="180"/>
+        <w:shd w:fill="F1F6FC"/>
+      </w:pPr>
+      <w:r>
+        <w:rPr>
+          <w:b w:val="0"/>
+        </w:rPr>
         <w:t>Teacher explanation: The model exceeds the task budget even if quality rises. Compare complete procedures under declared budgets or use matched time limits.</w:t>
       </w:r>
     </w:p>
@@ -1737,67 +3628,305 @@
       </w:tr>
     </w:tbl>
     <w:p>
-      <w:r>
-        <w:t>Record each dimension as not yet, with support, or independent. Accept a valid alternative procedure with a defensible trace. Do not penalise an honestly recorded model failure if the learner correctly explains its evidence and limits.</w:t>
+      <w:pPr>
+        <w:pStyle w:val="Heading3"/>
+      </w:pPr>
+      <w:r>
+        <w:t>Teacher key · Selected case answer</w:t>
       </w:r>
     </w:p>
     <w:p>
       <w:pPr>
-        <w:pStyle w:val="Heading3"/>
-      </w:pPr>
-      <w:r>
-        <w:t>Feedback that the learner uses</w:t>
+        <w:spacing w:line="336" w:lineRule="auto" w:after="180"/>
+        <w:shd w:fill="F1F6FC"/>
+      </w:pPr>
+      <w:r>
+        <w:rPr>
+          <w:b w:val="0"/>
+        </w:rPr>
+        <w:t>Record each dimension as not yet, with support, or independent. Accept a valid alternative procedure with a defensible trace.</w:t>
       </w:r>
     </w:p>
     <w:p>
-      <w:r>
-        <w:t>Name the earliest unsupported step and give one action to repair it. Have the learner make that repair now and explain why. Then assess the relevant skill on a fresh, fully specified case. Confirm it was not previously practised with feedback; solve and check the new case before assigning it. A follow-up design prompt is a starting brief, not automatically an equivalent test.</w:t>
+      <w:pPr>
+        <w:spacing w:line="336" w:lineRule="auto" w:after="180"/>
+        <w:shd w:fill="F1F6FC"/>
+      </w:pPr>
+      <w:r>
+        <w:rPr>
+          <w:b w:val="0"/>
+        </w:rPr>
+        <w:t xml:space="preserve">Do not penalise an honestly recorded model failure if the learner correctly explains its </w:t>
+      </w:r>
+      <w:r>
+        <w:rPr>
+          <w:b/>
+        </w:rPr>
+        <w:t>evidence</w:t>
+      </w:r>
+      <w:r>
+        <w:rPr>
+          <w:b w:val="0"/>
+        </w:rPr>
+        <w:t xml:space="preserve"> and limits.</w:t>
       </w:r>
     </w:p>
     <w:p>
       <w:pPr>
-        <w:pStyle w:val="Heading1"/>
-      </w:pPr>
-      <w:r>
-        <w:t>06. Connect the project, support and next lesson</w:t>
+        <w:pStyle w:val="Heading3"/>
+      </w:pPr>
+      <w:r>
+        <w:t>Feedback that the learner uses</w:t>
       </w:r>
     </w:p>
     <w:p>
-      <w:r>
-        <w:t>Add a labelled baselines and fair comparisons evidence sheet to Reproducible AI Research Study. Show how you can explain the mechanism and terminology of baselines and fair comparisons. Use the supplied fictional case and keep its inputs, intermediate steps, calculation or prediction, and limitation. Connect this record to last week’s record; a matching answer without a trace is insufficient.</w:t>
+      <w:pPr>
+        <w:spacing w:line="336" w:lineRule="auto" w:after="180"/>
+      </w:pPr>
+      <w:r>
+        <w:rPr>
+          <w:b w:val="0"/>
+        </w:rPr>
+        <w:t>Name the earliest unsupported step and give one action to repair it. Have the learner make that repair now and explain why. Then assess the relevant skill on a fresh, fully specified case.</w:t>
       </w:r>
     </w:p>
     <w:p>
-      <w:r>
-        <w:t>Provide an input/procedure/result/limit frame and a calculator when needed. Ask students to identify the first step before completing the whole trace. Extension: compare two concrete variants of this mechanism while holding unrelated conditions fixed; report both successful and unsuccessful outcomes.</w:t>
+      <w:pPr>
+        <w:spacing w:line="336" w:lineRule="auto" w:after="180"/>
+      </w:pPr>
+      <w:r>
+        <w:rPr>
+          <w:b w:val="0"/>
+        </w:rPr>
+        <w:t>Confirm it was not previously practised with feedback; solve and check the new case before assigning it. A follow-up design prompt is a starting brief, not automatically an equivalent test.</w:t>
       </w:r>
     </w:p>
     <w:p>
-      <w:r>
-        <w:t>Next connection: Experimental units and independence. Preserve the current case record and retrieve its evidence boundary before moving on.</w:t>
+      <w:pPr>
+        <w:pStyle w:val="Heading1"/>
+      </w:pPr>
+      <w:r>
+        <w:t>06. Connect the project, support and next lesson</w:t>
       </w:r>
     </w:p>
     <w:p>
       <w:r>
-        <w:t>Retain the project ledger and assess a changed case after support. Check the relevant prerequisite before carrying this component forward.</w:t>
+        <w:t>Connect Baselines and fair comparisons to Reproducible AI Research Study, adapt support and plan a later changed-case check.</w:t>
       </w:r>
     </w:p>
     <w:p>
       <w:pPr>
-        <w:pStyle w:val="Heading3"/>
-      </w:pPr>
-      <w:r>
-        <w:t>Plan the delayed return</w:t>
+        <w:spacing w:line="336" w:lineRule="auto" w:after="180"/>
+      </w:pPr>
+      <w:r>
+        <w:rPr>
+          <w:b w:val="0"/>
+        </w:rPr>
+        <w:t xml:space="preserve">Add a labelled </w:t>
+      </w:r>
+      <w:r>
+        <w:rPr>
+          <w:b/>
+        </w:rPr>
+        <w:t>baseline</w:t>
+      </w:r>
+      <w:r>
+        <w:rPr>
+          <w:b w:val="0"/>
+        </w:rPr>
+        <w:t xml:space="preserve">s and fair comparisons </w:t>
+      </w:r>
+      <w:r>
+        <w:rPr>
+          <w:b/>
+        </w:rPr>
+        <w:t>evidence</w:t>
+      </w:r>
+      <w:r>
+        <w:rPr>
+          <w:b w:val="0"/>
+        </w:rPr>
+        <w:t xml:space="preserve"> sheet to Reproducible AI Research Study. Show how you can explain the </w:t>
+      </w:r>
+      <w:r>
+        <w:rPr>
+          <w:b/>
+        </w:rPr>
+        <w:t>mechanism</w:t>
+      </w:r>
+      <w:r>
+        <w:rPr>
+          <w:b w:val="0"/>
+        </w:rPr>
+        <w:t xml:space="preserve"> and terminology of </w:t>
+      </w:r>
+      <w:r>
+        <w:rPr>
+          <w:b/>
+        </w:rPr>
+        <w:t>baseline</w:t>
+      </w:r>
+      <w:r>
+        <w:rPr>
+          <w:b w:val="0"/>
+        </w:rPr>
+        <w:t>s and fair comparisons.</w:t>
       </w:r>
     </w:p>
     <w:p>
-      <w:r>
-        <w:t>Suggested return points in this level: ai-7/9, ai-7/11, ai-7/14. Use actual classroom dates, adjusting for holidays and gaps. One, three and six teaching weeks are scheduling choices, not a claimed optimal spacing.</w:t>
+      <w:pPr>
+        <w:spacing w:line="336" w:lineRule="auto" w:after="180"/>
+      </w:pPr>
+      <w:r>
+        <w:rPr>
+          <w:b w:val="0"/>
+        </w:rPr>
+        <w:t xml:space="preserve">Use the supplied fictional case and keep its </w:t>
+      </w:r>
+      <w:r>
+        <w:rPr>
+          <w:b/>
+        </w:rPr>
+        <w:t>input</w:t>
+      </w:r>
+      <w:r>
+        <w:rPr>
+          <w:b w:val="0"/>
+        </w:rPr>
+        <w:t xml:space="preserve">s, intermediate steps, calculation or </w:t>
+      </w:r>
+      <w:r>
+        <w:rPr>
+          <w:b/>
+        </w:rPr>
+        <w:t>prediction</w:t>
+      </w:r>
+      <w:r>
+        <w:rPr>
+          <w:b w:val="0"/>
+        </w:rPr>
+        <w:t>, and limitation. Connect this record to last week’s record; a matching answer without a trace is insufficient.</w:t>
       </w:r>
     </w:p>
     <w:p>
-      <w:r>
-        <w:t>At a delayed check, ask for the idea from memory and a changed application. Compare with the earlier independent response and record support used. For a new level, revisit the previous capstone before checking the new prerequisites.</w:t>
+      <w:pPr>
+        <w:spacing w:line="336" w:lineRule="auto" w:after="180"/>
+      </w:pPr>
+      <w:r>
+        <w:rPr>
+          <w:b w:val="0"/>
+        </w:rPr>
+        <w:t xml:space="preserve">Provide an </w:t>
+      </w:r>
+      <w:r>
+        <w:rPr>
+          <w:b/>
+        </w:rPr>
+        <w:t>input</w:t>
+      </w:r>
+      <w:r>
+        <w:rPr>
+          <w:b w:val="0"/>
+        </w:rPr>
+        <w:t>/procedure/result/limit frame and a calculator when needed. Ask students to identify the first step before completing the whole trace.</w:t>
+      </w:r>
+    </w:p>
+    <w:p>
+      <w:pPr>
+        <w:spacing w:line="336" w:lineRule="auto" w:after="180"/>
+      </w:pPr>
+      <w:r>
+        <w:rPr>
+          <w:b w:val="0"/>
+        </w:rPr>
+        <w:t xml:space="preserve">Extension: compare two concrete variants of this </w:t>
+      </w:r>
+      <w:r>
+        <w:rPr>
+          <w:b/>
+        </w:rPr>
+        <w:t>mechanism</w:t>
+      </w:r>
+      <w:r>
+        <w:rPr>
+          <w:b w:val="0"/>
+        </w:rPr>
+        <w:t xml:space="preserve"> while holding unrelated conditions fixed; report both successful and unsuccessful outcomes.</w:t>
+      </w:r>
+    </w:p>
+    <w:p>
+      <w:pPr>
+        <w:spacing w:line="336" w:lineRule="auto" w:after="180"/>
+      </w:pPr>
+      <w:r>
+        <w:rPr>
+          <w:b w:val="0"/>
+        </w:rPr>
+        <w:t xml:space="preserve">Next connection: Experimental units and independence. Preserve the current case record and retrieve its </w:t>
+      </w:r>
+      <w:r>
+        <w:rPr>
+          <w:b/>
+        </w:rPr>
+        <w:t>evidence</w:t>
+      </w:r>
+      <w:r>
+        <w:rPr>
+          <w:b w:val="0"/>
+        </w:rPr>
+        <w:t xml:space="preserve"> boundary before moving on.</w:t>
+      </w:r>
+    </w:p>
+    <w:p>
+      <w:pPr>
+        <w:spacing w:line="336" w:lineRule="auto" w:after="180"/>
+      </w:pPr>
+      <w:r>
+        <w:rPr>
+          <w:b w:val="0"/>
+        </w:rPr>
+        <w:t>Retain the project ledger and assess a changed case after support. Check the relevant prerequisite before carrying this component forward.</w:t>
+      </w:r>
+    </w:p>
+    <w:p>
+      <w:pPr>
+        <w:pStyle w:val="Heading3"/>
+      </w:pPr>
+      <w:r>
+        <w:t>Plan the delayed return</w:t>
+      </w:r>
+    </w:p>
+    <w:p>
+      <w:pPr>
+        <w:spacing w:line="336" w:lineRule="auto" w:after="180"/>
+      </w:pPr>
+      <w:r>
+        <w:rPr>
+          <w:b w:val="0"/>
+        </w:rPr>
+        <w:t>Suggested return points in this level: ai-7/9, ai-7/11, ai-7/14. Use actual classroom dates, adjusting for holidays and gaps. One, three and six teaching weeks are scheduling choices, not a claimed optimal spacing.</w:t>
+      </w:r>
+    </w:p>
+    <w:p>
+      <w:pPr>
+        <w:spacing w:line="336" w:lineRule="auto" w:after="180"/>
+      </w:pPr>
+      <w:r>
+        <w:rPr>
+          <w:b w:val="0"/>
+        </w:rPr>
+        <w:t>At a delayed check, ask for the idea from memory and a changed application. Compare with the earlier independent response and record support used.</w:t>
+      </w:r>
+    </w:p>
+    <w:p>
+      <w:pPr>
+        <w:spacing w:line="336" w:lineRule="auto" w:after="180"/>
+      </w:pPr>
+      <w:r>
+        <w:rPr>
+          <w:b w:val="0"/>
+        </w:rPr>
+        <w:t>For a new level, revisit the previous capstone before checking the new prerequisites.</w:t>
       </w:r>
     </w:p>
     <w:tbl>
@@ -1957,8 +4086,26 @@
       </w:tr>
     </w:tbl>
     <w:p>
-      <w:r>
-        <w:t>Use the evidence to choose reteaching or the next step. A completed page, confidence rating or attractive project does not by itself demonstrate understanding.</w:t>
+      <w:pPr>
+        <w:spacing w:line="336" w:lineRule="auto" w:after="180"/>
+      </w:pPr>
+      <w:r>
+        <w:rPr>
+          <w:b w:val="0"/>
+        </w:rPr>
+        <w:t xml:space="preserve">Use the </w:t>
+      </w:r>
+      <w:r>
+        <w:rPr>
+          <w:b/>
+        </w:rPr>
+        <w:t>evidence</w:t>
+      </w:r>
+      <w:r>
+        <w:rPr>
+          <w:b w:val="0"/>
+        </w:rPr>
+        <w:t xml:space="preserve"> to choose reteaching or the next step. A completed page, confidence rating or attractive project does not by itself demonstrate understanding.</w:t>
       </w:r>
     </w:p>
     <w:p>
@@ -1970,7 +4117,13 @@
       </w:r>
     </w:p>
     <w:p>
-      <w:r>
+      <w:pPr>
+        <w:spacing w:line="336" w:lineRule="auto" w:after="180"/>
+      </w:pPr>
+      <w:r>
+        <w:rPr>
+          <w:b w:val="0"/>
+        </w:rPr>
         <w:t>For the Reproducible AI Research Study, retain an annotated worked trace and the changed-case reasoning. Connect the claim to its records, units and assumptions so another investigator can challenge or reproduce it.</w:t>
       </w:r>
     </w:p>
@@ -1984,12 +4137,74 @@
     </w:p>
     <w:p>
       <w:r>
-        <w:t>Teaching target: Explain the mechanism and terminology of baselines and fair comparisons</w:t>
+        <w:t>Use this preparation summary alongside the detailed Baselines and fair comparisons lesson; it is a checklist rather than a replacement for the full sequence.</w:t>
       </w:r>
     </w:p>
     <w:p>
-      <w:r>
-        <w:t>Prepare the labelled worked-case picture, the matching workbook, fictional input cards and a place for individual responses. Check a local Python 3 environment before class; have a paper-trace version ready.</w:t>
+      <w:pPr>
+        <w:pStyle w:val="Heading3"/>
+      </w:pPr>
+      <w:r>
+        <w:t>Teaching target</w:t>
+      </w:r>
+    </w:p>
+    <w:p>
+      <w:pPr>
+        <w:spacing w:line="336" w:lineRule="auto" w:after="180"/>
+        <w:shd w:fill="EDF7F3"/>
+      </w:pPr>
+      <w:r>
+        <w:rPr>
+          <w:b w:val="0"/>
+        </w:rPr>
+        <w:t xml:space="preserve">Teaching target: Explain the </w:t>
+      </w:r>
+      <w:r>
+        <w:rPr>
+          <w:b/>
+        </w:rPr>
+        <w:t>mechanism</w:t>
+      </w:r>
+      <w:r>
+        <w:rPr>
+          <w:b w:val="0"/>
+        </w:rPr>
+        <w:t xml:space="preserve"> and terminology of </w:t>
+      </w:r>
+      <w:r>
+        <w:rPr>
+          <w:b/>
+        </w:rPr>
+        <w:t>baseline</w:t>
+      </w:r>
+      <w:r>
+        <w:rPr>
+          <w:b w:val="0"/>
+        </w:rPr>
+        <w:t>s and fair comparisons</w:t>
+      </w:r>
+    </w:p>
+    <w:p>
+      <w:pPr>
+        <w:spacing w:line="336" w:lineRule="auto" w:after="180"/>
+      </w:pPr>
+      <w:r>
+        <w:rPr>
+          <w:b w:val="0"/>
+        </w:rPr>
+        <w:t xml:space="preserve">Prepare the labelled worked-case picture, the matching workbook, fictional </w:t>
+      </w:r>
+      <w:r>
+        <w:rPr>
+          <w:b/>
+        </w:rPr>
+        <w:t>input</w:t>
+      </w:r>
+      <w:r>
+        <w:rPr>
+          <w:b w:val="0"/>
+        </w:rPr>
+        <w:t xml:space="preserve"> cards and a place for individual responses. Check a local Python 3 environment before class; have a paper-trace version ready.</w:t>
       </w:r>
     </w:p>
     <w:tbl>
@@ -2136,37 +4351,207 @@
       </w:tr>
     </w:tbl>
     <w:p>
-      <w:r>
-        <w:t>Before class, solve the supported practice: Assistant gets current register; baseline gets an obsolete one. Assistant scores higher. Show the intermediate steps and give the conclusion with its scope.</w:t>
+      <w:pPr>
+        <w:spacing w:line="336" w:lineRule="auto" w:after="180"/>
+      </w:pPr>
+      <w:r>
+        <w:rPr>
+          <w:b w:val="0"/>
+        </w:rPr>
+        <w:t xml:space="preserve">Before class, solve the supported practice: Assistant gets current register; </w:t>
+      </w:r>
+      <w:r>
+        <w:rPr>
+          <w:b/>
+        </w:rPr>
+        <w:t>baseline</w:t>
+      </w:r>
+      <w:r>
+        <w:rPr>
+          <w:b w:val="0"/>
+        </w:rPr>
+        <w:t xml:space="preserve"> gets an obsolete one. Assistant scores higher. Show the intermediate steps and give the conclusion with its scope.</w:t>
       </w:r>
     </w:p>
     <w:p>
-      <w:r>
-        <w:t>Reasoned practice answer: Teacher explanation: Source freshness is confounded with procedure. Provide both the same eligible current sources or report the unequal comparison without isolating method.</w:t>
+      <w:pPr>
+        <w:pStyle w:val="Heading3"/>
+      </w:pPr>
+      <w:r>
+        <w:t>Supported practice answer</w:t>
       </w:r>
     </w:p>
     <w:p>
-      <w:r>
-        <w:t>Check every learner before discussion: Use the worked case for Baselines and fair comparisons. Proposed explanation: “The worked result establishes every future case”. Decide whether this explanation is supported. Point to the step or supplied fact that decides; explain your repair if needed.</w:t>
+      <w:pPr>
+        <w:spacing w:line="336" w:lineRule="auto" w:after="180"/>
+        <w:shd w:fill="F1F6FC"/>
+      </w:pPr>
+      <w:r>
+        <w:rPr>
+          <w:b w:val="0"/>
+        </w:rPr>
+        <w:t>Reasoned practice answer: Teacher explanation: Source freshness is confounded with procedure. Provide both the same eligible current sources or report the unequal comparison without isolating method.</w:t>
       </w:r>
     </w:p>
     <w:p>
-      <w:r>
-        <w:t>Misconception repair: A baseline is credible relative to the task, not merely a procedure easy to outperform.</w:t>
+      <w:pPr>
+        <w:spacing w:line="336" w:lineRule="auto" w:after="180"/>
+      </w:pPr>
+      <w:r>
+        <w:rPr>
+          <w:b w:val="0"/>
+        </w:rPr>
+        <w:t xml:space="preserve">Check every learner before discussion: Use the worked case for </w:t>
+      </w:r>
+      <w:r>
+        <w:rPr>
+          <w:b/>
+        </w:rPr>
+        <w:t>Baseline</w:t>
+      </w:r>
+      <w:r>
+        <w:rPr>
+          <w:b w:val="0"/>
+        </w:rPr>
+        <w:t>s and fair comparisons. Proposed explanation: “The worked result establishes every future case”. Decide whether this explanation is supported.</w:t>
       </w:r>
     </w:p>
     <w:p>
-      <w:r>
-        <w:t>Support: read the exact case aloud, enlarge the labelled picture, supply input cards and model only the first deciding step. Accept a spoken explanation or drawing; retain the reasoning goal.</w:t>
+      <w:pPr>
+        <w:spacing w:line="336" w:lineRule="auto" w:after="180"/>
+      </w:pPr>
+      <w:r>
+        <w:rPr>
+          <w:b w:val="0"/>
+        </w:rPr>
+        <w:t>Point to the step or supplied fact that decides; explain your repair if needed.</w:t>
       </w:r>
     </w:p>
     <w:p>
-      <w:r>
-        <w:t>Extension: Give B the answer key before testing. Require a prediction and a reason before comparing. Expected result: The resulting comparison is invalid as unseen evaluation. Reason: B would receive privileged information that A did not receive.</w:t>
+      <w:pPr>
+        <w:pStyle w:val="Heading3"/>
+      </w:pPr>
+      <w:r>
+        <w:t>Repair the misconception</w:t>
       </w:r>
     </w:p>
     <w:p>
-      <w:r>
+      <w:pPr>
+        <w:spacing w:line="336" w:lineRule="auto" w:after="180"/>
+        <w:shd w:fill="FFF5E6"/>
+      </w:pPr>
+      <w:r>
+        <w:rPr>
+          <w:b w:val="0"/>
+        </w:rPr>
+        <w:t xml:space="preserve">Misconception repair: A </w:t>
+      </w:r>
+      <w:r>
+        <w:rPr>
+          <w:b/>
+        </w:rPr>
+        <w:t>baseline</w:t>
+      </w:r>
+      <w:r>
+        <w:rPr>
+          <w:b w:val="0"/>
+        </w:rPr>
+        <w:t xml:space="preserve"> is credible relative to the task, not merely a procedure easy to outperform.</w:t>
+      </w:r>
+    </w:p>
+    <w:p>
+      <w:pPr>
+        <w:pStyle w:val="Heading3"/>
+      </w:pPr>
+      <w:r>
+        <w:t>Support without giving away the answer</w:t>
+      </w:r>
+    </w:p>
+    <w:p>
+      <w:pPr>
+        <w:spacing w:line="336" w:lineRule="auto" w:after="180"/>
+        <w:shd w:fill="F1F6F8"/>
+      </w:pPr>
+      <w:r>
+        <w:rPr>
+          <w:b w:val="0"/>
+        </w:rPr>
+        <w:t xml:space="preserve">Support: read the exact case aloud, enlarge the labelled picture, supply </w:t>
+      </w:r>
+      <w:r>
+        <w:rPr>
+          <w:b/>
+        </w:rPr>
+        <w:t>input</w:t>
+      </w:r>
+      <w:r>
+        <w:rPr>
+          <w:b w:val="0"/>
+        </w:rPr>
+        <w:t xml:space="preserve"> cards and model only the first deciding step. Accept a spoken explanation or drawing; retain the reasoning goal.</w:t>
+      </w:r>
+    </w:p>
+    <w:p>
+      <w:pPr>
+        <w:pStyle w:val="Heading3"/>
+      </w:pPr>
+      <w:r>
+        <w:t>Extend the reasoning</w:t>
+      </w:r>
+    </w:p>
+    <w:p>
+      <w:pPr>
+        <w:spacing w:line="336" w:lineRule="auto" w:after="180"/>
+        <w:shd w:fill="F5F1FB"/>
+      </w:pPr>
+      <w:r>
+        <w:rPr>
+          <w:b w:val="0"/>
+        </w:rPr>
+        <w:t xml:space="preserve">Extension: Give B the answer key before testing. Require a </w:t>
+      </w:r>
+      <w:r>
+        <w:rPr>
+          <w:b/>
+        </w:rPr>
+        <w:t>prediction</w:t>
+      </w:r>
+      <w:r>
+        <w:rPr>
+          <w:b w:val="0"/>
+        </w:rPr>
+        <w:t xml:space="preserve"> and a reason before comparing. Expected result: The resulting comparison is invalid as unseen evaluation.</w:t>
+      </w:r>
+    </w:p>
+    <w:p>
+      <w:pPr>
+        <w:spacing w:line="336" w:lineRule="auto" w:after="180"/>
+        <w:shd w:fill="F5F1FB"/>
+      </w:pPr>
+      <w:r>
+        <w:rPr>
+          <w:b w:val="0"/>
+        </w:rPr>
+        <w:t>Reason: B would receive privileged information that A did not receive.</w:t>
+      </w:r>
+    </w:p>
+    <w:p>
+      <w:pPr>
+        <w:pStyle w:val="Heading3"/>
+      </w:pPr>
+      <w:r>
+        <w:t>Protect the independent attempt</w:t>
+      </w:r>
+    </w:p>
+    <w:p>
+      <w:pPr>
+        <w:spacing w:line="336" w:lineRule="auto" w:after="180"/>
+        <w:shd w:fill="FFF5E6"/>
+      </w:pPr>
+      <w:r>
+        <w:rPr>
+          <w:b w:val="0"/>
+        </w:rPr>
         <w:t>Independent assessment: withhold the reserved answer until the learner has attempted the new case. Record support separately from correctness.</w:t>
       </w:r>
     </w:p>
@@ -2355,46 +4740,958 @@
       </w:tr>
     </w:tbl>
     <w:p>
-      <w:r>
-        <w:t>Project checkpoint: Make a transparent first version. Keep a trace of how one input becomes an output; explain the rule or learned component.</w:t>
+      <w:pPr>
+        <w:pStyle w:val="Heading3"/>
+      </w:pPr>
+      <w:r>
+        <w:t>Project checkpoint</w:t>
       </w:r>
     </w:p>
     <w:p>
-      <w:r>
-        <w:t>Use the weekly teacher answer for topic-specific reasoning. A saved progress tick is an activity record; judge mastery from the learner’s explanation and evidence.</w:t>
+      <w:pPr>
+        <w:spacing w:line="336" w:lineRule="auto" w:after="180"/>
+        <w:shd w:fill="EDF7F3"/>
+      </w:pPr>
+      <w:r>
+        <w:rPr>
+          <w:b w:val="0"/>
+        </w:rPr>
+        <w:t xml:space="preserve">Project checkpoint: Make a transparent first version. Keep a trace of how one </w:t>
+      </w:r>
+      <w:r>
+        <w:rPr>
+          <w:b/>
+        </w:rPr>
+        <w:t>input</w:t>
+      </w:r>
+      <w:r>
+        <w:rPr>
+          <w:b w:val="0"/>
+        </w:rPr>
+        <w:t xml:space="preserve"> becomes an </w:t>
+      </w:r>
+      <w:r>
+        <w:rPr>
+          <w:b/>
+        </w:rPr>
+        <w:t>output</w:t>
+      </w:r>
+      <w:r>
+        <w:rPr>
+          <w:b w:val="0"/>
+        </w:rPr>
+        <w:t>; explain the rule or learned component.</w:t>
       </w:r>
     </w:p>
     <w:p>
       <w:pPr>
-        <w:pStyle w:val="Heading1"/>
-      </w:pPr>
-      <w:r>
-        <w:t>08. Use feedback, labs and repair paths</w:t>
+        <w:spacing w:line="336" w:lineRule="auto" w:after="180"/>
+      </w:pPr>
+      <w:r>
+        <w:rPr>
+          <w:b w:val="0"/>
+        </w:rPr>
+        <w:t xml:space="preserve">Use the weekly teacher answer for topic-specific reasoning. A saved progress tick is an activity record; judge mastery from the learner’s explanation and </w:t>
+      </w:r>
+      <w:r>
+        <w:rPr>
+          <w:b/>
+        </w:rPr>
+        <w:t>evidence</w:t>
+      </w:r>
+      <w:r>
+        <w:rPr>
+          <w:b w:val="0"/>
+        </w:rPr>
+        <w:t>.</w:t>
       </w:r>
     </w:p>
     <w:p>
-      <w:r>
-        <w:t>Use the two formative questions as supported practice, not as independent mastery scores. Discuss the deciding evidence rather than accepting a guessed selection.</w:t>
+      <w:pPr>
+        <w:pStyle w:val="Heading1"/>
+      </w:pPr>
+      <w:r>
+        <w:t>08. Use feedback, labs and repair paths</w:t>
       </w:r>
     </w:p>
     <w:p>
       <w:r>
-        <w:t>The feedback comes from the reviewed public worked case. Do not reveal the separately reserved independent teacher answer until the learner has attempted that case.</w:t>
+        <w:t>Use feedback, earlier review and portfolios purposefully. Apply the coding routine only when this lesson has an executable lab.</w:t>
       </w:r>
     </w:p>
     <w:p>
-      <w:r>
-        <w:t>Ask students to predict before running code. Preserve errors and actual outputs; collect a changed test and an explanation. The branch-boundary and indexing lessons deliberately include failure cases.</w:t>
+      <w:pPr>
+        <w:spacing w:line="336" w:lineRule="auto" w:after="180"/>
+      </w:pPr>
+      <w:r>
+        <w:rPr>
+          <w:b w:val="0"/>
+        </w:rPr>
+        <w:t xml:space="preserve">Use the two formative questions as supported practice, not as independent mastery scores. Discuss the deciding </w:t>
+      </w:r>
+      <w:r>
+        <w:rPr>
+          <w:b/>
+        </w:rPr>
+        <w:t>evidence</w:t>
+      </w:r>
+      <w:r>
+        <w:rPr>
+          <w:b w:val="0"/>
+        </w:rPr>
+        <w:t xml:space="preserve"> rather than accepting a guessed selection.</w:t>
       </w:r>
     </w:p>
     <w:p>
-      <w:r>
-        <w:t>Use the earlier worked-explanation links to address a specific missing building block, then return to the current question. Adapt this suggestion after observing the learner; it is not an automatic diagnosis.</w:t>
+      <w:pPr>
+        <w:spacing w:line="336" w:lineRule="auto" w:after="180"/>
+      </w:pPr>
+      <w:r>
+        <w:rPr>
+          <w:b w:val="0"/>
+        </w:rPr>
+        <w:t>The feedback comes from the reviewed public worked case. Do not reveal the separately reserved independent teacher answer until the learner has attempted that case.</w:t>
       </w:r>
     </w:p>
     <w:p>
-      <w:r>
-        <w:t>Collect the completed-work portfolio as evidence. Record support separately from correctness, and assess explanation, trace/test and limitations. Progress ticks and quiz selections alone do not establish mastery.</w:t>
+      <w:pPr>
+        <w:pStyle w:val="Heading3"/>
+      </w:pPr>
+      <w:r>
+        <w:t>For later coding lessons</w:t>
+      </w:r>
+    </w:p>
+    <w:p>
+      <w:r>
+        <w:t>This week has no code block. Use this routine when a later lesson includes an executable lab.</w:t>
+      </w:r>
+    </w:p>
+    <w:p>
+      <w:pPr>
+        <w:spacing w:line="336" w:lineRule="auto" w:after="180"/>
+        <w:shd w:fill="F1F6F8"/>
+      </w:pPr>
+      <w:r>
+        <w:rPr>
+          <w:b w:val="0"/>
+        </w:rPr>
+        <w:t xml:space="preserve">Ask students to predict before running code. Preserve errors and actual </w:t>
+      </w:r>
+      <w:r>
+        <w:rPr>
+          <w:b/>
+        </w:rPr>
+        <w:t>output</w:t>
+      </w:r>
+      <w:r>
+        <w:rPr>
+          <w:b w:val="0"/>
+        </w:rPr>
+        <w:t>s; collect a changed test and an explanation. The branch-boundary and indexing lessons deliberately include failure cases.</w:t>
+      </w:r>
+    </w:p>
+    <w:p>
+      <w:pPr>
+        <w:spacing w:line="336" w:lineRule="auto" w:after="180"/>
+      </w:pPr>
+      <w:r>
+        <w:rPr>
+          <w:b w:val="0"/>
+        </w:rPr>
+        <w:t>Use the earlier worked-explanation links to address a specific missing building block, then return to the current question. Adapt this suggestion after observing the learner; it is not an automatic diagnosis.</w:t>
+      </w:r>
+    </w:p>
+    <w:p>
+      <w:pPr>
+        <w:spacing w:line="336" w:lineRule="auto" w:after="180"/>
+      </w:pPr>
+      <w:r>
+        <w:rPr>
+          <w:b w:val="0"/>
+        </w:rPr>
+        <w:t xml:space="preserve">Collect the completed-work portfolio as </w:t>
+      </w:r>
+      <w:r>
+        <w:rPr>
+          <w:b/>
+        </w:rPr>
+        <w:t>evidence</w:t>
+      </w:r>
+      <w:r>
+        <w:rPr>
+          <w:b w:val="0"/>
+        </w:rPr>
+        <w:t>. Record support separately from correctness, and assess explanation, trace/test and limitations. Progress ticks and quiz selections alone do not establish mastery.</w:t>
+      </w:r>
+    </w:p>
+    <w:p>
+      <w:pPr>
+        <w:pStyle w:val="Heading1"/>
+      </w:pPr>
+      <w:r>
+        <w:t>09. Visual concept journey</w:t>
+      </w:r>
+    </w:p>
+    <w:p>
+      <w:r>
+        <w:t>Show one Baselines and fair comparisons graphic at a time, request a prediction and discuss its trace before the independent assessment.</w:t>
+      </w:r>
+    </w:p>
+    <w:p>
+      <w:pPr>
+        <w:spacing w:line="336" w:lineRule="auto" w:after="180"/>
+      </w:pPr>
+      <w:r>
+        <w:rPr>
+          <w:b w:val="0"/>
+        </w:rPr>
+        <w:t xml:space="preserve">Use one picture at a time. Hide a worked result before asking for a </w:t>
+      </w:r>
+      <w:r>
+        <w:rPr>
+          <w:b/>
+        </w:rPr>
+        <w:t>prediction</w:t>
+      </w:r>
+      <w:r>
+        <w:rPr>
+          <w:b w:val="0"/>
+        </w:rPr>
+        <w:t>, then reveal it for feedback. These are supported teaching cases; retain the separate independent assessment for a fresh first attempt.</w:t>
+      </w:r>
+    </w:p>
+    <w:p>
+      <w:pPr>
+        <w:pStyle w:val="Heading3"/>
+      </w:pPr>
+      <w:r>
+        <w:t>01. Baselines and fair comparisons: the case</w:t>
+      </w:r>
+    </w:p>
+    <w:p>
+      <w:r>
+        <w:drawing>
+          <wp:inline xmlns:a="http://schemas.openxmlformats.org/drawingml/2006/main" xmlns:pic="http://schemas.openxmlformats.org/drawingml/2006/picture">
+            <wp:extent cx="5486400" cy="2834640"/>
+            <wp:docPr id="3" name="Picture 3" descr="A baseline deserves a fair chance. Two classifiers answer the same eight fixed questions with the same allowed sources. Supplied facts: Simple rule A: 6/8 correct. New model B: 7/8 correct. No test case is used to tune either version."/>
+            <wp:cNvGraphicFramePr>
+              <a:graphicFrameLocks noChangeAspect="1"/>
+            </wp:cNvGraphicFramePr>
+            <a:graphic>
+              <a:graphicData uri="http://schemas.openxmlformats.org/drawingml/2006/picture">
+                <pic:pic>
+                  <pic:nvPicPr>
+                    <pic:cNvPr id="0" name="academy-story-ai-7-8-01.png"/>
+                    <pic:cNvPicPr/>
+                  </pic:nvPicPr>
+                  <pic:blipFill>
+                    <a:blip r:embed="rId11"/>
+                    <a:stretch>
+                      <a:fillRect/>
+                    </a:stretch>
+                  </pic:blipFill>
+                  <pic:spPr>
+                    <a:xfrm>
+                      <a:off x="0" y="0"/>
+                      <a:ext cx="5486400" cy="2834640"/>
+                    </a:xfrm>
+                    <a:prstGeom prst="rect"/>
+                  </pic:spPr>
+                </pic:pic>
+              </a:graphicData>
+            </a:graphic>
+          </wp:inline>
+        </w:drawing>
+      </w:r>
+    </w:p>
+    <w:p>
+      <w:pPr>
+        <w:spacing w:line="336" w:lineRule="auto" w:after="180"/>
+      </w:pPr>
+      <w:r>
+        <w:rPr>
+          <w:b w:val="0"/>
+        </w:rPr>
+        <w:t xml:space="preserve">A </w:t>
+      </w:r>
+      <w:r>
+        <w:rPr>
+          <w:b/>
+        </w:rPr>
+        <w:t>baseline</w:t>
+      </w:r>
+      <w:r>
+        <w:rPr>
+          <w:b w:val="0"/>
+        </w:rPr>
+        <w:t xml:space="preserve"> deserves a fair chance. Two classifiers answer the same eight fixed questions with the same allowed sources. Supplied facts: Simple rule A: 6/8 correct. New model B: 7/8 correct.</w:t>
+      </w:r>
+    </w:p>
+    <w:p>
+      <w:pPr>
+        <w:spacing w:line="336" w:lineRule="auto" w:after="180"/>
+      </w:pPr>
+      <w:r>
+        <w:rPr>
+          <w:b w:val="0"/>
+        </w:rPr>
+        <w:t>No test case is used to tune either version.</w:t>
+      </w:r>
+    </w:p>
+    <w:p>
+      <w:pPr>
+        <w:spacing w:line="336" w:lineRule="auto" w:after="180"/>
+        <w:shd w:fill="F5F1FB"/>
+      </w:pPr>
+      <w:r>
+        <w:rPr>
+          <w:b w:val="0"/>
+        </w:rPr>
+        <w:t>Point to the given fact that matters most. Explain why it matters.</w:t>
+      </w:r>
+    </w:p>
+    <w:p>
+      <w:pPr>
+        <w:pStyle w:val="Heading3"/>
+      </w:pPr>
+      <w:r>
+        <w:t>Discuss while showing the picture</w:t>
+      </w:r>
+    </w:p>
+    <w:p>
+      <w:pPr>
+        <w:spacing w:line="336" w:lineRule="auto" w:after="180"/>
+        <w:shd w:fill="F1F6F8"/>
+      </w:pPr>
+      <w:r>
+        <w:rPr>
+          <w:b w:val="0"/>
+        </w:rPr>
+        <w:t>Teacher prompt: Point to the given fact that matters most. Explain why it matters. Ask learners to describe one label or arrow in ordinary words. Use the adjacent transcript if the image is difficult to see.</w:t>
+      </w:r>
+    </w:p>
+    <w:p>
+      <w:pPr>
+        <w:pStyle w:val="Heading3"/>
+      </w:pPr>
+      <w:r>
+        <w:t>02. Follow the deciding steps</w:t>
+      </w:r>
+    </w:p>
+    <w:p>
+      <w:r>
+        <w:drawing>
+          <wp:inline xmlns:a="http://schemas.openxmlformats.org/drawingml/2006/main" xmlns:pic="http://schemas.openxmlformats.org/drawingml/2006/picture">
+            <wp:extent cx="5486400" cy="3182112"/>
+            <wp:docPr id="4" name="Picture 4" descr="Declare baseline: A uses a simple documented rule rather than an intentionally weak placeholder. → Measure fairly: A is 75%; B is 87.5% on the same eight cases. → Interpret cautiously: B adds one correct case here; compare resources and failure types too."/>
+            <wp:cNvGraphicFramePr>
+              <a:graphicFrameLocks noChangeAspect="1"/>
+            </wp:cNvGraphicFramePr>
+            <a:graphic>
+              <a:graphicData uri="http://schemas.openxmlformats.org/drawingml/2006/picture">
+                <pic:pic>
+                  <pic:nvPicPr>
+                    <pic:cNvPr id="0" name="academy-story-ai-7-8-02.png"/>
+                    <pic:cNvPicPr/>
+                  </pic:nvPicPr>
+                  <pic:blipFill>
+                    <a:blip r:embed="rId12"/>
+                    <a:stretch>
+                      <a:fillRect/>
+                    </a:stretch>
+                  </pic:blipFill>
+                  <pic:spPr>
+                    <a:xfrm>
+                      <a:off x="0" y="0"/>
+                      <a:ext cx="5486400" cy="3182112"/>
+                    </a:xfrm>
+                    <a:prstGeom prst="rect"/>
+                  </pic:spPr>
+                </pic:pic>
+              </a:graphicData>
+            </a:graphic>
+          </wp:inline>
+        </w:drawing>
+      </w:r>
+    </w:p>
+    <w:p>
+      <w:pPr>
+        <w:spacing w:line="336" w:lineRule="auto" w:after="180"/>
+      </w:pPr>
+      <w:r>
+        <w:rPr>
+          <w:b w:val="0"/>
+        </w:rPr>
+        <w:t xml:space="preserve">Declare </w:t>
+      </w:r>
+      <w:r>
+        <w:rPr>
+          <w:b/>
+        </w:rPr>
+        <w:t>baseline</w:t>
+      </w:r>
+      <w:r>
+        <w:rPr>
+          <w:b w:val="0"/>
+        </w:rPr>
+        <w:t>: A uses a simple documented rule rather than an intentionally weak placeholder. → Measure fairly: A is 75%; B is 87.5% on the same eight cases. → Interpret cautiously: B adds one correct case here; compare resources and failure types too.</w:t>
+      </w:r>
+    </w:p>
+    <w:p>
+      <w:pPr>
+        <w:spacing w:line="336" w:lineRule="auto" w:after="180"/>
+        <w:shd w:fill="F5F1FB"/>
+      </w:pPr>
+      <w:r>
+        <w:rPr>
+          <w:b w:val="0"/>
+        </w:rPr>
+        <w:t xml:space="preserve">Point to each numbered stage and explain which recorded </w:t>
+      </w:r>
+      <w:r>
+        <w:rPr>
+          <w:b/>
+        </w:rPr>
+        <w:t>input</w:t>
+      </w:r>
+      <w:r>
+        <w:rPr>
+          <w:b w:val="0"/>
+        </w:rPr>
+        <w:t xml:space="preserve"> it uses.</w:t>
+      </w:r>
+    </w:p>
+    <w:p>
+      <w:pPr>
+        <w:pStyle w:val="Heading3"/>
+      </w:pPr>
+      <w:r>
+        <w:t>Discuss while showing the picture</w:t>
+      </w:r>
+    </w:p>
+    <w:p>
+      <w:pPr>
+        <w:spacing w:line="336" w:lineRule="auto" w:after="180"/>
+        <w:shd w:fill="F1F6F8"/>
+      </w:pPr>
+      <w:r>
+        <w:rPr>
+          <w:b w:val="0"/>
+        </w:rPr>
+        <w:t xml:space="preserve">Teacher prompt: Point to each numbered stage and explain which recorded </w:t>
+      </w:r>
+      <w:r>
+        <w:rPr>
+          <w:b/>
+        </w:rPr>
+        <w:t>input</w:t>
+      </w:r>
+      <w:r>
+        <w:rPr>
+          <w:b w:val="0"/>
+        </w:rPr>
+        <w:t xml:space="preserve"> it uses. Ask learners to describe one label or arrow in ordinary words. Use the adjacent transcript if the image is difficult to see.</w:t>
+      </w:r>
+    </w:p>
+    <w:p>
+      <w:pPr>
+        <w:pStyle w:val="Heading3"/>
+      </w:pPr>
+      <w:r>
+        <w:t>03. Two versions on eight shared cases</w:t>
+      </w:r>
+    </w:p>
+    <w:p>
+      <w:r>
+        <w:drawing>
+          <wp:inline xmlns:a="http://schemas.openxmlformats.org/drawingml/2006/main" xmlns:pic="http://schemas.openxmlformats.org/drawingml/2006/picture">
+            <wp:extent cx="5486400" cy="2834640"/>
+            <wp:docPr id="5" name="Picture 5" descr="Two versions on eight shared cases. Units: correct answers out of 8. A: 6. B: 7."/>
+            <wp:cNvGraphicFramePr>
+              <a:graphicFrameLocks noChangeAspect="1"/>
+            </wp:cNvGraphicFramePr>
+            <a:graphic>
+              <a:graphicData uri="http://schemas.openxmlformats.org/drawingml/2006/picture">
+                <pic:pic>
+                  <pic:nvPicPr>
+                    <pic:cNvPr id="0" name="academy-story-ai-7-8-03.png"/>
+                    <pic:cNvPicPr/>
+                  </pic:nvPicPr>
+                  <pic:blipFill>
+                    <a:blip r:embed="rId13"/>
+                    <a:stretch>
+                      <a:fillRect/>
+                    </a:stretch>
+                  </pic:blipFill>
+                  <pic:spPr>
+                    <a:xfrm>
+                      <a:off x="0" y="0"/>
+                      <a:ext cx="5486400" cy="2834640"/>
+                    </a:xfrm>
+                    <a:prstGeom prst="rect"/>
+                  </pic:spPr>
+                </pic:pic>
+              </a:graphicData>
+            </a:graphic>
+          </wp:inline>
+        </w:drawing>
+      </w:r>
+    </w:p>
+    <w:p>
+      <w:pPr>
+        <w:spacing w:line="336" w:lineRule="auto" w:after="180"/>
+      </w:pPr>
+      <w:r>
+        <w:rPr>
+          <w:b w:val="0"/>
+        </w:rPr>
+        <w:t>Two versions on eight shared cases. Units: correct answers out of 8. A: 6. B: 7.</w:t>
+      </w:r>
+    </w:p>
+    <w:p>
+      <w:pPr>
+        <w:spacing w:line="336" w:lineRule="auto" w:after="180"/>
+        <w:shd w:fill="F5F1FB"/>
+      </w:pPr>
+      <w:r>
+        <w:rPr>
+          <w:b w:val="0"/>
+        </w:rPr>
+        <w:t>Read the labels and values. Explain the relationship the model shows.</w:t>
+      </w:r>
+    </w:p>
+    <w:p>
+      <w:pPr>
+        <w:pStyle w:val="Heading3"/>
+      </w:pPr>
+      <w:r>
+        <w:t>Discuss while showing the picture</w:t>
+      </w:r>
+    </w:p>
+    <w:p>
+      <w:pPr>
+        <w:spacing w:line="336" w:lineRule="auto" w:after="180"/>
+        <w:shd w:fill="F1F6F8"/>
+      </w:pPr>
+      <w:r>
+        <w:rPr>
+          <w:b w:val="0"/>
+        </w:rPr>
+        <w:t>Teacher prompt: Read the labels and values. Explain the relationship the model shows. Ask learners to describe one label or arrow in ordinary words. Use the adjacent transcript if the image is difficult to see.</w:t>
+      </w:r>
+    </w:p>
+    <w:p>
+      <w:pPr>
+        <w:spacing w:line="336" w:lineRule="auto" w:after="180"/>
+        <w:shd w:fill="F1F6F8"/>
+      </w:pPr>
+      <w:r>
+        <w:rPr>
+          <w:b w:val="0"/>
+        </w:rPr>
+        <w:t>Check row/column meanings, units and denominators before discussing a difference. Supplied toy values are not real class or model results.</w:t>
+      </w:r>
+    </w:p>
+    <w:p>
+      <w:pPr>
+        <w:pStyle w:val="Heading3"/>
+      </w:pPr>
+      <w:r>
+        <w:t>04. Change one thing. Trace what follows.</w:t>
+      </w:r>
+    </w:p>
+    <w:p>
+      <w:r>
+        <w:drawing>
+          <wp:inline xmlns:a="http://schemas.openxmlformats.org/drawingml/2006/main" xmlns:pic="http://schemas.openxmlformats.org/drawingml/2006/picture">
+            <wp:extent cx="5486400" cy="3026664"/>
+            <wp:docPr id="6" name="Picture 6" descr="Original case: B adds one correct case here; compare resources and failure types too. Changed condition: Give B the answer key before testing. Expected result: The resulting comparison is invalid as unseen evaluation. Reason: B would receive privileged information that A did not receive."/>
+            <wp:cNvGraphicFramePr>
+              <a:graphicFrameLocks noChangeAspect="1"/>
+            </wp:cNvGraphicFramePr>
+            <a:graphic>
+              <a:graphicData uri="http://schemas.openxmlformats.org/drawingml/2006/picture">
+                <pic:pic>
+                  <pic:nvPicPr>
+                    <pic:cNvPr id="0" name="academy-story-ai-7-8-04.png"/>
+                    <pic:cNvPicPr/>
+                  </pic:nvPicPr>
+                  <pic:blipFill>
+                    <a:blip r:embed="rId14"/>
+                    <a:stretch>
+                      <a:fillRect/>
+                    </a:stretch>
+                  </pic:blipFill>
+                  <pic:spPr>
+                    <a:xfrm>
+                      <a:off x="0" y="0"/>
+                      <a:ext cx="5486400" cy="3026664"/>
+                    </a:xfrm>
+                    <a:prstGeom prst="rect"/>
+                  </pic:spPr>
+                </pic:pic>
+              </a:graphicData>
+            </a:graphic>
+          </wp:inline>
+        </w:drawing>
+      </w:r>
+    </w:p>
+    <w:p>
+      <w:pPr>
+        <w:spacing w:line="336" w:lineRule="auto" w:after="180"/>
+      </w:pPr>
+      <w:r>
+        <w:rPr>
+          <w:b w:val="0"/>
+        </w:rPr>
+        <w:t>Original case: B adds one correct case here; compare resources and failure types too. Changed condition: Give B the answer key before testing. Expected result: The resulting comparison is invalid as unseen evaluation.</w:t>
+      </w:r>
+    </w:p>
+    <w:p>
+      <w:pPr>
+        <w:spacing w:line="336" w:lineRule="auto" w:after="180"/>
+      </w:pPr>
+      <w:r>
+        <w:rPr>
+          <w:b w:val="0"/>
+        </w:rPr>
+        <w:t>Reason: B would receive privileged information that A did not receive.</w:t>
+      </w:r>
+    </w:p>
+    <w:p>
+      <w:pPr>
+        <w:spacing w:line="336" w:lineRule="auto" w:after="180"/>
+        <w:shd w:fill="F5F1FB"/>
+      </w:pPr>
+      <w:r>
+        <w:rPr>
+          <w:b w:val="0"/>
+        </w:rPr>
+        <w:t>Predict before checking the worked changed-case result. Name what changed and what the supplied facts allow you to conclude.</w:t>
+      </w:r>
+    </w:p>
+    <w:p>
+      <w:pPr>
+        <w:pStyle w:val="Heading3"/>
+      </w:pPr>
+      <w:r>
+        <w:t>Discuss while showing the picture</w:t>
+      </w:r>
+    </w:p>
+    <w:p>
+      <w:pPr>
+        <w:spacing w:line="336" w:lineRule="auto" w:after="180"/>
+        <w:shd w:fill="F1F6F8"/>
+      </w:pPr>
+      <w:r>
+        <w:rPr>
+          <w:b w:val="0"/>
+        </w:rPr>
+        <w:t>Teacher prompt: Predict before checking the worked changed-case result. Name what changed and what the supplied facts allow you to conclude. Ask learners to describe one label or arrow in ordinary words.</w:t>
+      </w:r>
+    </w:p>
+    <w:p>
+      <w:pPr>
+        <w:spacing w:line="336" w:lineRule="auto" w:after="180"/>
+        <w:shd w:fill="F1F6F8"/>
+      </w:pPr>
+      <w:r>
+        <w:rPr>
+          <w:b w:val="0"/>
+        </w:rPr>
+        <w:t>Use the adjacent transcript if the image is difficult to see. Changed-case reasoning: B would receive privileged information that A did not receive.</w:t>
+      </w:r>
+    </w:p>
+    <w:p>
+      <w:pPr>
+        <w:pStyle w:val="Heading3"/>
+      </w:pPr>
+      <w:r>
+        <w:t>05. Connect the explanation to its limit</w:t>
+      </w:r>
+    </w:p>
+    <w:p>
+      <w:r>
+        <w:drawing>
+          <wp:inline xmlns:a="http://schemas.openxmlformats.org/drawingml/2006/main" xmlns:pic="http://schemas.openxmlformats.org/drawingml/2006/picture">
+            <wp:extent cx="5486400" cy="2834640"/>
+            <wp:docPr id="7" name="Picture 7" descr="A baseline anchors the claim of improvement. Fair comparison keeps information access, cases and scoring aligned while allowing the declared method difference. Limit: Eight cases do not establish a stable advantage or statistical significance."/>
+            <wp:cNvGraphicFramePr>
+              <a:graphicFrameLocks noChangeAspect="1"/>
+            </wp:cNvGraphicFramePr>
+            <a:graphic>
+              <a:graphicData uri="http://schemas.openxmlformats.org/drawingml/2006/picture">
+                <pic:pic>
+                  <pic:nvPicPr>
+                    <pic:cNvPr id="0" name="academy-story-ai-7-8-05.png"/>
+                    <pic:cNvPicPr/>
+                  </pic:nvPicPr>
+                  <pic:blipFill>
+                    <a:blip r:embed="rId15"/>
+                    <a:stretch>
+                      <a:fillRect/>
+                    </a:stretch>
+                  </pic:blipFill>
+                  <pic:spPr>
+                    <a:xfrm>
+                      <a:off x="0" y="0"/>
+                      <a:ext cx="5486400" cy="2834640"/>
+                    </a:xfrm>
+                    <a:prstGeom prst="rect"/>
+                  </pic:spPr>
+                </pic:pic>
+              </a:graphicData>
+            </a:graphic>
+          </wp:inline>
+        </w:drawing>
+      </w:r>
+    </w:p>
+    <w:p>
+      <w:pPr>
+        <w:spacing w:line="336" w:lineRule="auto" w:after="180"/>
+      </w:pPr>
+      <w:r>
+        <w:rPr>
+          <w:b w:val="0"/>
+        </w:rPr>
+        <w:t xml:space="preserve">A </w:t>
+      </w:r>
+      <w:r>
+        <w:rPr>
+          <w:b/>
+        </w:rPr>
+        <w:t>baseline</w:t>
+      </w:r>
+      <w:r>
+        <w:rPr>
+          <w:b w:val="0"/>
+        </w:rPr>
+        <w:t xml:space="preserve"> anchors the claim of improvement. Fair comparison keeps information access, cases and scoring aligned while allowing the declared method difference.</w:t>
+      </w:r>
+    </w:p>
+    <w:p>
+      <w:pPr>
+        <w:spacing w:line="336" w:lineRule="auto" w:after="180"/>
+      </w:pPr>
+      <w:r>
+        <w:rPr>
+          <w:b w:val="0"/>
+        </w:rPr>
+        <w:t>Limit: Eight cases do not establish a stable advantage or statistical significance.</w:t>
+      </w:r>
+    </w:p>
+    <w:p>
+      <w:pPr>
+        <w:spacing w:line="336" w:lineRule="auto" w:after="180"/>
+        <w:shd w:fill="F5F1FB"/>
+      </w:pPr>
+      <w:r>
+        <w:rPr>
+          <w:b w:val="0"/>
+        </w:rPr>
+        <w:t>Explain the case, then point to a limit on the claim.</w:t>
+      </w:r>
+    </w:p>
+    <w:p>
+      <w:pPr>
+        <w:pStyle w:val="Heading3"/>
+      </w:pPr>
+      <w:r>
+        <w:t>Discuss while showing the picture</w:t>
+      </w:r>
+    </w:p>
+    <w:p>
+      <w:pPr>
+        <w:spacing w:line="336" w:lineRule="auto" w:after="180"/>
+        <w:shd w:fill="F1F6F8"/>
+      </w:pPr>
+      <w:r>
+        <w:rPr>
+          <w:b w:val="0"/>
+        </w:rPr>
+        <w:t>Teacher prompt: Explain the case, then point to a limit on the claim. Ask learners to describe one label or arrow in ordinary words. Use the adjacent transcript if the image is difficult to see.</w:t>
+      </w:r>
+    </w:p>
+    <w:p>
+      <w:pPr>
+        <w:spacing w:line="336" w:lineRule="auto" w:after="180"/>
+        <w:shd w:fill="F1F6F8"/>
+      </w:pPr>
+      <w:r>
+        <w:rPr>
+          <w:b w:val="0"/>
+        </w:rPr>
+        <w:t>Keep the stated scope: Eight cases do not establish a stable advantage or statistical significance.</w:t>
+      </w:r>
+    </w:p>
+    <w:p>
+      <w:pPr>
+        <w:pStyle w:val="Heading3"/>
+      </w:pPr>
+      <w:r>
+        <w:t>06. Make the idea visible in your project</w:t>
+      </w:r>
+    </w:p>
+    <w:p>
+      <w:r>
+        <w:drawing>
+          <wp:inline xmlns:a="http://schemas.openxmlformats.org/drawingml/2006/main" xmlns:pic="http://schemas.openxmlformats.org/drawingml/2006/picture">
+            <wp:extent cx="5486400" cy="3681984"/>
+            <wp:docPr id="8" name="Picture 8" descr="For the Reproducible AI Research Study, retain an annotated worked trace and the changed-case reasoning. Connect the claim to its records, units and assumptions so another investigator can challenge or reproduce it. Draw your input, deciding step, result and limit. Supported question: Calculate 6/8 and 7/8 correctness and name the one-case gain. Why is giving B the answer key incompatible with an unseen comparison to the simple baseline?"/>
+            <wp:cNvGraphicFramePr>
+              <a:graphicFrameLocks noChangeAspect="1"/>
+            </wp:cNvGraphicFramePr>
+            <a:graphic>
+              <a:graphicData uri="http://schemas.openxmlformats.org/drawingml/2006/picture">
+                <pic:pic>
+                  <pic:nvPicPr>
+                    <pic:cNvPr id="0" name="academy-story-ai-7-8-06.png"/>
+                    <pic:cNvPicPr/>
+                  </pic:nvPicPr>
+                  <pic:blipFill>
+                    <a:blip r:embed="rId16"/>
+                    <a:stretch>
+                      <a:fillRect/>
+                    </a:stretch>
+                  </pic:blipFill>
+                  <pic:spPr>
+                    <a:xfrm>
+                      <a:off x="0" y="0"/>
+                      <a:ext cx="5486400" cy="3681984"/>
+                    </a:xfrm>
+                    <a:prstGeom prst="rect"/>
+                  </pic:spPr>
+                </pic:pic>
+              </a:graphicData>
+            </a:graphic>
+          </wp:inline>
+        </w:drawing>
+      </w:r>
+    </w:p>
+    <w:p>
+      <w:pPr>
+        <w:spacing w:line="336" w:lineRule="auto" w:after="180"/>
+      </w:pPr>
+      <w:r>
+        <w:rPr>
+          <w:b w:val="0"/>
+        </w:rPr>
+        <w:t>For the Reproducible AI Research Study, retain an annotated worked trace and the changed-case reasoning. Connect the claim to its records, units and assumptions so another investigator can challenge or reproduce it.</w:t>
+      </w:r>
+    </w:p>
+    <w:p>
+      <w:pPr>
+        <w:spacing w:line="336" w:lineRule="auto" w:after="180"/>
+      </w:pPr>
+      <w:r>
+        <w:rPr>
+          <w:b w:val="0"/>
+        </w:rPr>
+        <w:t xml:space="preserve">Draw your </w:t>
+      </w:r>
+      <w:r>
+        <w:rPr>
+          <w:b/>
+        </w:rPr>
+        <w:t>input</w:t>
+      </w:r>
+      <w:r>
+        <w:rPr>
+          <w:b w:val="0"/>
+        </w:rPr>
+        <w:t xml:space="preserve">, deciding step, result and limit. Supported question: Calculate 6/8 and 7/8 correctness and name the one-case gain. Why is giving B the answer key incompatible with an unseen comparison to the simple </w:t>
+      </w:r>
+      <w:r>
+        <w:rPr>
+          <w:b/>
+        </w:rPr>
+        <w:t>baseline</w:t>
+      </w:r>
+      <w:r>
+        <w:rPr>
+          <w:b w:val="0"/>
+        </w:rPr>
+        <w:t>?</w:t>
+      </w:r>
+    </w:p>
+    <w:p>
+      <w:pPr>
+        <w:spacing w:line="336" w:lineRule="auto" w:after="180"/>
+        <w:shd w:fill="F5F1FB"/>
+      </w:pPr>
+      <w:r>
+        <w:rPr>
+          <w:b w:val="0"/>
+        </w:rPr>
+        <w:t xml:space="preserve">Draw your project trace and justify the deciding step using </w:t>
+      </w:r>
+      <w:r>
+        <w:rPr>
+          <w:b/>
+        </w:rPr>
+        <w:t>evidence</w:t>
+      </w:r>
+      <w:r>
+        <w:rPr>
+          <w:b w:val="0"/>
+        </w:rPr>
+        <w:t>.</w:t>
+      </w:r>
+    </w:p>
+    <w:p>
+      <w:pPr>
+        <w:pStyle w:val="Heading3"/>
+      </w:pPr>
+      <w:r>
+        <w:t>Discuss while showing the picture</w:t>
+      </w:r>
+    </w:p>
+    <w:p>
+      <w:pPr>
+        <w:spacing w:line="336" w:lineRule="auto" w:after="180"/>
+        <w:shd w:fill="F1F6F8"/>
+      </w:pPr>
+      <w:r>
+        <w:rPr>
+          <w:b w:val="0"/>
+        </w:rPr>
+        <w:t xml:space="preserve">Teacher prompt: Draw your project trace and justify the deciding step using </w:t>
+      </w:r>
+      <w:r>
+        <w:rPr>
+          <w:b/>
+        </w:rPr>
+        <w:t>evidence</w:t>
+      </w:r>
+      <w:r>
+        <w:rPr>
+          <w:b w:val="0"/>
+        </w:rPr>
+        <w:t>. Ask learners to describe one label or arrow in ordinary words. Use the adjacent transcript if the image is difficult to see.</w:t>
+      </w:r>
+    </w:p>
+    <w:p>
+      <w:pPr>
+        <w:spacing w:line="336" w:lineRule="auto" w:after="180"/>
+        <w:shd w:fill="F1F6F8"/>
+      </w:pPr>
+      <w:r>
+        <w:rPr>
+          <w:b w:val="0"/>
+        </w:rPr>
+        <w:t>Supported practice key: A uses a simple documented rule rather than an intentionally weak placeholder. A is 75%; B is 87.5% on the same eight cases. B adds one correct case here; compare resources and failure types too.</w:t>
+      </w:r>
+    </w:p>
+    <w:p>
+      <w:pPr>
+        <w:spacing w:line="336" w:lineRule="auto" w:after="180"/>
+        <w:shd w:fill="F1F6F8"/>
+      </w:pPr>
+      <w:r>
+        <w:rPr>
+          <w:b w:val="0"/>
+        </w:rPr>
+        <w:t>Changed case: The resulting comparison is invalid as unseen evaluation. B would receive privileged information that A did not receive.</w:t>
       </w:r>
     </w:p>
     <w:sectPr>

--- a/downloads/teacher/ai-7-week-08.docx
+++ b/downloads/teacher/ai-7-week-08.docx
@@ -149,7 +149,7 @@
           </w:tcPr>
           <w:p>
             <w:r>
-              <w:t>Sections 1–6; record the brief recall in the workbook.</w:t>
+              <w:t>Use Your mission, Notice the evidence, See how it works, Words that unlock the idea and Follow a worked example; record the brief recall in the workbook.</w:t>
             </w:r>
           </w:p>
         </w:tc>
@@ -181,7 +181,7 @@
           </w:tcPr>
           <w:p>
             <w:r>
-              <w:t>Sections 7–10; use the matching workbook W2 and misconception check.</w:t>
+              <w:t>Use Find and repair a mistake, Practise together and Run the investigation, with workbook W2 and Individual reasoning check.</w:t>
             </w:r>
           </w:p>
         </w:tc>
@@ -213,7 +213,7 @@
           </w:tcPr>
           <w:p>
             <w:r>
-              <w:t>Sections 9 and 11–14. Give extra time to finish the full task set; use Section 15 when the week includes a coding lab.</w:t>
+              <w:t>Use Run the investigation, Build your understanding, Connect your project and Show what you know. Reserve further time for the full task set. Use a code example only where one is actually supplied.</w:t>
             </w:r>
           </w:p>
         </w:tc>
@@ -532,7 +532,7 @@
         <w:rPr>
           <w:b w:val="0"/>
         </w:rPr>
-        <w:t xml:space="preserve">Two 45-minute sessions. Fair </w:t>
+        <w:t xml:space="preserve">Compact alternative: two 45-minute sessions for the core explanation and W1–W5 only. The main plan uses three sessions; schedule further time for the complete investigation, project, visual journey and any code examples. Fair </w:t>
       </w:r>
       <w:r>
         <w:rPr>
@@ -2013,7 +2013,7 @@
           </w:tcPr>
           <w:p>
             <w:r>
-              <w:t>Explain section 1 and vocabulary. Complete W1 with a mechanism-based explanation.</w:t>
+              <w:t>Explain See how it works and Words that unlock the idea. Complete W1 with a mechanism-based explanation.</w:t>
             </w:r>
           </w:p>
         </w:tc>
@@ -4280,7 +4280,7 @@
           </w:tcPr>
           <w:p>
             <w:r>
-              <w:t>Sections 1–6; record the brief recall in the workbook.</w:t>
+              <w:t>Use Your mission, Notice the evidence, See how it works, Words that unlock the idea and Follow a worked example; record the brief recall in the workbook.</w:t>
             </w:r>
           </w:p>
         </w:tc>
@@ -4312,7 +4312,7 @@
           </w:tcPr>
           <w:p>
             <w:r>
-              <w:t>Sections 7–10; use the matching workbook W2 and misconception check.</w:t>
+              <w:t>Use Find and repair a mistake, Practise together and Run the investigation, with workbook W2 and Individual reasoning check.</w:t>
             </w:r>
           </w:p>
         </w:tc>
@@ -4344,7 +4344,7 @@
           </w:tcPr>
           <w:p>
             <w:r>
-              <w:t>Sections 9 and 11–14. Give extra time to finish the full task set; use Section 15 when the week includes a coding lab.</w:t>
+              <w:t>Use Run the investigation, Build your understanding, Connect your project and Show what you know. Reserve further time for the full task set. Use a code example only where one is actually supplied.</w:t>
             </w:r>
           </w:p>
         </w:tc>

--- a/downloads/teacher/ai-7-week-08.docx
+++ b/downloads/teacher/ai-7-week-08.docx
@@ -25,20 +25,38 @@
         <w:pStyle w:val="Heading1"/>
       </w:pPr>
       <w:r>
-        <w:t>01. Prepare the purpose, prerequisites and materials</w:t>
+        <w:t>Ask whether the comparison changes method, information, labels or resources.</w:t>
       </w:r>
     </w:p>
     <w:p>
       <w:r>
-        <w:t>Prepare Baselines and fair comparisons: check the target, prerequisites, resources and adaptable teaching schedule.</w:t>
+        <w:t>Teach fair baselines without treating missing conditions or toy scores as real benchmark assurance.</w:t>
       </w:r>
     </w:p>
     <w:p>
-      <w:pPr>
-        <w:pStyle w:val="Heading3"/>
-      </w:pPr>
-      <w:r>
-        <w:t>Teach the learning cycle</w:t>
+      <w:r>
+        <w:t>Model source confound → align permitted evidence → protect hidden evaluation labels → assess task budget → retain unreported resources and inference limits.</w:t>
+      </w:r>
+    </w:p>
+    <w:p>
+      <w:pPr>
+        <w:pStyle w:val="Heading1"/>
+      </w:pPr>
+      <w:r>
+        <w:t>01. Prepare the connected research investigation</w:t>
+      </w:r>
+    </w:p>
+    <w:p>
+      <w:r>
+        <w:t>Keep modelling, shared practice and independent evidence distinct.</w:t>
+      </w:r>
+    </w:p>
+    <w:p>
+      <w:pPr>
+        <w:pStyle w:val="Heading2"/>
+      </w:pPr>
+      <w:r>
+        <w:t>Target and main teaching plan</w:t>
       </w:r>
     </w:p>
     <w:p>
@@ -255,18 +273,21 @@
     </w:p>
     <w:p>
       <w:pPr>
-        <w:pStyle w:val="Heading3"/>
-      </w:pPr>
-      <w:r>
-        <w:t>Retrieval answer guidance</w:t>
+        <w:pStyle w:val="Heading2"/>
+      </w:pPr>
+      <w:r>
+        <w:t>Preparation and prerequisite</w:t>
       </w:r>
     </w:p>
     <w:p>
       <w:pPr>
-        <w:pStyle w:val="Heading3"/>
-      </w:pPr>
-      <w:r>
-        <w:t>Hypotheses and measurable outcomes</w:t>
+        <w:spacing w:line="336" w:lineRule="auto" w:after="180"/>
+      </w:pPr>
+      <w:r>
+        <w:rPr>
+          <w:b w:val="0"/>
+        </w:rPr>
+        <w:t>Lesson and workbook; paper and pencil</w:t>
       </w:r>
     </w:p>
     <w:p>
@@ -277,7 +298,7 @@
         <w:rPr>
           <w:b w:val="0"/>
         </w:rPr>
-        <w:t>Without opening the old lesson, explain one key idea from Hypotheses and measurable outcomes. Give an example and a mistake that the idea helps you avoid.</w:t>
+        <w:t>Calculator and optional local Python 3 for arithmetic; no live API or private data</w:t>
       </w:r>
     </w:p>
     <w:p>
@@ -288,19 +309,7 @@
         <w:rPr>
           <w:b w:val="0"/>
         </w:rPr>
-        <w:t xml:space="preserve">Look for: Explain the </w:t>
-      </w:r>
-      <w:r>
-        <w:rPr>
-          <w:b/>
-        </w:rPr>
-        <w:t>mechanism</w:t>
-      </w:r>
-      <w:r>
-        <w:rPr>
-          <w:b w:val="0"/>
-        </w:rPr>
-        <w:t xml:space="preserve"> and terminology of hypotheses and measurable outcomes</w:t>
+        <w:t>Prepare the fresh retry separately and withhold its solution until after collection</w:t>
       </w:r>
     </w:p>
     <w:p>
@@ -311,7 +320,31 @@
         <w:rPr>
           <w:b w:val="0"/>
         </w:rPr>
-        <w:t>Reference example, not the only acceptable wording: Teacher explanation: A hypothesis predicts a measurable comparison under stated conditions. Declare primary outcome and direction before inspecting results.</w:t>
+        <w:t xml:space="preserve">A result depends on the </w:t>
+      </w:r>
+      <w:r>
+        <w:rPr>
+          <w:b/>
+        </w:rPr>
+        <w:t>input</w:t>
+      </w:r>
+      <w:r>
+        <w:rPr>
+          <w:b w:val="0"/>
+        </w:rPr>
+        <w:t xml:space="preserve">s, procedure and conditions that produced it. Preserve data roles and distinguish observed outcomes from </w:t>
+      </w:r>
+      <w:r>
+        <w:rPr>
+          <w:b/>
+        </w:rPr>
+        <w:t>prediction</w:t>
+      </w:r>
+      <w:r>
+        <w:rPr>
+          <w:b w:val="0"/>
+        </w:rPr>
+        <w:t>s or unmeasured conditions.</w:t>
       </w:r>
     </w:p>
     <w:p>
@@ -322,27 +355,15 @@
         <w:rPr>
           <w:b w:val="0"/>
         </w:rPr>
-        <w:t xml:space="preserve">Toy hypothesis:method B improves supported-answer rate over </w:t>
-      </w:r>
-      <w:r>
-        <w:rPr>
-          <w:b/>
-        </w:rPr>
-        <w:t>baseline</w:t>
-      </w:r>
-      <w:r>
-        <w:rPr>
-          <w:b w:val="0"/>
-        </w:rPr>
-        <w:t xml:space="preserve"> A on a reserved paired set. Define support rubric and failure treatment; record secondary outcomes separately.</w:t>
+        <w:t>If the prior concept cannot be explained, use a short retrieval activity before this chapter.</w:t>
       </w:r>
     </w:p>
     <w:p>
       <w:pPr>
-        <w:pStyle w:val="Heading3"/>
-      </w:pPr>
-      <w:r>
-        <w:t>Replication and reproduction</w:t>
+        <w:pStyle w:val="Heading2"/>
+      </w:pPr>
+      <w:r>
+        <w:t>Opening retrieval</w:t>
       </w:r>
     </w:p>
     <w:p>
@@ -353,7 +374,7 @@
         <w:rPr>
           <w:b w:val="0"/>
         </w:rPr>
-        <w:t>Without opening the old lesson, explain one key idea from Replication and reproduction. Give an example and a mistake that the idea helps you avoid.</w:t>
+        <w:t>Without opening the old lesson, explain one key idea from Hypotheses and measurable outcomes. Give an example and a mistake that the idea helps you avoid.</w:t>
       </w:r>
     </w:p>
     <w:p>
@@ -376,7 +397,7 @@
         <w:rPr>
           <w:b w:val="0"/>
         </w:rPr>
-        <w:t xml:space="preserve"> and terminology of replication and reproduction</w:t>
+        <w:t xml:space="preserve"> and terminology of hypotheses and measurable outcomes</w:t>
       </w:r>
     </w:p>
     <w:p>
@@ -387,19 +408,7 @@
         <w:rPr>
           <w:b w:val="0"/>
         </w:rPr>
-        <w:t xml:space="preserve">Reference example, not the only acceptable wording: Teacher explanation: Reproducing a computation uses recorded artifacts; replication collects new </w:t>
-      </w:r>
-      <w:r>
-        <w:rPr>
-          <w:b/>
-        </w:rPr>
-        <w:t>evidence</w:t>
-      </w:r>
-      <w:r>
-        <w:rPr>
-          <w:b w:val="0"/>
-        </w:rPr>
-        <w:t xml:space="preserve"> under a comparable question.</w:t>
+        <w:t>Reference example, not the only acceptable wording: Teacher explanation: A hypothesis predicts a measurable comparison under stated conditions. Declare primary outcome and direction before inspecting results.</w:t>
       </w:r>
     </w:p>
     <w:p>
@@ -410,7 +419,19 @@
         <w:rPr>
           <w:b w:val="0"/>
         </w:rPr>
-        <w:t>Naming conventions vary, so define the terms in the project. Here replay means same artifacts/procedure; new-data replication means newly collected eligible cases under the same plan.</w:t>
+        <w:t xml:space="preserve">Toy hypothesis:method B improves supported-answer rate over </w:t>
+      </w:r>
+      <w:r>
+        <w:rPr>
+          <w:b/>
+        </w:rPr>
+        <w:t>baseline</w:t>
+      </w:r>
+      <w:r>
+        <w:rPr>
+          <w:b w:val="0"/>
+        </w:rPr>
+        <w:t xml:space="preserve"> A on a reserved paired set. Define support rubric and failure treatment; record secondary outcomes separately.</w:t>
       </w:r>
     </w:p>
     <w:p>
@@ -421,15 +442,30 @@
         <w:rPr>
           <w:b w:val="0"/>
         </w:rPr>
-        <w:t>Preserve environment, data versions and raw results.</w:t>
+        <w:t>Without opening the old lesson, explain one key idea from Replication and reproduction. Give an example and a mistake that the idea helps you avoid.</w:t>
       </w:r>
     </w:p>
     <w:p>
       <w:pPr>
-        <w:pStyle w:val="Heading3"/>
-      </w:pPr>
-      <w:r>
-        <w:t>Reading a research claim</w:t>
+        <w:spacing w:line="336" w:lineRule="auto" w:after="180"/>
+      </w:pPr>
+      <w:r>
+        <w:rPr>
+          <w:b w:val="0"/>
+        </w:rPr>
+        <w:t xml:space="preserve">Look for: Explain the </w:t>
+      </w:r>
+      <w:r>
+        <w:rPr>
+          <w:b/>
+        </w:rPr>
+        <w:t>mechanism</w:t>
+      </w:r>
+      <w:r>
+        <w:rPr>
+          <w:b w:val="0"/>
+        </w:rPr>
+        <w:t xml:space="preserve"> and terminology of replication and reproduction</w:t>
       </w:r>
     </w:p>
     <w:p>
@@ -440,7 +476,19 @@
         <w:rPr>
           <w:b w:val="0"/>
         </w:rPr>
-        <w:t>Without opening the old lesson, explain one key idea from Reading a research claim. Give an example and a mistake that the idea helps you avoid.</w:t>
+        <w:t xml:space="preserve">Reference example, not the only acceptable wording: Teacher explanation: Reproducing a computation uses recorded artifacts; replication collects new </w:t>
+      </w:r>
+      <w:r>
+        <w:rPr>
+          <w:b/>
+        </w:rPr>
+        <w:t>evidence</w:t>
+      </w:r>
+      <w:r>
+        <w:rPr>
+          <w:b w:val="0"/>
+        </w:rPr>
+        <w:t xml:space="preserve"> under a comparable question.</w:t>
       </w:r>
     </w:p>
     <w:p>
@@ -451,19 +499,7 @@
         <w:rPr>
           <w:b w:val="0"/>
         </w:rPr>
-        <w:t xml:space="preserve">Look for: Explain the </w:t>
-      </w:r>
-      <w:r>
-        <w:rPr>
-          <w:b/>
-        </w:rPr>
-        <w:t>mechanism</w:t>
-      </w:r>
-      <w:r>
-        <w:rPr>
-          <w:b w:val="0"/>
-        </w:rPr>
-        <w:t xml:space="preserve"> and terminology of reading a research claim</w:t>
+        <w:t>Naming conventions vary, so define the terms in the project. Here replay means same artifacts/procedure; new-data replication means newly collected eligible cases under the same plan.</w:t>
       </w:r>
     </w:p>
     <w:p>
@@ -474,7 +510,7 @@
         <w:rPr>
           <w:b w:val="0"/>
         </w:rPr>
-        <w:t>Reference example, not the only acceptable wording: Teacher explanation: Reading a claim requires its method, data, comparison and uncertainty. Titles and abstracts may omit conditions crucial to interpretation.</w:t>
+        <w:t>Preserve environment, data versions and raw results.</w:t>
       </w:r>
     </w:p>
     <w:p>
@@ -485,43 +521,7 @@
         <w:rPr>
           <w:b w:val="0"/>
         </w:rPr>
-        <w:t xml:space="preserve">Separate the claim from supplied </w:t>
-      </w:r>
-      <w:r>
-        <w:rPr>
-          <w:b/>
-        </w:rPr>
-        <w:t>evidence</w:t>
-      </w:r>
-      <w:r>
-        <w:rPr>
-          <w:b w:val="0"/>
-        </w:rPr>
-        <w:t xml:space="preserve">. Record dataset, unit, </w:t>
-      </w:r>
-      <w:r>
-        <w:rPr>
-          <w:b/>
-        </w:rPr>
-        <w:t>baseline</w:t>
-      </w:r>
-      <w:r>
-        <w:rPr>
-          <w:b w:val="0"/>
-        </w:rPr>
-        <w:t xml:space="preserve">, metric and limitations. Ask whether the statement extends beyond those </w:t>
-      </w:r>
-      <w:r>
-        <w:rPr>
-          <w:b/>
-        </w:rPr>
-        <w:t>observation</w:t>
-      </w:r>
-      <w:r>
-        <w:rPr>
-          <w:b w:val="0"/>
-        </w:rPr>
-        <w:t>s.</w:t>
+        <w:t>Without opening the old lesson, explain one key idea from Reading a research claim. Give an example and a mistake that the idea helps you avoid.</w:t>
       </w:r>
     </w:p>
     <w:p>
@@ -532,31 +532,19 @@
         <w:rPr>
           <w:b w:val="0"/>
         </w:rPr>
-        <w:t xml:space="preserve">Compact alternative: two 45-minute sessions for the core explanation and W1–W5 only. The main plan uses three sessions; schedule further time for the complete investigation, project, visual journey and any code examples. Fair </w:t>
+        <w:t xml:space="preserve">Look for: Explain the </w:t>
       </w:r>
       <w:r>
         <w:rPr>
           <w:b/>
         </w:rPr>
-        <w:t>baseline</w:t>
+        <w:t>mechanism</w:t>
       </w:r>
       <w:r>
         <w:rPr>
           <w:b w:val="0"/>
         </w:rPr>
-        <w:t xml:space="preserve">s use credible procedures on matched </w:t>
-      </w:r>
-      <w:r>
-        <w:rPr>
-          <w:b/>
-        </w:rPr>
-        <w:t>evidence</w:t>
-      </w:r>
-      <w:r>
-        <w:rPr>
-          <w:b w:val="0"/>
-        </w:rPr>
-        <w:t xml:space="preserve"> and resource conditions. A weak arbitrary reference can exaggerate improvement.</w:t>
+        <w:t xml:space="preserve"> and terminology of reading a research claim</w:t>
       </w:r>
     </w:p>
     <w:p>
@@ -567,19 +555,7 @@
         <w:rPr>
           <w:b w:val="0"/>
         </w:rPr>
-        <w:t xml:space="preserve">Use the supplied constructed scenarios to make the </w:t>
-      </w:r>
-      <w:r>
-        <w:rPr>
-          <w:b/>
-        </w:rPr>
-        <w:t>mechanism</w:t>
-      </w:r>
-      <w:r>
-        <w:rPr>
-          <w:b w:val="0"/>
-        </w:rPr>
-        <w:t xml:space="preserve"> inspectable. Collect W4 before sharing solutions.</w:t>
+        <w:t>Reference example, not the only acceptable wording: Teacher explanation: Reading a claim requires its method, data, comparison and uncertainty. Titles and abstracts may omit conditions crucial to interpretation.</w:t>
       </w:r>
     </w:p>
     <w:p>
@@ -590,7 +566,7 @@
         <w:rPr>
           <w:b w:val="0"/>
         </w:rPr>
-        <w:t xml:space="preserve">Students should name intermediate </w:t>
+        <w:t xml:space="preserve">Separate the claim from supplied </w:t>
       </w:r>
       <w:r>
         <w:rPr>
@@ -602,15 +578,39 @@
         <w:rPr>
           <w:b w:val="0"/>
         </w:rPr>
-        <w:t xml:space="preserve"> and limitations; classroom pacing and learning effectiveness remain unvalidated.</w:t>
+        <w:t xml:space="preserve">. Record dataset, unit, </w:t>
+      </w:r>
+      <w:r>
+        <w:rPr>
+          <w:b/>
+        </w:rPr>
+        <w:t>baseline</w:t>
+      </w:r>
+      <w:r>
+        <w:rPr>
+          <w:b w:val="0"/>
+        </w:rPr>
+        <w:t xml:space="preserve">, metric and limitations. Ask whether the statement extends beyond those </w:t>
+      </w:r>
+      <w:r>
+        <w:rPr>
+          <w:b/>
+        </w:rPr>
+        <w:t>observation</w:t>
+      </w:r>
+      <w:r>
+        <w:rPr>
+          <w:b w:val="0"/>
+        </w:rPr>
+        <w:t>s.</w:t>
       </w:r>
     </w:p>
     <w:p>
       <w:pPr>
-        <w:pStyle w:val="Heading3"/>
-      </w:pPr>
-      <w:r>
-        <w:t>Outcomes</w:t>
+        <w:pStyle w:val="Heading2"/>
+      </w:pPr>
+      <w:r>
+        <w:t>Pictured end goal</w:t>
       </w:r>
     </w:p>
     <w:p>
@@ -621,53 +621,35 @@
         <w:rPr>
           <w:b w:val="0"/>
         </w:rPr>
-        <w:t xml:space="preserve">Explain the </w:t>
+        <w:t xml:space="preserve">Explain </w:t>
       </w:r>
       <w:r>
         <w:rPr>
           <w:b/>
         </w:rPr>
-        <w:t>mechanism</w:t>
+        <w:t>baseline</w:t>
       </w:r>
       <w:r>
         <w:rPr>
           <w:b w:val="0"/>
         </w:rPr>
-        <w:t xml:space="preserve"> and terminology of </w:t>
-      </w:r>
-      <w:r>
-        <w:rPr>
-          <w:b/>
-        </w:rPr>
-        <w:t>baseline</w:t>
-      </w:r>
-      <w:r>
-        <w:rPr>
-          <w:b w:val="0"/>
-        </w:rPr>
-        <w:t>s and fair comparisons</w:t>
+        <w:t>s and fair comparisons using the records and boundaries of this fictional investigation.</w:t>
       </w:r>
     </w:p>
     <w:p>
       <w:pPr>
-        <w:spacing w:line="336" w:lineRule="auto" w:after="180"/>
-      </w:pPr>
-      <w:r>
-        <w:rPr>
-          <w:b w:val="0"/>
-        </w:rPr>
-        <w:t>Apply the stated procedure to a new case with a traceable result</w:t>
+        <w:pStyle w:val="Heading2"/>
+      </w:pPr>
+      <w:r>
+        <w:t>Earlier wording, alternatives and picture transcripts · reference / check after trying</w:t>
       </w:r>
     </w:p>
     <w:p>
       <w:pPr>
-        <w:spacing w:line="336" w:lineRule="auto" w:after="180"/>
-      </w:pPr>
-      <w:r>
-        <w:rPr>
-          <w:b w:val="0"/>
-        </w:rPr>
-        <w:t>Identify an assumption or limitation and design a revealing follow-up</w:t>
+        <w:pStyle w:val="Heading3"/>
+      </w:pPr>
+      <w:r>
+        <w:t>Teach the learning cycle</w:t>
       </w:r>
     </w:p>
     <w:p>
@@ -675,48 +657,66 @@
         <w:pStyle w:val="Heading3"/>
       </w:pPr>
       <w:r>
-        <w:t>Preparation</w:t>
+        <w:t>Retrieval answer guidance</w:t>
       </w:r>
     </w:p>
     <w:p>
       <w:pPr>
-        <w:spacing w:line="336" w:lineRule="auto" w:after="180"/>
-      </w:pPr>
-      <w:r>
-        <w:rPr>
-          <w:b w:val="0"/>
-        </w:rPr>
-        <w:t>Lesson and workbook; paper and pencil</w:t>
+        <w:pStyle w:val="Heading3"/>
+      </w:pPr>
+      <w:r>
+        <w:t>Hypotheses and measurable outcomes</w:t>
       </w:r>
     </w:p>
     <w:p>
       <w:pPr>
-        <w:spacing w:line="336" w:lineRule="auto" w:after="180"/>
-      </w:pPr>
-      <w:r>
-        <w:rPr>
-          <w:b w:val="0"/>
-        </w:rPr>
-        <w:t>Calculator and optional local Python 3 for arithmetic; no live API or private data</w:t>
+        <w:pStyle w:val="Heading3"/>
+      </w:pPr>
+      <w:r>
+        <w:t>Replication and reproduction</w:t>
       </w:r>
     </w:p>
     <w:p>
       <w:pPr>
-        <w:spacing w:line="336" w:lineRule="auto" w:after="180"/>
-      </w:pPr>
-      <w:r>
-        <w:rPr>
-          <w:b w:val="0"/>
-        </w:rPr>
-        <w:t>Prepare the fresh retry separately and withhold its solution until after collection</w:t>
+        <w:pStyle w:val="Heading3"/>
+      </w:pPr>
+      <w:r>
+        <w:t>Reading a research claim</w:t>
       </w:r>
     </w:p>
     <w:p>
       <w:pPr>
-        <w:pStyle w:val="Heading3"/>
-      </w:pPr>
-      <w:r>
-        <w:t>Prerequisite answer</w:t>
+        <w:spacing w:line="336" w:lineRule="auto" w:after="180"/>
+      </w:pPr>
+      <w:r>
+        <w:rPr>
+          <w:b w:val="0"/>
+        </w:rPr>
+        <w:t xml:space="preserve">Compact alternative: two 45-minute sessions for the core explanation and W1–W5 only. The main plan uses three sessions; schedule further time for the complete investigation, project, visual journey and any code examples. Fair </w:t>
+      </w:r>
+      <w:r>
+        <w:rPr>
+          <w:b/>
+        </w:rPr>
+        <w:t>baseline</w:t>
+      </w:r>
+      <w:r>
+        <w:rPr>
+          <w:b w:val="0"/>
+        </w:rPr>
+        <w:t xml:space="preserve">s use credible procedures on matched </w:t>
+      </w:r>
+      <w:r>
+        <w:rPr>
+          <w:b/>
+        </w:rPr>
+        <w:t>evidence</w:t>
+      </w:r>
+      <w:r>
+        <w:rPr>
+          <w:b w:val="0"/>
+        </w:rPr>
+        <w:t xml:space="preserve"> and resource conditions. A weak arbitrary reference can exaggerate improvement.</w:t>
       </w:r>
     </w:p>
     <w:p>
@@ -727,31 +727,19 @@
         <w:rPr>
           <w:b w:val="0"/>
         </w:rPr>
-        <w:t xml:space="preserve">A result depends on the </w:t>
+        <w:t xml:space="preserve">Use the supplied constructed scenarios to make the </w:t>
       </w:r>
       <w:r>
         <w:rPr>
           <w:b/>
         </w:rPr>
-        <w:t>input</w:t>
+        <w:t>mechanism</w:t>
       </w:r>
       <w:r>
         <w:rPr>
           <w:b w:val="0"/>
         </w:rPr>
-        <w:t xml:space="preserve">s, procedure and conditions that produced it. Preserve data roles and distinguish observed outcomes from </w:t>
-      </w:r>
-      <w:r>
-        <w:rPr>
-          <w:b/>
-        </w:rPr>
-        <w:t>prediction</w:t>
-      </w:r>
-      <w:r>
-        <w:rPr>
-          <w:b w:val="0"/>
-        </w:rPr>
-        <w:t>s or unmeasured conditions.</w:t>
+        <w:t xml:space="preserve"> inspectable. Collect W4 before sharing solutions.</w:t>
       </w:r>
     </w:p>
     <w:p>
@@ -762,7 +750,19 @@
         <w:rPr>
           <w:b w:val="0"/>
         </w:rPr>
-        <w:t>If the prior concept cannot be explained, use a short retrieval activity before this chapter.</w:t>
+        <w:t xml:space="preserve">Students should name intermediate </w:t>
+      </w:r>
+      <w:r>
+        <w:rPr>
+          <w:b/>
+        </w:rPr>
+        <w:t>evidence</w:t>
+      </w:r>
+      <w:r>
+        <w:rPr>
+          <w:b w:val="0"/>
+        </w:rPr>
+        <w:t xml:space="preserve"> and limitations; classroom pacing and learning effectiveness remain unvalidated.</w:t>
       </w:r>
     </w:p>
     <w:p>
@@ -770,7 +770,7 @@
         <w:pStyle w:val="Heading3"/>
       </w:pPr>
       <w:r>
-        <w:t>End goal for the pictorial case</w:t>
+        <w:t>Outcomes</w:t>
       </w:r>
     </w:p>
     <w:p>
@@ -781,19 +781,31 @@
         <w:rPr>
           <w:b w:val="0"/>
         </w:rPr>
-        <w:t xml:space="preserve">Explain </w:t>
+        <w:t xml:space="preserve">Explain the </w:t>
       </w:r>
       <w:r>
         <w:rPr>
           <w:b/>
         </w:rPr>
+        <w:t>mechanism</w:t>
+      </w:r>
+      <w:r>
+        <w:rPr>
+          <w:b w:val="0"/>
+        </w:rPr>
+        <w:t xml:space="preserve"> and terminology of </w:t>
+      </w:r>
+      <w:r>
+        <w:rPr>
+          <w:b/>
+        </w:rPr>
         <w:t>baseline</w:t>
       </w:r>
       <w:r>
         <w:rPr>
           <w:b w:val="0"/>
         </w:rPr>
-        <w:t>s and fair comparisons using the records and boundaries of this fictional investigation.</w:t>
+        <w:t>s and fair comparisons</w:t>
       </w:r>
     </w:p>
     <w:p>
@@ -804,55 +816,34 @@
         <w:rPr>
           <w:b w:val="0"/>
         </w:rPr>
-        <w:t>This added worked case illustrates the week’s main idea. Retain all original and connected topics; schedule its practice within the teaching cycle.</w:t>
+        <w:t>Apply the stated procedure to a new case with a traceable result</w:t>
       </w:r>
     </w:p>
     <w:p>
       <w:pPr>
-        <w:pStyle w:val="Heading1"/>
-      </w:pPr>
-      <w:r>
-        <w:t>02. Explain and model the mechanism</w:t>
+        <w:spacing w:line="336" w:lineRule="auto" w:after="180"/>
+      </w:pPr>
+      <w:r>
+        <w:rPr>
+          <w:b w:val="0"/>
+        </w:rPr>
+        <w:t>Identify an assumption or limitation and design a revealing follow-up</w:t>
       </w:r>
     </w:p>
     <w:p>
-      <w:r>
-        <w:t>Model Baselines and fair comparisons using the supplied case, labelled mechanism and reasoning. Make the scope of each conclusion explicit.</w:t>
+      <w:pPr>
+        <w:pStyle w:val="Heading3"/>
+      </w:pPr>
+      <w:r>
+        <w:t>Preparation</w:t>
       </w:r>
     </w:p>
     <w:p>
       <w:pPr>
-        <w:spacing w:line="336" w:lineRule="auto" w:after="180"/>
-      </w:pPr>
-      <w:r>
-        <w:rPr>
-          <w:b w:val="0"/>
-        </w:rPr>
-        <w:t xml:space="preserve">Fair </w:t>
-      </w:r>
-      <w:r>
-        <w:rPr>
-          <w:b/>
-        </w:rPr>
-        <w:t>baseline</w:t>
-      </w:r>
-      <w:r>
-        <w:rPr>
-          <w:b w:val="0"/>
-        </w:rPr>
-        <w:t xml:space="preserve">s use credible procedures on matched </w:t>
-      </w:r>
-      <w:r>
-        <w:rPr>
-          <w:b/>
-        </w:rPr>
-        <w:t>evidence</w:t>
-      </w:r>
-      <w:r>
-        <w:rPr>
-          <w:b w:val="0"/>
-        </w:rPr>
-        <w:t xml:space="preserve"> and resource conditions. A weak arbitrary reference can exaggerate improvement.</w:t>
+        <w:pStyle w:val="Heading3"/>
+      </w:pPr>
+      <w:r>
+        <w:t>Prerequisite answer</w:t>
       </w:r>
     </w:p>
     <w:p>
@@ -860,7 +851,7 @@
         <w:pStyle w:val="Heading3"/>
       </w:pPr>
       <w:r>
-        <w:t>Explain Baselines and fair comparisons · 1</w:t>
+        <w:t>End goal for the pictorial case</w:t>
       </w:r>
     </w:p>
     <w:p>
@@ -871,37 +862,1790 @@
         <w:rPr>
           <w:b w:val="0"/>
         </w:rPr>
-        <w:t>Begin by writing the question the procedure is intended to answer. Identify the information already supplied, the information it will produce and the information still missing.</w:t>
+        <w:t>This added worked case illustrates the week’s main idea. Retain all original and connected topics; schedule its practice within the teaching cycle.</w:t>
       </w:r>
     </w:p>
     <w:p>
       <w:pPr>
-        <w:spacing w:line="336" w:lineRule="auto" w:after="180"/>
-      </w:pPr>
-      <w:r>
-        <w:rPr>
-          <w:b w:val="0"/>
-        </w:rPr>
-        <w:t>These are constructed classroom examples; they do not require live accounts, private records or an external service. Do not treat a plausible explanation as a measured outcome.</w:t>
+        <w:pStyle w:val="Heading1"/>
+      </w:pPr>
+      <w:r>
+        <w:t>02. Teach a credible baseline with matched evidence and explicit constraints</w:t>
       </w:r>
     </w:p>
     <w:p>
-      <w:pPr>
-        <w:spacing w:line="336" w:lineRule="auto" w:after="180"/>
-      </w:pPr>
-      <w:r>
-        <w:rPr>
-          <w:b w:val="0"/>
-        </w:rPr>
-        <w:t>For a room-reporting study use manual authoritative lookup or a deterministic same-room rule, not random room names. Match cases, available sources and scoring.</w:t>
+      <w:r>
+        <w:t>Separate a source confound, test leakage and unmeasured resource trade-offs.</w:t>
       </w:r>
     </w:p>
     <w:p>
       <w:pPr>
+        <w:pStyle w:val="Heading2"/>
+      </w:pPr>
+      <w:r>
+        <w:t>Definitions and complete fictional comparison contract</w:t>
+      </w:r>
+    </w:p>
+    <w:p>
+      <w:pPr>
+        <w:spacing w:line="336" w:lineRule="auto" w:after="180"/>
+      </w:pPr>
+      <w:r>
+        <w:rPr>
+          <w:b w:val="0"/>
+        </w:rPr>
+        <w:t xml:space="preserve">Fair </w:t>
+      </w:r>
+      <w:r>
+        <w:rPr>
+          <w:b/>
+        </w:rPr>
+        <w:t>baseline</w:t>
+      </w:r>
+      <w:r>
+        <w:rPr>
+          <w:b w:val="0"/>
+        </w:rPr>
+        <w:t xml:space="preserve">s use credible procedures on matched </w:t>
+      </w:r>
+      <w:r>
+        <w:rPr>
+          <w:b/>
+        </w:rPr>
+        <w:t>evidence</w:t>
+      </w:r>
+      <w:r>
+        <w:rPr>
+          <w:b w:val="0"/>
+        </w:rPr>
+        <w:t xml:space="preserve"> and resource conditions. A weak arbitrary reference can exaggerate improvement.</w:t>
+      </w:r>
+    </w:p>
+    <w:p>
+      <w:pPr>
+        <w:spacing w:line="336" w:lineRule="auto" w:after="180"/>
+      </w:pPr>
+      <w:r>
+        <w:rPr>
+          <w:b w:val="0"/>
+        </w:rPr>
+        <w:t>For a room-reporting study use manual authoritative lookup or a deterministic lookup matching the requested room, not random room names. Match cases, available sources and scoring.</w:t>
+      </w:r>
+    </w:p>
+    <w:tbl>
+      <w:tblPr>
+        <w:tblStyle w:val="LightShading-Accent1"/>
+        <w:tblW w:type="auto" w:w="0"/>
+        <w:tblLook w:firstColumn="1" w:firstRow="1" w:lastColumn="0" w:lastRow="0" w:noHBand="0" w:noVBand="1" w:val="04A0"/>
+      </w:tblPr>
+      <w:tblGrid>
+        <w:gridCol w:w="5112"/>
+        <w:gridCol w:w="5112"/>
+      </w:tblGrid>
+      <w:tr>
+        <w:trPr>
+          <w:tblHeader/>
+        </w:trPr>
+        <w:tc>
+          <w:tcPr>
+            <w:tcW w:type="dxa" w:w="5112"/>
+          </w:tcPr>
+          <w:p>
+            <w:r>
+              <w:t>Fair-comparison item</w:t>
+            </w:r>
+          </w:p>
+        </w:tc>
+        <w:tc>
+          <w:tcPr>
+            <w:tcW w:type="dxa" w:w="5112"/>
+          </w:tcPr>
+          <w:p>
+            <w:r>
+              <w:t>Complete fictional classroom rule</w:t>
+            </w:r>
+          </w:p>
+        </w:tc>
+      </w:tr>
+      <w:tr>
+        <w:tc>
+          <w:tcPr>
+            <w:tcW w:type="dxa" w:w="5112"/>
+          </w:tcPr>
+          <w:p>
+            <w:r>
+              <w:t>Credible baseline</w:t>
+            </w:r>
+          </w:p>
+        </w:tc>
+        <w:tc>
+          <w:tcPr>
+            <w:tcW w:type="dxa" w:w="5112"/>
+          </w:tcPr>
+          <w:p>
+            <w:r>
+              <w:t>Manual authoritative lookup or deterministic lookup matching the requested room; not arbitrary random rooms</w:t>
+            </w:r>
+          </w:p>
+        </w:tc>
+      </w:tr>
+      <w:tr>
+        <w:tc>
+          <w:tcPr>
+            <w:tcW w:type="dxa" w:w="5112"/>
+          </w:tcPr>
+          <w:p>
+            <w:r>
+              <w:t>Matched evidence</w:t>
+            </w:r>
+          </w:p>
+        </w:tc>
+        <w:tc>
+          <w:tcPr>
+            <w:tcW w:type="dxa" w:w="5112"/>
+          </w:tcPr>
+          <w:p>
+            <w:r>
+              <w:t>Same eligible current sources for a method-focused comparison</w:t>
+            </w:r>
+          </w:p>
+        </w:tc>
+      </w:tr>
+      <w:tr>
+        <w:tc>
+          <w:tcPr>
+            <w:tcW w:type="dxa" w:w="5112"/>
+          </w:tcPr>
+          <w:p>
+            <w:r>
+              <w:t>Matched workload/scoring</w:t>
+            </w:r>
+          </w:p>
+        </w:tc>
+        <w:tc>
+          <w:tcPr>
+            <w:tcW w:type="dxa" w:w="5112"/>
+          </w:tcPr>
+          <w:p>
+            <w:r>
+              <w:t>Same fixed case IDs, outcome rubric and evaluation labels kept out of tuning inputs</w:t>
+            </w:r>
+          </w:p>
+        </w:tc>
+      </w:tr>
+      <w:tr>
+        <w:tc>
+          <w:tcPr>
+            <w:tcW w:type="dxa" w:w="5112"/>
+          </w:tcPr>
+          <w:p>
+            <w:r>
+              <w:t>Resource policy</w:t>
+            </w:r>
+          </w:p>
+        </w:tc>
+        <w:tc>
+          <w:tcPr>
+            <w:tcW w:type="dxa" w:w="5112"/>
+          </w:tcPr>
+          <w:p>
+            <w:r>
+              <w:t>Declare timing boundary, budgets and what each procedure actually consumes; unknown is not automatically matched</w:t>
+            </w:r>
+          </w:p>
+        </w:tc>
+      </w:tr>
+      <w:tr>
+        <w:tc>
+          <w:tcPr>
+            <w:tcW w:type="dxa" w:w="5112"/>
+          </w:tcPr>
+          <w:p>
+            <w:r>
+              <w:t>Added main fixture</w:t>
+            </w:r>
+          </w:p>
+        </w:tc>
+        <w:tc>
+          <w:tcPr>
+            <w:tcW w:type="dxa" w:w="5112"/>
+          </w:tcPr>
+          <w:p>
+            <w:r>
+              <w:t>Same lookup function on clubs V/W/X; only source freshness differs</w:t>
+            </w:r>
+          </w:p>
+        </w:tc>
+      </w:tr>
+      <w:tr>
+        <w:tc>
+          <w:tcPr>
+            <w:tcW w:type="dxa" w:w="5112"/>
+          </w:tcPr>
+          <w:p>
+            <w:r>
+              <w:t>Current register/truth</w:t>
+            </w:r>
+          </w:p>
+        </w:tc>
+        <w:tc>
+          <w:tcPr>
+            <w:tcW w:type="dxa" w:w="5112"/>
+          </w:tcPr>
+          <w:p>
+            <w:r>
+              <w:t>V→E, W→B, X→D</w:t>
+            </w:r>
+          </w:p>
+        </w:tc>
+      </w:tr>
+      <w:tr>
+        <w:tc>
+          <w:tcPr>
+            <w:tcW w:type="dxa" w:w="5112"/>
+          </w:tcPr>
+          <w:p>
+            <w:r>
+              <w:t>Old register</w:t>
+            </w:r>
+          </w:p>
+        </w:tc>
+        <w:tc>
+          <w:tcPr>
+            <w:tcW w:type="dxa" w:w="5112"/>
+          </w:tcPr>
+          <w:p>
+            <w:r>
+              <w:t>V→C, W→B, X→A</w:t>
+            </w:r>
+          </w:p>
+        </w:tc>
+      </w:tr>
+      <w:tr>
+        <w:tc>
+          <w:tcPr>
+            <w:tcW w:type="dxa" w:w="5112"/>
+          </w:tcPr>
+          <w:p>
+            <w:r>
+              <w:t>Separate picture</w:t>
+            </w:r>
+          </w:p>
+        </w:tc>
+        <w:tc>
+          <w:tcPr>
+            <w:tcW w:type="dxa" w:w="5112"/>
+          </w:tcPr>
+          <w:p>
+            <w:r>
+              <w:t>Same eight fixed questions and allowed sources; A 6/8 correct, B 7/8; no test-case tuning</w:t>
+            </w:r>
+          </w:p>
+        </w:tc>
+      </w:tr>
+      <w:tr>
+        <w:tc>
+          <w:tcPr>
+            <w:tcW w:type="dxa" w:w="5112"/>
+          </w:tcPr>
+          <w:p>
+            <w:r>
+              <w:t>Limits</w:t>
+            </w:r>
+          </w:p>
+        </w:tc>
+        <w:tc>
+          <w:tcPr>
+            <w:tcW w:type="dxa" w:w="5112"/>
+          </w:tcPr>
+          <w:p>
+            <w:r>
+              <w:t>Constructed counterexample/aggregates, not a model benchmark, measured runtime, stable advantage or significance result</w:t>
+            </w:r>
+          </w:p>
+        </w:tc>
+      </w:tr>
+    </w:tbl>
+    <w:p>
+      <w:pPr>
+        <w:pStyle w:val="Heading2"/>
+      </w:pPr>
+      <w:r>
+        <w:t>Main counterexample ledger and checked reasoning</w:t>
+      </w:r>
+    </w:p>
+    <w:tbl>
+      <w:tblPr>
+        <w:tblStyle w:val="LightShading-Accent1"/>
+        <w:tblW w:type="auto" w:w="0"/>
+        <w:tblLook w:firstColumn="1" w:firstRow="1" w:lastColumn="0" w:lastRow="0" w:noHBand="0" w:noVBand="1" w:val="04A0"/>
+      </w:tblPr>
+      <w:tblGrid>
+        <w:gridCol w:w="2556"/>
+        <w:gridCol w:w="2556"/>
+        <w:gridCol w:w="2556"/>
+        <w:gridCol w:w="2556"/>
+      </w:tblGrid>
+      <w:tr>
+        <w:trPr>
+          <w:tblHeader/>
+        </w:trPr>
+        <w:tc>
+          <w:tcPr>
+            <w:tcW w:type="dxa" w:w="2556"/>
+          </w:tcPr>
+          <w:p>
+            <w:r>
+              <w:t>Added same-procedure fixture</w:t>
+            </w:r>
+          </w:p>
+        </w:tc>
+        <w:tc>
+          <w:tcPr>
+            <w:tcW w:type="dxa" w:w="2556"/>
+          </w:tcPr>
+          <w:p>
+            <w:r>
+              <w:t>Current correct room</w:t>
+            </w:r>
+          </w:p>
+        </w:tc>
+        <w:tc>
+          <w:tcPr>
+            <w:tcW w:type="dxa" w:w="2556"/>
+          </w:tcPr>
+          <w:p>
+            <w:r>
+              <w:t>Old-source lookup</w:t>
+            </w:r>
+          </w:p>
+        </w:tc>
+        <w:tc>
+          <w:tcPr>
+            <w:tcW w:type="dxa" w:w="2556"/>
+          </w:tcPr>
+          <w:p>
+            <w:r>
+              <w:t>Current-source lookup</w:t>
+            </w:r>
+          </w:p>
+        </w:tc>
+      </w:tr>
+      <w:tr>
+        <w:tc>
+          <w:tcPr>
+            <w:tcW w:type="dxa" w:w="2556"/>
+          </w:tcPr>
+          <w:p>
+            <w:r>
+              <w:t>Club V</w:t>
+            </w:r>
+          </w:p>
+        </w:tc>
+        <w:tc>
+          <w:tcPr>
+            <w:tcW w:type="dxa" w:w="2556"/>
+          </w:tcPr>
+          <w:p>
+            <w:r>
+              <w:t>E</w:t>
+            </w:r>
+          </w:p>
+        </w:tc>
+        <w:tc>
+          <w:tcPr>
+            <w:tcW w:type="dxa" w:w="2556"/>
+          </w:tcPr>
+          <w:p>
+            <w:r>
+              <w:t>C: incorrect</w:t>
+            </w:r>
+          </w:p>
+        </w:tc>
+        <w:tc>
+          <w:tcPr>
+            <w:tcW w:type="dxa" w:w="2556"/>
+          </w:tcPr>
+          <w:p>
+            <w:r>
+              <w:t>E: correct</w:t>
+            </w:r>
+          </w:p>
+        </w:tc>
+      </w:tr>
+      <w:tr>
+        <w:tc>
+          <w:tcPr>
+            <w:tcW w:type="dxa" w:w="2556"/>
+          </w:tcPr>
+          <w:p>
+            <w:r>
+              <w:t>Club W</w:t>
+            </w:r>
+          </w:p>
+        </w:tc>
+        <w:tc>
+          <w:tcPr>
+            <w:tcW w:type="dxa" w:w="2556"/>
+          </w:tcPr>
+          <w:p>
+            <w:r>
+              <w:t>B</w:t>
+            </w:r>
+          </w:p>
+        </w:tc>
+        <w:tc>
+          <w:tcPr>
+            <w:tcW w:type="dxa" w:w="2556"/>
+          </w:tcPr>
+          <w:p>
+            <w:r>
+              <w:t>B: correct</w:t>
+            </w:r>
+          </w:p>
+        </w:tc>
+        <w:tc>
+          <w:tcPr>
+            <w:tcW w:type="dxa" w:w="2556"/>
+          </w:tcPr>
+          <w:p>
+            <w:r>
+              <w:t>B: correct</w:t>
+            </w:r>
+          </w:p>
+        </w:tc>
+      </w:tr>
+      <w:tr>
+        <w:tc>
+          <w:tcPr>
+            <w:tcW w:type="dxa" w:w="2556"/>
+          </w:tcPr>
+          <w:p>
+            <w:r>
+              <w:t>Club X</w:t>
+            </w:r>
+          </w:p>
+        </w:tc>
+        <w:tc>
+          <w:tcPr>
+            <w:tcW w:type="dxa" w:w="2556"/>
+          </w:tcPr>
+          <w:p>
+            <w:r>
+              <w:t>D</w:t>
+            </w:r>
+          </w:p>
+        </w:tc>
+        <w:tc>
+          <w:tcPr>
+            <w:tcW w:type="dxa" w:w="2556"/>
+          </w:tcPr>
+          <w:p>
+            <w:r>
+              <w:t>A: incorrect</w:t>
+            </w:r>
+          </w:p>
+        </w:tc>
+        <w:tc>
+          <w:tcPr>
+            <w:tcW w:type="dxa" w:w="2556"/>
+          </w:tcPr>
+          <w:p>
+            <w:r>
+              <w:t>D: correct</w:t>
+            </w:r>
+          </w:p>
+        </w:tc>
+      </w:tr>
+      <w:tr>
+        <w:tc>
+          <w:tcPr>
+            <w:tcW w:type="dxa" w:w="2556"/>
+          </w:tcPr>
+          <w:p>
+            <w:r>
+              <w:t>Score on three constructed cases</w:t>
+            </w:r>
+          </w:p>
+        </w:tc>
+        <w:tc>
+          <w:tcPr>
+            <w:tcW w:type="dxa" w:w="2556"/>
+          </w:tcPr>
+          <w:p>
+            <w:r>
+              <w:t>Same judge and function</w:t>
+            </w:r>
+          </w:p>
+        </w:tc>
+        <w:tc>
+          <w:tcPr>
+            <w:tcW w:type="dxa" w:w="2556"/>
+          </w:tcPr>
+          <w:p>
+            <w:r>
+              <w:t>1/3</w:t>
+            </w:r>
+          </w:p>
+        </w:tc>
+        <w:tc>
+          <w:tcPr>
+            <w:tcW w:type="dxa" w:w="2556"/>
+          </w:tcPr>
+          <w:p>
+            <w:r>
+              <w:t>3/3</w:t>
+            </w:r>
+          </w:p>
+        </w:tc>
+      </w:tr>
+      <w:tr>
+        <w:tc>
+          <w:tcPr>
+            <w:tcW w:type="dxa" w:w="2556"/>
+          </w:tcPr>
+          <w:p>
+            <w:r>
+              <w:t>Align both to current register</w:t>
+            </w:r>
+          </w:p>
+        </w:tc>
+        <w:tc>
+          <w:tcPr>
+            <w:tcW w:type="dxa" w:w="2556"/>
+          </w:tcPr>
+          <w:p>
+            <w:r>
+              <w:t>Same cases/function/current evidence</w:t>
+            </w:r>
+          </w:p>
+        </w:tc>
+        <w:tc>
+          <w:tcPr>
+            <w:tcW w:type="dxa" w:w="2556"/>
+          </w:tcPr>
+          <w:p>
+            <w:r>
+              <w:t>3/3</w:t>
+            </w:r>
+          </w:p>
+        </w:tc>
+        <w:tc>
+          <w:tcPr>
+            <w:tcW w:type="dxa" w:w="2556"/>
+          </w:tcPr>
+          <w:p>
+            <w:r>
+              <w:t>3/3</w:t>
+            </w:r>
+          </w:p>
+        </w:tc>
+      </w:tr>
+      <w:tr>
+        <w:tc>
+          <w:tcPr>
+            <w:tcW w:type="dxa" w:w="2556"/>
+          </w:tcPr>
+          <w:p>
+            <w:r>
+              <w:t>Meaning</w:t>
+            </w:r>
+          </w:p>
+        </w:tc>
+        <w:tc>
+          <w:tcPr>
+            <w:tcW w:type="dxa" w:w="2556"/>
+          </w:tcPr>
+          <w:p>
+            <w:r>
+              <w:t>Only information changed in this demonstration</w:t>
+            </w:r>
+          </w:p>
+        </w:tc>
+        <w:tc>
+          <w:tcPr>
+            <w:tcW w:type="dxa" w:w="2556"/>
+          </w:tcPr>
+          <w:p>
+            <w:r>
+              <w:t>Score gap can occur without a method difference</w:t>
+            </w:r>
+          </w:p>
+        </w:tc>
+        <w:tc>
+          <w:tcPr>
+            <w:tcW w:type="dxa" w:w="2556"/>
+          </w:tcPr>
+          <w:p>
+            <w:r>
+              <w:t>Not a prediction that real A/B models must tie</w:t>
+            </w:r>
+          </w:p>
+        </w:tc>
+      </w:tr>
+    </w:tbl>
+    <w:p>
+      <w:pPr>
+        <w:spacing w:line="336" w:lineRule="auto" w:after="180"/>
+      </w:pPr>
+      <w:r>
+        <w:rPr>
+          <w:b w:val="0"/>
+        </w:rPr>
+        <w:t>Main unequal register freshness prevents isolating method improvement. Added identical lookup fixture scores 1/3 old versus 3/3 current and ties 3/3 when sources aligned; not a claim that real models tie. Picture A 6/8=75%, B 7/8=87.5%, net one correct/+12.5 points; raw paired flips and resource data absent.</w:t>
+      </w:r>
+    </w:p>
+    <w:p>
+      <w:pPr>
+        <w:spacing w:line="336" w:lineRule="auto" w:after="180"/>
+      </w:pPr>
+      <w:r>
+        <w:rPr>
+          <w:b w:val="0"/>
+        </w:rPr>
+        <w:t>Hidden judge-key exposure invalidates unseen testing, while permitted current task register is legitimate evidence. Small aggregates alone do not supply a significance result; do not teach that small N makes all significance impossible.</w:t>
+      </w:r>
+    </w:p>
+    <w:p>
+      <w:pPr>
+        <w:spacing w:line="336" w:lineRule="auto" w:after="180"/>
+      </w:pPr>
+      <w:r>
+        <w:rPr>
+          <w:b w:val="0"/>
+        </w:rPr>
+        <w:t>Selected model 12 seconds versus baseline 2 with per-case budget 3: model exceeds budget even if quality rises; compare complete procedures under declared budgets or matched time limits, not invented early answers.</w:t>
+      </w:r>
+    </w:p>
+    <w:p>
+      <w:pPr>
         <w:pStyle w:val="Heading3"/>
       </w:pPr>
       <w:r>
-        <w:t>Explain Baselines and fair comparisons · 2</w:t>
+        <w:t>Baselines and fair comparisons — evidence trace</w:t>
+      </w:r>
+    </w:p>
+    <w:tbl>
+      <w:tblPr>
+        <w:tblStyle w:val="LightShading-Accent1"/>
+        <w:tblW w:type="auto" w:w="0"/>
+        <w:tblLook w:firstColumn="1" w:firstRow="1" w:lastColumn="0" w:lastRow="0" w:noHBand="0" w:noVBand="1" w:val="04A0"/>
+      </w:tblPr>
+      <w:tblGrid>
+        <w:gridCol w:w="3408"/>
+        <w:gridCol w:w="3408"/>
+        <w:gridCol w:w="3408"/>
+      </w:tblGrid>
+      <w:tr>
+        <w:trPr>
+          <w:tblHeader/>
+        </w:trPr>
+        <w:tc>
+          <w:tcPr>
+            <w:tcW w:type="dxa" w:w="3408"/>
+          </w:tcPr>
+          <w:p>
+            <w:r>
+              <w:t>Input and scope</w:t>
+            </w:r>
+          </w:p>
+        </w:tc>
+        <w:tc>
+          <w:tcPr>
+            <w:tcW w:type="dxa" w:w="3408"/>
+          </w:tcPr>
+          <w:p>
+            <w:r>
+              <w:t>Check or calculation</w:t>
+            </w:r>
+          </w:p>
+        </w:tc>
+        <w:tc>
+          <w:tcPr>
+            <w:tcW w:type="dxa" w:w="3408"/>
+          </w:tcPr>
+          <w:p>
+            <w:r>
+              <w:t>Conclusion and limit</w:t>
+            </w:r>
+          </w:p>
+        </w:tc>
+      </w:tr>
+      <w:tr>
+        <w:tc>
+          <w:tcPr>
+            <w:tcW w:type="dxa" w:w="3408"/>
+          </w:tcPr>
+          <w:p>
+            <w:r>
+              <w:t>Assistant gets current register; baseline gets an obsolete one. Assistant scores higher.</w:t>
+            </w:r>
+          </w:p>
+        </w:tc>
+        <w:tc>
+          <w:tcPr>
+            <w:tcW w:type="dxa" w:w="3408"/>
+          </w:tcPr>
+          <w:p>
+            <w:r>
+              <w:t>For a room-reporting study use manual authoritative lookup or a deterministic lookup matching the requested room, not random room names.</w:t>
+            </w:r>
+          </w:p>
+        </w:tc>
+        <w:tc>
+          <w:tcPr>
+            <w:tcW w:type="dxa" w:w="3408"/>
+          </w:tcPr>
+          <w:p>
+            <w:r>
+              <w:t>Source freshness is confounded with procedure. Provide both the same eligible current sources or report the unequal comparison without isolating method.</w:t>
+            </w:r>
+          </w:p>
+        </w:tc>
+      </w:tr>
+    </w:tbl>
+    <w:p>
+      <w:r>
+        <w:t>The figure connects this chapter's worked input, declared procedure and result. Read the complete worked reasoning for qualifiers and intermediate steps; the abbreviated labels do not replace that reasoning.</w:t>
+      </w:r>
+    </w:p>
+    <w:p>
+      <w:pPr>
+        <w:spacing w:line="336" w:lineRule="auto" w:after="180"/>
+      </w:pPr>
+      <w:r>
+        <w:rPr>
+          <w:b w:val="0"/>
+        </w:rPr>
+        <w:t>Guided: Source freshness is confounded with procedure. Provide both the same eligible current sources or report the unequal comparison without isolating method.</w:t>
+      </w:r>
+    </w:p>
+    <w:p>
+      <w:pPr>
+        <w:spacing w:line="336" w:lineRule="auto" w:after="180"/>
+      </w:pPr>
+      <w:r>
+        <w:rPr>
+          <w:b w:val="0"/>
+        </w:rPr>
+        <w:t xml:space="preserve">Qualification: A </w:t>
+      </w:r>
+      <w:r>
+        <w:rPr>
+          <w:b/>
+        </w:rPr>
+        <w:t>baseline</w:t>
+      </w:r>
+      <w:r>
+        <w:rPr>
+          <w:b w:val="0"/>
+        </w:rPr>
+        <w:t xml:space="preserve"> is credible relative to the task, not merely a procedure easy to outperform.</w:t>
+      </w:r>
+    </w:p>
+    <w:p>
+      <w:pPr>
+        <w:spacing w:line="336" w:lineRule="auto" w:after="180"/>
+      </w:pPr>
+      <w:r>
+        <w:rPr>
+          <w:b w:val="0"/>
+        </w:rPr>
+        <w:t xml:space="preserve">Exit: accept a concrete variation with its predicted outcome and a stated condition that would challenge the </w:t>
+      </w:r>
+      <w:r>
+        <w:rPr>
+          <w:b/>
+        </w:rPr>
+        <w:t>mechanism</w:t>
+      </w:r>
+      <w:r>
+        <w:rPr>
+          <w:b w:val="0"/>
+        </w:rPr>
+        <w:t xml:space="preserve">; reject a claim resting on unmeasured </w:t>
+      </w:r>
+      <w:r>
+        <w:rPr>
+          <w:b/>
+        </w:rPr>
+        <w:t>evidence</w:t>
+      </w:r>
+      <w:r>
+        <w:rPr>
+          <w:b w:val="0"/>
+        </w:rPr>
+        <w:t>.</w:t>
+      </w:r>
+    </w:p>
+    <w:p>
+      <w:pPr>
+        <w:spacing w:line="336" w:lineRule="auto" w:after="180"/>
+      </w:pPr>
+      <w:r>
+        <w:rPr>
+          <w:b w:val="0"/>
+        </w:rPr>
+        <w:t xml:space="preserve">Assistant gets current register; </w:t>
+      </w:r>
+      <w:r>
+        <w:rPr>
+          <w:b/>
+        </w:rPr>
+        <w:t>baseline</w:t>
+      </w:r>
+      <w:r>
+        <w:rPr>
+          <w:b w:val="0"/>
+        </w:rPr>
+        <w:t xml:space="preserve"> gets an obsolete one. Assistant scores higher.</w:t>
+      </w:r>
+    </w:p>
+    <w:p>
+      <w:pPr>
+        <w:spacing w:line="336" w:lineRule="auto" w:after="180"/>
+      </w:pPr>
+      <w:r>
+        <w:rPr>
+          <w:b w:val="0"/>
+        </w:rPr>
+        <w:t>Source freshness is confounded with procedure. Provide both the same eligible current sources or report the unequal comparison without isolating method.</w:t>
+      </w:r>
+    </w:p>
+    <w:p>
+      <w:pPr>
+        <w:spacing w:line="336" w:lineRule="auto" w:after="180"/>
+      </w:pPr>
+      <w:r>
+        <w:rPr>
+          <w:b w:val="0"/>
+        </w:rPr>
+        <w:t xml:space="preserve">Compare the intermediate </w:t>
+      </w:r>
+      <w:r>
+        <w:rPr>
+          <w:b/>
+        </w:rPr>
+        <w:t>evidence</w:t>
+      </w:r>
+      <w:r>
+        <w:rPr>
+          <w:b w:val="0"/>
+        </w:rPr>
+        <w:t xml:space="preserve"> with the final statement. Explain why each number or decision follows from the stated </w:t>
+      </w:r>
+      <w:r>
+        <w:rPr>
+          <w:b/>
+        </w:rPr>
+        <w:t>input</w:t>
+      </w:r>
+      <w:r>
+        <w:rPr>
+          <w:b w:val="0"/>
+        </w:rPr>
+        <w:t>s.</w:t>
+      </w:r>
+    </w:p>
+    <w:p>
+      <w:pPr>
+        <w:spacing w:line="336" w:lineRule="auto" w:after="180"/>
+      </w:pPr>
+      <w:r>
+        <w:rPr>
+          <w:b w:val="0"/>
+        </w:rPr>
+        <w:t xml:space="preserve">The conclusion belongs to this scenario and procedure; changing the </w:t>
+      </w:r>
+      <w:r>
+        <w:rPr>
+          <w:b/>
+        </w:rPr>
+        <w:t>input</w:t>
+      </w:r>
+      <w:r>
+        <w:rPr>
+          <w:b w:val="0"/>
+        </w:rPr>
+        <w:t>s, evaluation population or authority can change what it establishes. Retain the raw record so a later revision can be compared honestly.</w:t>
+      </w:r>
+    </w:p>
+    <w:p>
+      <w:pPr>
+        <w:pStyle w:val="Heading2"/>
+      </w:pPr>
+      <w:r>
+        <w:t>Credibility, leakage and budget probes</w:t>
+      </w:r>
+    </w:p>
+    <w:tbl>
+      <w:tblPr>
+        <w:tblStyle w:val="LightShading-Accent1"/>
+        <w:tblW w:type="auto" w:w="0"/>
+        <w:tblLook w:firstColumn="1" w:firstRow="1" w:lastColumn="0" w:lastRow="0" w:noHBand="0" w:noVBand="1" w:val="04A0"/>
+      </w:tblPr>
+      <w:tblGrid>
+        <w:gridCol w:w="5112"/>
+        <w:gridCol w:w="5112"/>
+      </w:tblGrid>
+      <w:tr>
+        <w:trPr>
+          <w:tblHeader/>
+        </w:trPr>
+        <w:tc>
+          <w:tcPr>
+            <w:tcW w:type="dxa" w:w="5112"/>
+          </w:tcPr>
+          <w:p>
+            <w:r>
+              <w:t>Fair-baseline probe</w:t>
+            </w:r>
+          </w:p>
+        </w:tc>
+        <w:tc>
+          <w:tcPr>
+            <w:tcW w:type="dxa" w:w="5112"/>
+          </w:tcPr>
+          <w:p>
+            <w:r>
+              <w:t>Expected interpretation</w:t>
+            </w:r>
+          </w:p>
+        </w:tc>
+      </w:tr>
+      <w:tr>
+        <w:tc>
+          <w:tcPr>
+            <w:tcW w:type="dxa" w:w="5112"/>
+          </w:tcPr>
+          <w:p>
+            <w:r>
+              <w:t>Baseline intentionally random despite available credible lookup</w:t>
+            </w:r>
+          </w:p>
+        </w:tc>
+        <w:tc>
+          <w:tcPr>
+            <w:tcW w:type="dxa" w:w="5112"/>
+          </w:tcPr>
+          <w:p>
+            <w:r>
+              <w:t>Weak reference can exaggerate apparent improvement</w:t>
+            </w:r>
+          </w:p>
+        </w:tc>
+      </w:tr>
+      <w:tr>
+        <w:tc>
+          <w:tcPr>
+            <w:tcW w:type="dxa" w:w="5112"/>
+          </w:tcPr>
+          <w:p>
+            <w:r>
+              <w:t>B current sources, A obsolete sources</w:t>
+            </w:r>
+          </w:p>
+        </w:tc>
+        <w:tc>
+          <w:tcPr>
+            <w:tcW w:type="dxa" w:w="5112"/>
+          </w:tcPr>
+          <w:p>
+            <w:r>
+              <w:t>Information freshness confounded with method</w:t>
+            </w:r>
+          </w:p>
+        </w:tc>
+      </w:tr>
+      <w:tr>
+        <w:tc>
+          <w:tcPr>
+            <w:tcW w:type="dxa" w:w="5112"/>
+          </w:tcPr>
+          <w:p>
+            <w:r>
+              <w:t>Both use current permitted register</w:t>
+            </w:r>
+          </w:p>
+        </w:tc>
+        <w:tc>
+          <w:tcPr>
+            <w:tcW w:type="dxa" w:w="5112"/>
+          </w:tcPr>
+          <w:p>
+            <w:r>
+              <w:t>Appropriate matched task evidence; not automatically all other controls</w:t>
+            </w:r>
+          </w:p>
+        </w:tc>
+      </w:tr>
+      <w:tr>
+        <w:tc>
+          <w:tcPr>
+            <w:tcW w:type="dxa" w:w="5112"/>
+          </w:tcPr>
+          <w:p>
+            <w:r>
+              <w:t>Only B sees hidden judge labels</w:t>
+            </w:r>
+          </w:p>
+        </w:tc>
+        <w:tc>
+          <w:tcPr>
+            <w:tcW w:type="dxa" w:w="5112"/>
+          </w:tcPr>
+          <w:p>
+            <w:r>
+              <w:t>Evaluation leakage; not an unseen fair test</w:t>
+            </w:r>
+          </w:p>
+        </w:tc>
+      </w:tr>
+      <w:tr>
+        <w:tc>
+          <w:tcPr>
+            <w:tcW w:type="dxa" w:w="5112"/>
+          </w:tcPr>
+          <w:p>
+            <w:r>
+              <w:t>Same headline score but resources unknown</w:t>
+            </w:r>
+          </w:p>
+        </w:tc>
+        <w:tc>
+          <w:tcPr>
+            <w:tcW w:type="dxa" w:w="5112"/>
+          </w:tcPr>
+          <w:p>
+            <w:r>
+              <w:t>Cannot infer equivalent cost or budget performance</w:t>
+            </w:r>
+          </w:p>
+        </w:tc>
+      </w:tr>
+      <w:tr>
+        <w:tc>
+          <w:tcPr>
+            <w:tcW w:type="dxa" w:w="5112"/>
+          </w:tcPr>
+          <w:p>
+            <w:r>
+              <w:t>Higher quality violates task time budget</w:t>
+            </w:r>
+          </w:p>
+        </w:tc>
+        <w:tc>
+          <w:tcPr>
+            <w:tcW w:type="dxa" w:w="5112"/>
+          </w:tcPr>
+          <w:p>
+            <w:r>
+              <w:t>Report complete procedure trade-off; no budget-feasible superiority claim</w:t>
+            </w:r>
+          </w:p>
+        </w:tc>
+      </w:tr>
+      <w:tr>
+        <w:tc>
+          <w:tcPr>
+            <w:tcW w:type="dxa" w:w="5112"/>
+          </w:tcPr>
+          <w:p>
+            <w:r>
+              <w:t>Small aggregate score gap</w:t>
+            </w:r>
+          </w:p>
+        </w:tc>
+        <w:tc>
+          <w:tcPr>
+            <w:tcW w:type="dxa" w:w="5112"/>
+          </w:tcPr>
+          <w:p>
+            <w:r>
+              <w:t>Descriptive result; stable advantage/significance need appropriate evidence</w:t>
+            </w:r>
+          </w:p>
+        </w:tc>
+      </w:tr>
+      <w:tr>
+        <w:tc>
+          <w:tcPr>
+            <w:tcW w:type="dxa" w:w="5112"/>
+          </w:tcPr>
+          <w:p>
+            <w:r>
+              <w:t>Unknown paired case outcomes</w:t>
+            </w:r>
+          </w:p>
+        </w:tc>
+        <w:tc>
+          <w:tcPr>
+            <w:tcW w:type="dxa" w:w="5112"/>
+          </w:tcPr>
+          <w:p>
+            <w:r>
+              <w:t>Net correct-count change does not identify every gain/loss</w:t>
+            </w:r>
+          </w:p>
+        </w:tc>
+      </w:tr>
+      <w:tr>
+        <w:tc>
+          <w:tcPr>
+            <w:tcW w:type="dxa" w:w="5112"/>
+          </w:tcPr>
+          <w:p>
+            <w:r>
+              <w:t>Conditions audit has no recorded mismatch</w:t>
+            </w:r>
+          </w:p>
+        </w:tc>
+        <w:tc>
+          <w:tcPr>
+            <w:tcW w:type="dxa" w:w="5112"/>
+          </w:tcPr>
+          <w:p>
+            <w:r>
+              <w:t>Checks declared metadata only, not actual execution verification</w:t>
+            </w:r>
+          </w:p>
+        </w:tc>
+      </w:tr>
+    </w:tbl>
+    <w:p>
+      <w:pPr>
+        <w:pStyle w:val="Heading2"/>
+      </w:pPr>
+      <w:r>
+        <w:t>Separate eight-case gain and missing-condition scope</w:t>
+      </w:r>
+    </w:p>
+    <w:p>
+      <w:pPr>
+        <w:spacing w:line="336" w:lineRule="auto" w:after="180"/>
+      </w:pPr>
+      <w:r>
+        <w:rPr>
+          <w:b w:val="0"/>
+        </w:rPr>
+        <w:t xml:space="preserve">A </w:t>
+      </w:r>
+      <w:r>
+        <w:rPr>
+          <w:b/>
+        </w:rPr>
+        <w:t>baseline</w:t>
+      </w:r>
+      <w:r>
+        <w:rPr>
+          <w:b w:val="0"/>
+        </w:rPr>
+        <w:t xml:space="preserve"> deserves a fair chance. Two classifiers answer the same eight fixed questions with the same allowed sources.</w:t>
+      </w:r>
+    </w:p>
+    <w:p>
+      <w:pPr>
+        <w:spacing w:line="336" w:lineRule="auto" w:after="180"/>
+      </w:pPr>
+      <w:r>
+        <w:rPr>
+          <w:b w:val="0"/>
+        </w:rPr>
+        <w:t>Simple rule A: 6/8 correct. New model B: 7/8 correct. No test case is used to tune either version.</w:t>
+      </w:r>
+    </w:p>
+    <w:p>
+      <w:pPr>
+        <w:spacing w:line="336" w:lineRule="auto" w:after="180"/>
+      </w:pPr>
+      <w:r>
+        <w:rPr>
+          <w:b w:val="0"/>
+        </w:rPr>
+        <w:t>The picture is a separate eight-case baseline/model comparison. A 6/8 =75%; B 7/8 =87.5%; difference 12.5 percentage points and one net additional correct answer. Aggregates do not reveal every paired gain/loss. Cases, allowed sources and scoring are matched in the scenario, with no test-case tuning; resources remain unreported. Giving B the hidden evaluation answer key would break the unseen comparison.</w:t>
+      </w:r>
+    </w:p>
+    <w:p>
+      <w:pPr>
+        <w:spacing w:line="336" w:lineRule="auto" w:after="180"/>
+      </w:pPr>
+      <w:r>
+        <w:rPr>
+          <w:b w:val="0"/>
+        </w:rPr>
+        <w:t>An approved source register that the task permits reading is not the same as exposing held-out judge labels. The supplied aggregate comparison has no statistical analysis or broad-advantage evidence, and should not be reported as one.</w:t>
+      </w:r>
+    </w:p>
+    <w:tbl>
+      <w:tblPr>
+        <w:tblStyle w:val="LightShading-Accent1"/>
+        <w:tblW w:type="auto" w:w="0"/>
+        <w:tblLook w:firstColumn="1" w:firstRow="1" w:lastColumn="0" w:lastRow="0" w:noHBand="0" w:noVBand="1" w:val="04A0"/>
+      </w:tblPr>
+      <w:tblGrid>
+        <w:gridCol w:w="2556"/>
+        <w:gridCol w:w="2556"/>
+        <w:gridCol w:w="2556"/>
+        <w:gridCol w:w="2556"/>
+      </w:tblGrid>
+      <w:tr>
+        <w:trPr>
+          <w:tblHeader/>
+        </w:trPr>
+        <w:tc>
+          <w:tcPr>
+            <w:tcW w:type="dxa" w:w="2556"/>
+          </w:tcPr>
+          <w:p>
+            <w:r>
+              <w:t>Separate eight-case picture</w:t>
+            </w:r>
+          </w:p>
+        </w:tc>
+        <w:tc>
+          <w:tcPr>
+            <w:tcW w:type="dxa" w:w="2556"/>
+          </w:tcPr>
+          <w:p>
+            <w:r>
+              <w:t>A baseline</w:t>
+            </w:r>
+          </w:p>
+        </w:tc>
+        <w:tc>
+          <w:tcPr>
+            <w:tcW w:type="dxa" w:w="2556"/>
+          </w:tcPr>
+          <w:p>
+            <w:r>
+              <w:t>B new model</w:t>
+            </w:r>
+          </w:p>
+        </w:tc>
+        <w:tc>
+          <w:tcPr>
+            <w:tcW w:type="dxa" w:w="2556"/>
+          </w:tcPr>
+          <w:p>
+            <w:r>
+              <w:t>Interpretation</w:t>
+            </w:r>
+          </w:p>
+        </w:tc>
+      </w:tr>
+      <w:tr>
+        <w:tc>
+          <w:tcPr>
+            <w:tcW w:type="dxa" w:w="2556"/>
+          </w:tcPr>
+          <w:p>
+            <w:r>
+              <w:t>Correct/total</w:t>
+            </w:r>
+          </w:p>
+        </w:tc>
+        <w:tc>
+          <w:tcPr>
+            <w:tcW w:type="dxa" w:w="2556"/>
+          </w:tcPr>
+          <w:p>
+            <w:r>
+              <w:t>6/8</w:t>
+            </w:r>
+          </w:p>
+        </w:tc>
+        <w:tc>
+          <w:tcPr>
+            <w:tcW w:type="dxa" w:w="2556"/>
+          </w:tcPr>
+          <w:p>
+            <w:r>
+              <w:t>7/8</w:t>
+            </w:r>
+          </w:p>
+        </w:tc>
+        <w:tc>
+          <w:tcPr>
+            <w:tcW w:type="dxa" w:w="2556"/>
+          </w:tcPr>
+          <w:p>
+            <w:r>
+              <w:t>Same fixed case denominator</w:t>
+            </w:r>
+          </w:p>
+        </w:tc>
+      </w:tr>
+      <w:tr>
+        <w:tc>
+          <w:tcPr>
+            <w:tcW w:type="dxa" w:w="2556"/>
+          </w:tcPr>
+          <w:p>
+            <w:r>
+              <w:t>Observed rate</w:t>
+            </w:r>
+          </w:p>
+        </w:tc>
+        <w:tc>
+          <w:tcPr>
+            <w:tcW w:type="dxa" w:w="2556"/>
+          </w:tcPr>
+          <w:p>
+            <w:r>
+              <w:t>75%</w:t>
+            </w:r>
+          </w:p>
+        </w:tc>
+        <w:tc>
+          <w:tcPr>
+            <w:tcW w:type="dxa" w:w="2556"/>
+          </w:tcPr>
+          <w:p>
+            <w:r>
+              <w:t>87.5%</w:t>
+            </w:r>
+          </w:p>
+        </w:tc>
+        <w:tc>
+          <w:tcPr>
+            <w:tcW w:type="dxa" w:w="2556"/>
+          </w:tcPr>
+          <w:p>
+            <w:r>
+              <w:t>B higher on supplied cases</w:t>
+            </w:r>
+          </w:p>
+        </w:tc>
+      </w:tr>
+      <w:tr>
+        <w:tc>
+          <w:tcPr>
+            <w:tcW w:type="dxa" w:w="2556"/>
+          </w:tcPr>
+          <w:p>
+            <w:r>
+              <w:t>Difference</w:t>
+            </w:r>
+          </w:p>
+        </w:tc>
+        <w:tc>
+          <w:tcPr>
+            <w:tcW w:type="dxa" w:w="2556"/>
+          </w:tcPr>
+          <w:p>
+            <w:r>
+              <w:t>Reference</w:t>
+            </w:r>
+          </w:p>
+        </w:tc>
+        <w:tc>
+          <w:tcPr>
+            <w:tcW w:type="dxa" w:w="2556"/>
+          </w:tcPr>
+          <w:p>
+            <w:r>
+              <w:t>+12.5 percentage points</w:t>
+            </w:r>
+          </w:p>
+        </w:tc>
+        <w:tc>
+          <w:tcPr>
+            <w:tcW w:type="dxa" w:w="2556"/>
+          </w:tcPr>
+          <w:p>
+            <w:r>
+              <w:t>One net additional correct count; paired flips not supplied</w:t>
+            </w:r>
+          </w:p>
+        </w:tc>
+      </w:tr>
+      <w:tr>
+        <w:tc>
+          <w:tcPr>
+            <w:tcW w:type="dxa" w:w="2556"/>
+          </w:tcPr>
+          <w:p>
+            <w:r>
+              <w:t>Permitted sources/cases</w:t>
+            </w:r>
+          </w:p>
+        </w:tc>
+        <w:tc>
+          <w:tcPr>
+            <w:tcW w:type="dxa" w:w="2556"/>
+          </w:tcPr>
+          <w:p>
+            <w:r>
+              <w:t>Same declared sources/cases</w:t>
+            </w:r>
+          </w:p>
+        </w:tc>
+        <w:tc>
+          <w:tcPr>
+            <w:tcW w:type="dxa" w:w="2556"/>
+          </w:tcPr>
+          <w:p>
+            <w:r>
+              <w:t>Same declared sources/cases</w:t>
+            </w:r>
+          </w:p>
+        </w:tc>
+        <w:tc>
+          <w:tcPr>
+            <w:tcW w:type="dxa" w:w="2556"/>
+          </w:tcPr>
+          <w:p>
+            <w:r>
+              <w:t>Relevant matching conditions</w:t>
+            </w:r>
+          </w:p>
+        </w:tc>
+      </w:tr>
+      <w:tr>
+        <w:tc>
+          <w:tcPr>
+            <w:tcW w:type="dxa" w:w="2556"/>
+          </w:tcPr>
+          <w:p>
+            <w:r>
+              <w:t>Tuning on test answers</w:t>
+            </w:r>
+          </w:p>
+        </w:tc>
+        <w:tc>
+          <w:tcPr>
+            <w:tcW w:type="dxa" w:w="2556"/>
+          </w:tcPr>
+          <w:p>
+            <w:r>
+              <w:t>None in original scenario</w:t>
+            </w:r>
+          </w:p>
+        </w:tc>
+        <w:tc>
+          <w:tcPr>
+            <w:tcW w:type="dxa" w:w="2556"/>
+          </w:tcPr>
+          <w:p>
+            <w:r>
+              <w:t>None in original scenario</w:t>
+            </w:r>
+          </w:p>
+        </w:tc>
+        <w:tc>
+          <w:tcPr>
+            <w:tcW w:type="dxa" w:w="2556"/>
+          </w:tcPr>
+          <w:p>
+            <w:r>
+              <w:t>Changed answer-key exposure breaks unseen evaluation</w:t>
+            </w:r>
+          </w:p>
+        </w:tc>
+      </w:tr>
+      <w:tr>
+        <w:tc>
+          <w:tcPr>
+            <w:tcW w:type="dxa" w:w="2556"/>
+          </w:tcPr>
+          <w:p>
+            <w:r>
+              <w:t>Resource/timing evidence</w:t>
+            </w:r>
+          </w:p>
+        </w:tc>
+        <w:tc>
+          <w:tcPr>
+            <w:tcW w:type="dxa" w:w="2556"/>
+          </w:tcPr>
+          <w:p>
+            <w:r>
+              <w:t>Not supplied</w:t>
+            </w:r>
+          </w:p>
+        </w:tc>
+        <w:tc>
+          <w:tcPr>
+            <w:tcW w:type="dxa" w:w="2556"/>
+          </w:tcPr>
+          <w:p>
+            <w:r>
+              <w:t>Not supplied</w:t>
+            </w:r>
+          </w:p>
+        </w:tc>
+        <w:tc>
+          <w:tcPr>
+            <w:tcW w:type="dxa" w:w="2556"/>
+          </w:tcPr>
+          <w:p>
+            <w:r>
+              <w:t>Cannot infer budget eligibility or efficiency</w:t>
+            </w:r>
+          </w:p>
+        </w:tc>
+      </w:tr>
+    </w:tbl>
+    <w:p>
+      <w:pPr>
+        <w:pStyle w:val="Heading2"/>
+      </w:pPr>
+      <w:r>
+        <w:t>Picture trace and exposed-key key</w:t>
+      </w:r>
+    </w:p>
+    <w:p>
+      <w:r>
+        <w:drawing>
+          <wp:inline xmlns:a="http://schemas.openxmlformats.org/drawingml/2006/main" xmlns:pic="http://schemas.openxmlformats.org/drawingml/2006/picture">
+            <wp:extent cx="5486400" cy="3182112"/>
+            <wp:docPr id="1" name="Picture 1" descr="Declare baseline: A uses a simple documented rule rather than an intentionally weak placeholder. → Measure fairly: A is 75%; B is 87.5% on the same eight cases. → Interpret cautiously: B adds one correct case here; compare resources and failure types too."/>
+            <wp:cNvGraphicFramePr>
+              <a:graphicFrameLocks noChangeAspect="1"/>
+            </wp:cNvGraphicFramePr>
+            <a:graphic>
+              <a:graphicData uri="http://schemas.openxmlformats.org/drawingml/2006/picture">
+                <pic:pic>
+                  <pic:nvPicPr>
+                    <pic:cNvPr id="0" name="academy-story-ai-7-8-02.png"/>
+                    <pic:cNvPicPr/>
+                  </pic:nvPicPr>
+                  <pic:blipFill>
+                    <a:blip r:embed="rId9"/>
+                    <a:stretch>
+                      <a:fillRect/>
+                    </a:stretch>
+                  </pic:blipFill>
+                  <pic:spPr>
+                    <a:xfrm>
+                      <a:off x="0" y="0"/>
+                      <a:ext cx="5486400" cy="3182112"/>
+                    </a:xfrm>
+                    <a:prstGeom prst="rect"/>
+                  </pic:spPr>
+                </pic:pic>
+              </a:graphicData>
+            </a:graphic>
+          </wp:inline>
+        </w:drawing>
+      </w:r>
+    </w:p>
+    <w:p>
+      <w:pPr>
+        <w:pStyle w:val="Heading3"/>
+      </w:pPr>
+      <w:r>
+        <w:t>Read the picture one step at a time</w:t>
+      </w:r>
+    </w:p>
+    <w:tbl>
+      <w:tblPr>
+        <w:tblStyle w:val="LightShading-Accent1"/>
+        <w:tblW w:type="auto" w:w="0"/>
+        <w:tblLook w:firstColumn="1" w:firstRow="1" w:lastColumn="0" w:lastRow="0" w:noHBand="0" w:noVBand="1" w:val="04A0"/>
+      </w:tblPr>
+      <w:tblGrid>
+        <w:gridCol w:w="5112"/>
+        <w:gridCol w:w="5112"/>
+      </w:tblGrid>
+      <w:tr>
+        <w:trPr>
+          <w:tblHeader/>
+        </w:trPr>
+        <w:tc>
+          <w:tcPr>
+            <w:tcW w:type="dxa" w:w="5112"/>
+          </w:tcPr>
+          <w:p>
+            <w:r>
+              <w:t>Step</w:t>
+            </w:r>
+          </w:p>
+        </w:tc>
+        <w:tc>
+          <w:tcPr>
+            <w:tcW w:type="dxa" w:w="5112"/>
+          </w:tcPr>
+          <w:p>
+            <w:r>
+              <w:t>What happens and why</w:t>
+            </w:r>
+          </w:p>
+        </w:tc>
+      </w:tr>
+      <w:tr>
+        <w:tc>
+          <w:tcPr>
+            <w:tcW w:type="dxa" w:w="5112"/>
+          </w:tcPr>
+          <w:p>
+            <w:r>
+              <w:t>1. Declare baseline</w:t>
+            </w:r>
+          </w:p>
+        </w:tc>
+        <w:tc>
+          <w:tcPr>
+            <w:tcW w:type="dxa" w:w="5112"/>
+          </w:tcPr>
+          <w:p>
+            <w:r>
+              <w:t>A uses a simple documented rule rather than an intentionally weak placeholder.</w:t>
+            </w:r>
+          </w:p>
+        </w:tc>
+      </w:tr>
+      <w:tr>
+        <w:tc>
+          <w:tcPr>
+            <w:tcW w:type="dxa" w:w="5112"/>
+          </w:tcPr>
+          <w:p>
+            <w:r>
+              <w:t>2. Measure fairly</w:t>
+            </w:r>
+          </w:p>
+        </w:tc>
+        <w:tc>
+          <w:tcPr>
+            <w:tcW w:type="dxa" w:w="5112"/>
+          </w:tcPr>
+          <w:p>
+            <w:r>
+              <w:t>A is 75%; B is 87.5% on the same eight cases.</w:t>
+            </w:r>
+          </w:p>
+        </w:tc>
+      </w:tr>
+      <w:tr>
+        <w:tc>
+          <w:tcPr>
+            <w:tcW w:type="dxa" w:w="5112"/>
+          </w:tcPr>
+          <w:p>
+            <w:r>
+              <w:t>3. Interpret cautiously</w:t>
+            </w:r>
+          </w:p>
+        </w:tc>
+        <w:tc>
+          <w:tcPr>
+            <w:tcW w:type="dxa" w:w="5112"/>
+          </w:tcPr>
+          <w:p>
+            <w:r>
+              <w:t>B adds one correct case here; compare resources and failure types too.</w:t>
+            </w:r>
+          </w:p>
+        </w:tc>
+      </w:tr>
+    </w:tbl>
+    <w:p>
+      <w:r>
+        <w:t>Match each pictured step to the supplied facts. This is a worked teaching case, not an independent assessment.</w:t>
+      </w:r>
+    </w:p>
+    <w:p>
+      <w:pPr>
+        <w:spacing w:line="336" w:lineRule="auto" w:after="180"/>
+      </w:pPr>
+      <w:r>
+        <w:rPr>
+          <w:b w:val="0"/>
+        </w:rPr>
+        <w:t xml:space="preserve">A </w:t>
+      </w:r>
+      <w:r>
+        <w:rPr>
+          <w:b/>
+        </w:rPr>
+        <w:t>baseline</w:t>
+      </w:r>
+      <w:r>
+        <w:rPr>
+          <w:b w:val="0"/>
+        </w:rPr>
+        <w:t xml:space="preserve"> anchors the claim of improvement. Fair comparison keeps information access, cases and scoring aligned while allowing the declared method difference.</w:t>
+      </w:r>
+    </w:p>
+    <w:p>
+      <w:pPr>
+        <w:spacing w:line="336" w:lineRule="auto" w:after="180"/>
+      </w:pPr>
+      <w:r>
+        <w:rPr>
+          <w:b w:val="0"/>
+        </w:rPr>
+        <w:t>These eight-case aggregate results alone establish neither a stable advantage nor a reported statistical-significance result.</w:t>
+      </w:r>
+    </w:p>
+    <w:p>
+      <w:pPr>
+        <w:spacing w:line="336" w:lineRule="auto" w:after="180"/>
+      </w:pPr>
+      <w:r>
+        <w:rPr>
+          <w:b w:val="0"/>
+        </w:rPr>
+        <w:t>Change: Give B the answer key before testing.</w:t>
+      </w:r>
+    </w:p>
+    <w:p>
+      <w:pPr>
+        <w:spacing w:line="336" w:lineRule="auto" w:after="180"/>
+      </w:pPr>
+      <w:r>
+        <w:rPr>
+          <w:b/>
+        </w:rPr>
+        <w:t>Prediction</w:t>
+      </w:r>
+      <w:r>
+        <w:rPr>
+          <w:b w:val="0"/>
+        </w:rPr>
+        <w:t>: The resulting comparison is invalid as unseen evaluation.</w:t>
+      </w:r>
+    </w:p>
+    <w:p>
+      <w:pPr>
+        <w:spacing w:line="336" w:lineRule="auto" w:after="180"/>
+      </w:pPr>
+      <w:r>
+        <w:rPr>
+          <w:b w:val="0"/>
+        </w:rPr>
+        <w:t>Reason: B would receive privileged information that A did not receive.</w:t>
+      </w:r>
+    </w:p>
+    <w:p>
+      <w:pPr>
+        <w:pStyle w:val="Heading2"/>
+      </w:pPr>
+      <w:r>
+        <w:t>Earlier wording, alternatives and picture transcripts · reference / check after trying</w:t>
+      </w:r>
+    </w:p>
+    <w:p>
+      <w:pPr>
+        <w:spacing w:line="336" w:lineRule="auto" w:after="180"/>
+      </w:pPr>
+      <w:r>
+        <w:rPr>
+          <w:b w:val="0"/>
+        </w:rPr>
+        <w:t>Begin by writing the question the procedure is intended to answer. Identify the information already supplied, the information it will produce and the information still missing.</w:t>
+      </w:r>
+    </w:p>
+    <w:p>
+      <w:pPr>
+        <w:spacing w:line="336" w:lineRule="auto" w:after="180"/>
+      </w:pPr>
+      <w:r>
+        <w:rPr>
+          <w:b w:val="0"/>
+        </w:rPr>
+        <w:t>These are constructed classroom examples; they do not require live accounts, private records or an external service. Do not treat a plausible explanation as a measured outcome.</w:t>
       </w:r>
     </w:p>
     <w:p>
@@ -1057,99 +2801,30 @@
         <w:pStyle w:val="Heading3"/>
       </w:pPr>
       <w:r>
-        <w:t>Baselines and fair comparisons — evidence trace</w:t>
-      </w:r>
-    </w:p>
-    <w:tbl>
-      <w:tblPr>
-        <w:tblStyle w:val="LightShading-Accent1"/>
-        <w:tblW w:type="auto" w:w="0"/>
-        <w:tblLook w:firstColumn="1" w:firstRow="1" w:lastColumn="0" w:lastRow="0" w:noHBand="0" w:noVBand="1" w:val="04A0"/>
-      </w:tblPr>
-      <w:tblGrid>
-        <w:gridCol w:w="3408"/>
-        <w:gridCol w:w="3408"/>
-        <w:gridCol w:w="3408"/>
-      </w:tblGrid>
-      <w:tr>
-        <w:trPr>
-          <w:tblHeader/>
-        </w:trPr>
-        <w:tc>
-          <w:tcPr>
-            <w:tcW w:type="dxa" w:w="3408"/>
-          </w:tcPr>
-          <w:p>
-            <w:r>
-              <w:t>Input and scope</w:t>
-            </w:r>
-          </w:p>
-        </w:tc>
-        <w:tc>
-          <w:tcPr>
-            <w:tcW w:type="dxa" w:w="3408"/>
-          </w:tcPr>
-          <w:p>
-            <w:r>
-              <w:t>Check or calculation</w:t>
-            </w:r>
-          </w:p>
-        </w:tc>
-        <w:tc>
-          <w:tcPr>
-            <w:tcW w:type="dxa" w:w="3408"/>
-          </w:tcPr>
-          <w:p>
-            <w:r>
-              <w:t>Conclusion and limit</w:t>
-            </w:r>
-          </w:p>
-        </w:tc>
-      </w:tr>
-      <w:tr>
-        <w:tc>
-          <w:tcPr>
-            <w:tcW w:type="dxa" w:w="3408"/>
-          </w:tcPr>
-          <w:p>
-            <w:r>
-              <w:t>Assistant gets current register; baseline gets an obsolete one. Assistant scores higher.</w:t>
-            </w:r>
-          </w:p>
-        </w:tc>
-        <w:tc>
-          <w:tcPr>
-            <w:tcW w:type="dxa" w:w="3408"/>
-          </w:tcPr>
-          <w:p>
-            <w:r>
-              <w:t>For a room-reporting study use manual authoritative lookup or a deterministic same-room rule, not random room names.</w:t>
-            </w:r>
-          </w:p>
-        </w:tc>
-        <w:tc>
-          <w:tcPr>
-            <w:tcW w:type="dxa" w:w="3408"/>
-          </w:tcPr>
-          <w:p>
-            <w:r>
-              <w:t>Source freshness is confounded with procedure. Provide both the same eligible current sources or report the unequal comparison without isolating method.</w:t>
-            </w:r>
-          </w:p>
-        </w:tc>
-      </w:tr>
-    </w:tbl>
-    <w:p>
-      <w:r>
-        <w:t>The figure connects this chapter's worked input, declared procedure and result. Read the complete worked reasoning for qualifiers and intermediate steps; the abbreviated labels do not replace that reasoning.</w:t>
+        <w:t>Model the reasoning aloud</w:t>
       </w:r>
     </w:p>
     <w:p>
       <w:pPr>
-        <w:pStyle w:val="Heading3"/>
-      </w:pPr>
-      <w:r>
-        <w:t>Explain Baselines and fair comparisons · 3</w:t>
+        <w:spacing w:line="336" w:lineRule="auto" w:after="180"/>
+      </w:pPr>
+      <w:r>
+        <w:rPr>
+          <w:b w:val="0"/>
+        </w:rPr>
+        <w:t xml:space="preserve">Use the complete worked example below before asking learners to complete W2. Reveal a small part, invite a </w:t>
+      </w:r>
+      <w:r>
+        <w:rPr>
+          <w:b/>
+        </w:rPr>
+        <w:t>prediction</w:t>
+      </w:r>
+      <w:r>
+        <w:rPr>
+          <w:b w:val="0"/>
+        </w:rPr>
+        <w:t>, then explain the deciding step.</w:t>
       </w:r>
     </w:p>
     <w:p>
@@ -1160,207 +2835,7 @@
         <w:rPr>
           <w:b w:val="0"/>
         </w:rPr>
-        <w:t>Guided: Source freshness is confounded with procedure. Provide both the same eligible current sources or report the unequal comparison without isolating method.</w:t>
-      </w:r>
-    </w:p>
-    <w:p>
-      <w:pPr>
-        <w:spacing w:line="336" w:lineRule="auto" w:after="180"/>
-      </w:pPr>
-      <w:r>
-        <w:rPr>
-          <w:b w:val="0"/>
-        </w:rPr>
-        <w:t xml:space="preserve">Qualification: A </w:t>
-      </w:r>
-      <w:r>
-        <w:rPr>
-          <w:b/>
-        </w:rPr>
-        <w:t>baseline</w:t>
-      </w:r>
-      <w:r>
-        <w:rPr>
-          <w:b w:val="0"/>
-        </w:rPr>
-        <w:t xml:space="preserve"> is credible relative to the task, not merely a procedure easy to outperform.</w:t>
-      </w:r>
-    </w:p>
-    <w:p>
-      <w:pPr>
-        <w:spacing w:line="336" w:lineRule="auto" w:after="180"/>
-      </w:pPr>
-      <w:r>
-        <w:rPr>
-          <w:b w:val="0"/>
-        </w:rPr>
-        <w:t xml:space="preserve">Exit: accept a concrete variation with its predicted outcome and a stated condition that would challenge the </w:t>
-      </w:r>
-      <w:r>
-        <w:rPr>
-          <w:b/>
-        </w:rPr>
-        <w:t>mechanism</w:t>
-      </w:r>
-      <w:r>
-        <w:rPr>
-          <w:b w:val="0"/>
-        </w:rPr>
-        <w:t xml:space="preserve">; reject a claim resting on unmeasured </w:t>
-      </w:r>
-      <w:r>
-        <w:rPr>
-          <w:b/>
-        </w:rPr>
-        <w:t>evidence</w:t>
-      </w:r>
-      <w:r>
-        <w:rPr>
-          <w:b w:val="0"/>
-        </w:rPr>
-        <w:t>.</w:t>
-      </w:r>
-    </w:p>
-    <w:p>
-      <w:pPr>
-        <w:pStyle w:val="Heading3"/>
-      </w:pPr>
-      <w:r>
-        <w:t>Model the reasoning aloud</w:t>
-      </w:r>
-    </w:p>
-    <w:p>
-      <w:pPr>
-        <w:spacing w:line="336" w:lineRule="auto" w:after="180"/>
-      </w:pPr>
-      <w:r>
-        <w:rPr>
-          <w:b w:val="0"/>
-        </w:rPr>
-        <w:t xml:space="preserve">Use the complete worked example below before asking learners to complete W2. Reveal a small part, invite a </w:t>
-      </w:r>
-      <w:r>
-        <w:rPr>
-          <w:b/>
-        </w:rPr>
-        <w:t>prediction</w:t>
-      </w:r>
-      <w:r>
-        <w:rPr>
-          <w:b w:val="0"/>
-        </w:rPr>
-        <w:t>, then explain the deciding step.</w:t>
-      </w:r>
-    </w:p>
-    <w:p>
-      <w:pPr>
-        <w:spacing w:line="336" w:lineRule="auto" w:after="180"/>
-      </w:pPr>
-      <w:r>
-        <w:rPr>
-          <w:b w:val="0"/>
-        </w:rPr>
         <w:t>These teacher notes contain solutions; do not reveal the independent case answer during modelling.</w:t>
-      </w:r>
-    </w:p>
-    <w:p>
-      <w:pPr>
-        <w:spacing w:line="336" w:lineRule="auto" w:after="180"/>
-      </w:pPr>
-      <w:r>
-        <w:rPr>
-          <w:b w:val="0"/>
-        </w:rPr>
-        <w:t xml:space="preserve">Assistant gets current register; </w:t>
-      </w:r>
-      <w:r>
-        <w:rPr>
-          <w:b/>
-        </w:rPr>
-        <w:t>baseline</w:t>
-      </w:r>
-      <w:r>
-        <w:rPr>
-          <w:b w:val="0"/>
-        </w:rPr>
-        <w:t xml:space="preserve"> gets an obsolete one. Assistant scores higher.</w:t>
-      </w:r>
-    </w:p>
-    <w:p>
-      <w:pPr>
-        <w:spacing w:line="336" w:lineRule="auto" w:after="180"/>
-      </w:pPr>
-      <w:r>
-        <w:rPr>
-          <w:b w:val="0"/>
-        </w:rPr>
-        <w:t>Source freshness is confounded with procedure. Provide both the same eligible current sources or report the unequal comparison without isolating method.</w:t>
-      </w:r>
-    </w:p>
-    <w:p>
-      <w:pPr>
-        <w:pStyle w:val="Heading3"/>
-      </w:pPr>
-      <w:r>
-        <w:t>Model the reasoning aloud · 4</w:t>
-      </w:r>
-    </w:p>
-    <w:p>
-      <w:pPr>
-        <w:spacing w:line="336" w:lineRule="auto" w:after="180"/>
-      </w:pPr>
-      <w:r>
-        <w:rPr>
-          <w:b w:val="0"/>
-        </w:rPr>
-        <w:t xml:space="preserve">Compare the intermediate </w:t>
-      </w:r>
-      <w:r>
-        <w:rPr>
-          <w:b/>
-        </w:rPr>
-        <w:t>evidence</w:t>
-      </w:r>
-      <w:r>
-        <w:rPr>
-          <w:b w:val="0"/>
-        </w:rPr>
-        <w:t xml:space="preserve"> with the final statement. Explain why each number or decision follows from the stated </w:t>
-      </w:r>
-      <w:r>
-        <w:rPr>
-          <w:b/>
-        </w:rPr>
-        <w:t>input</w:t>
-      </w:r>
-      <w:r>
-        <w:rPr>
-          <w:b w:val="0"/>
-        </w:rPr>
-        <w:t>s.</w:t>
-      </w:r>
-    </w:p>
-    <w:p>
-      <w:pPr>
-        <w:spacing w:line="336" w:lineRule="auto" w:after="180"/>
-      </w:pPr>
-      <w:r>
-        <w:rPr>
-          <w:b w:val="0"/>
-        </w:rPr>
-        <w:t xml:space="preserve">The conclusion belongs to this scenario and procedure; changing the </w:t>
-      </w:r>
-      <w:r>
-        <w:rPr>
-          <w:b/>
-        </w:rPr>
-        <w:t>input</w:t>
-      </w:r>
-      <w:r>
-        <w:rPr>
-          <w:b w:val="0"/>
-        </w:rPr>
-        <w:t>s, evaluation population or authority can change what it establishes. Retain the raw record so a later revision can be compared honestly.</w:t>
       </w:r>
     </w:p>
     <w:tbl>
@@ -1486,53 +2961,10 @@
     </w:p>
     <w:p>
       <w:pPr>
-        <w:spacing w:line="336" w:lineRule="auto" w:after="180"/>
-      </w:pPr>
-      <w:r>
-        <w:rPr>
-          <w:b w:val="0"/>
-        </w:rPr>
-        <w:t xml:space="preserve">A </w:t>
-      </w:r>
-      <w:r>
-        <w:rPr>
-          <w:b/>
-        </w:rPr>
-        <w:t>baseline</w:t>
-      </w:r>
-      <w:r>
-        <w:rPr>
-          <w:b w:val="0"/>
-        </w:rPr>
-        <w:t xml:space="preserve"> deserves a fair chance. Two classifiers answer the same eight fixed questions with the same allowed sources.</w:t>
-      </w:r>
-    </w:p>
-    <w:p>
-      <w:pPr>
         <w:pStyle w:val="Heading3"/>
       </w:pPr>
       <w:r>
         <w:t>The facts we will use</w:t>
-      </w:r>
-    </w:p>
-    <w:p>
-      <w:pPr>
-        <w:pStyle w:val="Heading3"/>
-      </w:pPr>
-      <w:r>
-        <w:t>Supplied facts</w:t>
-      </w:r>
-    </w:p>
-    <w:p>
-      <w:pPr>
-        <w:spacing w:line="336" w:lineRule="auto" w:after="180"/>
-        <w:shd w:fill="F1F6FC"/>
-      </w:pPr>
-      <w:r>
-        <w:rPr>
-          <w:b w:val="0"/>
-        </w:rPr>
-        <w:t>Simple rule A: 6/8 correct. New model B: 7/8 correct. No test case is used to tune either version.</w:t>
       </w:r>
     </w:p>
     <w:p>
@@ -1540,7 +2972,7 @@
         <w:drawing>
           <wp:inline xmlns:a="http://schemas.openxmlformats.org/drawingml/2006/main" xmlns:pic="http://schemas.openxmlformats.org/drawingml/2006/picture">
             <wp:extent cx="5486400" cy="2641600"/>
-            <wp:docPr id="1" name="Picture 1" descr="Two versions on eight shared cases"/>
+            <wp:docPr id="2" name="Picture 2" descr="Two versions on eight shared cases"/>
             <wp:cNvGraphicFramePr>
               <a:graphicFrameLocks noChangeAspect="1"/>
             </wp:cNvGraphicFramePr>
@@ -1552,7 +2984,7 @@
                     <pic:cNvPicPr/>
                   </pic:nvPicPr>
                   <pic:blipFill>
-                    <a:blip r:embed="rId9"/>
+                    <a:blip r:embed="rId10"/>
                     <a:stretch>
                       <a:fillRect/>
                     </a:stretch>
@@ -1576,7 +3008,7 @@
         <w:drawing>
           <wp:inline xmlns:a="http://schemas.openxmlformats.org/drawingml/2006/main" xmlns:pic="http://schemas.openxmlformats.org/drawingml/2006/picture">
             <wp:extent cx="5486400" cy="5225143"/>
-            <wp:docPr id="2" name="Picture 2" descr="Baselines and fair comparisons. Declare baseline: A uses a simple documented rule rather than an intentionally weak placeholder.. Measure fairly: A is 75%; B is 87.5% on the same eight cases.. Interpret cautiously: B adds one correct case here; compare resources and failure types too."/>
+            <wp:docPr id="3" name="Picture 3" descr="Baselines and fair comparisons. Declare baseline: A uses a simple documented rule rather than an intentionally weak placeholder.. Measure fairly: A is 75%; B is 87.5% on the same eight cases.. Interpret cautiously: B adds one correct case here; compare resources and failure types too."/>
             <wp:cNvGraphicFramePr>
               <a:graphicFrameLocks noChangeAspect="1"/>
             </wp:cNvGraphicFramePr>
@@ -1588,7 +3020,7 @@
                     <pic:cNvPicPr/>
                   </pic:nvPicPr>
                   <pic:blipFill>
-                    <a:blip r:embed="rId10"/>
+                    <a:blip r:embed="rId11"/>
                     <a:stretch>
                       <a:fillRect/>
                     </a:stretch>
@@ -1612,114 +3044,7 @@
         <w:pStyle w:val="Heading3"/>
       </w:pPr>
       <w:r>
-        <w:t>Read the picture one step at a time</w:t>
-      </w:r>
-    </w:p>
-    <w:tbl>
-      <w:tblPr>
-        <w:tblStyle w:val="LightShading-Accent1"/>
-        <w:tblW w:type="auto" w:w="0"/>
-        <w:tblLook w:firstColumn="1" w:firstRow="1" w:lastColumn="0" w:lastRow="0" w:noHBand="0" w:noVBand="1" w:val="04A0"/>
-      </w:tblPr>
-      <w:tblGrid>
-        <w:gridCol w:w="5112"/>
-        <w:gridCol w:w="5112"/>
-      </w:tblGrid>
-      <w:tr>
-        <w:trPr>
-          <w:tblHeader/>
-        </w:trPr>
-        <w:tc>
-          <w:tcPr>
-            <w:tcW w:type="dxa" w:w="5112"/>
-          </w:tcPr>
-          <w:p>
-            <w:r>
-              <w:t>Step</w:t>
-            </w:r>
-          </w:p>
-        </w:tc>
-        <w:tc>
-          <w:tcPr>
-            <w:tcW w:type="dxa" w:w="5112"/>
-          </w:tcPr>
-          <w:p>
-            <w:r>
-              <w:t>What happens and why</w:t>
-            </w:r>
-          </w:p>
-        </w:tc>
-      </w:tr>
-      <w:tr>
-        <w:tc>
-          <w:tcPr>
-            <w:tcW w:type="dxa" w:w="5112"/>
-          </w:tcPr>
-          <w:p>
-            <w:r>
-              <w:t>1. Declare baseline</w:t>
-            </w:r>
-          </w:p>
-        </w:tc>
-        <w:tc>
-          <w:tcPr>
-            <w:tcW w:type="dxa" w:w="5112"/>
-          </w:tcPr>
-          <w:p>
-            <w:r>
-              <w:t>A uses a simple documented rule rather than an intentionally weak placeholder.</w:t>
-            </w:r>
-          </w:p>
-        </w:tc>
-      </w:tr>
-      <w:tr>
-        <w:tc>
-          <w:tcPr>
-            <w:tcW w:type="dxa" w:w="5112"/>
-          </w:tcPr>
-          <w:p>
-            <w:r>
-              <w:t>2. Measure fairly</w:t>
-            </w:r>
-          </w:p>
-        </w:tc>
-        <w:tc>
-          <w:tcPr>
-            <w:tcW w:type="dxa" w:w="5112"/>
-          </w:tcPr>
-          <w:p>
-            <w:r>
-              <w:t>A is 75%; B is 87.5% on the same eight cases.</w:t>
-            </w:r>
-          </w:p>
-        </w:tc>
-      </w:tr>
-      <w:tr>
-        <w:tc>
-          <w:tcPr>
-            <w:tcW w:type="dxa" w:w="5112"/>
-          </w:tcPr>
-          <w:p>
-            <w:r>
-              <w:t>3. Interpret cautiously</w:t>
-            </w:r>
-          </w:p>
-        </w:tc>
-        <w:tc>
-          <w:tcPr>
-            <w:tcW w:type="dxa" w:w="5112"/>
-          </w:tcPr>
-          <w:p>
-            <w:r>
-              <w:t>B adds one correct case here; compare resources and failure types too.</w:t>
-            </w:r>
-          </w:p>
-        </w:tc>
-      </w:tr>
-    </w:tbl>
-    <w:p>
-      <w:r>
-        <w:t>Match each pictured step to the supplied facts. This is a worked teaching case, not an independent assessment.</w:t>
+        <w:t>Why this result follows</w:t>
       </w:r>
     </w:p>
     <w:p>
@@ -1727,7 +3052,7 @@
         <w:pStyle w:val="Heading3"/>
       </w:pPr>
       <w:r>
-        <w:t>Why this result follows</w:t>
+        <w:t>What this example does not establish</w:t>
       </w:r>
     </w:p>
     <w:p>
@@ -1735,149 +3060,192 @@
         <w:pStyle w:val="Heading3"/>
       </w:pPr>
       <w:r>
-        <w:t>Why the result follows</w:t>
+        <w:t>Change one thing in the pictured case</w:t>
       </w:r>
     </w:p>
     <w:p>
       <w:pPr>
-        <w:spacing w:line="336" w:lineRule="auto" w:after="180"/>
-        <w:shd w:fill="F1F6FC"/>
-      </w:pPr>
-      <w:r>
-        <w:rPr>
-          <w:b w:val="0"/>
-        </w:rPr>
-        <w:t xml:space="preserve">A </w:t>
-      </w:r>
-      <w:r>
-        <w:rPr>
-          <w:b/>
-        </w:rPr>
-        <w:t>baseline</w:t>
-      </w:r>
-      <w:r>
-        <w:rPr>
-          <w:b w:val="0"/>
-        </w:rPr>
-        <w:t xml:space="preserve"> anchors the claim of improvement. Fair comparison keeps information access, cases and scoring aligned while allowing the declared method difference.</w:t>
+        <w:pStyle w:val="Heading3"/>
+      </w:pPr>
+      <w:r>
+        <w:t>Ask while showing the picture</w:t>
       </w:r>
     </w:p>
     <w:p>
       <w:pPr>
-        <w:pStyle w:val="Heading3"/>
-      </w:pPr>
-      <w:r>
-        <w:t>What this example does not establish</w:t>
+        <w:spacing w:line="336" w:lineRule="auto" w:after="180"/>
+      </w:pPr>
+      <w:r>
+        <w:rPr>
+          <w:b w:val="0"/>
+        </w:rPr>
+        <w:t xml:space="preserve">Cover the result. Ask learners to name the </w:t>
+      </w:r>
+      <w:r>
+        <w:rPr>
+          <w:b/>
+        </w:rPr>
+        <w:t>input</w:t>
+      </w:r>
+      <w:r>
+        <w:rPr>
+          <w:b w:val="0"/>
+        </w:rPr>
+        <w:t xml:space="preserve">s and predict the next step. Uncover one step, connect the icon to the actual procedure, and explain its </w:t>
+      </w:r>
+      <w:r>
+        <w:rPr>
+          <w:b/>
+        </w:rPr>
+        <w:t>evidence</w:t>
+      </w:r>
+      <w:r>
+        <w:rPr>
+          <w:b w:val="0"/>
+        </w:rPr>
+        <w:t>. Then change the supplied condition and compare.</w:t>
       </w:r>
     </w:p>
     <w:p>
       <w:pPr>
-        <w:pStyle w:val="Heading3"/>
-      </w:pPr>
-      <w:r>
-        <w:t>Keep the stated limit</w:t>
+        <w:spacing w:line="336" w:lineRule="auto" w:after="180"/>
+      </w:pPr>
+      <w:r>
+        <w:rPr>
+          <w:b w:val="0"/>
+        </w:rPr>
+        <w:t>The picture is a representation; it does not document execution of a real AI model.</w:t>
       </w:r>
     </w:p>
     <w:p>
       <w:pPr>
-        <w:spacing w:line="336" w:lineRule="auto" w:after="180"/>
-        <w:shd w:fill="FFF5E6"/>
-      </w:pPr>
-      <w:r>
-        <w:rPr>
-          <w:b w:val="0"/>
-        </w:rPr>
-        <w:t>Eight cases do not establish a stable advantage or statistical significance.</w:t>
+        <w:pStyle w:val="Heading1"/>
+      </w:pPr>
+      <w:r>
+        <w:t>03. Model a step,then remove help</w:t>
       </w:r>
     </w:p>
     <w:p>
-      <w:pPr>
-        <w:pStyle w:val="Heading3"/>
-      </w:pPr>
-      <w:r>
-        <w:t>Change one thing in the pictured case</w:t>
+      <w:r>
+        <w:t>Collect each learner’s reasoning before showing a key.</w:t>
       </w:r>
     </w:p>
     <w:p>
       <w:pPr>
-        <w:pStyle w:val="Heading3"/>
-      </w:pPr>
-      <w:r>
-        <w:t>Change one thing</w:t>
+        <w:pStyle w:val="Heading2"/>
+      </w:pPr>
+      <w:r>
+        <w:t>Current completion task and checked reasoning</w:t>
       </w:r>
     </w:p>
     <w:p>
       <w:pPr>
         <w:spacing w:line="336" w:lineRule="auto" w:after="180"/>
-        <w:shd w:fill="F5F1FB"/>
       </w:pPr>
       <w:r>
         <w:rPr>
           <w:b w:val="0"/>
         </w:rPr>
-        <w:t>Change: Give B the answer key before testing.</w:t>
+        <w:t xml:space="preserve">Completion task: Assistant gets current register; </w:t>
+      </w:r>
+      <w:r>
+        <w:rPr>
+          <w:b/>
+        </w:rPr>
+        <w:t>baseline</w:t>
+      </w:r>
+      <w:r>
+        <w:rPr>
+          <w:b w:val="0"/>
+        </w:rPr>
+        <w:t xml:space="preserve"> gets an obsolete one. Assistant scores higher. Show the intermediate steps and give the conclusion with its scope.</w:t>
       </w:r>
     </w:p>
     <w:p>
       <w:pPr>
-        <w:pStyle w:val="Heading3"/>
-      </w:pPr>
-      <w:r>
-        <w:t>Predicted result</w:t>
+        <w:spacing w:line="336" w:lineRule="auto" w:after="180"/>
+      </w:pPr>
+      <w:r>
+        <w:rPr>
+          <w:b w:val="0"/>
+        </w:rPr>
+        <w:t>Teacher check: Teacher explanation: Source freshness is confounded with procedure. Provide both the same eligible current sources or report the unequal comparison without isolating method.</w:t>
       </w:r>
     </w:p>
     <w:p>
       <w:pPr>
         <w:spacing w:line="336" w:lineRule="auto" w:after="180"/>
-        <w:shd w:fill="F1F6FC"/>
-      </w:pPr>
+      </w:pPr>
+      <w:r>
+        <w:rPr>
+          <w:b w:val="0"/>
+        </w:rPr>
+        <w:t xml:space="preserve">Start by identifying the given </w:t>
+      </w:r>
       <w:r>
         <w:rPr>
           <w:b/>
         </w:rPr>
-        <w:t>Prediction</w:t>
+        <w:t>input</w:t>
       </w:r>
       <w:r>
         <w:rPr>
           <w:b w:val="0"/>
         </w:rPr>
-        <w:t>: The resulting comparison is invalid as unseen evaluation.</w:t>
+        <w:t>s together. Leave the intermediate steps blank. If needed, model one step, then withdraw that help on the next step. Move to a full trace only when the partial trace is understood.</w:t>
       </w:r>
     </w:p>
     <w:p>
       <w:pPr>
-        <w:pStyle w:val="Heading3"/>
-      </w:pPr>
-      <w:r>
-        <w:t>Why the result follows</w:t>
+        <w:spacing w:line="336" w:lineRule="auto" w:after="180"/>
+      </w:pPr>
+      <w:r>
+        <w:rPr>
+          <w:b w:val="0"/>
+        </w:rPr>
+        <w:t>For partners, alternate explainer and checker; collect a response from every learner before discussion.</w:t>
       </w:r>
     </w:p>
     <w:p>
       <w:pPr>
-        <w:spacing w:line="336" w:lineRule="auto" w:after="180"/>
-        <w:shd w:fill="F1F6FC"/>
-      </w:pPr>
-      <w:r>
-        <w:rPr>
-          <w:b w:val="0"/>
-        </w:rPr>
-        <w:t>Reason: B would receive privileged information that A did not receive.</w:t>
+        <w:pStyle w:val="Heading2"/>
+      </w:pPr>
+      <w:r>
+        <w:t>Individual misconception check</w:t>
       </w:r>
     </w:p>
     <w:p>
       <w:pPr>
-        <w:pStyle w:val="Heading3"/>
-      </w:pPr>
-      <w:r>
-        <w:t>Ask while showing the picture</w:t>
+        <w:spacing w:line="336" w:lineRule="auto" w:after="180"/>
+      </w:pPr>
+      <w:r>
+        <w:rPr>
+          <w:b w:val="0"/>
+        </w:rPr>
+        <w:t xml:space="preserve">Use the worked case for </w:t>
+      </w:r>
+      <w:r>
+        <w:rPr>
+          <w:b/>
+        </w:rPr>
+        <w:t>Baseline</w:t>
+      </w:r>
+      <w:r>
+        <w:rPr>
+          <w:b w:val="0"/>
+        </w:rPr>
+        <w:t>s and fair comparisons. Proposed explanation: “The worked result establishes every future case”. Decide whether this explanation is supported.</w:t>
       </w:r>
     </w:p>
     <w:p>
       <w:pPr>
-        <w:pStyle w:val="Heading3"/>
-      </w:pPr>
-      <w:r>
-        <w:t>Ask while showing the picture · 5</w:t>
+        <w:spacing w:line="336" w:lineRule="auto" w:after="180"/>
+      </w:pPr>
+      <w:r>
+        <w:rPr>
+          <w:b w:val="0"/>
+        </w:rPr>
+        <w:t>Point to the step or supplied fact that decides; explain your repair if needed.</w:t>
       </w:r>
     </w:p>
     <w:p>
@@ -1888,31 +3256,19 @@
         <w:rPr>
           <w:b w:val="0"/>
         </w:rPr>
-        <w:t xml:space="preserve">Cover the result. Ask learners to name the </w:t>
+        <w:t xml:space="preserve">Expected correction: A </w:t>
       </w:r>
       <w:r>
         <w:rPr>
           <w:b/>
         </w:rPr>
-        <w:t>input</w:t>
+        <w:t>baseline</w:t>
       </w:r>
       <w:r>
         <w:rPr>
           <w:b w:val="0"/>
         </w:rPr>
-        <w:t xml:space="preserve">s and predict the next step. Uncover one step, connect the icon to the actual procedure, and explain its </w:t>
-      </w:r>
-      <w:r>
-        <w:rPr>
-          <w:b/>
-        </w:rPr>
-        <w:t>evidence</w:t>
-      </w:r>
-      <w:r>
-        <w:rPr>
-          <w:b w:val="0"/>
-        </w:rPr>
-        <w:t>. Then change the supplied condition and compare.</w:t>
+        <w:t xml:space="preserve"> is credible relative to the task, not merely a procedure easy to outperform.</w:t>
       </w:r>
     </w:p>
     <w:p>
@@ -1923,20 +3279,202 @@
         <w:rPr>
           <w:b w:val="0"/>
         </w:rPr>
-        <w:t>The picture is a representation; it does not document execution of a real AI model.</w:t>
+        <w:t>Collect explanations, not only yes/no votes. If a misunderstanding is common, re-model the relevant step for the class.</w:t>
       </w:r>
     </w:p>
     <w:p>
       <w:pPr>
-        <w:pStyle w:val="Heading1"/>
-      </w:pPr>
-      <w:r>
-        <w:t>03. Demonstrate and guide practice</w:t>
+        <w:spacing w:line="336" w:lineRule="auto" w:after="180"/>
+      </w:pPr>
+      <w:r>
+        <w:rPr>
+          <w:b w:val="0"/>
+        </w:rPr>
+        <w:t>If it affects a few learners, give a short targeted group explanation while others solve a more demanding variation.</w:t>
       </w:r>
     </w:p>
     <w:p>
-      <w:r>
-        <w:t>Demonstrate Baselines and fair comparisons, reduce support deliberately and check individual reasoning before discussing answers.</w:t>
+      <w:pPr>
+        <w:pStyle w:val="Heading2"/>
+      </w:pPr>
+      <w:r>
+        <w:t>Pictured reasoning and changed case</w:t>
+      </w:r>
+    </w:p>
+    <w:p>
+      <w:pPr>
+        <w:spacing w:line="336" w:lineRule="auto" w:after="180"/>
+      </w:pPr>
+      <w:r>
+        <w:rPr>
+          <w:b w:val="0"/>
+        </w:rPr>
+        <w:t xml:space="preserve">Calculate 6/8 and 7/8 correctness and name the one-case gain. Why is giving B the answer key incompatible with an unseen comparison to the simple </w:t>
+      </w:r>
+      <w:r>
+        <w:rPr>
+          <w:b/>
+        </w:rPr>
+        <w:t>baseline</w:t>
+      </w:r>
+      <w:r>
+        <w:rPr>
+          <w:b w:val="0"/>
+        </w:rPr>
+        <w:t>?</w:t>
+      </w:r>
+    </w:p>
+    <w:p>
+      <w:pPr>
+        <w:spacing w:line="336" w:lineRule="auto" w:after="180"/>
+      </w:pPr>
+      <w:r>
+        <w:rPr>
+          <w:b w:val="0"/>
+        </w:rPr>
+        <w:t>A uses a simple documented rule rather than an intentionally weak placeholder. A is 75%; B is 87.5% on the same eight cases. B adds one correct case here; compare resources and failure types too.</w:t>
+      </w:r>
+    </w:p>
+    <w:p>
+      <w:pPr>
+        <w:spacing w:line="336" w:lineRule="auto" w:after="180"/>
+      </w:pPr>
+      <w:r>
+        <w:rPr>
+          <w:b w:val="0"/>
+        </w:rPr>
+        <w:t>Changed case: The resulting comparison is invalid as unseen evaluation. B would receive privileged information that A did not receive.</w:t>
+      </w:r>
+    </w:p>
+    <w:p>
+      <w:pPr>
+        <w:spacing w:line="336" w:lineRule="auto" w:after="180"/>
+      </w:pPr>
+      <w:r>
+        <w:rPr>
+          <w:b w:val="0"/>
+        </w:rPr>
+        <w:t>Changed-case reasoning: The resulting comparison is invalid as unseen evaluation. B would receive privileged information that A did not receive.</w:t>
+      </w:r>
+    </w:p>
+    <w:p>
+      <w:pPr>
+        <w:spacing w:line="336" w:lineRule="auto" w:after="180"/>
+      </w:pPr>
+      <w:r>
+        <w:rPr>
+          <w:b w:val="0"/>
+        </w:rPr>
+        <w:t xml:space="preserve">Collect each learner’s explanation before discussion. Use the first missing connection between </w:t>
+      </w:r>
+      <w:r>
+        <w:rPr>
+          <w:b/>
+        </w:rPr>
+        <w:t>input</w:t>
+      </w:r>
+      <w:r>
+        <w:rPr>
+          <w:b w:val="0"/>
+        </w:rPr>
+        <w:t xml:space="preserve">, deciding step and result to choose support. This question is worked-case practice, not fresh mastery </w:t>
+      </w:r>
+      <w:r>
+        <w:rPr>
+          <w:b/>
+        </w:rPr>
+        <w:t>evidence</w:t>
+      </w:r>
+      <w:r>
+        <w:rPr>
+          <w:b w:val="0"/>
+        </w:rPr>
+        <w:t>.</w:t>
+      </w:r>
+    </w:p>
+    <w:p>
+      <w:pPr>
+        <w:pStyle w:val="Heading2"/>
+      </w:pPr>
+      <w:r>
+        <w:t>Accessible support and extension</w:t>
+      </w:r>
+    </w:p>
+    <w:p>
+      <w:pPr>
+        <w:spacing w:line="336" w:lineRule="auto" w:after="180"/>
+      </w:pPr>
+      <w:r>
+        <w:rPr>
+          <w:b w:val="0"/>
+        </w:rPr>
+        <w:t xml:space="preserve">Use the worked example in Sections 3 and 6. Collect a </w:t>
+      </w:r>
+      <w:r>
+        <w:rPr>
+          <w:b/>
+        </w:rPr>
+        <w:t>prediction</w:t>
+      </w:r>
+      <w:r>
+        <w:rPr>
+          <w:b w:val="0"/>
+        </w:rPr>
+        <w:t xml:space="preserve"> before revealing its result; ask the learner to point to each intermediate fact.</w:t>
+      </w:r>
+    </w:p>
+    <w:p>
+      <w:pPr>
+        <w:spacing w:line="336" w:lineRule="auto" w:after="180"/>
+      </w:pPr>
+      <w:r>
+        <w:rPr>
+          <w:b w:val="0"/>
+        </w:rPr>
+        <w:t xml:space="preserve">Provide an </w:t>
+      </w:r>
+      <w:r>
+        <w:rPr>
+          <w:b/>
+        </w:rPr>
+        <w:t>input</w:t>
+      </w:r>
+      <w:r>
+        <w:rPr>
+          <w:b w:val="0"/>
+        </w:rPr>
+        <w:t>/procedure/result/limit frame and a calculator when needed. Ask students to identify the first step before completing the whole trace.</w:t>
+      </w:r>
+    </w:p>
+    <w:p>
+      <w:pPr>
+        <w:spacing w:line="336" w:lineRule="auto" w:after="180"/>
+      </w:pPr>
+      <w:r>
+        <w:rPr>
+          <w:b w:val="0"/>
+        </w:rPr>
+        <w:t xml:space="preserve">Extension: compare two concrete variants of this </w:t>
+      </w:r>
+      <w:r>
+        <w:rPr>
+          <w:b/>
+        </w:rPr>
+        <w:t>mechanism</w:t>
+      </w:r>
+      <w:r>
+        <w:rPr>
+          <w:b w:val="0"/>
+        </w:rPr>
+        <w:t xml:space="preserve"> while holding unrelated conditions fixed; report both successful and unsuccessful outcomes.</w:t>
+      </w:r>
+    </w:p>
+    <w:p>
+      <w:pPr>
+        <w:pStyle w:val="Heading2"/>
+      </w:pPr>
+      <w:r>
+        <w:t>Earlier wording, alternatives and picture transcripts · reference / check after trying</w:t>
       </w:r>
     </w:p>
     <w:tbl>
@@ -2153,71 +3691,26 @@
     </w:tbl>
     <w:p>
       <w:pPr>
-        <w:spacing w:line="336" w:lineRule="auto" w:after="180"/>
-      </w:pPr>
-      <w:r>
-        <w:rPr>
-          <w:b w:val="0"/>
-        </w:rPr>
-        <w:t xml:space="preserve">Use the worked example in Sections 3 and 6. Collect a </w:t>
-      </w:r>
-      <w:r>
-        <w:rPr>
-          <w:b/>
-        </w:rPr>
-        <w:t>prediction</w:t>
-      </w:r>
-      <w:r>
-        <w:rPr>
-          <w:b w:val="0"/>
-        </w:rPr>
-        <w:t xml:space="preserve"> before revealing its result; ask the learner to point to each intermediate fact.</w:t>
+        <w:pStyle w:val="Heading3"/>
+      </w:pPr>
+      <w:r>
+        <w:t>Reduce help deliberately</w:t>
       </w:r>
     </w:p>
     <w:p>
       <w:pPr>
-        <w:spacing w:line="336" w:lineRule="auto" w:after="180"/>
-      </w:pPr>
-      <w:r>
-        <w:rPr>
-          <w:b w:val="0"/>
-        </w:rPr>
-        <w:t xml:space="preserve">Provide an </w:t>
-      </w:r>
-      <w:r>
-        <w:rPr>
-          <w:b/>
-        </w:rPr>
-        <w:t>input</w:t>
-      </w:r>
-      <w:r>
-        <w:rPr>
-          <w:b w:val="0"/>
-        </w:rPr>
-        <w:t>/procedure/result/limit frame and a calculator when needed. Ask students to identify the first step before completing the whole trace.</w:t>
+        <w:pStyle w:val="Heading3"/>
+      </w:pPr>
+      <w:r>
+        <w:t>Individual reasoning check</w:t>
       </w:r>
     </w:p>
     <w:p>
       <w:pPr>
-        <w:spacing w:line="336" w:lineRule="auto" w:after="180"/>
-      </w:pPr>
-      <w:r>
-        <w:rPr>
-          <w:b w:val="0"/>
-        </w:rPr>
-        <w:t xml:space="preserve">Extension: compare two concrete variants of this </w:t>
-      </w:r>
-      <w:r>
-        <w:rPr>
-          <w:b/>
-        </w:rPr>
-        <w:t>mechanism</w:t>
-      </w:r>
-      <w:r>
-        <w:rPr>
-          <w:b w:val="0"/>
-        </w:rPr>
-        <w:t xml:space="preserve"> while holding unrelated conditions fixed; report both successful and unsuccessful outcomes.</w:t>
+        <w:pStyle w:val="Heading3"/>
+      </w:pPr>
+      <w:r>
+        <w:t>Pictorial practice question</w:t>
       </w:r>
     </w:p>
     <w:p>
@@ -2225,59 +3718,39 @@
         <w:pStyle w:val="Heading3"/>
       </w:pPr>
       <w:r>
-        <w:t>Reduce help deliberately</w:t>
+        <w:t>Reasoned teacher answer</w:t>
       </w:r>
     </w:p>
     <w:p>
       <w:pPr>
-        <w:pStyle w:val="Heading3"/>
-      </w:pPr>
-      <w:r>
-        <w:t>Completion practice</w:t>
+        <w:pStyle w:val="Heading1"/>
+      </w:pPr>
+      <w:r>
+        <w:t>04. Run the complete supplied investigation</w:t>
       </w:r>
     </w:p>
     <w:p>
-      <w:pPr>
-        <w:spacing w:line="336" w:lineRule="auto" w:after="180"/>
-        <w:shd w:fill="F5F1FB"/>
-      </w:pPr>
-      <w:r>
-        <w:rPr>
-          <w:b w:val="0"/>
-        </w:rPr>
-        <w:t xml:space="preserve">Completion task: Assistant gets current register; </w:t>
-      </w:r>
-      <w:r>
-        <w:rPr>
-          <w:b/>
-        </w:rPr>
-        <w:t>baseline</w:t>
-      </w:r>
-      <w:r>
-        <w:rPr>
-          <w:b w:val="0"/>
-        </w:rPr>
-        <w:t xml:space="preserve"> gets an obsolete one. Assistant scores higher. Show the intermediate steps and give the conclusion with its scope.</w:t>
+      <w:r>
+        <w:t>Separate predictions,actual runs and paper traces.</w:t>
       </w:r>
     </w:p>
     <w:p>
       <w:pPr>
-        <w:pStyle w:val="Heading3"/>
-      </w:pPr>
-      <w:r>
-        <w:t>Reasoning to listen for</w:t>
+        <w:pStyle w:val="Heading2"/>
+      </w:pPr>
+      <w:r>
+        <w:t>Complete inputs,expected results and limits</w:t>
       </w:r>
     </w:p>
     <w:p>
       <w:pPr>
         <w:spacing w:line="336" w:lineRule="auto" w:after="180"/>
-        <w:shd w:fill="F1F6FC"/>
       </w:pPr>
       <w:r>
         <w:rPr>
           <w:b w:val="0"/>
         </w:rPr>
-        <w:t>Teacher check: Teacher explanation: Source freshness is confounded with procedure. Provide both the same eligible current sources or report the unequal comparison without isolating method.</w:t>
+        <w:t>Main current/obsolete-source comparison confounds freshness with procedure. Added same-function fixture illustrates that confound without measuring a model. Picture75/87.5% netgain is descriptive, with unseen labels protected and resource evidence absent. Selected model 12 seconds per case exceeds the 3-second task budget, while baseline 2 seconds fits; quality gain alone cannot imply budget-feasible improvement.</w:t>
       </w:r>
     </w:p>
     <w:p>
@@ -2288,38 +3761,38 @@
         <w:rPr>
           <w:b w:val="0"/>
         </w:rPr>
-        <w:t xml:space="preserve">Start by identifying the given </w:t>
-      </w:r>
-      <w:r>
-        <w:rPr>
-          <w:b/>
-        </w:rPr>
-        <w:t>input</w:t>
-      </w:r>
-      <w:r>
-        <w:rPr>
-          <w:b w:val="0"/>
-        </w:rPr>
-        <w:t>s together. Leave the intermediate steps blank. If needed, model one step, then withdraw that help on the next step. Move to a full trace only when the partial trace is understood.</w:t>
+        <w:t>Compare complete procedures under declared budgets or matched time limits and keep all outcomes/resource measurements visible.</w:t>
       </w:r>
     </w:p>
     <w:p>
       <w:pPr>
-        <w:spacing w:line="336" w:lineRule="auto" w:after="180"/>
-      </w:pPr>
-      <w:r>
-        <w:rPr>
-          <w:b w:val="0"/>
-        </w:rPr>
-        <w:t>For partners, alternate explainer and checker; collect a response from every learner before discussion.</w:t>
+        <w:pStyle w:val="Heading2"/>
+      </w:pPr>
+      <w:r>
+        <w:t>Diagnose the current misconceptions</w:t>
       </w:r>
     </w:p>
     <w:p>
       <w:pPr>
-        <w:pStyle w:val="Heading3"/>
-      </w:pPr>
-      <w:r>
-        <w:t>Individual reasoning check</w:t>
+        <w:spacing w:line="336" w:lineRule="auto" w:after="180"/>
+      </w:pPr>
+      <w:r>
+        <w:rPr>
+          <w:b w:val="0"/>
+        </w:rPr>
+        <w:t xml:space="preserve">The worked result establishes every future case: A </w:t>
+      </w:r>
+      <w:r>
+        <w:rPr>
+          <w:b/>
+        </w:rPr>
+        <w:t>baseline</w:t>
+      </w:r>
+      <w:r>
+        <w:rPr>
+          <w:b w:val="0"/>
+        </w:rPr>
+        <w:t xml:space="preserve"> is credible relative to the task, not merely a procedure easy to outperform.</w:t>
       </w:r>
     </w:p>
     <w:p>
@@ -2330,19 +3803,31 @@
         <w:rPr>
           <w:b w:val="0"/>
         </w:rPr>
-        <w:t xml:space="preserve">Use the worked case for </w:t>
+        <w:t xml:space="preserve">A missing </w:t>
       </w:r>
       <w:r>
         <w:rPr>
           <w:b/>
         </w:rPr>
-        <w:t>Baseline</w:t>
+        <w:t>input</w:t>
       </w:r>
       <w:r>
         <w:rPr>
           <w:b w:val="0"/>
         </w:rPr>
-        <w:t>s and fair comparisons. Proposed explanation: “The worked result establishes every future case”. Decide whether this explanation is supported.</w:t>
+        <w:t xml:space="preserve"> may be replaced without recording the change: A replacement changes the </w:t>
+      </w:r>
+      <w:r>
+        <w:rPr>
+          <w:b/>
+        </w:rPr>
+        <w:t>evidence</w:t>
+      </w:r>
+      <w:r>
+        <w:rPr>
+          <w:b w:val="0"/>
+        </w:rPr>
+        <w:t xml:space="preserve"> or contract. Record the change and its justification; do not silently turn unknown into a measured value.</w:t>
       </w:r>
     </w:p>
     <w:p>
@@ -2353,306 +3838,62 @@
         <w:rPr>
           <w:b w:val="0"/>
         </w:rPr>
-        <w:t>Point to the step or supplied fact that decides; explain your repair if needed.</w:t>
+        <w:t xml:space="preserve">Repeating an assessed case is new independent </w:t>
+      </w:r>
+      <w:r>
+        <w:rPr>
+          <w:b/>
+        </w:rPr>
+        <w:t>evidence</w:t>
+      </w:r>
+      <w:r>
+        <w:rPr>
+          <w:b w:val="0"/>
+        </w:rPr>
+        <w:t>: A replay checks consistency. An example used for feedback or revision cannot later be described as untouched final evaluation.</w:t>
       </w:r>
     </w:p>
     <w:p>
       <w:pPr>
-        <w:pStyle w:val="Heading3"/>
-      </w:pPr>
-      <w:r>
-        <w:t>Expected repair</w:t>
+        <w:spacing w:line="336" w:lineRule="auto" w:after="180"/>
+      </w:pPr>
+      <w:r>
+        <w:rPr>
+          <w:b w:val="0"/>
+        </w:rPr>
+        <w:t xml:space="preserve">Use Section 9 for the </w:t>
+      </w:r>
+      <w:r>
+        <w:rPr>
+          <w:b/>
+        </w:rPr>
+        <w:t>evidence</w:t>
+      </w:r>
+      <w:r>
+        <w:rPr>
+          <w:b w:val="0"/>
+        </w:rPr>
+        <w:t xml:space="preserve"> ledger. Add a boundary or missing-</w:t>
+      </w:r>
+      <w:r>
+        <w:rPr>
+          <w:b/>
+        </w:rPr>
+        <w:t>input</w:t>
+      </w:r>
+      <w:r>
+        <w:rPr>
+          <w:b w:val="0"/>
+        </w:rPr>
+        <w:t xml:space="preserve"> case and record the expected response before checking. More successful repeats of one case do not establish wider coverage.</w:t>
       </w:r>
     </w:p>
     <w:p>
       <w:pPr>
-        <w:spacing w:line="336" w:lineRule="auto" w:after="180"/>
-        <w:shd w:fill="F1F6FC"/>
-      </w:pPr>
-      <w:r>
-        <w:rPr>
-          <w:b w:val="0"/>
-        </w:rPr>
-        <w:t xml:space="preserve">Expected correction: A </w:t>
-      </w:r>
-      <w:r>
-        <w:rPr>
-          <w:b/>
-        </w:rPr>
-        <w:t>baseline</w:t>
-      </w:r>
-      <w:r>
-        <w:rPr>
-          <w:b w:val="0"/>
-        </w:rPr>
-        <w:t xml:space="preserve"> is credible relative to the task, not merely a procedure easy to outperform.</w:t>
-      </w:r>
-    </w:p>
-    <w:p>
-      <w:pPr>
-        <w:spacing w:line="336" w:lineRule="auto" w:after="180"/>
-      </w:pPr>
-      <w:r>
-        <w:rPr>
-          <w:b w:val="0"/>
-        </w:rPr>
-        <w:t>Collect explanations, not only yes/no votes. If a misunderstanding is common, re-model the relevant step for the class.</w:t>
-      </w:r>
-    </w:p>
-    <w:p>
-      <w:pPr>
-        <w:spacing w:line="336" w:lineRule="auto" w:after="180"/>
-      </w:pPr>
-      <w:r>
-        <w:rPr>
-          <w:b w:val="0"/>
-        </w:rPr>
-        <w:t>If it affects a few learners, give a short targeted group explanation while others solve a more demanding variation.</w:t>
-      </w:r>
-    </w:p>
-    <w:p>
-      <w:pPr>
-        <w:pStyle w:val="Heading3"/>
-      </w:pPr>
-      <w:r>
-        <w:t>Pictorial practice question</w:t>
-      </w:r>
-    </w:p>
-    <w:p>
-      <w:pPr>
-        <w:spacing w:line="336" w:lineRule="auto" w:after="180"/>
-        <w:shd w:fill="F5F1FB"/>
-      </w:pPr>
-      <w:r>
-        <w:rPr>
-          <w:b w:val="0"/>
-        </w:rPr>
-        <w:t xml:space="preserve">Calculate 6/8 and 7/8 correctness and name the one-case gain. Why is giving B the answer key incompatible with an unseen comparison to the simple </w:t>
-      </w:r>
-      <w:r>
-        <w:rPr>
-          <w:b/>
-        </w:rPr>
-        <w:t>baseline</w:t>
-      </w:r>
-      <w:r>
-        <w:rPr>
-          <w:b w:val="0"/>
-        </w:rPr>
-        <w:t>?</w:t>
-      </w:r>
-    </w:p>
-    <w:p>
-      <w:pPr>
-        <w:pStyle w:val="Heading3"/>
-      </w:pPr>
-      <w:r>
-        <w:t>Reasoned teacher answer</w:t>
-      </w:r>
-    </w:p>
-    <w:p>
-      <w:pPr>
-        <w:spacing w:line="336" w:lineRule="auto" w:after="180"/>
-      </w:pPr>
-      <w:r>
-        <w:rPr>
-          <w:b w:val="0"/>
-        </w:rPr>
-        <w:t>A uses a simple documented rule rather than an intentionally weak placeholder. A is 75%; B is 87.5% on the same eight cases. B adds one correct case here; compare resources and failure types too.</w:t>
-      </w:r>
-    </w:p>
-    <w:p>
-      <w:pPr>
-        <w:spacing w:line="336" w:lineRule="auto" w:after="180"/>
-      </w:pPr>
-      <w:r>
-        <w:rPr>
-          <w:b w:val="0"/>
-        </w:rPr>
-        <w:t>Changed case: The resulting comparison is invalid as unseen evaluation. B would receive privileged information that A did not receive.</w:t>
-      </w:r>
-    </w:p>
-    <w:p>
-      <w:pPr>
-        <w:spacing w:line="336" w:lineRule="auto" w:after="180"/>
-      </w:pPr>
-      <w:r>
-        <w:rPr>
-          <w:b w:val="0"/>
-        </w:rPr>
-        <w:t>Changed-case reasoning: The resulting comparison is invalid as unseen evaluation. B would receive privileged information that A did not receive.</w:t>
-      </w:r>
-    </w:p>
-    <w:p>
-      <w:pPr>
-        <w:spacing w:line="336" w:lineRule="auto" w:after="180"/>
-      </w:pPr>
-      <w:r>
-        <w:rPr>
-          <w:b w:val="0"/>
-        </w:rPr>
-        <w:t xml:space="preserve">Collect each learner’s explanation before discussion. Use the first missing connection between </w:t>
-      </w:r>
-      <w:r>
-        <w:rPr>
-          <w:b/>
-        </w:rPr>
-        <w:t>input</w:t>
-      </w:r>
-      <w:r>
-        <w:rPr>
-          <w:b w:val="0"/>
-        </w:rPr>
-        <w:t xml:space="preserve">, deciding step and result to choose support. This question is worked-case practice, not fresh mastery </w:t>
-      </w:r>
-      <w:r>
-        <w:rPr>
-          <w:b/>
-        </w:rPr>
-        <w:t>evidence</w:t>
-      </w:r>
-      <w:r>
-        <w:rPr>
-          <w:b w:val="0"/>
-        </w:rPr>
-        <w:t>.</w:t>
-      </w:r>
-    </w:p>
-    <w:p>
-      <w:pPr>
-        <w:pStyle w:val="Heading1"/>
-      </w:pPr>
-      <w:r>
-        <w:t>04. Run the investigation and diagnose misconceptions</w:t>
-      </w:r>
-    </w:p>
-    <w:p>
-      <w:r>
-        <w:t>Run the Baselines and fair comparisons investigation and use the first unsupported step to choose a teaching response.</w:t>
-      </w:r>
-    </w:p>
-    <w:p>
-      <w:pPr>
-        <w:spacing w:line="336" w:lineRule="auto" w:after="180"/>
-      </w:pPr>
-      <w:r>
-        <w:rPr>
-          <w:b w:val="0"/>
-        </w:rPr>
-        <w:t xml:space="preserve">The worked result establishes every future case: A </w:t>
-      </w:r>
-      <w:r>
-        <w:rPr>
-          <w:b/>
-        </w:rPr>
-        <w:t>baseline</w:t>
-      </w:r>
-      <w:r>
-        <w:rPr>
-          <w:b w:val="0"/>
-        </w:rPr>
-        <w:t xml:space="preserve"> is credible relative to the task, not merely a procedure easy to outperform.</w:t>
-      </w:r>
-    </w:p>
-    <w:p>
-      <w:pPr>
-        <w:spacing w:line="336" w:lineRule="auto" w:after="180"/>
-      </w:pPr>
-      <w:r>
-        <w:rPr>
-          <w:b w:val="0"/>
-        </w:rPr>
-        <w:t xml:space="preserve">A missing </w:t>
-      </w:r>
-      <w:r>
-        <w:rPr>
-          <w:b/>
-        </w:rPr>
-        <w:t>input</w:t>
-      </w:r>
-      <w:r>
-        <w:rPr>
-          <w:b w:val="0"/>
-        </w:rPr>
-        <w:t xml:space="preserve"> may be replaced without recording the change: A replacement changes the </w:t>
-      </w:r>
-      <w:r>
-        <w:rPr>
-          <w:b/>
-        </w:rPr>
-        <w:t>evidence</w:t>
-      </w:r>
-      <w:r>
-        <w:rPr>
-          <w:b w:val="0"/>
-        </w:rPr>
-        <w:t xml:space="preserve"> or contract. Record the change and its justification; do not silently turn unknown into a measured value.</w:t>
-      </w:r>
-    </w:p>
-    <w:p>
-      <w:pPr>
-        <w:spacing w:line="336" w:lineRule="auto" w:after="180"/>
-      </w:pPr>
-      <w:r>
-        <w:rPr>
-          <w:b w:val="0"/>
-        </w:rPr>
-        <w:t xml:space="preserve">Repeating an assessed case is new independent </w:t>
-      </w:r>
-      <w:r>
-        <w:rPr>
-          <w:b/>
-        </w:rPr>
-        <w:t>evidence</w:t>
-      </w:r>
-      <w:r>
-        <w:rPr>
-          <w:b w:val="0"/>
-        </w:rPr>
-        <w:t>: A replay checks consistency. An example used for feedback or revision cannot later be described as untouched final evaluation.</w:t>
-      </w:r>
-    </w:p>
-    <w:p>
-      <w:pPr>
-        <w:spacing w:line="336" w:lineRule="auto" w:after="180"/>
-      </w:pPr>
-      <w:r>
-        <w:rPr>
-          <w:b w:val="0"/>
-        </w:rPr>
-        <w:t xml:space="preserve">Use Section 9 for the </w:t>
-      </w:r>
-      <w:r>
-        <w:rPr>
-          <w:b/>
-        </w:rPr>
-        <w:t>evidence</w:t>
-      </w:r>
-      <w:r>
-        <w:rPr>
-          <w:b w:val="0"/>
-        </w:rPr>
-        <w:t xml:space="preserve"> ledger. Add a boundary or missing-</w:t>
-      </w:r>
-      <w:r>
-        <w:rPr>
-          <w:b/>
-        </w:rPr>
-        <w:t>input</w:t>
-      </w:r>
-      <w:r>
-        <w:rPr>
-          <w:b w:val="0"/>
-        </w:rPr>
-        <w:t xml:space="preserve"> case and record the expected response before checking. More successful repeats of one case do not establish wider coverage.</w:t>
-      </w:r>
-    </w:p>
-    <w:p>
-      <w:pPr>
-        <w:pStyle w:val="Heading3"/>
-      </w:pPr>
-      <w:r>
-        <w:t>Match the support to the first error</w:t>
+        <w:pStyle w:val="Heading2"/>
+      </w:pPr>
+      <w:r>
+        <w:t>Choose accessible support</w:t>
       </w:r>
     </w:p>
     <w:tbl>
@@ -2825,57 +4066,39 @@
     </w:p>
     <w:p>
       <w:pPr>
-        <w:pStyle w:val="Heading1"/>
-      </w:pPr>
-      <w:r>
-        <w:t>05. Assess and explain the answers</w:t>
+        <w:pStyle w:val="Heading2"/>
+      </w:pPr>
+      <w:r>
+        <w:t>Earlier wording, alternatives and picture transcripts · reference / check after trying</w:t>
       </w:r>
     </w:p>
     <w:p>
-      <w:r>
-        <w:t>Use the Baselines and fair comparisons questions, teacher keys and criteria after the relevant attempts. Previously discussed cases are practice; protect the separately selected independent task.</w:t>
+      <w:pPr>
+        <w:pStyle w:val="Heading3"/>
+      </w:pPr>
+      <w:r>
+        <w:t>Match the support to the first error</w:t>
       </w:r>
     </w:p>
     <w:p>
       <w:pPr>
-        <w:pStyle w:val="Heading3"/>
-      </w:pPr>
-      <w:r>
-        <w:t>Guided and exit questions</w:t>
+        <w:pStyle w:val="Heading1"/>
+      </w:pPr>
+      <w:r>
+        <w:t>05. Assess the new research scenario</w:t>
       </w:r>
     </w:p>
     <w:p>
-      <w:pPr>
-        <w:spacing w:line="336" w:lineRule="auto" w:after="180"/>
-      </w:pPr>
-      <w:r>
-        <w:rPr>
-          <w:b w:val="0"/>
-        </w:rPr>
-        <w:t>Guided: Source freshness is confounded with procedure. Provide both the same eligible current sources or report the unequal comparison without isolating method.</w:t>
+      <w:r>
+        <w:t>Keep the selected answer private until after a first attempt.</w:t>
       </w:r>
     </w:p>
     <w:p>
       <w:pPr>
-        <w:spacing w:line="336" w:lineRule="auto" w:after="180"/>
-      </w:pPr>
-      <w:r>
-        <w:rPr>
-          <w:b w:val="0"/>
-        </w:rPr>
-        <w:t xml:space="preserve">Qualification: A </w:t>
-      </w:r>
-      <w:r>
-        <w:rPr>
-          <w:b/>
-        </w:rPr>
-        <w:t>baseline</w:t>
-      </w:r>
-      <w:r>
-        <w:rPr>
-          <w:b w:val="0"/>
-        </w:rPr>
-        <w:t xml:space="preserve"> is credible relative to the task, not merely a procedure easy to outperform.</w:t>
+        <w:pStyle w:val="Heading2"/>
+      </w:pPr>
+      <w:r>
+        <w:t>Selected independent task and checked answer</w:t>
       </w:r>
     </w:p>
     <w:p>
@@ -2886,643 +4109,38 @@
         <w:rPr>
           <w:b w:val="0"/>
         </w:rPr>
-        <w:t xml:space="preserve">Exit: accept a concrete variation with its predicted outcome and a stated condition that would challenge the </w:t>
+        <w:t xml:space="preserve">Selected case: Model uses 12 seconds and </w:t>
       </w:r>
       <w:r>
         <w:rPr>
           <w:b/>
         </w:rPr>
-        <w:t>mechanism</w:t>
+        <w:t>baseline</w:t>
       </w:r>
       <w:r>
         <w:rPr>
           <w:b w:val="0"/>
         </w:rPr>
-        <w:t xml:space="preserve">; reject a claim resting on unmeasured </w:t>
-      </w:r>
-      <w:r>
-        <w:rPr>
-          <w:b/>
-        </w:rPr>
-        <w:t>evidence</w:t>
-      </w:r>
-      <w:r>
-        <w:rPr>
-          <w:b w:val="0"/>
-        </w:rPr>
-        <w:t>.</w:t>
+        <w:t xml:space="preserve"> 2 on each case. Task has a 3-second budget. How should results be framed?</w:t>
       </w:r>
     </w:p>
     <w:p>
       <w:pPr>
-        <w:pStyle w:val="Heading3"/>
-      </w:pPr>
-      <w:r>
-        <w:t>W1 Explain the mechanism</w:t>
+        <w:spacing w:line="336" w:lineRule="auto" w:after="180"/>
+      </w:pPr>
+      <w:r>
+        <w:rPr>
+          <w:b w:val="0"/>
+        </w:rPr>
+        <w:t>Teacher explanation: The model exceeds the task budget even if quality rises. Compare complete procedures under declared budgets or use matched time limits.</w:t>
       </w:r>
     </w:p>
     <w:p>
       <w:pPr>
-        <w:pStyle w:val="Heading3"/>
-      </w:pPr>
-      <w:r>
-        <w:t>Workbook question · W1</w:t>
-      </w:r>
-    </w:p>
-    <w:p>
-      <w:pPr>
-        <w:spacing w:line="336" w:lineRule="auto" w:after="180"/>
-        <w:shd w:fill="F5F1FB"/>
-      </w:pPr>
-      <w:r>
-        <w:rPr>
-          <w:b w:val="0"/>
-        </w:rPr>
-        <w:t xml:space="preserve">Explain the weekly </w:t>
-      </w:r>
-      <w:r>
-        <w:rPr>
-          <w:b/>
-        </w:rPr>
-        <w:t>mechanism</w:t>
-      </w:r>
-      <w:r>
-        <w:rPr>
-          <w:b w:val="0"/>
-        </w:rPr>
-        <w:t xml:space="preserve"> in your own words. Use the worked scenario to name its </w:t>
-      </w:r>
-      <w:r>
-        <w:rPr>
-          <w:b/>
-        </w:rPr>
-        <w:t>input</w:t>
-      </w:r>
-      <w:r>
-        <w:rPr>
-          <w:b w:val="0"/>
-        </w:rPr>
-        <w:t xml:space="preserve">, decision rule and </w:t>
-      </w:r>
-      <w:r>
-        <w:rPr>
-          <w:b/>
-        </w:rPr>
-        <w:t>output</w:t>
-      </w:r>
-      <w:r>
-        <w:rPr>
-          <w:b w:val="0"/>
-        </w:rPr>
-        <w:t>.</w:t>
-      </w:r>
-    </w:p>
-    <w:p>
-      <w:pPr>
-        <w:pStyle w:val="Heading3"/>
-      </w:pPr>
-      <w:r>
-        <w:t>Teacher reasoning · W1</w:t>
-      </w:r>
-    </w:p>
-    <w:p>
-      <w:pPr>
-        <w:spacing w:line="336" w:lineRule="auto" w:after="180"/>
-        <w:shd w:fill="F1F6FC"/>
-      </w:pPr>
-      <w:r>
-        <w:rPr>
-          <w:b w:val="0"/>
-        </w:rPr>
-        <w:t xml:space="preserve">Teacher explanation: Fair </w:t>
-      </w:r>
-      <w:r>
-        <w:rPr>
-          <w:b/>
-        </w:rPr>
-        <w:t>baseline</w:t>
-      </w:r>
-      <w:r>
-        <w:rPr>
-          <w:b w:val="0"/>
-        </w:rPr>
-        <w:t xml:space="preserve">s use credible procedures on matched </w:t>
-      </w:r>
-      <w:r>
-        <w:rPr>
-          <w:b/>
-        </w:rPr>
-        <w:t>evidence</w:t>
-      </w:r>
-      <w:r>
-        <w:rPr>
-          <w:b w:val="0"/>
-        </w:rPr>
-        <w:t xml:space="preserve"> and resource conditions. A weak arbitrary reference can exaggerate improvement.</w:t>
-      </w:r>
-    </w:p>
-    <w:p>
-      <w:pPr>
-        <w:spacing w:line="336" w:lineRule="auto" w:after="180"/>
-        <w:shd w:fill="F1F6FC"/>
-      </w:pPr>
-      <w:r>
-        <w:rPr>
-          <w:b w:val="0"/>
-        </w:rPr>
-        <w:t>For a room-reporting study use manual authoritative lookup or a deterministic same-room rule, not random room names. Match cases, available sources and scoring.</w:t>
-      </w:r>
-    </w:p>
-    <w:p>
-      <w:pPr>
-        <w:pStyle w:val="Heading3"/>
-      </w:pPr>
-      <w:r>
-        <w:t>W2 Trace the worked case</w:t>
-      </w:r>
-    </w:p>
-    <w:p>
-      <w:pPr>
-        <w:pStyle w:val="Heading3"/>
-      </w:pPr>
-      <w:r>
-        <w:t>Workbook question · W2</w:t>
-      </w:r>
-    </w:p>
-    <w:p>
-      <w:pPr>
-        <w:spacing w:line="336" w:lineRule="auto" w:after="180"/>
-        <w:shd w:fill="F5F1FB"/>
-      </w:pPr>
-      <w:r>
-        <w:rPr>
-          <w:b w:val="0"/>
-        </w:rPr>
-        <w:t xml:space="preserve">Assistant gets current register; </w:t>
-      </w:r>
-      <w:r>
-        <w:rPr>
-          <w:b/>
-        </w:rPr>
-        <w:t>baseline</w:t>
-      </w:r>
-      <w:r>
-        <w:rPr>
-          <w:b w:val="0"/>
-        </w:rPr>
-        <w:t xml:space="preserve"> gets an obsolete one. Assistant scores higher. Show the intermediate steps and give the conclusion with its scope.</w:t>
-      </w:r>
-    </w:p>
-    <w:p>
-      <w:pPr>
-        <w:pStyle w:val="Heading3"/>
-      </w:pPr>
-      <w:r>
-        <w:t>Teacher reasoning · W2</w:t>
-      </w:r>
-    </w:p>
-    <w:p>
-      <w:pPr>
-        <w:spacing w:line="336" w:lineRule="auto" w:after="180"/>
-        <w:shd w:fill="F1F6FC"/>
-      </w:pPr>
-      <w:r>
-        <w:rPr>
-          <w:b w:val="0"/>
-        </w:rPr>
-        <w:t>Teacher explanation: Source freshness is confounded with procedure. Provide both the same eligible current sources or report the unequal comparison without isolating method.</w:t>
-      </w:r>
-    </w:p>
-    <w:p>
-      <w:pPr>
-        <w:pStyle w:val="Heading3"/>
-      </w:pPr>
-      <w:r>
-        <w:t>W3 Audit the limit</w:t>
-      </w:r>
-    </w:p>
-    <w:p>
-      <w:pPr>
-        <w:pStyle w:val="Heading3"/>
-      </w:pPr>
-      <w:r>
-        <w:t>Workbook question · W3</w:t>
-      </w:r>
-    </w:p>
-    <w:p>
-      <w:pPr>
-        <w:spacing w:line="336" w:lineRule="auto" w:after="180"/>
-        <w:shd w:fill="F5F1FB"/>
-      </w:pPr>
-      <w:r>
-        <w:rPr>
-          <w:b w:val="0"/>
-        </w:rPr>
-        <w:t xml:space="preserve">A report omits this qualification: A </w:t>
-      </w:r>
-      <w:r>
-        <w:rPr>
-          <w:b/>
-        </w:rPr>
-        <w:t>baseline</w:t>
-      </w:r>
-      <w:r>
-        <w:rPr>
-          <w:b w:val="0"/>
-        </w:rPr>
-        <w:t xml:space="preserve"> is credible relative to the task, not merely a procedure easy to outperform. Explain how omitting it could change a reader's interpretation, and write an accurate replacement.</w:t>
-      </w:r>
-    </w:p>
-    <w:p>
-      <w:pPr>
-        <w:pStyle w:val="Heading3"/>
-      </w:pPr>
-      <w:r>
-        <w:t>Teacher reasoning · W3</w:t>
-      </w:r>
-    </w:p>
-    <w:p>
-      <w:pPr>
-        <w:spacing w:line="336" w:lineRule="auto" w:after="180"/>
-        <w:shd w:fill="F1F6FC"/>
-      </w:pPr>
-      <w:r>
-        <w:rPr>
-          <w:b w:val="0"/>
-        </w:rPr>
-        <w:t xml:space="preserve">Teacher explanation: A </w:t>
-      </w:r>
-      <w:r>
-        <w:rPr>
-          <w:b/>
-        </w:rPr>
-        <w:t>baseline</w:t>
-      </w:r>
-      <w:r>
-        <w:rPr>
-          <w:b w:val="0"/>
-        </w:rPr>
-        <w:t xml:space="preserve"> is credible relative to the task, not merely a procedure easy to outperform.</w:t>
-      </w:r>
-    </w:p>
-    <w:p>
-      <w:pPr>
-        <w:spacing w:line="336" w:lineRule="auto" w:after="180"/>
-        <w:shd w:fill="F1F6FC"/>
-      </w:pPr>
-      <w:r>
-        <w:rPr>
-          <w:b w:val="0"/>
-        </w:rPr>
-        <w:t xml:space="preserve">State the observed result separately from the unverified or out-of-scope claim; preserve the original </w:t>
-      </w:r>
-      <w:r>
-        <w:rPr>
-          <w:b/>
-        </w:rPr>
-        <w:t>evidence</w:t>
-      </w:r>
-      <w:r>
-        <w:rPr>
-          <w:b w:val="0"/>
-        </w:rPr>
-        <w:t xml:space="preserve"> rather than inventing a missing fact.</w:t>
-      </w:r>
-    </w:p>
-    <w:p>
-      <w:pPr>
-        <w:pStyle w:val="Heading3"/>
-      </w:pPr>
-      <w:r>
-        <w:t>W4 Apply a new case independently</w:t>
-      </w:r>
-    </w:p>
-    <w:p>
-      <w:pPr>
-        <w:pStyle w:val="Heading3"/>
-      </w:pPr>
-      <w:r>
-        <w:t>Workbook question · W4</w:t>
-      </w:r>
-    </w:p>
-    <w:p>
-      <w:pPr>
-        <w:spacing w:line="336" w:lineRule="auto" w:after="180"/>
-        <w:shd w:fill="F5F1FB"/>
-      </w:pPr>
-      <w:r>
-        <w:rPr>
-          <w:b w:val="0"/>
-        </w:rPr>
-        <w:t xml:space="preserve">Model uses12 seconds and </w:t>
-      </w:r>
-      <w:r>
-        <w:rPr>
-          <w:b/>
-        </w:rPr>
-        <w:t>baseline</w:t>
-      </w:r>
-      <w:r>
-        <w:rPr>
-          <w:b w:val="0"/>
-        </w:rPr>
-        <w:t>2 on each case. Task has a3-second budget. How should results be framed?</w:t>
-      </w:r>
-    </w:p>
-    <w:p>
-      <w:pPr>
-        <w:pStyle w:val="Heading3"/>
-      </w:pPr>
-      <w:r>
-        <w:t>Teacher reasoning · W4</w:t>
-      </w:r>
-    </w:p>
-    <w:p>
-      <w:pPr>
-        <w:spacing w:line="336" w:lineRule="auto" w:after="180"/>
-        <w:shd w:fill="F1F6FC"/>
-      </w:pPr>
-      <w:r>
-        <w:rPr>
-          <w:b w:val="0"/>
-        </w:rPr>
-        <w:t>Teacher explanation: The model exceeds the task budget even if quality rises. Compare complete procedures under declared budgets or use matched time limits.</w:t>
-      </w:r>
-    </w:p>
-    <w:p>
-      <w:pPr>
-        <w:pStyle w:val="Heading3"/>
-      </w:pPr>
-      <w:r>
-        <w:t>W5 Design a revealing follow-up</w:t>
-      </w:r>
-    </w:p>
-    <w:p>
-      <w:pPr>
-        <w:pStyle w:val="Heading3"/>
-      </w:pPr>
-      <w:r>
-        <w:t>Workbook question · W5</w:t>
-      </w:r>
-    </w:p>
-    <w:p>
-      <w:pPr>
-        <w:spacing w:line="336" w:lineRule="auto" w:after="180"/>
-        <w:shd w:fill="F5F1FB"/>
-      </w:pPr>
-      <w:r>
-        <w:rPr>
-          <w:b w:val="0"/>
-        </w:rPr>
-        <w:t>For the worked scenario, propose one additional case that could reveal a failure, describe its expected outcome before running it, and explain what would need to remain fixed for a fair comparison.</w:t>
-      </w:r>
-    </w:p>
-    <w:p>
-      <w:pPr>
-        <w:spacing w:line="336" w:lineRule="auto" w:after="180"/>
-        <w:shd w:fill="F5F1FB"/>
-      </w:pPr>
-      <w:r>
-        <w:rPr>
-          <w:b w:val="0"/>
-        </w:rPr>
-        <w:t>Do not reuse W4 as a new final test after receiving feedback.</w:t>
-      </w:r>
-    </w:p>
-    <w:p>
-      <w:pPr>
-        <w:pStyle w:val="Heading3"/>
-      </w:pPr>
-      <w:r>
-        <w:t>Teacher reasoning · W5</w:t>
-      </w:r>
-    </w:p>
-    <w:p>
-      <w:pPr>
-        <w:spacing w:line="336" w:lineRule="auto" w:after="180"/>
-        <w:shd w:fill="F1F6FC"/>
-      </w:pPr>
-      <w:r>
-        <w:rPr>
-          <w:b w:val="0"/>
-        </w:rPr>
-        <w:t xml:space="preserve">Teacher explanation: Accept a concrete variant of the worked </w:t>
-      </w:r>
-      <w:r>
-        <w:rPr>
-          <w:b/>
-        </w:rPr>
-        <w:t>input</w:t>
-      </w:r>
-      <w:r>
-        <w:rPr>
-          <w:b w:val="0"/>
-        </w:rPr>
-        <w:t xml:space="preserve"> or a missing/conflicting/boundary condition, with an expectation derived from the declared procedure.</w:t>
-      </w:r>
-    </w:p>
-    <w:p>
-      <w:pPr>
-        <w:spacing w:line="336" w:lineRule="auto" w:after="180"/>
-        <w:shd w:fill="F1F6FC"/>
-      </w:pPr>
-      <w:r>
-        <w:rPr>
-          <w:b w:val="0"/>
-        </w:rPr>
-        <w:t xml:space="preserve">Require preserved settings, original </w:t>
-      </w:r>
-      <w:r>
-        <w:rPr>
-          <w:b/>
-        </w:rPr>
-        <w:t>output</w:t>
-      </w:r>
-      <w:r>
-        <w:rPr>
-          <w:b w:val="0"/>
-        </w:rPr>
-        <w:t xml:space="preserve">s and data roles. A </w:t>
-      </w:r>
-      <w:r>
-        <w:rPr>
-          <w:b/>
-        </w:rPr>
-        <w:t>baseline</w:t>
-      </w:r>
-      <w:r>
-        <w:rPr>
-          <w:b w:val="0"/>
-        </w:rPr>
-        <w:t xml:space="preserve"> is credible relative to the task, not merely a procedure easy to outperform.</w:t>
-      </w:r>
-    </w:p>
-    <w:p>
-      <w:pPr>
-        <w:spacing w:line="336" w:lineRule="auto" w:after="180"/>
-        <w:shd w:fill="F1F6FC"/>
-      </w:pPr>
-      <w:r>
-        <w:rPr>
-          <w:b w:val="0"/>
-        </w:rPr>
-        <w:t xml:space="preserve">The new case should test this particular </w:t>
-      </w:r>
-      <w:r>
-        <w:rPr>
-          <w:b/>
-        </w:rPr>
-        <w:t>mechanism</w:t>
-      </w:r>
-      <w:r>
-        <w:rPr>
-          <w:b w:val="0"/>
-        </w:rPr>
-        <w:t xml:space="preserve"> rather than merely restate the original result.</w:t>
-      </w:r>
-    </w:p>
-    <w:p>
-      <w:pPr>
-        <w:pStyle w:val="Heading3"/>
-      </w:pPr>
-      <w:r>
-        <w:t>Independent assessment and fresh retry</w:t>
-      </w:r>
-    </w:p>
-    <w:p>
-      <w:pPr>
-        <w:pStyle w:val="Heading3"/>
-      </w:pPr>
-      <w:r>
-        <w:t>Teacher key · Independent assessment and fresh retry</w:t>
-      </w:r>
-    </w:p>
-    <w:p>
-      <w:pPr>
-        <w:spacing w:line="336" w:lineRule="auto" w:after="180"/>
-        <w:shd w:fill="F1F6FC"/>
-      </w:pPr>
-      <w:r>
-        <w:rPr>
-          <w:b w:val="0"/>
-        </w:rPr>
-        <w:t>W4: The model exceeds the task budget even if quality rises. Compare complete procedures under declared budgets or use matched time limits. Require intermediate reasoning and the stated scope.</w:t>
-      </w:r>
-    </w:p>
-    <w:p>
-      <w:pPr>
-        <w:spacing w:line="336" w:lineRule="auto" w:after="180"/>
-        <w:shd w:fill="F1F6FC"/>
-      </w:pPr>
-      <w:r>
-        <w:rPr>
-          <w:b w:val="0"/>
-        </w:rPr>
-        <w:t xml:space="preserve">Fresh retry: Candidate receives full source, </w:t>
-      </w:r>
-      <w:r>
-        <w:rPr>
-          <w:b/>
-        </w:rPr>
-        <w:t>baseline</w:t>
-      </w:r>
-      <w:r>
-        <w:rPr>
-          <w:b w:val="0"/>
-        </w:rPr>
-        <w:t xml:space="preserve"> only title. Expected reasoning: </w:t>
-      </w:r>
-      <w:r>
-        <w:rPr>
-          <w:b/>
-        </w:rPr>
-        <w:t>Evidence</w:t>
-      </w:r>
-      <w:r>
-        <w:rPr>
-          <w:b w:val="0"/>
-        </w:rPr>
-        <w:t xml:space="preserve"> availability differs. Equalise access before attributing gains to the candidate method.</w:t>
-      </w:r>
-    </w:p>
-    <w:p>
-      <w:pPr>
-        <w:spacing w:line="336" w:lineRule="auto" w:after="180"/>
-        <w:shd w:fill="F1F6FC"/>
-      </w:pPr>
-      <w:r>
-        <w:rPr>
-          <w:b w:val="0"/>
-        </w:rPr>
-        <w:t>If students need support, record it and reassess with another new case rather than awarding independence to a copied answer.</w:t>
-      </w:r>
-    </w:p>
-    <w:p>
-      <w:pPr>
-        <w:pStyle w:val="Heading3"/>
-      </w:pPr>
-      <w:r>
-        <w:t>Assess independent transfer</w:t>
-      </w:r>
-    </w:p>
-    <w:p>
-      <w:pPr>
-        <w:pStyle w:val="Heading3"/>
-      </w:pPr>
-      <w:r>
-        <w:t>Independent question · withhold the key</w:t>
-      </w:r>
-    </w:p>
-    <w:p>
-      <w:pPr>
-        <w:spacing w:line="336" w:lineRule="auto" w:after="180"/>
-        <w:shd w:fill="F5F1FB"/>
-      </w:pPr>
-      <w:r>
-        <w:rPr>
-          <w:b w:val="0"/>
-        </w:rPr>
-        <w:t xml:space="preserve">Selected case: Model uses12 seconds and </w:t>
-      </w:r>
-      <w:r>
-        <w:rPr>
-          <w:b/>
-        </w:rPr>
-        <w:t>baseline</w:t>
-      </w:r>
-      <w:r>
-        <w:rPr>
-          <w:b w:val="0"/>
-        </w:rPr>
-        <w:t>2 on each case. Task has a3-second budget. How should results be framed?</w:t>
-      </w:r>
-    </w:p>
-    <w:p>
-      <w:pPr>
-        <w:pStyle w:val="Heading3"/>
-      </w:pPr>
-      <w:r>
-        <w:t>Selected case answer</w:t>
-      </w:r>
-    </w:p>
-    <w:p>
-      <w:pPr>
-        <w:pStyle w:val="Heading3"/>
-      </w:pPr>
-      <w:r>
-        <w:t>Teacher key · Selected case answer</w:t>
-      </w:r>
-    </w:p>
-    <w:p>
-      <w:pPr>
-        <w:spacing w:line="336" w:lineRule="auto" w:after="180"/>
-        <w:shd w:fill="F1F6FC"/>
-      </w:pPr>
-      <w:r>
-        <w:rPr>
-          <w:b w:val="0"/>
-        </w:rPr>
-        <w:t>Teacher explanation: The model exceeds the task budget even if quality rises. Compare complete procedures under declared budgets or use matched time limits.</w:t>
+        <w:pStyle w:val="Heading2"/>
+      </w:pPr>
+      <w:r>
+        <w:t>Judge explanation,trace and limits</w:t>
       </w:r>
     </w:p>
     <w:tbl>
@@ -3629,54 +4247,55 @@
     </w:tbl>
     <w:p>
       <w:pPr>
-        <w:pStyle w:val="Heading3"/>
-      </w:pPr>
-      <w:r>
-        <w:t>Teacher key · Selected case answer</w:t>
+        <w:spacing w:line="336" w:lineRule="auto" w:after="180"/>
+      </w:pPr>
+      <w:r>
+        <w:rPr>
+          <w:b w:val="0"/>
+        </w:rPr>
+        <w:t>Record each dimension as not yet, with support, or independent. Accept a valid alternative procedure with a defensible trace.</w:t>
       </w:r>
     </w:p>
     <w:p>
       <w:pPr>
         <w:spacing w:line="336" w:lineRule="auto" w:after="180"/>
-        <w:shd w:fill="F1F6FC"/>
       </w:pPr>
       <w:r>
         <w:rPr>
           <w:b w:val="0"/>
         </w:rPr>
-        <w:t>Record each dimension as not yet, with support, or independent. Accept a valid alternative procedure with a defensible trace.</w:t>
+        <w:t xml:space="preserve">Do not penalise an honestly recorded model failure if the learner correctly explains its </w:t>
+      </w:r>
+      <w:r>
+        <w:rPr>
+          <w:b/>
+        </w:rPr>
+        <w:t>evidence</w:t>
+      </w:r>
+      <w:r>
+        <w:rPr>
+          <w:b w:val="0"/>
+        </w:rPr>
+        <w:t xml:space="preserve"> and limits.</w:t>
       </w:r>
     </w:p>
     <w:p>
       <w:pPr>
-        <w:spacing w:line="336" w:lineRule="auto" w:after="180"/>
-        <w:shd w:fill="F1F6FC"/>
-      </w:pPr>
-      <w:r>
-        <w:rPr>
-          <w:b w:val="0"/>
-        </w:rPr>
-        <w:t xml:space="preserve">Do not penalise an honestly recorded model failure if the learner correctly explains its </w:t>
-      </w:r>
-      <w:r>
-        <w:rPr>
-          <w:b/>
-        </w:rPr>
-        <w:t>evidence</w:t>
-      </w:r>
-      <w:r>
-        <w:rPr>
-          <w:b w:val="0"/>
-        </w:rPr>
-        <w:t xml:space="preserve"> and limits.</w:t>
+        <w:pStyle w:val="Heading2"/>
+      </w:pPr>
+      <w:r>
+        <w:t>Give one usable repair</w:t>
       </w:r>
     </w:p>
     <w:p>
       <w:pPr>
-        <w:pStyle w:val="Heading3"/>
-      </w:pPr>
-      <w:r>
-        <w:t>Feedback that the learner uses</w:t>
+        <w:spacing w:line="336" w:lineRule="auto" w:after="180"/>
+      </w:pPr>
+      <w:r>
+        <w:rPr>
+          <w:b w:val="0"/>
+        </w:rPr>
+        <w:t>Name the earliest unsupported step and give one action to repair it. Have the learner make that repair now and explain why. Then assess the relevant skill on a fresh, fully specified case.</w:t>
       </w:r>
     </w:p>
     <w:p>
@@ -3687,90 +4306,105 @@
         <w:rPr>
           <w:b w:val="0"/>
         </w:rPr>
-        <w:t>Name the earliest unsupported step and give one action to repair it. Have the learner make that repair now and explain why. Then assess the relevant skill on a fresh, fully specified case.</w:t>
+        <w:t>Confirm it was not previously practised with feedback; solve and check the new case before assigning it. A follow-up design prompt is a starting brief, not automatically an equivalent test.</w:t>
       </w:r>
     </w:p>
     <w:p>
       <w:pPr>
-        <w:spacing w:line="336" w:lineRule="auto" w:after="180"/>
-      </w:pPr>
-      <w:r>
-        <w:rPr>
-          <w:b w:val="0"/>
-        </w:rPr>
-        <w:t>Confirm it was not previously practised with feedback; solve and check the new case before assigning it. A follow-up design prompt is a starting brief, not automatically an equivalent test.</w:t>
+        <w:pStyle w:val="Heading2"/>
+      </w:pPr>
+      <w:r>
+        <w:t>W1 Explain the mechanism</w:t>
       </w:r>
     </w:p>
     <w:p>
       <w:pPr>
-        <w:pStyle w:val="Heading1"/>
-      </w:pPr>
-      <w:r>
-        <w:t>06. Connect the project, support and next lesson</w:t>
+        <w:spacing w:line="336" w:lineRule="auto" w:after="180"/>
+      </w:pPr>
+      <w:r>
+        <w:rPr>
+          <w:b w:val="0"/>
+        </w:rPr>
+        <w:t xml:space="preserve">Explain the weekly </w:t>
+      </w:r>
+      <w:r>
+        <w:rPr>
+          <w:b/>
+        </w:rPr>
+        <w:t>mechanism</w:t>
+      </w:r>
+      <w:r>
+        <w:rPr>
+          <w:b w:val="0"/>
+        </w:rPr>
+        <w:t xml:space="preserve"> in your own words. Use the worked scenario to name its </w:t>
+      </w:r>
+      <w:r>
+        <w:rPr>
+          <w:b/>
+        </w:rPr>
+        <w:t>input</w:t>
+      </w:r>
+      <w:r>
+        <w:rPr>
+          <w:b w:val="0"/>
+        </w:rPr>
+        <w:t xml:space="preserve">, decision rule and </w:t>
+      </w:r>
+      <w:r>
+        <w:rPr>
+          <w:b/>
+        </w:rPr>
+        <w:t>output</w:t>
+      </w:r>
+      <w:r>
+        <w:rPr>
+          <w:b w:val="0"/>
+        </w:rPr>
+        <w:t>.</w:t>
       </w:r>
     </w:p>
     <w:p>
-      <w:r>
-        <w:t>Connect Baselines and fair comparisons to Reproducible AI Research Study, adapt support and plan a later changed-case check.</w:t>
+      <w:pPr>
+        <w:spacing w:line="336" w:lineRule="auto" w:after="180"/>
+      </w:pPr>
+      <w:r>
+        <w:rPr>
+          <w:b w:val="0"/>
+        </w:rPr>
+        <w:t xml:space="preserve">Teacher explanation: Fair </w:t>
+      </w:r>
+      <w:r>
+        <w:rPr>
+          <w:b/>
+        </w:rPr>
+        <w:t>baseline</w:t>
+      </w:r>
+      <w:r>
+        <w:rPr>
+          <w:b w:val="0"/>
+        </w:rPr>
+        <w:t xml:space="preserve">s use credible procedures on matched </w:t>
+      </w:r>
+      <w:r>
+        <w:rPr>
+          <w:b/>
+        </w:rPr>
+        <w:t>evidence</w:t>
+      </w:r>
+      <w:r>
+        <w:rPr>
+          <w:b w:val="0"/>
+        </w:rPr>
+        <w:t xml:space="preserve"> and resource conditions. A weak arbitrary reference can exaggerate improvement. For a room-reporting study use manual authoritative lookup or a deterministic lookup matching the requested room, not random room names. Match cases, available sources and scoring.</w:t>
       </w:r>
     </w:p>
     <w:p>
       <w:pPr>
-        <w:spacing w:line="336" w:lineRule="auto" w:after="180"/>
-      </w:pPr>
-      <w:r>
-        <w:rPr>
-          <w:b w:val="0"/>
-        </w:rPr>
-        <w:t xml:space="preserve">Add a labelled </w:t>
-      </w:r>
-      <w:r>
-        <w:rPr>
-          <w:b/>
-        </w:rPr>
-        <w:t>baseline</w:t>
-      </w:r>
-      <w:r>
-        <w:rPr>
-          <w:b w:val="0"/>
-        </w:rPr>
-        <w:t xml:space="preserve">s and fair comparisons </w:t>
-      </w:r>
-      <w:r>
-        <w:rPr>
-          <w:b/>
-        </w:rPr>
-        <w:t>evidence</w:t>
-      </w:r>
-      <w:r>
-        <w:rPr>
-          <w:b w:val="0"/>
-        </w:rPr>
-        <w:t xml:space="preserve"> sheet to Reproducible AI Research Study. Show how you can explain the </w:t>
-      </w:r>
-      <w:r>
-        <w:rPr>
-          <w:b/>
-        </w:rPr>
-        <w:t>mechanism</w:t>
-      </w:r>
-      <w:r>
-        <w:rPr>
-          <w:b w:val="0"/>
-        </w:rPr>
-        <w:t xml:space="preserve"> and terminology of </w:t>
-      </w:r>
-      <w:r>
-        <w:rPr>
-          <w:b/>
-        </w:rPr>
-        <w:t>baseline</w:t>
-      </w:r>
-      <w:r>
-        <w:rPr>
-          <w:b w:val="0"/>
-        </w:rPr>
-        <w:t>s and fair comparisons.</w:t>
+        <w:pStyle w:val="Heading2"/>
+      </w:pPr>
+      <w:r>
+        <w:t>W2 Trace the worked case</w:t>
       </w:r>
     </w:p>
     <w:p>
@@ -3781,31 +4415,19 @@
         <w:rPr>
           <w:b w:val="0"/>
         </w:rPr>
-        <w:t xml:space="preserve">Use the supplied fictional case and keep its </w:t>
+        <w:t xml:space="preserve">Assistant gets current register; </w:t>
       </w:r>
       <w:r>
         <w:rPr>
           <w:b/>
         </w:rPr>
-        <w:t>input</w:t>
+        <w:t>baseline</w:t>
       </w:r>
       <w:r>
         <w:rPr>
           <w:b w:val="0"/>
         </w:rPr>
-        <w:t xml:space="preserve">s, intermediate steps, calculation or </w:t>
-      </w:r>
-      <w:r>
-        <w:rPr>
-          <w:b/>
-        </w:rPr>
-        <w:t>prediction</w:t>
-      </w:r>
-      <w:r>
-        <w:rPr>
-          <w:b w:val="0"/>
-        </w:rPr>
-        <w:t>, and limitation. Connect this record to last week’s record; a matching answer without a trace is insufficient.</w:t>
+        <w:t xml:space="preserve"> gets an obsolete one. Assistant scores higher. Show the intermediate steps and give the conclusion with its scope.</w:t>
       </w:r>
     </w:p>
     <w:p>
@@ -3816,42 +4438,15 @@
         <w:rPr>
           <w:b w:val="0"/>
         </w:rPr>
-        <w:t xml:space="preserve">Provide an </w:t>
-      </w:r>
-      <w:r>
-        <w:rPr>
-          <w:b/>
-        </w:rPr>
-        <w:t>input</w:t>
-      </w:r>
-      <w:r>
-        <w:rPr>
-          <w:b w:val="0"/>
-        </w:rPr>
-        <w:t>/procedure/result/limit frame and a calculator when needed. Ask students to identify the first step before completing the whole trace.</w:t>
+        <w:t>Teacher explanation: Source freshness is confounded with procedure. Provide both the same eligible current sources or report the unequal comparison without isolating method.</w:t>
       </w:r>
     </w:p>
     <w:p>
       <w:pPr>
-        <w:spacing w:line="336" w:lineRule="auto" w:after="180"/>
-      </w:pPr>
-      <w:r>
-        <w:rPr>
-          <w:b w:val="0"/>
-        </w:rPr>
-        <w:t xml:space="preserve">Extension: compare two concrete variants of this </w:t>
-      </w:r>
-      <w:r>
-        <w:rPr>
-          <w:b/>
-        </w:rPr>
-        <w:t>mechanism</w:t>
-      </w:r>
-      <w:r>
-        <w:rPr>
-          <w:b w:val="0"/>
-        </w:rPr>
-        <w:t xml:space="preserve"> while holding unrelated conditions fixed; report both successful and unsuccessful outcomes.</w:t>
+        <w:pStyle w:val="Heading2"/>
+      </w:pPr>
+      <w:r>
+        <w:t>W3 Audit the limit</w:t>
       </w:r>
     </w:p>
     <w:p>
@@ -3862,19 +4457,19 @@
         <w:rPr>
           <w:b w:val="0"/>
         </w:rPr>
-        <w:t xml:space="preserve">Next connection: Experimental units and independence. Preserve the current case record and retrieve its </w:t>
+        <w:t xml:space="preserve">A report omits this qualification: A </w:t>
       </w:r>
       <w:r>
         <w:rPr>
           <w:b/>
         </w:rPr>
-        <w:t>evidence</w:t>
+        <w:t>baseline</w:t>
       </w:r>
       <w:r>
         <w:rPr>
           <w:b w:val="0"/>
         </w:rPr>
-        <w:t xml:space="preserve"> boundary before moving on.</w:t>
+        <w:t xml:space="preserve"> is credible relative to the task, not merely a procedure easy to outperform. Explain how omitting it could change a reader's interpretation, and write an accurate replacement.</w:t>
       </w:r>
     </w:p>
     <w:p>
@@ -3885,15 +4480,615 @@
         <w:rPr>
           <w:b w:val="0"/>
         </w:rPr>
-        <w:t>Retain the project ledger and assess a changed case after support. Check the relevant prerequisite before carrying this component forward.</w:t>
+        <w:t xml:space="preserve">Teacher explanation: A </w:t>
+      </w:r>
+      <w:r>
+        <w:rPr>
+          <w:b/>
+        </w:rPr>
+        <w:t>baseline</w:t>
+      </w:r>
+      <w:r>
+        <w:rPr>
+          <w:b w:val="0"/>
+        </w:rPr>
+        <w:t xml:space="preserve"> is credible relative to the task, not merely a procedure easy to outperform.</w:t>
       </w:r>
     </w:p>
     <w:p>
       <w:pPr>
+        <w:spacing w:line="336" w:lineRule="auto" w:after="180"/>
+      </w:pPr>
+      <w:r>
+        <w:rPr>
+          <w:b w:val="0"/>
+        </w:rPr>
+        <w:t xml:space="preserve">State the observed result separately from the unverified or out-of-scope claim; preserve the original </w:t>
+      </w:r>
+      <w:r>
+        <w:rPr>
+          <w:b/>
+        </w:rPr>
+        <w:t>evidence</w:t>
+      </w:r>
+      <w:r>
+        <w:rPr>
+          <w:b w:val="0"/>
+        </w:rPr>
+        <w:t xml:space="preserve"> rather than inventing a missing fact.</w:t>
+      </w:r>
+    </w:p>
+    <w:p>
+      <w:pPr>
+        <w:pStyle w:val="Heading2"/>
+      </w:pPr>
+      <w:r>
+        <w:t>W5 Design a revealing follow-up</w:t>
+      </w:r>
+    </w:p>
+    <w:p>
+      <w:pPr>
+        <w:spacing w:line="336" w:lineRule="auto" w:after="180"/>
+      </w:pPr>
+      <w:r>
+        <w:rPr>
+          <w:b w:val="0"/>
+        </w:rPr>
+        <w:t>For the worked scenario, propose one additional case that could reveal a failure, describe its expected outcome before running it, and explain what would need to remain fixed for a fair comparison.</w:t>
+      </w:r>
+    </w:p>
+    <w:p>
+      <w:pPr>
+        <w:spacing w:line="336" w:lineRule="auto" w:after="180"/>
+      </w:pPr>
+      <w:r>
+        <w:rPr>
+          <w:b w:val="0"/>
+        </w:rPr>
+        <w:t>Do not reuse W4 as a new final test after receiving feedback.</w:t>
+      </w:r>
+    </w:p>
+    <w:p>
+      <w:pPr>
+        <w:spacing w:line="336" w:lineRule="auto" w:after="180"/>
+      </w:pPr>
+      <w:r>
+        <w:rPr>
+          <w:b w:val="0"/>
+        </w:rPr>
+        <w:t xml:space="preserve">Teacher explanation: Accept a concrete variant of the worked </w:t>
+      </w:r>
+      <w:r>
+        <w:rPr>
+          <w:b/>
+        </w:rPr>
+        <w:t>input</w:t>
+      </w:r>
+      <w:r>
+        <w:rPr>
+          <w:b w:val="0"/>
+        </w:rPr>
+        <w:t xml:space="preserve"> or a missing/conflicting/boundary condition, with an expectation derived from the declared procedure.</w:t>
+      </w:r>
+    </w:p>
+    <w:p>
+      <w:pPr>
+        <w:spacing w:line="336" w:lineRule="auto" w:after="180"/>
+      </w:pPr>
+      <w:r>
+        <w:rPr>
+          <w:b w:val="0"/>
+        </w:rPr>
+        <w:t xml:space="preserve">Require preserved settings, original </w:t>
+      </w:r>
+      <w:r>
+        <w:rPr>
+          <w:b/>
+        </w:rPr>
+        <w:t>output</w:t>
+      </w:r>
+      <w:r>
+        <w:rPr>
+          <w:b w:val="0"/>
+        </w:rPr>
+        <w:t xml:space="preserve">s and data roles. A </w:t>
+      </w:r>
+      <w:r>
+        <w:rPr>
+          <w:b/>
+        </w:rPr>
+        <w:t>baseline</w:t>
+      </w:r>
+      <w:r>
+        <w:rPr>
+          <w:b w:val="0"/>
+        </w:rPr>
+        <w:t xml:space="preserve"> is credible relative to the task, not merely a procedure easy to outperform.</w:t>
+      </w:r>
+    </w:p>
+    <w:p>
+      <w:pPr>
+        <w:spacing w:line="336" w:lineRule="auto" w:after="180"/>
+      </w:pPr>
+      <w:r>
+        <w:rPr>
+          <w:b w:val="0"/>
+        </w:rPr>
+        <w:t xml:space="preserve">The new case should test this particular </w:t>
+      </w:r>
+      <w:r>
+        <w:rPr>
+          <w:b/>
+        </w:rPr>
+        <w:t>mechanism</w:t>
+      </w:r>
+      <w:r>
+        <w:rPr>
+          <w:b w:val="0"/>
+        </w:rPr>
+        <w:t xml:space="preserve"> rather than merely restate the original result.</w:t>
+      </w:r>
+    </w:p>
+    <w:p>
+      <w:pPr>
+        <w:pStyle w:val="Heading2"/>
+      </w:pPr>
+      <w:r>
+        <w:t>Earlier wording, alternatives and picture transcripts · reference / check after trying</w:t>
+      </w:r>
+    </w:p>
+    <w:p>
+      <w:pPr>
         <w:pStyle w:val="Heading3"/>
       </w:pPr>
       <w:r>
-        <w:t>Plan the delayed return</w:t>
+        <w:t>Guided and exit questions</w:t>
+      </w:r>
+    </w:p>
+    <w:p>
+      <w:pPr>
+        <w:spacing w:line="336" w:lineRule="auto" w:after="180"/>
+      </w:pPr>
+      <w:r>
+        <w:rPr>
+          <w:b w:val="0"/>
+        </w:rPr>
+        <w:t>Guided: Source freshness is confounded with procedure. Provide both the same eligible current sources or report the unequal comparison without isolating method.</w:t>
+      </w:r>
+    </w:p>
+    <w:p>
+      <w:pPr>
+        <w:spacing w:line="336" w:lineRule="auto" w:after="180"/>
+      </w:pPr>
+      <w:r>
+        <w:rPr>
+          <w:b w:val="0"/>
+        </w:rPr>
+        <w:t xml:space="preserve">Qualification: A </w:t>
+      </w:r>
+      <w:r>
+        <w:rPr>
+          <w:b/>
+        </w:rPr>
+        <w:t>baseline</w:t>
+      </w:r>
+      <w:r>
+        <w:rPr>
+          <w:b w:val="0"/>
+        </w:rPr>
+        <w:t xml:space="preserve"> is credible relative to the task, not merely a procedure easy to outperform.</w:t>
+      </w:r>
+    </w:p>
+    <w:p>
+      <w:pPr>
+        <w:spacing w:line="336" w:lineRule="auto" w:after="180"/>
+      </w:pPr>
+      <w:r>
+        <w:rPr>
+          <w:b w:val="0"/>
+        </w:rPr>
+        <w:t xml:space="preserve">Exit: accept a concrete variation with its predicted outcome and a stated condition that would challenge the </w:t>
+      </w:r>
+      <w:r>
+        <w:rPr>
+          <w:b/>
+        </w:rPr>
+        <w:t>mechanism</w:t>
+      </w:r>
+      <w:r>
+        <w:rPr>
+          <w:b w:val="0"/>
+        </w:rPr>
+        <w:t xml:space="preserve">; reject a claim resting on unmeasured </w:t>
+      </w:r>
+      <w:r>
+        <w:rPr>
+          <w:b/>
+        </w:rPr>
+        <w:t>evidence</w:t>
+      </w:r>
+      <w:r>
+        <w:rPr>
+          <w:b w:val="0"/>
+        </w:rPr>
+        <w:t>.</w:t>
+      </w:r>
+    </w:p>
+    <w:p>
+      <w:pPr>
+        <w:pStyle w:val="Heading3"/>
+      </w:pPr>
+      <w:r>
+        <w:t>W1 Explain the mechanism</w:t>
+      </w:r>
+    </w:p>
+    <w:p>
+      <w:pPr>
+        <w:pStyle w:val="Heading3"/>
+      </w:pPr>
+      <w:r>
+        <w:t>W2 Trace the worked case</w:t>
+      </w:r>
+    </w:p>
+    <w:p>
+      <w:pPr>
+        <w:pStyle w:val="Heading3"/>
+      </w:pPr>
+      <w:r>
+        <w:t>W3 Audit the limit</w:t>
+      </w:r>
+    </w:p>
+    <w:p>
+      <w:pPr>
+        <w:pStyle w:val="Heading3"/>
+      </w:pPr>
+      <w:r>
+        <w:t>W4 Apply a new case independently</w:t>
+      </w:r>
+    </w:p>
+    <w:p>
+      <w:pPr>
+        <w:spacing w:line="336" w:lineRule="auto" w:after="180"/>
+      </w:pPr>
+      <w:r>
+        <w:rPr>
+          <w:b w:val="0"/>
+        </w:rPr>
+        <w:t xml:space="preserve">Model uses 12 seconds and </w:t>
+      </w:r>
+      <w:r>
+        <w:rPr>
+          <w:b/>
+        </w:rPr>
+        <w:t>baseline</w:t>
+      </w:r>
+      <w:r>
+        <w:rPr>
+          <w:b w:val="0"/>
+        </w:rPr>
+        <w:t xml:space="preserve"> 2 on each case. Task has a 3-second budget. How should results be framed?</w:t>
+      </w:r>
+    </w:p>
+    <w:p>
+      <w:pPr>
+        <w:spacing w:line="336" w:lineRule="auto" w:after="180"/>
+      </w:pPr>
+      <w:r>
+        <w:rPr>
+          <w:b w:val="0"/>
+        </w:rPr>
+        <w:t>Teacher explanation: The model exceeds the task budget even if quality rises. Compare complete procedures under declared budgets or use matched time limits.</w:t>
+      </w:r>
+    </w:p>
+    <w:p>
+      <w:pPr>
+        <w:pStyle w:val="Heading3"/>
+      </w:pPr>
+      <w:r>
+        <w:t>W5 Design a revealing follow-up</w:t>
+      </w:r>
+    </w:p>
+    <w:p>
+      <w:pPr>
+        <w:pStyle w:val="Heading3"/>
+      </w:pPr>
+      <w:r>
+        <w:t>Independent assessment and fresh retry</w:t>
+      </w:r>
+    </w:p>
+    <w:p>
+      <w:pPr>
+        <w:spacing w:line="336" w:lineRule="auto" w:after="180"/>
+      </w:pPr>
+      <w:r>
+        <w:rPr>
+          <w:b w:val="0"/>
+        </w:rPr>
+        <w:t>W4: The model exceeds the task budget even if quality rises. Compare complete procedures under declared budgets or use matched time limits. Require intermediate reasoning and the stated scope.</w:t>
+      </w:r>
+    </w:p>
+    <w:p>
+      <w:pPr>
+        <w:spacing w:line="336" w:lineRule="auto" w:after="180"/>
+      </w:pPr>
+      <w:r>
+        <w:rPr>
+          <w:b w:val="0"/>
+        </w:rPr>
+        <w:t xml:space="preserve">Fresh retry: Candidate receives full source, </w:t>
+      </w:r>
+      <w:r>
+        <w:rPr>
+          <w:b/>
+        </w:rPr>
+        <w:t>baseline</w:t>
+      </w:r>
+      <w:r>
+        <w:rPr>
+          <w:b w:val="0"/>
+        </w:rPr>
+        <w:t xml:space="preserve"> only title. Expected reasoning: </w:t>
+      </w:r>
+      <w:r>
+        <w:rPr>
+          <w:b/>
+        </w:rPr>
+        <w:t>Evidence</w:t>
+      </w:r>
+      <w:r>
+        <w:rPr>
+          <w:b w:val="0"/>
+        </w:rPr>
+        <w:t xml:space="preserve"> availability differs. Equalise access before attributing gains to the candidate method.</w:t>
+      </w:r>
+    </w:p>
+    <w:p>
+      <w:pPr>
+        <w:spacing w:line="336" w:lineRule="auto" w:after="180"/>
+      </w:pPr>
+      <w:r>
+        <w:rPr>
+          <w:b w:val="0"/>
+        </w:rPr>
+        <w:t>If students need support, record it and reassess with another new case rather than awarding independence to a copied answer.</w:t>
+      </w:r>
+    </w:p>
+    <w:p>
+      <w:pPr>
+        <w:pStyle w:val="Heading3"/>
+      </w:pPr>
+      <w:r>
+        <w:t>Assess independent transfer</w:t>
+      </w:r>
+    </w:p>
+    <w:p>
+      <w:pPr>
+        <w:pStyle w:val="Heading3"/>
+      </w:pPr>
+      <w:r>
+        <w:t>Selected case answer</w:t>
+      </w:r>
+    </w:p>
+    <w:p>
+      <w:pPr>
+        <w:pStyle w:val="Heading3"/>
+      </w:pPr>
+      <w:r>
+        <w:t>Feedback that the learner uses</w:t>
+      </w:r>
+    </w:p>
+    <w:p>
+      <w:pPr>
+        <w:pStyle w:val="Heading1"/>
+      </w:pPr>
+      <w:r>
+        <w:t>06. Connect, support and revisit research reasoning</w:t>
+      </w:r>
+    </w:p>
+    <w:p>
+      <w:r>
+        <w:t>Use saved evidence and assumptions to choose the next question.</w:t>
+      </w:r>
+    </w:p>
+    <w:p>
+      <w:pPr>
+        <w:pStyle w:val="Heading2"/>
+      </w:pPr>
+      <w:r>
+        <w:t>Project and next-week bridge</w:t>
+      </w:r>
+    </w:p>
+    <w:p>
+      <w:pPr>
+        <w:spacing w:line="336" w:lineRule="auto" w:after="180"/>
+      </w:pPr>
+      <w:r>
+        <w:rPr>
+          <w:b w:val="0"/>
+        </w:rPr>
+        <w:t xml:space="preserve">Add a labelled </w:t>
+      </w:r>
+      <w:r>
+        <w:rPr>
+          <w:b/>
+        </w:rPr>
+        <w:t>baseline</w:t>
+      </w:r>
+      <w:r>
+        <w:rPr>
+          <w:b w:val="0"/>
+        </w:rPr>
+        <w:t xml:space="preserve">s and fair comparisons </w:t>
+      </w:r>
+      <w:r>
+        <w:rPr>
+          <w:b/>
+        </w:rPr>
+        <w:t>evidence</w:t>
+      </w:r>
+      <w:r>
+        <w:rPr>
+          <w:b w:val="0"/>
+        </w:rPr>
+        <w:t xml:space="preserve"> sheet to Reproducible AI Research Study. Show how you can explain the </w:t>
+      </w:r>
+      <w:r>
+        <w:rPr>
+          <w:b/>
+        </w:rPr>
+        <w:t>mechanism</w:t>
+      </w:r>
+      <w:r>
+        <w:rPr>
+          <w:b w:val="0"/>
+        </w:rPr>
+        <w:t xml:space="preserve"> and terminology of </w:t>
+      </w:r>
+      <w:r>
+        <w:rPr>
+          <w:b/>
+        </w:rPr>
+        <w:t>baseline</w:t>
+      </w:r>
+      <w:r>
+        <w:rPr>
+          <w:b w:val="0"/>
+        </w:rPr>
+        <w:t>s and fair comparisons.</w:t>
+      </w:r>
+    </w:p>
+    <w:p>
+      <w:pPr>
+        <w:spacing w:line="336" w:lineRule="auto" w:after="180"/>
+      </w:pPr>
+      <w:r>
+        <w:rPr>
+          <w:b w:val="0"/>
+        </w:rPr>
+        <w:t xml:space="preserve">Use the supplied fictional case and keep its </w:t>
+      </w:r>
+      <w:r>
+        <w:rPr>
+          <w:b/>
+        </w:rPr>
+        <w:t>input</w:t>
+      </w:r>
+      <w:r>
+        <w:rPr>
+          <w:b w:val="0"/>
+        </w:rPr>
+        <w:t xml:space="preserve">s, intermediate steps, calculation or </w:t>
+      </w:r>
+      <w:r>
+        <w:rPr>
+          <w:b/>
+        </w:rPr>
+        <w:t>prediction</w:t>
+      </w:r>
+      <w:r>
+        <w:rPr>
+          <w:b w:val="0"/>
+        </w:rPr>
+        <w:t>, and limitation. Connect this record to last week’s record; a matching answer without a trace is insufficient.</w:t>
+      </w:r>
+    </w:p>
+    <w:p>
+      <w:pPr>
+        <w:spacing w:line="336" w:lineRule="auto" w:after="180"/>
+      </w:pPr>
+      <w:r>
+        <w:rPr>
+          <w:b w:val="0"/>
+        </w:rPr>
+        <w:t xml:space="preserve">Provide an </w:t>
+      </w:r>
+      <w:r>
+        <w:rPr>
+          <w:b/>
+        </w:rPr>
+        <w:t>input</w:t>
+      </w:r>
+      <w:r>
+        <w:rPr>
+          <w:b w:val="0"/>
+        </w:rPr>
+        <w:t>/procedure/result/limit frame and a calculator when needed. Ask students to identify the first step before completing the whole trace.</w:t>
+      </w:r>
+    </w:p>
+    <w:p>
+      <w:pPr>
+        <w:spacing w:line="336" w:lineRule="auto" w:after="180"/>
+      </w:pPr>
+      <w:r>
+        <w:rPr>
+          <w:b w:val="0"/>
+        </w:rPr>
+        <w:t xml:space="preserve">Extension: compare two concrete variants of this </w:t>
+      </w:r>
+      <w:r>
+        <w:rPr>
+          <w:b/>
+        </w:rPr>
+        <w:t>mechanism</w:t>
+      </w:r>
+      <w:r>
+        <w:rPr>
+          <w:b w:val="0"/>
+        </w:rPr>
+        <w:t xml:space="preserve"> while holding unrelated conditions fixed; report both successful and unsuccessful outcomes.</w:t>
+      </w:r>
+    </w:p>
+    <w:p>
+      <w:pPr>
+        <w:spacing w:line="336" w:lineRule="auto" w:after="180"/>
+      </w:pPr>
+      <w:r>
+        <w:rPr>
+          <w:b w:val="0"/>
+        </w:rPr>
+        <w:t xml:space="preserve">Next connection: Experimental units and independence. Preserve the current case record and retrieve its </w:t>
+      </w:r>
+      <w:r>
+        <w:rPr>
+          <w:b/>
+        </w:rPr>
+        <w:t>evidence</w:t>
+      </w:r>
+      <w:r>
+        <w:rPr>
+          <w:b w:val="0"/>
+        </w:rPr>
+        <w:t xml:space="preserve"> boundary before moving on.</w:t>
+      </w:r>
+    </w:p>
+    <w:p>
+      <w:pPr>
+        <w:spacing w:line="336" w:lineRule="auto" w:after="180"/>
+      </w:pPr>
+      <w:r>
+        <w:rPr>
+          <w:b w:val="0"/>
+        </w:rPr>
+        <w:t>Retain the project ledger and assess a changed case after support. Check the relevant prerequisite before carrying this component forward.</w:t>
+      </w:r>
+    </w:p>
+    <w:p>
+      <w:pPr>
+        <w:spacing w:line="336" w:lineRule="auto" w:after="180"/>
+      </w:pPr>
+      <w:r>
+        <w:rPr>
+          <w:b w:val="0"/>
+        </w:rPr>
+        <w:t>For the Reproducible AI Research Study, retain an annotated worked trace and the changed-case reasoning. Connect the claim to its records, units and assumptions so another investigator can challenge or reproduce it.</w:t>
+      </w:r>
+    </w:p>
+    <w:p>
+      <w:pPr>
+        <w:pStyle w:val="Heading2"/>
+      </w:pPr>
+      <w:r>
+        <w:t>Delayed return and support record</w:t>
       </w:r>
     </w:p>
     <w:p>
@@ -4110,48 +5305,60 @@
     </w:p>
     <w:p>
       <w:pPr>
-        <w:pStyle w:val="Heading3"/>
-      </w:pPr>
-      <w:r>
-        <w:t>Project evidence from this case</w:t>
+        <w:pStyle w:val="Heading2"/>
+      </w:pPr>
+      <w:r>
+        <w:t>Earlier wording, alternatives and picture transcripts · reference / check after trying</w:t>
       </w:r>
     </w:p>
     <w:p>
       <w:pPr>
-        <w:spacing w:line="336" w:lineRule="auto" w:after="180"/>
-      </w:pPr>
-      <w:r>
-        <w:rPr>
-          <w:b w:val="0"/>
-        </w:rPr>
-        <w:t>For the Reproducible AI Research Study, retain an annotated worked trace and the changed-case reasoning. Connect the claim to its records, units and assumptions so another investigator can challenge or reproduce it.</w:t>
+        <w:pStyle w:val="Heading3"/>
+      </w:pPr>
+      <w:r>
+        <w:t>Plan the delayed return</w:t>
       </w:r>
     </w:p>
     <w:p>
       <w:pPr>
-        <w:pStyle w:val="Heading1"/>
-      </w:pPr>
-      <w:r>
-        <w:t>07. Prepare, teach and assess</w:t>
+        <w:pStyle w:val="Heading3"/>
+      </w:pPr>
+      <w:r>
+        <w:t>Project evidence from this case</w:t>
       </w:r>
     </w:p>
     <w:p>
-      <w:r>
-        <w:t>Use this preparation summary alongside the detailed Baselines and fair comparisons lesson; it is a checklist rather than a replacement for the full sequence.</w:t>
+      <w:pPr>
+        <w:pStyle w:val="Heading1"/>
+      </w:pPr>
+      <w:r>
+        <w:t>Reference bank and extra practice</w:t>
       </w:r>
     </w:p>
     <w:p>
       <w:pPr>
-        <w:pStyle w:val="Heading3"/>
-      </w:pPr>
-      <w:r>
-        <w:t>Teaching target</w:t>
+        <w:pStyle w:val="Heading1"/>
+      </w:pPr>
+      <w:r>
+        <w:t>07. Reference · Alternative planning checklist</w:t>
       </w:r>
     </w:p>
     <w:p>
+      <w:r>
+        <w:t>Use alongside the main route when helpful.</w:t>
+      </w:r>
+    </w:p>
+    <w:p>
+      <w:pPr>
+        <w:pStyle w:val="Heading2"/>
+      </w:pPr>
+      <w:r>
+        <w:t>Planning,assessment and project reminders</w:t>
+      </w:r>
+    </w:p>
+    <w:p>
       <w:pPr>
         <w:spacing w:line="336" w:lineRule="auto" w:after="180"/>
-        <w:shd w:fill="EDF7F3"/>
       </w:pPr>
       <w:r>
         <w:rPr>
@@ -4375,22 +5582,36 @@
     </w:p>
     <w:p>
       <w:pPr>
-        <w:pStyle w:val="Heading3"/>
-      </w:pPr>
-      <w:r>
-        <w:t>Supported practice answer</w:t>
+        <w:spacing w:line="336" w:lineRule="auto" w:after="180"/>
+      </w:pPr>
+      <w:r>
+        <w:rPr>
+          <w:b w:val="0"/>
+        </w:rPr>
+        <w:t>Reasoned practice answer: Teacher explanation: Source freshness is confounded with procedure. Provide both the same eligible current sources or report the unequal comparison without isolating method.</w:t>
       </w:r>
     </w:p>
     <w:p>
       <w:pPr>
         <w:spacing w:line="336" w:lineRule="auto" w:after="180"/>
-        <w:shd w:fill="F1F6FC"/>
       </w:pPr>
       <w:r>
         <w:rPr>
           <w:b w:val="0"/>
         </w:rPr>
-        <w:t>Reasoned practice answer: Teacher explanation: Source freshness is confounded with procedure. Provide both the same eligible current sources or report the unequal comparison without isolating method.</w:t>
+        <w:t xml:space="preserve">Check every learner before discussion: Use the worked case for </w:t>
+      </w:r>
+      <w:r>
+        <w:rPr>
+          <w:b/>
+        </w:rPr>
+        <w:t>Baseline</w:t>
+      </w:r>
+      <w:r>
+        <w:rPr>
+          <w:b w:val="0"/>
+        </w:rPr>
+        <w:t>s and fair comparisons. Proposed explanation: “The worked result establishes every future case”. Decide whether this explanation is supported.</w:t>
       </w:r>
     </w:p>
     <w:p>
@@ -4401,19 +5622,7 @@
         <w:rPr>
           <w:b w:val="0"/>
         </w:rPr>
-        <w:t xml:space="preserve">Check every learner before discussion: Use the worked case for </w:t>
-      </w:r>
-      <w:r>
-        <w:rPr>
-          <w:b/>
-        </w:rPr>
-        <w:t>Baseline</w:t>
-      </w:r>
-      <w:r>
-        <w:rPr>
-          <w:b w:val="0"/>
-        </w:rPr>
-        <w:t>s and fair comparisons. Proposed explanation: “The worked result establishes every future case”. Decide whether this explanation is supported.</w:t>
+        <w:t>Point to the step or supplied fact that decides; explain your repair if needed.</w:t>
       </w:r>
     </w:p>
     <w:p>
@@ -4424,129 +5633,81 @@
         <w:rPr>
           <w:b w:val="0"/>
         </w:rPr>
-        <w:t>Point to the step or supplied fact that decides; explain your repair if needed.</w:t>
+        <w:t xml:space="preserve">Misconception repair: A </w:t>
+      </w:r>
+      <w:r>
+        <w:rPr>
+          <w:b/>
+        </w:rPr>
+        <w:t>baseline</w:t>
+      </w:r>
+      <w:r>
+        <w:rPr>
+          <w:b w:val="0"/>
+        </w:rPr>
+        <w:t xml:space="preserve"> is credible relative to the task, not merely a procedure easy to outperform.</w:t>
       </w:r>
     </w:p>
     <w:p>
       <w:pPr>
-        <w:pStyle w:val="Heading3"/>
-      </w:pPr>
-      <w:r>
-        <w:t>Repair the misconception</w:t>
+        <w:spacing w:line="336" w:lineRule="auto" w:after="180"/>
+      </w:pPr>
+      <w:r>
+        <w:rPr>
+          <w:b w:val="0"/>
+        </w:rPr>
+        <w:t xml:space="preserve">Support: read the exact case aloud, enlarge the labelled picture, supply </w:t>
+      </w:r>
+      <w:r>
+        <w:rPr>
+          <w:b/>
+        </w:rPr>
+        <w:t>input</w:t>
+      </w:r>
+      <w:r>
+        <w:rPr>
+          <w:b w:val="0"/>
+        </w:rPr>
+        <w:t xml:space="preserve"> cards and model only the first deciding step. Accept a spoken explanation or drawing; retain the reasoning goal.</w:t>
       </w:r>
     </w:p>
     <w:p>
       <w:pPr>
         <w:spacing w:line="336" w:lineRule="auto" w:after="180"/>
-        <w:shd w:fill="FFF5E6"/>
       </w:pPr>
       <w:r>
         <w:rPr>
           <w:b w:val="0"/>
         </w:rPr>
-        <w:t xml:space="preserve">Misconception repair: A </w:t>
+        <w:t xml:space="preserve">Extension: Give B the answer key before testing. Require a </w:t>
       </w:r>
       <w:r>
         <w:rPr>
           <w:b/>
         </w:rPr>
-        <w:t>baseline</w:t>
+        <w:t>prediction</w:t>
       </w:r>
       <w:r>
         <w:rPr>
           <w:b w:val="0"/>
         </w:rPr>
-        <w:t xml:space="preserve"> is credible relative to the task, not merely a procedure easy to outperform.</w:t>
+        <w:t xml:space="preserve"> and a reason before comparing. Expected result: The resulting comparison is invalid as unseen evaluation.</w:t>
       </w:r>
     </w:p>
     <w:p>
       <w:pPr>
-        <w:pStyle w:val="Heading3"/>
-      </w:pPr>
-      <w:r>
-        <w:t>Support without giving away the answer</w:t>
+        <w:spacing w:line="336" w:lineRule="auto" w:after="180"/>
+      </w:pPr>
+      <w:r>
+        <w:rPr>
+          <w:b w:val="0"/>
+        </w:rPr>
+        <w:t>Reason: B would receive privileged information that A did not receive.</w:t>
       </w:r>
     </w:p>
     <w:p>
       <w:pPr>
         <w:spacing w:line="336" w:lineRule="auto" w:after="180"/>
-        <w:shd w:fill="F1F6F8"/>
-      </w:pPr>
-      <w:r>
-        <w:rPr>
-          <w:b w:val="0"/>
-        </w:rPr>
-        <w:t xml:space="preserve">Support: read the exact case aloud, enlarge the labelled picture, supply </w:t>
-      </w:r>
-      <w:r>
-        <w:rPr>
-          <w:b/>
-        </w:rPr>
-        <w:t>input</w:t>
-      </w:r>
-      <w:r>
-        <w:rPr>
-          <w:b w:val="0"/>
-        </w:rPr>
-        <w:t xml:space="preserve"> cards and model only the first deciding step. Accept a spoken explanation or drawing; retain the reasoning goal.</w:t>
-      </w:r>
-    </w:p>
-    <w:p>
-      <w:pPr>
-        <w:pStyle w:val="Heading3"/>
-      </w:pPr>
-      <w:r>
-        <w:t>Extend the reasoning</w:t>
-      </w:r>
-    </w:p>
-    <w:p>
-      <w:pPr>
-        <w:spacing w:line="336" w:lineRule="auto" w:after="180"/>
-        <w:shd w:fill="F5F1FB"/>
-      </w:pPr>
-      <w:r>
-        <w:rPr>
-          <w:b w:val="0"/>
-        </w:rPr>
-        <w:t xml:space="preserve">Extension: Give B the answer key before testing. Require a </w:t>
-      </w:r>
-      <w:r>
-        <w:rPr>
-          <w:b/>
-        </w:rPr>
-        <w:t>prediction</w:t>
-      </w:r>
-      <w:r>
-        <w:rPr>
-          <w:b w:val="0"/>
-        </w:rPr>
-        <w:t xml:space="preserve"> and a reason before comparing. Expected result: The resulting comparison is invalid as unseen evaluation.</w:t>
-      </w:r>
-    </w:p>
-    <w:p>
-      <w:pPr>
-        <w:spacing w:line="336" w:lineRule="auto" w:after="180"/>
-        <w:shd w:fill="F5F1FB"/>
-      </w:pPr>
-      <w:r>
-        <w:rPr>
-          <w:b w:val="0"/>
-        </w:rPr>
-        <w:t>Reason: B would receive privileged information that A did not receive.</w:t>
-      </w:r>
-    </w:p>
-    <w:p>
-      <w:pPr>
-        <w:pStyle w:val="Heading3"/>
-      </w:pPr>
-      <w:r>
-        <w:t>Protect the independent attempt</w:t>
-      </w:r>
-    </w:p>
-    <w:p>
-      <w:pPr>
-        <w:spacing w:line="336" w:lineRule="auto" w:after="180"/>
-        <w:shd w:fill="FFF5E6"/>
       </w:pPr>
       <w:r>
         <w:rPr>
@@ -4741,82 +5902,81 @@
     </w:tbl>
     <w:p>
       <w:pPr>
-        <w:pStyle w:val="Heading3"/>
-      </w:pPr>
-      <w:r>
-        <w:t>Project checkpoint</w:t>
+        <w:spacing w:line="336" w:lineRule="auto" w:after="180"/>
+      </w:pPr>
+      <w:r>
+        <w:rPr>
+          <w:b w:val="0"/>
+        </w:rPr>
+        <w:t xml:space="preserve">Project checkpoint: Make a transparent first version. Keep a trace of how one </w:t>
+      </w:r>
+      <w:r>
+        <w:rPr>
+          <w:b/>
+        </w:rPr>
+        <w:t>input</w:t>
+      </w:r>
+      <w:r>
+        <w:rPr>
+          <w:b w:val="0"/>
+        </w:rPr>
+        <w:t xml:space="preserve"> becomes an </w:t>
+      </w:r>
+      <w:r>
+        <w:rPr>
+          <w:b/>
+        </w:rPr>
+        <w:t>output</w:t>
+      </w:r>
+      <w:r>
+        <w:rPr>
+          <w:b w:val="0"/>
+        </w:rPr>
+        <w:t>; explain the rule or learned component.</w:t>
       </w:r>
     </w:p>
     <w:p>
       <w:pPr>
         <w:spacing w:line="336" w:lineRule="auto" w:after="180"/>
-        <w:shd w:fill="EDF7F3"/>
       </w:pPr>
       <w:r>
         <w:rPr>
           <w:b w:val="0"/>
         </w:rPr>
-        <w:t xml:space="preserve">Project checkpoint: Make a transparent first version. Keep a trace of how one </w:t>
+        <w:t xml:space="preserve">Use the weekly teacher answer for topic-specific reasoning. A saved progress tick is an activity record; judge mastery from the learner’s explanation and </w:t>
       </w:r>
       <w:r>
         <w:rPr>
           <w:b/>
         </w:rPr>
-        <w:t>input</w:t>
+        <w:t>evidence</w:t>
       </w:r>
       <w:r>
         <w:rPr>
           <w:b w:val="0"/>
         </w:rPr>
-        <w:t xml:space="preserve"> becomes an </w:t>
-      </w:r>
-      <w:r>
-        <w:rPr>
-          <w:b/>
-        </w:rPr>
-        <w:t>output</w:t>
-      </w:r>
-      <w:r>
-        <w:rPr>
-          <w:b w:val="0"/>
-        </w:rPr>
-        <w:t>; explain the rule or learned component.</w:t>
+        <w:t>.</w:t>
       </w:r>
     </w:p>
     <w:p>
       <w:pPr>
-        <w:spacing w:line="336" w:lineRule="auto" w:after="180"/>
-      </w:pPr>
-      <w:r>
-        <w:rPr>
-          <w:b w:val="0"/>
-        </w:rPr>
-        <w:t xml:space="preserve">Use the weekly teacher answer for topic-specific reasoning. A saved progress tick is an activity record; judge mastery from the learner’s explanation and </w:t>
-      </w:r>
-      <w:r>
-        <w:rPr>
-          <w:b/>
-        </w:rPr>
-        <w:t>evidence</w:t>
-      </w:r>
-      <w:r>
-        <w:rPr>
-          <w:b w:val="0"/>
-        </w:rPr>
-        <w:t>.</w:t>
+        <w:pStyle w:val="Heading1"/>
+      </w:pPr>
+      <w:r>
+        <w:t>08. Reference · Feedback,labs and repair paths</w:t>
       </w:r>
     </w:p>
     <w:p>
-      <w:pPr>
-        <w:pStyle w:val="Heading1"/>
-      </w:pPr>
-      <w:r>
-        <w:t>08. Use feedback, labs and repair paths</w:t>
+      <w:r>
+        <w:t>Retain the first attempt and the evidence used for a repair.</w:t>
       </w:r>
     </w:p>
     <w:p>
-      <w:r>
-        <w:t>Use feedback, earlier review and portfolios purposefully. Apply the coding routine only when this lesson has an executable lab.</w:t>
+      <w:pPr>
+        <w:pStyle w:val="Heading2"/>
+      </w:pPr>
+      <w:r>
+        <w:t>Feedback and record guidance</w:t>
       </w:r>
     </w:p>
     <w:p>
@@ -4854,40 +6014,42 @@
       </w:r>
     </w:p>
     <w:p>
-      <w:pPr>
-        <w:pStyle w:val="Heading3"/>
-      </w:pPr>
-      <w:r>
-        <w:t>For later coding lessons</w:t>
+      <w:r>
+        <w:t>This week has no code block. Use this routine when a later lesson includes an executable lab.</w:t>
       </w:r>
     </w:p>
     <w:p>
-      <w:r>
-        <w:t>This week has no code block. Use this routine when a later lesson includes an executable lab.</w:t>
+      <w:pPr>
+        <w:spacing w:line="336" w:lineRule="auto" w:after="180"/>
+      </w:pPr>
+      <w:r>
+        <w:rPr>
+          <w:b w:val="0"/>
+        </w:rPr>
+        <w:t xml:space="preserve">Ask students to predict before running code. Preserve errors and actual </w:t>
+      </w:r>
+      <w:r>
+        <w:rPr>
+          <w:b/>
+        </w:rPr>
+        <w:t>output</w:t>
+      </w:r>
+      <w:r>
+        <w:rPr>
+          <w:b w:val="0"/>
+        </w:rPr>
+        <w:t>s; collect a changed test and an explanation. The branch-boundary and indexing lessons deliberately include failure cases.</w:t>
       </w:r>
     </w:p>
     <w:p>
       <w:pPr>
         <w:spacing w:line="336" w:lineRule="auto" w:after="180"/>
-        <w:shd w:fill="F1F6F8"/>
       </w:pPr>
       <w:r>
         <w:rPr>
           <w:b w:val="0"/>
         </w:rPr>
-        <w:t xml:space="preserve">Ask students to predict before running code. Preserve errors and actual </w:t>
-      </w:r>
-      <w:r>
-        <w:rPr>
-          <w:b/>
-        </w:rPr>
-        <w:t>output</w:t>
-      </w:r>
-      <w:r>
-        <w:rPr>
-          <w:b w:val="0"/>
-        </w:rPr>
-        <w:t>s; collect a changed test and an explanation. The branch-boundary and indexing lessons deliberately include failure cases.</w:t>
+        <w:t>Use the earlier worked-explanation links to address a specific missing building block, then return to the current question. Adapt this suggestion after observing the learner; it is not an automatic diagnosis.</w:t>
       </w:r>
     </w:p>
     <w:p>
@@ -4898,71 +6060,37 @@
         <w:rPr>
           <w:b w:val="0"/>
         </w:rPr>
-        <w:t>Use the earlier worked-explanation links to address a specific missing building block, then return to the current question. Adapt this suggestion after observing the learner; it is not an automatic diagnosis.</w:t>
+        <w:t xml:space="preserve">Collect the completed-work portfolio as </w:t>
+      </w:r>
+      <w:r>
+        <w:rPr>
+          <w:b/>
+        </w:rPr>
+        <w:t>evidence</w:t>
+      </w:r>
+      <w:r>
+        <w:rPr>
+          <w:b w:val="0"/>
+        </w:rPr>
+        <w:t>. Record support separately from correctness, and assess explanation, trace/test and limitations. Progress ticks and quiz selections alone do not establish mastery.</w:t>
       </w:r>
     </w:p>
     <w:p>
       <w:pPr>
-        <w:spacing w:line="336" w:lineRule="auto" w:after="180"/>
-      </w:pPr>
-      <w:r>
-        <w:rPr>
-          <w:b w:val="0"/>
-        </w:rPr>
-        <w:t xml:space="preserve">Collect the completed-work portfolio as </w:t>
-      </w:r>
-      <w:r>
-        <w:rPr>
-          <w:b/>
-        </w:rPr>
-        <w:t>evidence</w:t>
-      </w:r>
-      <w:r>
-        <w:rPr>
-          <w:b w:val="0"/>
-        </w:rPr>
-        <w:t>. Record support separately from correctness, and assess explanation, trace/test and limitations. Progress ticks and quiz selections alone do not establish mastery.</w:t>
+        <w:pStyle w:val="Heading1"/>
+      </w:pPr>
+      <w:r>
+        <w:t>09. Reference · Teach with the six pictures</w:t>
       </w:r>
     </w:p>
     <w:p>
-      <w:pPr>
-        <w:pStyle w:val="Heading1"/>
-      </w:pPr>
-      <w:r>
-        <w:t>09. Visual concept journey</w:t>
+      <w:r>
+        <w:t>Choose one picture for a particular reasoning move.</w:t>
       </w:r>
     </w:p>
     <w:p>
-      <w:r>
-        <w:t>Show one Baselines and fair comparisons graphic at a time, request a prediction and discuss its trace before the independent assessment.</w:t>
-      </w:r>
-    </w:p>
-    <w:p>
-      <w:pPr>
-        <w:spacing w:line="336" w:lineRule="auto" w:after="180"/>
-      </w:pPr>
-      <w:r>
-        <w:rPr>
-          <w:b w:val="0"/>
-        </w:rPr>
-        <w:t xml:space="preserve">Use one picture at a time. Hide a worked result before asking for a </w:t>
-      </w:r>
-      <w:r>
-        <w:rPr>
-          <w:b/>
-        </w:rPr>
-        <w:t>prediction</w:t>
-      </w:r>
-      <w:r>
-        <w:rPr>
-          <w:b w:val="0"/>
-        </w:rPr>
-        <w:t>, then reveal it for feedback. These are supported teaching cases; retain the separate independent assessment for a fresh first attempt.</w:t>
-      </w:r>
-    </w:p>
-    <w:p>
-      <w:pPr>
-        <w:pStyle w:val="Heading3"/>
+      <w:pPr>
+        <w:pStyle w:val="Heading2"/>
       </w:pPr>
       <w:r>
         <w:t>01. Baselines and fair comparisons: the case</w:t>
@@ -4973,7 +6101,7 @@
         <w:drawing>
           <wp:inline xmlns:a="http://schemas.openxmlformats.org/drawingml/2006/main" xmlns:pic="http://schemas.openxmlformats.org/drawingml/2006/picture">
             <wp:extent cx="5486400" cy="2834640"/>
-            <wp:docPr id="3" name="Picture 3" descr="A baseline deserves a fair chance. Two classifiers answer the same eight fixed questions with the same allowed sources. Supplied facts: Simple rule A: 6/8 correct. New model B: 7/8 correct. No test case is used to tune either version."/>
+            <wp:docPr id="4" name="Picture 4" descr="A baseline deserves a fair chance. Two classifiers answer the same eight fixed questions with the same allowed sources. Supplied facts: Simple rule A: 6/8 correct. New model B: 7/8 correct. No test case is used to tune either version."/>
             <wp:cNvGraphicFramePr>
               <a:graphicFrameLocks noChangeAspect="1"/>
             </wp:cNvGraphicFramePr>
@@ -4985,7 +6113,7 @@
                     <pic:cNvPicPr/>
                   </pic:nvPicPr>
                   <pic:blipFill>
-                    <a:blip r:embed="rId11"/>
+                    <a:blip r:embed="rId12"/>
                     <a:stretch>
                       <a:fillRect/>
                     </a:stretch>
@@ -5041,7 +6169,6 @@
     <w:p>
       <w:pPr>
         <w:spacing w:line="336" w:lineRule="auto" w:after="180"/>
-        <w:shd w:fill="F5F1FB"/>
       </w:pPr>
       <w:r>
         <w:rPr>
@@ -5052,27 +6179,18 @@
     </w:p>
     <w:p>
       <w:pPr>
-        <w:pStyle w:val="Heading3"/>
-      </w:pPr>
-      <w:r>
-        <w:t>Discuss while showing the picture</w:t>
+        <w:spacing w:line="336" w:lineRule="auto" w:after="180"/>
+      </w:pPr>
+      <w:r>
+        <w:rPr>
+          <w:b w:val="0"/>
+        </w:rPr>
+        <w:t>Teacher prompt: Point to the given fact that matters most. Explain why it matters. Ask learners to describe one label or arrow in ordinary words. Use the adjacent transcript if the image is difficult to see.</w:t>
       </w:r>
     </w:p>
     <w:p>
       <w:pPr>
-        <w:spacing w:line="336" w:lineRule="auto" w:after="180"/>
-        <w:shd w:fill="F1F6F8"/>
-      </w:pPr>
-      <w:r>
-        <w:rPr>
-          <w:b w:val="0"/>
-        </w:rPr>
-        <w:t>Teacher prompt: Point to the given fact that matters most. Explain why it matters. Ask learners to describe one label or arrow in ordinary words. Use the adjacent transcript if the image is difficult to see.</w:t>
-      </w:r>
-    </w:p>
-    <w:p>
-      <w:pPr>
-        <w:pStyle w:val="Heading3"/>
+        <w:pStyle w:val="Heading2"/>
       </w:pPr>
       <w:r>
         <w:t>02. Follow the deciding steps</w:t>
@@ -5083,7 +6201,7 @@
         <w:drawing>
           <wp:inline xmlns:a="http://schemas.openxmlformats.org/drawingml/2006/main" xmlns:pic="http://schemas.openxmlformats.org/drawingml/2006/picture">
             <wp:extent cx="5486400" cy="3182112"/>
-            <wp:docPr id="4" name="Picture 4" descr="Declare baseline: A uses a simple documented rule rather than an intentionally weak placeholder. → Measure fairly: A is 75%; B is 87.5% on the same eight cases. → Interpret cautiously: B adds one correct case here; compare resources and failure types too."/>
+            <wp:docPr id="5" name="Picture 5" descr="Declare baseline: A uses a simple documented rule rather than an intentionally weak placeholder. → Measure fairly: A is 75%; B is 87.5% on the same eight cases. → Interpret cautiously: B adds one correct case here; compare resources and failure types too."/>
             <wp:cNvGraphicFramePr>
               <a:graphicFrameLocks noChangeAspect="1"/>
             </wp:cNvGraphicFramePr>
@@ -5095,7 +6213,7 @@
                     <pic:cNvPicPr/>
                   </pic:nvPicPr>
                   <pic:blipFill>
-                    <a:blip r:embed="rId12"/>
+                    <a:blip r:embed="rId9"/>
                     <a:stretch>
                       <a:fillRect/>
                     </a:stretch>
@@ -5140,7 +6258,6 @@
     <w:p>
       <w:pPr>
         <w:spacing w:line="336" w:lineRule="auto" w:after="180"/>
-        <w:shd w:fill="F5F1FB"/>
       </w:pPr>
       <w:r>
         <w:rPr>
@@ -5163,39 +6280,30 @@
     </w:p>
     <w:p>
       <w:pPr>
-        <w:pStyle w:val="Heading3"/>
-      </w:pPr>
-      <w:r>
-        <w:t>Discuss while showing the picture</w:t>
+        <w:spacing w:line="336" w:lineRule="auto" w:after="180"/>
+      </w:pPr>
+      <w:r>
+        <w:rPr>
+          <w:b w:val="0"/>
+        </w:rPr>
+        <w:t xml:space="preserve">Teacher prompt: Point to each numbered stage and explain which recorded </w:t>
+      </w:r>
+      <w:r>
+        <w:rPr>
+          <w:b/>
+        </w:rPr>
+        <w:t>input</w:t>
+      </w:r>
+      <w:r>
+        <w:rPr>
+          <w:b w:val="0"/>
+        </w:rPr>
+        <w:t xml:space="preserve"> it uses. Ask learners to describe one label or arrow in ordinary words. Use the adjacent transcript if the image is difficult to see.</w:t>
       </w:r>
     </w:p>
     <w:p>
       <w:pPr>
-        <w:spacing w:line="336" w:lineRule="auto" w:after="180"/>
-        <w:shd w:fill="F1F6F8"/>
-      </w:pPr>
-      <w:r>
-        <w:rPr>
-          <w:b w:val="0"/>
-        </w:rPr>
-        <w:t xml:space="preserve">Teacher prompt: Point to each numbered stage and explain which recorded </w:t>
-      </w:r>
-      <w:r>
-        <w:rPr>
-          <w:b/>
-        </w:rPr>
-        <w:t>input</w:t>
-      </w:r>
-      <w:r>
-        <w:rPr>
-          <w:b w:val="0"/>
-        </w:rPr>
-        <w:t xml:space="preserve"> it uses. Ask learners to describe one label or arrow in ordinary words. Use the adjacent transcript if the image is difficult to see.</w:t>
-      </w:r>
-    </w:p>
-    <w:p>
-      <w:pPr>
-        <w:pStyle w:val="Heading3"/>
+        <w:pStyle w:val="Heading2"/>
       </w:pPr>
       <w:r>
         <w:t>03. Two versions on eight shared cases</w:t>
@@ -5206,7 +6314,7 @@
         <w:drawing>
           <wp:inline xmlns:a="http://schemas.openxmlformats.org/drawingml/2006/main" xmlns:pic="http://schemas.openxmlformats.org/drawingml/2006/picture">
             <wp:extent cx="5486400" cy="2834640"/>
-            <wp:docPr id="5" name="Picture 5" descr="Two versions on eight shared cases. Units: correct answers out of 8. A: 6. B: 7."/>
+            <wp:docPr id="6" name="Picture 6" descr="Two versions on eight shared cases. Units: correct answers out of 8. A: 6. B: 7."/>
             <wp:cNvGraphicFramePr>
               <a:graphicFrameLocks noChangeAspect="1"/>
             </wp:cNvGraphicFramePr>
@@ -5251,7 +6359,6 @@
     <w:p>
       <w:pPr>
         <w:spacing w:line="336" w:lineRule="auto" w:after="180"/>
-        <w:shd w:fill="F5F1FB"/>
       </w:pPr>
       <w:r>
         <w:rPr>
@@ -5262,39 +6369,29 @@
     </w:p>
     <w:p>
       <w:pPr>
-        <w:pStyle w:val="Heading3"/>
-      </w:pPr>
-      <w:r>
-        <w:t>Discuss while showing the picture</w:t>
+        <w:spacing w:line="336" w:lineRule="auto" w:after="180"/>
+      </w:pPr>
+      <w:r>
+        <w:rPr>
+          <w:b w:val="0"/>
+        </w:rPr>
+        <w:t>Teacher prompt: Read the labels and values. Explain the relationship the model shows. Ask learners to describe one label or arrow in ordinary words. Use the adjacent transcript if the image is difficult to see.</w:t>
       </w:r>
     </w:p>
     <w:p>
       <w:pPr>
         <w:spacing w:line="336" w:lineRule="auto" w:after="180"/>
-        <w:shd w:fill="F1F6F8"/>
       </w:pPr>
       <w:r>
         <w:rPr>
           <w:b w:val="0"/>
         </w:rPr>
-        <w:t>Teacher prompt: Read the labels and values. Explain the relationship the model shows. Ask learners to describe one label or arrow in ordinary words. Use the adjacent transcript if the image is difficult to see.</w:t>
+        <w:t>Check row/column meanings, units and denominators before discussing a difference. Supplied toy values are not real class or model results.</w:t>
       </w:r>
     </w:p>
     <w:p>
       <w:pPr>
-        <w:spacing w:line="336" w:lineRule="auto" w:after="180"/>
-        <w:shd w:fill="F1F6F8"/>
-      </w:pPr>
-      <w:r>
-        <w:rPr>
-          <w:b w:val="0"/>
-        </w:rPr>
-        <w:t>Check row/column meanings, units and denominators before discussing a difference. Supplied toy values are not real class or model results.</w:t>
-      </w:r>
-    </w:p>
-    <w:p>
-      <w:pPr>
-        <w:pStyle w:val="Heading3"/>
+        <w:pStyle w:val="Heading2"/>
       </w:pPr>
       <w:r>
         <w:t>04. Change one thing. Trace what follows.</w:t>
@@ -5305,7 +6402,7 @@
         <w:drawing>
           <wp:inline xmlns:a="http://schemas.openxmlformats.org/drawingml/2006/main" xmlns:pic="http://schemas.openxmlformats.org/drawingml/2006/picture">
             <wp:extent cx="5486400" cy="3026664"/>
-            <wp:docPr id="6" name="Picture 6" descr="Original case: B adds one correct case here; compare resources and failure types too. Changed condition: Give B the answer key before testing. Expected result: The resulting comparison is invalid as unseen evaluation. Reason: B would receive privileged information that A did not receive."/>
+            <wp:docPr id="7" name="Picture 7" descr="Original case: B adds one correct case here; compare resources and failure types too. Changed condition: Give B the answer key before testing. Expected result: The resulting comparison is invalid as unseen evaluation. Reason: B would receive privileged information that A did not receive."/>
             <wp:cNvGraphicFramePr>
               <a:graphicFrameLocks noChangeAspect="1"/>
             </wp:cNvGraphicFramePr>
@@ -5361,7 +6458,6 @@
     <w:p>
       <w:pPr>
         <w:spacing w:line="336" w:lineRule="auto" w:after="180"/>
-        <w:shd w:fill="F5F1FB"/>
       </w:pPr>
       <w:r>
         <w:rPr>
@@ -5372,39 +6468,29 @@
     </w:p>
     <w:p>
       <w:pPr>
-        <w:pStyle w:val="Heading3"/>
-      </w:pPr>
-      <w:r>
-        <w:t>Discuss while showing the picture</w:t>
+        <w:spacing w:line="336" w:lineRule="auto" w:after="180"/>
+      </w:pPr>
+      <w:r>
+        <w:rPr>
+          <w:b w:val="0"/>
+        </w:rPr>
+        <w:t>Teacher prompt: Predict before checking the worked changed-case result. Name what changed and what the supplied facts allow you to conclude. Ask learners to describe one label or arrow in ordinary words.</w:t>
       </w:r>
     </w:p>
     <w:p>
       <w:pPr>
         <w:spacing w:line="336" w:lineRule="auto" w:after="180"/>
-        <w:shd w:fill="F1F6F8"/>
       </w:pPr>
       <w:r>
         <w:rPr>
           <w:b w:val="0"/>
         </w:rPr>
-        <w:t>Teacher prompt: Predict before checking the worked changed-case result. Name what changed and what the supplied facts allow you to conclude. Ask learners to describe one label or arrow in ordinary words.</w:t>
+        <w:t>Use the adjacent transcript if the image is difficult to see. Changed-case reasoning: B would receive privileged information that A did not receive.</w:t>
       </w:r>
     </w:p>
     <w:p>
       <w:pPr>
-        <w:spacing w:line="336" w:lineRule="auto" w:after="180"/>
-        <w:shd w:fill="F1F6F8"/>
-      </w:pPr>
-      <w:r>
-        <w:rPr>
-          <w:b w:val="0"/>
-        </w:rPr>
-        <w:t>Use the adjacent transcript if the image is difficult to see. Changed-case reasoning: B would receive privileged information that A did not receive.</w:t>
-      </w:r>
-    </w:p>
-    <w:p>
-      <w:pPr>
-        <w:pStyle w:val="Heading3"/>
+        <w:pStyle w:val="Heading2"/>
       </w:pPr>
       <w:r>
         <w:t>05. Connect the explanation to its limit</w:t>
@@ -5415,7 +6501,7 @@
         <w:drawing>
           <wp:inline xmlns:a="http://schemas.openxmlformats.org/drawingml/2006/main" xmlns:pic="http://schemas.openxmlformats.org/drawingml/2006/picture">
             <wp:extent cx="5486400" cy="2834640"/>
-            <wp:docPr id="7" name="Picture 7" descr="A baseline anchors the claim of improvement. Fair comparison keeps information access, cases and scoring aligned while allowing the declared method difference. Limit: Eight cases do not establish a stable advantage or statistical significance."/>
+            <wp:docPr id="8" name="Picture 8" descr="A baseline anchors the claim of improvement. Fair comparison keeps information access, cases and scoring aligned while allowing the declared method difference. Limit: These eight-case aggregate results alone establish neither a stable advantage nor a reported statistical-significance result."/>
             <wp:cNvGraphicFramePr>
               <a:graphicFrameLocks noChangeAspect="1"/>
             </wp:cNvGraphicFramePr>
@@ -5466,7 +6552,7 @@
         <w:rPr>
           <w:b w:val="0"/>
         </w:rPr>
-        <w:t xml:space="preserve"> anchors the claim of improvement. Fair comparison keeps information access, cases and scoring aligned while allowing the declared method difference.</w:t>
+        <w:t xml:space="preserve"> anchors the claim of improvement. Fair comparison keeps information access, cases and scoring aligned while allowing the declared method difference. Limit: These eight-case aggregate results alone establish neither a stable advantage nor a reported statistical-significance result.</w:t>
       </w:r>
     </w:p>
     <w:p>
@@ -5477,56 +6563,23 @@
         <w:rPr>
           <w:b w:val="0"/>
         </w:rPr>
-        <w:t>Limit: Eight cases do not establish a stable advantage or statistical significance.</w:t>
+        <w:t>Explain the case, then point to a limit on the claim.</w:t>
       </w:r>
     </w:p>
     <w:p>
       <w:pPr>
         <w:spacing w:line="336" w:lineRule="auto" w:after="180"/>
-        <w:shd w:fill="F5F1FB"/>
       </w:pPr>
       <w:r>
         <w:rPr>
           <w:b w:val="0"/>
         </w:rPr>
-        <w:t>Explain the case, then point to a limit on the claim.</w:t>
+        <w:t>Teacher prompt: Explain the case, then point to a limit on the claim. Ask learners to describe one label or arrow in ordinary words. Use the adjacent transcript if the image is difficult to see. Keep the stated scope: These eight-case aggregate results alone establish neither a stable advantage nor a reported statistical-significance result.</w:t>
       </w:r>
     </w:p>
     <w:p>
       <w:pPr>
-        <w:pStyle w:val="Heading3"/>
-      </w:pPr>
-      <w:r>
-        <w:t>Discuss while showing the picture</w:t>
-      </w:r>
-    </w:p>
-    <w:p>
-      <w:pPr>
-        <w:spacing w:line="336" w:lineRule="auto" w:after="180"/>
-        <w:shd w:fill="F1F6F8"/>
-      </w:pPr>
-      <w:r>
-        <w:rPr>
-          <w:b w:val="0"/>
-        </w:rPr>
-        <w:t>Teacher prompt: Explain the case, then point to a limit on the claim. Ask learners to describe one label or arrow in ordinary words. Use the adjacent transcript if the image is difficult to see.</w:t>
-      </w:r>
-    </w:p>
-    <w:p>
-      <w:pPr>
-        <w:spacing w:line="336" w:lineRule="auto" w:after="180"/>
-        <w:shd w:fill="F1F6F8"/>
-      </w:pPr>
-      <w:r>
-        <w:rPr>
-          <w:b w:val="0"/>
-        </w:rPr>
-        <w:t>Keep the stated scope: Eight cases do not establish a stable advantage or statistical significance.</w:t>
-      </w:r>
-    </w:p>
-    <w:p>
-      <w:pPr>
-        <w:pStyle w:val="Heading3"/>
+        <w:pStyle w:val="Heading2"/>
       </w:pPr>
       <w:r>
         <w:t>06. Make the idea visible in your project</w:t>
@@ -5537,7 +6590,7 @@
         <w:drawing>
           <wp:inline xmlns:a="http://schemas.openxmlformats.org/drawingml/2006/main" xmlns:pic="http://schemas.openxmlformats.org/drawingml/2006/picture">
             <wp:extent cx="5486400" cy="3681984"/>
-            <wp:docPr id="8" name="Picture 8" descr="For the Reproducible AI Research Study, retain an annotated worked trace and the changed-case reasoning. Connect the claim to its records, units and assumptions so another investigator can challenge or reproduce it. Draw your input, deciding step, result and limit. Supported question: Calculate 6/8 and 7/8 correctness and name the one-case gain. Why is giving B the answer key incompatible with an unseen comparison to the simple baseline?"/>
+            <wp:docPr id="9" name="Picture 9" descr="For the Reproducible AI Research Study, retain an annotated worked trace and the changed-case reasoning. Connect the claim to its records, units and assumptions so another investigator can challenge or reproduce it. Draw your input, deciding step, result and limit. Supported question: Calculate 6/8 and 7/8 correctness and name the one-case gain. Why is giving B the answer key incompatible with an unseen comparison to the simple baseline?"/>
             <wp:cNvGraphicFramePr>
               <a:graphicFrameLocks noChangeAspect="1"/>
             </wp:cNvGraphicFramePr>
@@ -5617,7 +6670,6 @@
     <w:p>
       <w:pPr>
         <w:spacing w:line="336" w:lineRule="auto" w:after="180"/>
-        <w:shd w:fill="F5F1FB"/>
       </w:pPr>
       <w:r>
         <w:rPr>
@@ -5640,58 +6692,126 @@
     </w:p>
     <w:p>
       <w:pPr>
-        <w:pStyle w:val="Heading3"/>
-      </w:pPr>
-      <w:r>
-        <w:t>Discuss while showing the picture</w:t>
+        <w:spacing w:line="336" w:lineRule="auto" w:after="180"/>
+      </w:pPr>
+      <w:r>
+        <w:rPr>
+          <w:b w:val="0"/>
+        </w:rPr>
+        <w:t xml:space="preserve">Teacher prompt: Draw your project trace and justify the deciding step using </w:t>
+      </w:r>
+      <w:r>
+        <w:rPr>
+          <w:b/>
+        </w:rPr>
+        <w:t>evidence</w:t>
+      </w:r>
+      <w:r>
+        <w:rPr>
+          <w:b w:val="0"/>
+        </w:rPr>
+        <w:t>. Ask learners to describe one label or arrow in ordinary words. Use the adjacent transcript if the image is difficult to see.</w:t>
       </w:r>
     </w:p>
     <w:p>
       <w:pPr>
         <w:spacing w:line="336" w:lineRule="auto" w:after="180"/>
-        <w:shd w:fill="F1F6F8"/>
       </w:pPr>
       <w:r>
         <w:rPr>
           <w:b w:val="0"/>
         </w:rPr>
-        <w:t xml:space="preserve">Teacher prompt: Draw your project trace and justify the deciding step using </w:t>
-      </w:r>
-      <w:r>
-        <w:rPr>
-          <w:b/>
-        </w:rPr>
-        <w:t>evidence</w:t>
-      </w:r>
-      <w:r>
-        <w:rPr>
-          <w:b w:val="0"/>
-        </w:rPr>
-        <w:t>. Ask learners to describe one label or arrow in ordinary words. Use the adjacent transcript if the image is difficult to see.</w:t>
+        <w:t>Supported practice key: A uses a simple documented rule rather than an intentionally weak placeholder. A is 75%; B is 87.5% on the same eight cases. B adds one correct case here; compare resources and failure types too.</w:t>
       </w:r>
     </w:p>
     <w:p>
       <w:pPr>
         <w:spacing w:line="336" w:lineRule="auto" w:after="180"/>
-        <w:shd w:fill="F1F6F8"/>
       </w:pPr>
       <w:r>
         <w:rPr>
           <w:b w:val="0"/>
         </w:rPr>
-        <w:t>Supported practice key: A uses a simple documented rule rather than an intentionally weak placeholder. A is 75%; B is 87.5% on the same eight cases. B adds one correct case here; compare resources and failure types too.</w:t>
+        <w:t>Changed case: The resulting comparison is invalid as unseen evaluation. B would receive privileged information that A did not receive.</w:t>
       </w:r>
     </w:p>
     <w:p>
       <w:pPr>
+        <w:pStyle w:val="Heading2"/>
+      </w:pPr>
+      <w:r>
+        <w:t>Earlier wording, alternatives and picture transcripts · reference / check after trying</w:t>
+      </w:r>
+    </w:p>
+    <w:p>
+      <w:pPr>
         <w:spacing w:line="336" w:lineRule="auto" w:after="180"/>
-        <w:shd w:fill="F1F6F8"/>
       </w:pPr>
       <w:r>
         <w:rPr>
           <w:b w:val="0"/>
         </w:rPr>
-        <w:t>Changed case: The resulting comparison is invalid as unseen evaluation. B would receive privileged information that A did not receive.</w:t>
+        <w:t xml:space="preserve">Use one picture at a time. Hide a worked result before asking for a </w:t>
+      </w:r>
+      <w:r>
+        <w:rPr>
+          <w:b/>
+        </w:rPr>
+        <w:t>prediction</w:t>
+      </w:r>
+      <w:r>
+        <w:rPr>
+          <w:b w:val="0"/>
+        </w:rPr>
+        <w:t>, then reveal it for feedback. These are supported teaching cases; retain the separate independent assessment for a fresh first attempt.</w:t>
+      </w:r>
+    </w:p>
+    <w:p>
+      <w:pPr>
+        <w:pStyle w:val="Heading3"/>
+      </w:pPr>
+      <w:r>
+        <w:t>01. Baselines and fair comparisons: the case</w:t>
+      </w:r>
+    </w:p>
+    <w:p>
+      <w:pPr>
+        <w:pStyle w:val="Heading3"/>
+      </w:pPr>
+      <w:r>
+        <w:t>02. Follow the deciding steps</w:t>
+      </w:r>
+    </w:p>
+    <w:p>
+      <w:pPr>
+        <w:pStyle w:val="Heading3"/>
+      </w:pPr>
+      <w:r>
+        <w:t>03. Two versions on eight shared cases</w:t>
+      </w:r>
+    </w:p>
+    <w:p>
+      <w:pPr>
+        <w:pStyle w:val="Heading3"/>
+      </w:pPr>
+      <w:r>
+        <w:t>04. Change one thing. Trace what follows.</w:t>
+      </w:r>
+    </w:p>
+    <w:p>
+      <w:pPr>
+        <w:pStyle w:val="Heading3"/>
+      </w:pPr>
+      <w:r>
+        <w:t>05. Connect the explanation to its limit</w:t>
+      </w:r>
+    </w:p>
+    <w:p>
+      <w:pPr>
+        <w:pStyle w:val="Heading3"/>
+      </w:pPr>
+      <w:r>
+        <w:t>06. Make the idea visible in your project</w:t>
       </w:r>
     </w:p>
     <w:sectPr>
